--- a/WebContent/docx/实体瘤60基因重肿.docx
+++ b/WebContent/docx/实体瘤60基因重肿.docx
@@ -2104,24 +2104,7 @@
                   </w14:solidFill>
                 </w14:textFill>
               </w:rPr>
-              <w:t>,</w:t>
-            </w:r>
-            <w:bookmarkStart w:id="16" w:name="_GoBack"/>
-            <w:bookmarkEnd w:id="16"/>
-            <w:r>
-              <w:rPr>
-                <w:rFonts w:hint="eastAsia" w:asciiTheme="minorEastAsia" w:hAnsiTheme="minorEastAsia" w:eastAsiaTheme="minorEastAsia"/>
-                <w:color w:val="000000" w:themeColor="text1"/>
-                <w:sz w:val="21"/>
-                <w:szCs w:val="21"/>
-                <w:lang w:val="en-US" w:eastAsia="zh-CN"/>
-                <w14:textFill>
-                  <w14:solidFill>
-                    <w14:schemeClr w14:val="tx1"/>
-                  </w14:solidFill>
-                </w14:textFill>
-              </w:rPr>
-              <w:t xml:space="preserve"> </w:t>
+              <w:t xml:space="preserve">, </w:t>
             </w:r>
             <w:r>
               <w:rPr>
@@ -8783,8 +8766,8 @@
           <w:rFonts w:ascii="Times New Roman" w:hAnsi="Times New Roman" w:cs="Times New Roman"/>
         </w:rPr>
       </w:pPr>
-      <w:bookmarkStart w:id="3" w:name="_Toc526855035"/>
-      <w:bookmarkStart w:id="4" w:name="_Toc534637496"/>
+      <w:bookmarkStart w:id="3" w:name="_Toc534637496"/>
+      <w:bookmarkStart w:id="4" w:name="_Toc526855035"/>
       <w:bookmarkStart w:id="5" w:name="_Toc527112383"/>
       <w:r>
         <w:rPr>
@@ -9381,9 +9364,9 @@
           <w:szCs w:val="24"/>
         </w:rPr>
       </w:pPr>
-      <w:bookmarkStart w:id="6" w:name="_Toc30582"/>
-      <w:bookmarkStart w:id="7" w:name="_Toc23606"/>
-      <w:bookmarkStart w:id="8" w:name="_Toc32443_WPSOffice_Level2"/>
+      <w:bookmarkStart w:id="6" w:name="_Toc23606"/>
+      <w:bookmarkStart w:id="7" w:name="_Toc32443_WPSOffice_Level2"/>
+      <w:bookmarkStart w:id="8" w:name="_Toc30582"/>
       <w:bookmarkStart w:id="9" w:name="_Toc4331_WPSOffice_Level2"/>
       <w:r>
         <w:rPr>
@@ -11171,6 +11154,12 @@
             <w:insideH w:val="dotted" w:color="45A3A7" w:sz="4" w:space="0"/>
             <w:insideV w:val="dotted" w:color="45A3A7" w:sz="4" w:space="0"/>
           </w:tblBorders>
+          <w:tblCellMar>
+            <w:top w:w="0" w:type="dxa"/>
+            <w:left w:w="108" w:type="dxa"/>
+            <w:bottom w:w="0" w:type="dxa"/>
+            <w:right w:w="108" w:type="dxa"/>
+          </w:tblCellMar>
         </w:tblPrEx>
         <w:trPr>
           <w:trHeight w:val="417" w:hRule="atLeast"/>
@@ -17115,8 +17104,8 @@
         </w:rPr>
       </w:pPr>
       <w:bookmarkStart w:id="10" w:name="_Toc527112386"/>
-      <w:bookmarkStart w:id="11" w:name="_Toc534637499"/>
-      <w:bookmarkStart w:id="12" w:name="_Toc526855038"/>
+      <w:bookmarkStart w:id="11" w:name="_Toc526855038"/>
+      <w:bookmarkStart w:id="12" w:name="_Toc534637499"/>
       <w:r>
         <w:rPr>
           <w:rFonts w:ascii="Times New Roman" w:hAnsi="Times New Roman" w:eastAsia="微软雅黑" w:cs="Times New Roman"/>
@@ -18469,6 +18458,832 @@
           <w:rFonts w:ascii="Times New Roman" w:hAnsi="Times New Roman" w:eastAsia="微软雅黑" w:cs="Times New Roman"/>
         </w:rPr>
       </w:pPr>
+    </w:p>
+    <w:p>
+      <w:pPr>
+        <w:widowControl/>
+        <w:rPr>
+          <w:rFonts w:ascii="Times New Roman" w:hAnsi="Times New Roman" w:eastAsia="微软雅黑" w:cs="Times New Roman"/>
+        </w:rPr>
+      </w:pPr>
+    </w:p>
+    <w:p>
+      <w:pPr>
+        <w:numPr>
+          <w:ilvl w:val="0"/>
+          <w:numId w:val="0"/>
+        </w:numPr>
+        <w:tabs>
+          <w:tab w:val="left" w:pos="2342"/>
+        </w:tabs>
+        <w:adjustRightInd w:val="0"/>
+        <w:snapToGrid w:val="0"/>
+        <w:rPr>
+          <w:rFonts w:hint="eastAsia"/>
+          <w:b/>
+          <w:bCs w:val="0"/>
+          <w:sz w:val="24"/>
+          <w:szCs w:val="24"/>
+        </w:rPr>
+      </w:pPr>
+      <w:r>
+        <w:rPr>
+          <w:rFonts w:hint="eastAsia" w:ascii="Times New Roman" w:hAnsi="Times New Roman" w:eastAsia="微软雅黑" w:cs="Times New Roman"/>
+          <w:b/>
+          <w:color w:val="1F497D"/>
+          <w:sz w:val="24"/>
+          <w:szCs w:val="24"/>
+          <w:lang w:val="en-US" w:eastAsia="zh-CN"/>
+        </w:rPr>
+        <w:t>{% if associatedBowelCancer %}</w:t>
+      </w:r>
+      <w:r>
+        <w:rPr>
+          <w:rFonts w:hint="eastAsia" w:ascii="Times New Roman" w:hAnsi="Times New Roman" w:eastAsia="微软雅黑" w:cs="Times New Roman"/>
+          <w:b/>
+          <w:color w:val="1F497D"/>
+          <w:sz w:val="28"/>
+          <w:szCs w:val="28"/>
+          <w:lang w:val="en-US" w:eastAsia="zh-CN"/>
+        </w:rPr>
+        <w:t>附录3 化疗药物位点</w:t>
+      </w:r>
+    </w:p>
+    <w:tbl>
+      <w:tblPr>
+        <w:tblStyle w:val="19"/>
+        <w:tblpPr w:leftFromText="180" w:rightFromText="180" w:vertAnchor="text" w:tblpXSpec="center" w:tblpY="1"/>
+        <w:tblOverlap w:val="never"/>
+        <w:tblW w:w="9372" w:type="dxa"/>
+        <w:jc w:val="center"/>
+        <w:tblBorders>
+          <w:top w:val="single" w:color="000000" w:sz="4" w:space="0"/>
+          <w:left w:val="single" w:color="000000" w:sz="4" w:space="0"/>
+          <w:bottom w:val="single" w:color="000000" w:sz="4" w:space="0"/>
+          <w:right w:val="single" w:color="000000" w:sz="4" w:space="0"/>
+          <w:insideH w:val="single" w:color="000000" w:sz="4" w:space="0"/>
+          <w:insideV w:val="single" w:color="000000" w:sz="4" w:space="0"/>
+        </w:tblBorders>
+        <w:tblLayout w:type="fixed"/>
+        <w:tblCellMar>
+          <w:top w:w="0" w:type="dxa"/>
+          <w:left w:w="0" w:type="dxa"/>
+          <w:bottom w:w="0" w:type="dxa"/>
+          <w:right w:w="0" w:type="dxa"/>
+        </w:tblCellMar>
+      </w:tblPr>
+      <w:tblGrid>
+        <w:gridCol w:w="1242"/>
+        <w:gridCol w:w="1369"/>
+        <w:gridCol w:w="1750"/>
+        <w:gridCol w:w="3160"/>
+        <w:gridCol w:w="1851"/>
+      </w:tblGrid>
+      <w:tr>
+        <w:tblPrEx>
+          <w:tblBorders>
+            <w:top w:val="single" w:color="000000" w:sz="4" w:space="0"/>
+            <w:left w:val="single" w:color="000000" w:sz="4" w:space="0"/>
+            <w:bottom w:val="single" w:color="000000" w:sz="4" w:space="0"/>
+            <w:right w:val="single" w:color="000000" w:sz="4" w:space="0"/>
+            <w:insideH w:val="single" w:color="000000" w:sz="4" w:space="0"/>
+            <w:insideV w:val="single" w:color="000000" w:sz="4" w:space="0"/>
+          </w:tblBorders>
+          <w:tblCellMar>
+            <w:top w:w="0" w:type="dxa"/>
+            <w:left w:w="0" w:type="dxa"/>
+            <w:bottom w:w="0" w:type="dxa"/>
+            <w:right w:w="0" w:type="dxa"/>
+          </w:tblCellMar>
+        </w:tblPrEx>
+        <w:trPr>
+          <w:trHeight w:val="23" w:hRule="atLeast"/>
+          <w:jc w:val="center"/>
+        </w:trPr>
+        <w:tc>
+          <w:tcPr>
+            <w:tcW w:w="1242" w:type="dxa"/>
+            <w:shd w:val="clear" w:color="auto" w:fill="366091"/>
+            <w:vAlign w:val="center"/>
+          </w:tcPr>
+          <w:p>
+            <w:pPr>
+              <w:pStyle w:val="41"/>
+              <w:adjustRightInd w:val="0"/>
+              <w:snapToGrid w:val="0"/>
+              <w:jc w:val="center"/>
+              <w:rPr>
+                <w:rFonts w:hint="default" w:ascii="Times New Roman" w:hAnsi="Times New Roman" w:eastAsia="微软雅黑" w:cstheme="minorEastAsia"/>
+                <w:b/>
+                <w:bCs/>
+                <w:color w:val="FFFFFF" w:themeColor="background1"/>
+                <w:kern w:val="2"/>
+                <w:lang w:val="en-US" w:eastAsia="zh-CN"/>
+                <w14:textFill>
+                  <w14:solidFill>
+                    <w14:schemeClr w14:val="bg1"/>
+                  </w14:solidFill>
+                </w14:textFill>
+              </w:rPr>
+            </w:pPr>
+            <w:r>
+              <w:rPr>
+                <w:rFonts w:hint="eastAsia" w:eastAsia="微软雅黑" w:cstheme="minorEastAsia"/>
+                <w:b/>
+                <w:bCs/>
+                <w:color w:val="FFFFFF" w:themeColor="background1"/>
+                <w:kern w:val="2"/>
+                <w:lang w:val="en-US" w:eastAsia="zh-CN"/>
+                <w14:textFill>
+                  <w14:solidFill>
+                    <w14:schemeClr w14:val="bg1"/>
+                  </w14:solidFill>
+                </w14:textFill>
+              </w:rPr>
+              <w:t>检测基因</w:t>
+            </w:r>
+          </w:p>
+        </w:tc>
+        <w:tc>
+          <w:tcPr>
+            <w:tcW w:w="1369" w:type="dxa"/>
+            <w:shd w:val="clear" w:color="auto" w:fill="366091"/>
+            <w:vAlign w:val="center"/>
+          </w:tcPr>
+          <w:p>
+            <w:pPr>
+              <w:pStyle w:val="41"/>
+              <w:adjustRightInd w:val="0"/>
+              <w:snapToGrid w:val="0"/>
+              <w:jc w:val="center"/>
+              <w:rPr>
+                <w:rFonts w:hint="default" w:ascii="Times New Roman" w:hAnsi="Times New Roman" w:eastAsia="微软雅黑" w:cstheme="minorEastAsia"/>
+                <w:b/>
+                <w:bCs/>
+                <w:color w:val="FFFFFF" w:themeColor="background1"/>
+                <w:kern w:val="2"/>
+                <w:lang w:val="en-US" w:eastAsia="zh-CN"/>
+                <w14:textFill>
+                  <w14:solidFill>
+                    <w14:schemeClr w14:val="bg1"/>
+                  </w14:solidFill>
+                </w14:textFill>
+              </w:rPr>
+            </w:pPr>
+            <w:r>
+              <w:rPr>
+                <w:rFonts w:hint="eastAsia" w:eastAsia="微软雅黑" w:cstheme="minorEastAsia"/>
+                <w:b/>
+                <w:bCs/>
+                <w:color w:val="FFFFFF" w:themeColor="background1"/>
+                <w:kern w:val="2"/>
+                <w:lang w:val="en-US" w:eastAsia="zh-CN"/>
+                <w14:textFill>
+                  <w14:solidFill>
+                    <w14:schemeClr w14:val="bg1"/>
+                  </w14:solidFill>
+                </w14:textFill>
+              </w:rPr>
+              <w:t>检测位点</w:t>
+            </w:r>
+          </w:p>
+        </w:tc>
+        <w:tc>
+          <w:tcPr>
+            <w:tcW w:w="1750" w:type="dxa"/>
+            <w:shd w:val="clear" w:color="auto" w:fill="366091"/>
+            <w:vAlign w:val="center"/>
+          </w:tcPr>
+          <w:p>
+            <w:pPr>
+              <w:pStyle w:val="41"/>
+              <w:adjustRightInd w:val="0"/>
+              <w:snapToGrid w:val="0"/>
+              <w:jc w:val="center"/>
+              <w:rPr>
+                <w:rFonts w:hint="default" w:ascii="Times New Roman" w:hAnsi="Times New Roman" w:eastAsia="微软雅黑" w:cstheme="minorEastAsia"/>
+                <w:b/>
+                <w:bCs/>
+                <w:color w:val="FFFFFF" w:themeColor="background1"/>
+                <w:kern w:val="2"/>
+                <w:lang w:val="en-US" w:eastAsia="zh-CN"/>
+                <w14:textFill>
+                  <w14:solidFill>
+                    <w14:schemeClr w14:val="bg1"/>
+                  </w14:solidFill>
+                </w14:textFill>
+              </w:rPr>
+            </w:pPr>
+            <w:r>
+              <w:rPr>
+                <w:rFonts w:hint="eastAsia" w:eastAsia="微软雅黑" w:cstheme="minorEastAsia"/>
+                <w:b/>
+                <w:bCs/>
+                <w:color w:val="FFFFFF" w:themeColor="background1"/>
+                <w:kern w:val="2"/>
+                <w:lang w:val="en-US" w:eastAsia="zh-CN"/>
+                <w14:textFill>
+                  <w14:solidFill>
+                    <w14:schemeClr w14:val="bg1"/>
+                  </w14:solidFill>
+                </w14:textFill>
+              </w:rPr>
+              <w:t>检测结果</w:t>
+            </w:r>
+          </w:p>
+        </w:tc>
+        <w:tc>
+          <w:tcPr>
+            <w:tcW w:w="3160" w:type="dxa"/>
+            <w:shd w:val="clear" w:color="auto" w:fill="366091"/>
+            <w:vAlign w:val="center"/>
+          </w:tcPr>
+          <w:p>
+            <w:pPr>
+              <w:pStyle w:val="41"/>
+              <w:adjustRightInd w:val="0"/>
+              <w:snapToGrid w:val="0"/>
+              <w:jc w:val="center"/>
+              <w:rPr>
+                <w:rFonts w:hint="default" w:ascii="Times New Roman" w:hAnsi="Times New Roman" w:eastAsia="微软雅黑" w:cstheme="minorEastAsia"/>
+                <w:b/>
+                <w:bCs/>
+                <w:color w:val="FFFFFF" w:themeColor="background1"/>
+                <w:kern w:val="2"/>
+                <w:lang w:val="en-US"/>
+                <w14:textFill>
+                  <w14:solidFill>
+                    <w14:schemeClr w14:val="bg1"/>
+                  </w14:solidFill>
+                </w14:textFill>
+              </w:rPr>
+            </w:pPr>
+            <w:r>
+              <w:rPr>
+                <w:rFonts w:hint="eastAsia" w:eastAsia="微软雅黑" w:cstheme="minorEastAsia"/>
+                <w:b/>
+                <w:bCs/>
+                <w:color w:val="FFFFFF" w:themeColor="background1"/>
+                <w:kern w:val="2"/>
+                <w:lang w:val="en-US" w:eastAsia="zh-CN"/>
+                <w14:textFill>
+                  <w14:solidFill>
+                    <w14:schemeClr w14:val="bg1"/>
+                  </w14:solidFill>
+                </w14:textFill>
+              </w:rPr>
+              <w:t>结果判读</w:t>
+            </w:r>
+          </w:p>
+        </w:tc>
+        <w:tc>
+          <w:tcPr>
+            <w:tcW w:w="1851" w:type="dxa"/>
+            <w:shd w:val="clear" w:color="auto" w:fill="366091"/>
+            <w:vAlign w:val="center"/>
+          </w:tcPr>
+          <w:p>
+            <w:pPr>
+              <w:pStyle w:val="41"/>
+              <w:adjustRightInd w:val="0"/>
+              <w:snapToGrid w:val="0"/>
+              <w:jc w:val="center"/>
+              <w:rPr>
+                <w:rFonts w:hint="eastAsia" w:ascii="Times New Roman" w:hAnsi="Times New Roman" w:eastAsia="微软雅黑" w:cstheme="minorEastAsia"/>
+                <w:b/>
+                <w:bCs/>
+                <w:color w:val="FFFFFF" w:themeColor="background1"/>
+                <w:kern w:val="2"/>
+                <w:lang w:eastAsia="zh-CN"/>
+                <w14:textFill>
+                  <w14:solidFill>
+                    <w14:schemeClr w14:val="bg1"/>
+                  </w14:solidFill>
+                </w14:textFill>
+              </w:rPr>
+            </w:pPr>
+            <w:r>
+              <w:rPr>
+                <w:rFonts w:hint="eastAsia" w:eastAsia="微软雅黑" w:cstheme="minorEastAsia"/>
+                <w:b/>
+                <w:bCs/>
+                <w:color w:val="FFFFFF" w:themeColor="background1"/>
+                <w:kern w:val="2"/>
+                <w:lang w:val="en-US" w:eastAsia="zh-CN"/>
+                <w14:textFill>
+                  <w14:solidFill>
+                    <w14:schemeClr w14:val="bg1"/>
+                  </w14:solidFill>
+                </w14:textFill>
+              </w:rPr>
+              <w:t>等级</w:t>
+            </w:r>
+          </w:p>
+        </w:tc>
+      </w:tr>
+      <w:tr>
+        <w:tblPrEx>
+          <w:tblBorders>
+            <w:top w:val="single" w:color="000000" w:sz="4" w:space="0"/>
+            <w:left w:val="single" w:color="000000" w:sz="4" w:space="0"/>
+            <w:bottom w:val="single" w:color="000000" w:sz="4" w:space="0"/>
+            <w:right w:val="single" w:color="000000" w:sz="4" w:space="0"/>
+            <w:insideH w:val="single" w:color="000000" w:sz="4" w:space="0"/>
+            <w:insideV w:val="single" w:color="000000" w:sz="4" w:space="0"/>
+          </w:tblBorders>
+          <w:tblCellMar>
+            <w:top w:w="0" w:type="dxa"/>
+            <w:left w:w="0" w:type="dxa"/>
+            <w:bottom w:w="0" w:type="dxa"/>
+            <w:right w:w="0" w:type="dxa"/>
+          </w:tblCellMar>
+        </w:tblPrEx>
+        <w:trPr>
+          <w:trHeight w:val="23" w:hRule="atLeast"/>
+          <w:jc w:val="center"/>
+        </w:trPr>
+        <w:tc>
+          <w:tcPr>
+            <w:tcW w:w="9372" w:type="dxa"/>
+            <w:gridSpan w:val="5"/>
+            <w:tcBorders>
+              <w:tl2br w:val="nil"/>
+              <w:tr2bl w:val="nil"/>
+            </w:tcBorders>
+            <w:shd w:val="clear" w:color="auto" w:fill="auto"/>
+            <w:vAlign w:val="center"/>
+          </w:tcPr>
+          <w:p>
+            <w:pPr>
+              <w:tabs>
+                <w:tab w:val="left" w:pos="2342"/>
+              </w:tabs>
+              <w:adjustRightInd w:val="0"/>
+              <w:snapToGrid w:val="0"/>
+              <w:spacing w:after="0"/>
+              <w:jc w:val="center"/>
+              <w:rPr>
+                <w:rFonts w:ascii="Times New Roman" w:hAnsi="Times New Roman" w:eastAsia="微软雅黑" w:cs="宋体"/>
+                <w:sz w:val="18"/>
+              </w:rPr>
+            </w:pPr>
+            <w:r>
+              <w:rPr>
+                <w:rFonts w:eastAsia="微软雅黑"/>
+                <w:sz w:val="18"/>
+                <w:szCs w:val="18"/>
+              </w:rPr>
+              <w:t>{%tr for irinotecan in irinotecanDrugAnnotationStr%}</w:t>
+            </w:r>
+          </w:p>
+        </w:tc>
+      </w:tr>
+      <w:tr>
+        <w:tblPrEx>
+          <w:tblBorders>
+            <w:top w:val="single" w:color="000000" w:sz="4" w:space="0"/>
+            <w:left w:val="single" w:color="000000" w:sz="4" w:space="0"/>
+            <w:bottom w:val="single" w:color="000000" w:sz="4" w:space="0"/>
+            <w:right w:val="single" w:color="000000" w:sz="4" w:space="0"/>
+            <w:insideH w:val="single" w:color="000000" w:sz="4" w:space="0"/>
+            <w:insideV w:val="single" w:color="000000" w:sz="4" w:space="0"/>
+          </w:tblBorders>
+          <w:tblCellMar>
+            <w:top w:w="0" w:type="dxa"/>
+            <w:left w:w="0" w:type="dxa"/>
+            <w:bottom w:w="0" w:type="dxa"/>
+            <w:right w:w="0" w:type="dxa"/>
+          </w:tblCellMar>
+        </w:tblPrEx>
+        <w:trPr>
+          <w:trHeight w:val="23" w:hRule="atLeast"/>
+          <w:jc w:val="center"/>
+        </w:trPr>
+        <w:tc>
+          <w:tcPr>
+            <w:tcW w:w="1242" w:type="dxa"/>
+            <w:tcBorders>
+              <w:tl2br w:val="nil"/>
+              <w:tr2bl w:val="nil"/>
+            </w:tcBorders>
+            <w:shd w:val="clear" w:color="auto" w:fill="auto"/>
+            <w:vAlign w:val="center"/>
+          </w:tcPr>
+          <w:p>
+            <w:pPr>
+              <w:tabs>
+                <w:tab w:val="left" w:pos="2342"/>
+              </w:tabs>
+              <w:autoSpaceDE w:val="0"/>
+              <w:autoSpaceDN w:val="0"/>
+              <w:adjustRightInd w:val="0"/>
+              <w:spacing w:before="100" w:beforeAutospacing="1" w:after="0" w:line="257" w:lineRule="auto"/>
+              <w:jc w:val="center"/>
+              <w:rPr>
+                <w:rFonts w:ascii="Times New Roman" w:hAnsi="Times New Roman" w:eastAsia="微软雅黑" w:cs="宋体"/>
+                <w:sz w:val="18"/>
+              </w:rPr>
+            </w:pPr>
+            <w:r>
+              <w:rPr>
+                <w:rFonts w:eastAsia="微软雅黑"/>
+                <w:sz w:val="18"/>
+                <w:szCs w:val="18"/>
+              </w:rPr>
+              <w:t>{{ irinotecan.content</w:t>
+            </w:r>
+            <w:r>
+              <w:rPr>
+                <w:rFonts w:hint="eastAsia" w:eastAsia="微软雅黑"/>
+                <w:sz w:val="18"/>
+                <w:szCs w:val="18"/>
+                <w:lang w:val="en-US" w:eastAsia="zh-CN"/>
+              </w:rPr>
+              <w:t>2</w:t>
+            </w:r>
+            <w:r>
+              <w:rPr>
+                <w:rFonts w:eastAsia="微软雅黑"/>
+                <w:sz w:val="18"/>
+                <w:szCs w:val="18"/>
+              </w:rPr>
+              <w:t xml:space="preserve"> }}</w:t>
+            </w:r>
+          </w:p>
+        </w:tc>
+        <w:tc>
+          <w:tcPr>
+            <w:tcW w:w="1369" w:type="dxa"/>
+            <w:tcBorders>
+              <w:tl2br w:val="nil"/>
+              <w:tr2bl w:val="nil"/>
+            </w:tcBorders>
+            <w:shd w:val="clear" w:color="auto" w:fill="auto"/>
+            <w:vAlign w:val="center"/>
+          </w:tcPr>
+          <w:p>
+            <w:pPr>
+              <w:tabs>
+                <w:tab w:val="left" w:pos="2342"/>
+              </w:tabs>
+              <w:autoSpaceDE w:val="0"/>
+              <w:autoSpaceDN w:val="0"/>
+              <w:adjustRightInd w:val="0"/>
+              <w:spacing w:before="100" w:beforeAutospacing="1" w:after="0" w:line="257" w:lineRule="auto"/>
+              <w:jc w:val="center"/>
+              <w:rPr>
+                <w:rFonts w:ascii="Times New Roman" w:hAnsi="Times New Roman" w:eastAsia="微软雅黑" w:cs="宋体"/>
+                <w:sz w:val="18"/>
+              </w:rPr>
+            </w:pPr>
+            <w:r>
+              <w:rPr>
+                <w:rFonts w:eastAsia="微软雅黑"/>
+                <w:sz w:val="18"/>
+                <w:szCs w:val="18"/>
+              </w:rPr>
+              <w:t>{{ irinotecan.content</w:t>
+            </w:r>
+            <w:r>
+              <w:rPr>
+                <w:rFonts w:hint="eastAsia" w:eastAsia="微软雅黑"/>
+                <w:sz w:val="18"/>
+                <w:szCs w:val="18"/>
+                <w:lang w:val="en-US" w:eastAsia="zh-CN"/>
+              </w:rPr>
+              <w:t>3</w:t>
+            </w:r>
+            <w:r>
+              <w:rPr>
+                <w:rFonts w:eastAsia="微软雅黑"/>
+                <w:sz w:val="18"/>
+                <w:szCs w:val="18"/>
+              </w:rPr>
+              <w:t xml:space="preserve"> }}</w:t>
+            </w:r>
+          </w:p>
+        </w:tc>
+        <w:tc>
+          <w:tcPr>
+            <w:tcW w:w="1750" w:type="dxa"/>
+            <w:tcBorders>
+              <w:tl2br w:val="nil"/>
+              <w:tr2bl w:val="nil"/>
+            </w:tcBorders>
+            <w:shd w:val="clear" w:color="auto" w:fill="auto"/>
+            <w:vAlign w:val="center"/>
+          </w:tcPr>
+          <w:p>
+            <w:pPr>
+              <w:tabs>
+                <w:tab w:val="left" w:pos="2342"/>
+              </w:tabs>
+              <w:autoSpaceDE w:val="0"/>
+              <w:autoSpaceDN w:val="0"/>
+              <w:adjustRightInd w:val="0"/>
+              <w:spacing w:before="100" w:beforeAutospacing="1" w:after="0" w:line="257" w:lineRule="auto"/>
+              <w:jc w:val="center"/>
+              <w:rPr>
+                <w:rFonts w:ascii="Times New Roman" w:hAnsi="Times New Roman" w:eastAsia="微软雅黑" w:cs="宋体"/>
+                <w:sz w:val="18"/>
+              </w:rPr>
+            </w:pPr>
+            <w:r>
+              <w:rPr>
+                <w:rFonts w:eastAsia="微软雅黑"/>
+                <w:sz w:val="18"/>
+                <w:szCs w:val="18"/>
+              </w:rPr>
+              <w:t>{{ irinotecan.content</w:t>
+            </w:r>
+            <w:r>
+              <w:rPr>
+                <w:rFonts w:hint="eastAsia" w:eastAsia="微软雅黑"/>
+                <w:sz w:val="18"/>
+                <w:szCs w:val="18"/>
+                <w:lang w:val="en-US" w:eastAsia="zh-CN"/>
+              </w:rPr>
+              <w:t>4</w:t>
+            </w:r>
+            <w:r>
+              <w:rPr>
+                <w:rFonts w:eastAsia="微软雅黑"/>
+                <w:sz w:val="18"/>
+                <w:szCs w:val="18"/>
+              </w:rPr>
+              <w:t xml:space="preserve"> }}</w:t>
+            </w:r>
+          </w:p>
+        </w:tc>
+        <w:tc>
+          <w:tcPr>
+            <w:tcW w:w="3160" w:type="dxa"/>
+            <w:tcBorders>
+              <w:tl2br w:val="nil"/>
+              <w:tr2bl w:val="nil"/>
+            </w:tcBorders>
+            <w:shd w:val="clear" w:color="auto" w:fill="auto"/>
+            <w:vAlign w:val="center"/>
+          </w:tcPr>
+          <w:p>
+            <w:pPr>
+              <w:tabs>
+                <w:tab w:val="left" w:pos="2342"/>
+              </w:tabs>
+              <w:autoSpaceDE w:val="0"/>
+              <w:autoSpaceDN w:val="0"/>
+              <w:adjustRightInd w:val="0"/>
+              <w:spacing w:before="100" w:beforeAutospacing="1" w:after="0" w:line="257" w:lineRule="auto"/>
+              <w:jc w:val="center"/>
+              <w:rPr>
+                <w:rFonts w:ascii="Times New Roman" w:hAnsi="Times New Roman" w:eastAsia="微软雅黑" w:cs="宋体"/>
+                <w:sz w:val="18"/>
+              </w:rPr>
+            </w:pPr>
+            <w:r>
+              <w:rPr>
+                <w:rFonts w:eastAsia="微软雅黑"/>
+                <w:sz w:val="18"/>
+                <w:szCs w:val="18"/>
+              </w:rPr>
+              <w:t>{{ irinotecan.content</w:t>
+            </w:r>
+            <w:r>
+              <w:rPr>
+                <w:rFonts w:hint="eastAsia" w:eastAsia="微软雅黑"/>
+                <w:sz w:val="18"/>
+                <w:szCs w:val="18"/>
+                <w:lang w:val="en-US" w:eastAsia="zh-CN"/>
+              </w:rPr>
+              <w:t>5</w:t>
+            </w:r>
+            <w:r>
+              <w:rPr>
+                <w:rFonts w:eastAsia="微软雅黑"/>
+                <w:sz w:val="18"/>
+                <w:szCs w:val="18"/>
+              </w:rPr>
+              <w:t xml:space="preserve"> }}</w:t>
+            </w:r>
+          </w:p>
+        </w:tc>
+        <w:tc>
+          <w:tcPr>
+            <w:tcW w:w="1851" w:type="dxa"/>
+            <w:tcBorders>
+              <w:tl2br w:val="nil"/>
+              <w:tr2bl w:val="nil"/>
+            </w:tcBorders>
+            <w:shd w:val="clear" w:color="auto" w:fill="auto"/>
+            <w:vAlign w:val="center"/>
+          </w:tcPr>
+          <w:p>
+            <w:pPr>
+              <w:tabs>
+                <w:tab w:val="left" w:pos="2342"/>
+              </w:tabs>
+              <w:autoSpaceDE w:val="0"/>
+              <w:autoSpaceDN w:val="0"/>
+              <w:adjustRightInd w:val="0"/>
+              <w:spacing w:before="100" w:beforeAutospacing="1" w:after="0" w:line="257" w:lineRule="auto"/>
+              <w:jc w:val="center"/>
+              <w:rPr>
+                <w:rFonts w:ascii="Times New Roman" w:hAnsi="Times New Roman" w:eastAsia="微软雅黑" w:cs="宋体"/>
+                <w:sz w:val="18"/>
+              </w:rPr>
+            </w:pPr>
+            <w:r>
+              <w:rPr>
+                <w:rFonts w:eastAsia="微软雅黑"/>
+                <w:sz w:val="18"/>
+                <w:szCs w:val="18"/>
+              </w:rPr>
+              <w:t>{{ irinotecan.content</w:t>
+            </w:r>
+            <w:r>
+              <w:rPr>
+                <w:rFonts w:hint="eastAsia" w:eastAsia="微软雅黑"/>
+                <w:sz w:val="18"/>
+                <w:szCs w:val="18"/>
+                <w:lang w:val="en-US" w:eastAsia="zh-CN"/>
+              </w:rPr>
+              <w:t>6</w:t>
+            </w:r>
+            <w:r>
+              <w:rPr>
+                <w:rFonts w:eastAsia="微软雅黑"/>
+                <w:sz w:val="18"/>
+                <w:szCs w:val="18"/>
+              </w:rPr>
+              <w:t xml:space="preserve"> }}</w:t>
+            </w:r>
+          </w:p>
+        </w:tc>
+      </w:tr>
+      <w:tr>
+        <w:tblPrEx>
+          <w:tblBorders>
+            <w:top w:val="single" w:color="000000" w:sz="4" w:space="0"/>
+            <w:left w:val="single" w:color="000000" w:sz="4" w:space="0"/>
+            <w:bottom w:val="single" w:color="000000" w:sz="4" w:space="0"/>
+            <w:right w:val="single" w:color="000000" w:sz="4" w:space="0"/>
+            <w:insideH w:val="single" w:color="000000" w:sz="4" w:space="0"/>
+            <w:insideV w:val="single" w:color="000000" w:sz="4" w:space="0"/>
+          </w:tblBorders>
+          <w:tblCellMar>
+            <w:top w:w="0" w:type="dxa"/>
+            <w:left w:w="0" w:type="dxa"/>
+            <w:bottom w:w="0" w:type="dxa"/>
+            <w:right w:w="0" w:type="dxa"/>
+          </w:tblCellMar>
+        </w:tblPrEx>
+        <w:trPr>
+          <w:trHeight w:val="23" w:hRule="atLeast"/>
+          <w:jc w:val="center"/>
+        </w:trPr>
+        <w:tc>
+          <w:tcPr>
+            <w:tcW w:w="9372" w:type="dxa"/>
+            <w:gridSpan w:val="5"/>
+            <w:tcBorders>
+              <w:tl2br w:val="nil"/>
+              <w:tr2bl w:val="nil"/>
+            </w:tcBorders>
+            <w:shd w:val="clear" w:color="auto" w:fill="auto"/>
+            <w:vAlign w:val="center"/>
+          </w:tcPr>
+          <w:p>
+            <w:pPr>
+              <w:tabs>
+                <w:tab w:val="left" w:pos="2342"/>
+              </w:tabs>
+              <w:adjustRightInd w:val="0"/>
+              <w:snapToGrid w:val="0"/>
+              <w:spacing w:after="0"/>
+              <w:jc w:val="center"/>
+              <w:rPr>
+                <w:rFonts w:ascii="Times New Roman" w:hAnsi="Times New Roman" w:eastAsia="微软雅黑" w:cs="宋体"/>
+                <w:sz w:val="18"/>
+              </w:rPr>
+            </w:pPr>
+            <w:r>
+              <w:rPr>
+                <w:rFonts w:eastAsia="微软雅黑"/>
+                <w:sz w:val="18"/>
+                <w:szCs w:val="18"/>
+              </w:rPr>
+              <w:t>{%tr endfor %}</w:t>
+            </w:r>
+          </w:p>
+        </w:tc>
+      </w:tr>
+    </w:tbl>
+    <w:p>
+      <w:pPr>
+        <w:pStyle w:val="41"/>
+        <w:numPr>
+          <w:ilvl w:val="0"/>
+          <w:numId w:val="0"/>
+        </w:numPr>
+        <w:adjustRightInd w:val="0"/>
+        <w:snapToGrid w:val="0"/>
+        <w:ind w:leftChars="0"/>
+        <w:rPr>
+          <w:rFonts w:hint="default" w:ascii="Times New Roman" w:hAnsi="Times New Roman" w:eastAsia="宋体" w:cs="Times New Roman"/>
+          <w:sz w:val="18"/>
+          <w:szCs w:val="18"/>
+        </w:rPr>
+      </w:pPr>
+      <w:r>
+        <w:rPr>
+          <w:rFonts w:hint="eastAsia" w:cs="Times New Roman"/>
+          <w:sz w:val="18"/>
+          <w:szCs w:val="18"/>
+          <w:lang w:val="en-US" w:eastAsia="zh-CN"/>
+        </w:rPr>
+        <w:t>注：</w:t>
+      </w:r>
+      <w:r>
+        <w:rPr>
+          <w:rFonts w:hint="default" w:ascii="Times New Roman" w:hAnsi="Times New Roman" w:eastAsia="宋体" w:cs="Times New Roman"/>
+          <w:sz w:val="18"/>
+          <w:szCs w:val="18"/>
+        </w:rPr>
+        <w:t>本检测仅包括肿瘤组织，未包括对照样本</w:t>
+      </w:r>
+      <w:r>
+        <w:rPr>
+          <w:rFonts w:hint="eastAsia" w:cs="Times New Roman"/>
+          <w:sz w:val="18"/>
+          <w:szCs w:val="18"/>
+          <w:lang w:eastAsia="zh-CN"/>
+        </w:rPr>
+        <w:t>。</w:t>
+      </w:r>
+      <w:r>
+        <w:rPr>
+          <w:rFonts w:hint="default" w:ascii="Times New Roman" w:hAnsi="Times New Roman" w:eastAsia="宋体" w:cs="Times New Roman"/>
+          <w:sz w:val="18"/>
+          <w:szCs w:val="18"/>
+        </w:rPr>
+        <w:t>基于数据库和变异丰度的算法综合预测，不能完全排除</w:t>
+      </w:r>
+      <w:r>
+        <w:rPr>
+          <w:rFonts w:hint="eastAsia" w:cs="Times New Roman"/>
+          <w:sz w:val="18"/>
+          <w:szCs w:val="18"/>
+          <w:lang w:val="en-US" w:eastAsia="zh-CN"/>
+        </w:rPr>
+        <w:t>体系</w:t>
+      </w:r>
+      <w:r>
+        <w:rPr>
+          <w:rFonts w:hint="default" w:ascii="Times New Roman" w:hAnsi="Times New Roman" w:eastAsia="宋体" w:cs="Times New Roman"/>
+          <w:sz w:val="18"/>
+          <w:szCs w:val="18"/>
+        </w:rPr>
+        <w:t>突变来源的可能性。</w:t>
+      </w:r>
+    </w:p>
+    <w:p>
+      <w:pPr>
+        <w:tabs>
+          <w:tab w:val="right" w:pos="9690"/>
+        </w:tabs>
+        <w:adjustRightInd w:val="0"/>
+        <w:snapToGrid w:val="0"/>
+        <w:spacing w:after="0" w:line="240" w:lineRule="auto"/>
+        <w:rPr>
+          <w:rFonts w:ascii="Times New Roman" w:hAnsi="Times New Roman" w:eastAsia="微软雅黑" w:cs="Times New Roman"/>
+        </w:rPr>
+      </w:pPr>
+      <w:r>
+        <w:rPr>
+          <w:rFonts w:hint="eastAsia" w:ascii="Times New Roman" w:hAnsi="Times New Roman" w:eastAsia="微软雅黑" w:cs="Times New Roman"/>
+          <w:b/>
+          <w:color w:val="1F497D"/>
+          <w:sz w:val="28"/>
+          <w:szCs w:val="28"/>
+          <w:lang w:val="en-US" w:eastAsia="zh-CN"/>
+        </w:rPr>
+        <w:t>{% endif %}</w:t>
+      </w:r>
+      <w:bookmarkStart w:id="16" w:name="_GoBack"/>
+      <w:bookmarkEnd w:id="16"/>
+    </w:p>
+    <w:p>
+      <w:pPr>
+        <w:tabs>
+          <w:tab w:val="right" w:pos="9690"/>
+        </w:tabs>
+        <w:adjustRightInd w:val="0"/>
+        <w:snapToGrid w:val="0"/>
+        <w:spacing w:after="0" w:line="240" w:lineRule="auto"/>
+        <w:rPr>
+          <w:rFonts w:ascii="Times New Roman" w:hAnsi="Times New Roman" w:eastAsia="微软雅黑" w:cs="Times New Roman"/>
+        </w:rPr>
+      </w:pPr>
       <w:r>
         <w:rPr>
           <w:rFonts w:ascii="Times New Roman" w:hAnsi="Times New Roman" w:eastAsia="微软雅黑" w:cs="Times New Roman"/>
@@ -18485,7 +19300,7 @@
         <w:widowControl/>
         <w:spacing w:before="360" w:beforeLines="150" w:line="260" w:lineRule="auto"/>
         <w:rPr>
-          <w:rFonts w:hint="eastAsia" w:ascii="Times New Roman" w:hAnsi="Times New Roman" w:eastAsia="微软雅黑" w:cs="Times New Roman"/>
+          <w:rFonts w:hint="default" w:ascii="Times New Roman" w:hAnsi="Times New Roman" w:eastAsia="微软雅黑" w:cs="Times New Roman"/>
           <w:b/>
           <w:color w:val="1F497D"/>
           <w:sz w:val="28"/>
@@ -18498,11 +19313,22 @@
           <w:rFonts w:hint="eastAsia" w:ascii="Times New Roman" w:hAnsi="Times New Roman" w:eastAsia="微软雅黑" w:cs="Times New Roman"/>
           <w:b/>
           <w:color w:val="1F497D"/>
+          <w:sz w:val="24"/>
+          <w:szCs w:val="24"/>
+          <w:lang w:val="en-US" w:eastAsia="zh-CN"/>
+        </w:rPr>
+        <w:t>{% if associatedBowelCancer %}</w:t>
+      </w:r>
+      <w:r>
+        <w:rPr>
+          <w:rFonts w:hint="eastAsia" w:ascii="Times New Roman" w:hAnsi="Times New Roman" w:eastAsia="微软雅黑" w:cs="Times New Roman"/>
+          <w:b/>
+          <w:color w:val="1F497D"/>
           <w:sz w:val="28"/>
           <w:szCs w:val="28"/>
           <w:lang w:val="en-US" w:eastAsia="zh-CN"/>
         </w:rPr>
-        <w:t>附录3 试剂盒部分检测位点列表</w:t>
+        <w:t>附录4{% else %}附录3{% endif %}试剂盒部分检测位点列表</w:t>
       </w:r>
     </w:p>
     <w:tbl>
@@ -18544,7 +19370,6 @@
             <w:insideH w:val="none" w:color="auto" w:sz="0" w:space="0"/>
             <w:insideV w:val="none" w:color="auto" w:sz="0" w:space="0"/>
           </w:tblBorders>
-          <w:shd w:val="clear" w:color="auto" w:fill="auto"/>
           <w:tblCellMar>
             <w:top w:w="0" w:type="dxa"/>
             <w:left w:w="108" w:type="dxa"/>
@@ -20506,6 +21331,7 @@
             <w:insideH w:val="none" w:color="auto" w:sz="0" w:space="0"/>
             <w:insideV w:val="none" w:color="auto" w:sz="0" w:space="0"/>
           </w:tblBorders>
+          <w:shd w:val="clear" w:color="auto" w:fill="auto"/>
           <w:tblCellMar>
             <w:top w:w="0" w:type="dxa"/>
             <w:left w:w="108" w:type="dxa"/>
@@ -20748,6 +21574,263 @@
                 <w:lang w:val="en-US" w:eastAsia="zh-CN" w:bidi="ar"/>
               </w:rPr>
               <w:t xml:space="preserve">6255 </w:t>
+            </w:r>
+          </w:p>
+        </w:tc>
+      </w:tr>
+      <w:tr>
+        <w:tblPrEx>
+          <w:tblBorders>
+            <w:top w:val="none" w:color="auto" w:sz="0" w:space="0"/>
+            <w:left w:val="none" w:color="auto" w:sz="0" w:space="0"/>
+            <w:bottom w:val="none" w:color="auto" w:sz="0" w:space="0"/>
+            <w:right w:val="none" w:color="auto" w:sz="0" w:space="0"/>
+            <w:insideH w:val="none" w:color="auto" w:sz="0" w:space="0"/>
+            <w:insideV w:val="none" w:color="auto" w:sz="0" w:space="0"/>
+          </w:tblBorders>
+          <w:shd w:val="clear" w:color="auto" w:fill="auto"/>
+          <w:tblCellMar>
+            <w:top w:w="0" w:type="dxa"/>
+            <w:left w:w="108" w:type="dxa"/>
+            <w:bottom w:w="0" w:type="dxa"/>
+            <w:right w:w="108" w:type="dxa"/>
+          </w:tblCellMar>
+        </w:tblPrEx>
+        <w:trPr>
+          <w:trHeight w:val="300" w:hRule="atLeast"/>
+        </w:trPr>
+        <w:tc>
+          <w:tcPr>
+            <w:tcW w:w="699" w:type="pct"/>
+            <w:vMerge w:val="continue"/>
+            <w:tcBorders>
+              <w:top w:val="single" w:color="FFFFFF" w:sz="8" w:space="0"/>
+              <w:left w:val="single" w:color="FFFFFF" w:sz="8" w:space="0"/>
+              <w:bottom w:val="single" w:color="FFFFFF" w:sz="8" w:space="0"/>
+              <w:right w:val="single" w:color="FFFFFF" w:sz="8" w:space="0"/>
+            </w:tcBorders>
+            <w:shd w:val="clear" w:color="auto" w:fill="1F3864"/>
+            <w:vAlign w:val="center"/>
+          </w:tcPr>
+          <w:p>
+            <w:pPr>
+              <w:jc w:val="left"/>
+              <w:rPr>
+                <w:rFonts w:hint="default" w:ascii="Times New Roman" w:hAnsi="Times New Roman" w:eastAsia="宋体" w:cs="Times New Roman"/>
+                <w:b/>
+                <w:bCs w:val="0"/>
+                <w:i w:val="0"/>
+                <w:iCs w:val="0"/>
+                <w:color w:val="FFFFFF" w:themeColor="background1"/>
+                <w:sz w:val="18"/>
+                <w:szCs w:val="18"/>
+                <w:u w:val="none"/>
+                <w14:textFill>
+                  <w14:solidFill>
+                    <w14:schemeClr w14:val="bg1"/>
+                  </w14:solidFill>
+                </w14:textFill>
+              </w:rPr>
+            </w:pPr>
+          </w:p>
+        </w:tc>
+        <w:tc>
+          <w:tcPr>
+            <w:tcW w:w="435" w:type="pct"/>
+            <w:tcBorders>
+              <w:top w:val="single" w:color="000000" w:sz="4" w:space="0"/>
+              <w:left w:val="single" w:color="FFFFFF" w:sz="8" w:space="0"/>
+              <w:bottom w:val="single" w:color="000000" w:sz="4" w:space="0"/>
+              <w:right w:val="single" w:color="000000" w:sz="4" w:space="0"/>
+            </w:tcBorders>
+            <w:shd w:val="clear" w:color="auto" w:fill="FFFFFF"/>
+            <w:vAlign w:val="center"/>
+          </w:tcPr>
+          <w:p>
+            <w:pPr>
+              <w:keepNext w:val="0"/>
+              <w:keepLines w:val="0"/>
+              <w:widowControl/>
+              <w:suppressLineNumbers w:val="0"/>
+              <w:jc w:val="left"/>
+              <w:textAlignment w:val="center"/>
+              <w:rPr>
+                <w:rFonts w:hint="default" w:ascii="Times New Roman" w:hAnsi="Times New Roman" w:eastAsia="宋体" w:cs="Times New Roman"/>
+                <w:b w:val="0"/>
+                <w:bCs/>
+                <w:i w:val="0"/>
+                <w:iCs w:val="0"/>
+                <w:color w:val="000000"/>
+                <w:sz w:val="18"/>
+                <w:szCs w:val="18"/>
+                <w:u w:val="none"/>
+              </w:rPr>
+            </w:pPr>
+            <w:r>
+              <w:rPr>
+                <w:rFonts w:hint="default" w:ascii="Times New Roman" w:hAnsi="Times New Roman" w:eastAsia="宋体" w:cs="Times New Roman"/>
+                <w:b w:val="0"/>
+                <w:bCs/>
+                <w:i w:val="0"/>
+                <w:iCs w:val="0"/>
+                <w:color w:val="000000"/>
+                <w:kern w:val="0"/>
+                <w:sz w:val="18"/>
+                <w:szCs w:val="18"/>
+                <w:u w:val="none"/>
+                <w:lang w:val="en-US" w:eastAsia="zh-CN" w:bidi="ar"/>
+              </w:rPr>
+              <w:t xml:space="preserve">19 </w:t>
+            </w:r>
+          </w:p>
+        </w:tc>
+        <w:tc>
+          <w:tcPr>
+            <w:tcW w:w="1643" w:type="pct"/>
+            <w:tcBorders>
+              <w:top w:val="single" w:color="000000" w:sz="4" w:space="0"/>
+              <w:left w:val="single" w:color="000000" w:sz="4" w:space="0"/>
+              <w:bottom w:val="single" w:color="000000" w:sz="4" w:space="0"/>
+              <w:right w:val="single" w:color="000000" w:sz="4" w:space="0"/>
+            </w:tcBorders>
+            <w:shd w:val="clear" w:color="auto" w:fill="FFFFFF"/>
+            <w:vAlign w:val="center"/>
+          </w:tcPr>
+          <w:p>
+            <w:pPr>
+              <w:keepNext w:val="0"/>
+              <w:keepLines w:val="0"/>
+              <w:widowControl/>
+              <w:suppressLineNumbers w:val="0"/>
+              <w:jc w:val="left"/>
+              <w:textAlignment w:val="center"/>
+              <w:rPr>
+                <w:rFonts w:hint="default" w:ascii="Times New Roman" w:hAnsi="Times New Roman" w:eastAsia="宋体" w:cs="Times New Roman"/>
+                <w:b w:val="0"/>
+                <w:bCs/>
+                <w:i w:val="0"/>
+                <w:iCs w:val="0"/>
+                <w:color w:val="000000"/>
+                <w:sz w:val="18"/>
+                <w:szCs w:val="18"/>
+                <w:u w:val="none"/>
+              </w:rPr>
+            </w:pPr>
+            <w:r>
+              <w:rPr>
+                <w:rFonts w:hint="default" w:ascii="Times New Roman" w:hAnsi="Times New Roman" w:eastAsia="宋体" w:cs="Times New Roman"/>
+                <w:b w:val="0"/>
+                <w:bCs/>
+                <w:i w:val="0"/>
+                <w:iCs w:val="0"/>
+                <w:color w:val="000000"/>
+                <w:kern w:val="0"/>
+                <w:sz w:val="18"/>
+                <w:szCs w:val="18"/>
+                <w:u w:val="none"/>
+                <w:lang w:val="en-US" w:eastAsia="zh-CN" w:bidi="ar"/>
+              </w:rPr>
+              <w:t>c.2239_2247delTTAAGAGAA</w:t>
+            </w:r>
+          </w:p>
+        </w:tc>
+        <w:tc>
+          <w:tcPr>
+            <w:tcW w:w="1591" w:type="pct"/>
+            <w:tcBorders>
+              <w:top w:val="single" w:color="000000" w:sz="4" w:space="0"/>
+              <w:left w:val="single" w:color="000000" w:sz="4" w:space="0"/>
+              <w:bottom w:val="single" w:color="000000" w:sz="4" w:space="0"/>
+              <w:right w:val="single" w:color="000000" w:sz="4" w:space="0"/>
+            </w:tcBorders>
+            <w:shd w:val="clear" w:color="auto" w:fill="FFFFFF"/>
+            <w:vAlign w:val="center"/>
+          </w:tcPr>
+          <w:p>
+            <w:pPr>
+              <w:keepNext w:val="0"/>
+              <w:keepLines w:val="0"/>
+              <w:widowControl/>
+              <w:suppressLineNumbers w:val="0"/>
+              <w:jc w:val="left"/>
+              <w:textAlignment w:val="center"/>
+              <w:rPr>
+                <w:rFonts w:hint="default" w:ascii="Times New Roman" w:hAnsi="Times New Roman" w:eastAsia="宋体" w:cs="Times New Roman"/>
+                <w:b w:val="0"/>
+                <w:bCs/>
+                <w:i w:val="0"/>
+                <w:iCs w:val="0"/>
+                <w:color w:val="000000"/>
+                <w:sz w:val="18"/>
+                <w:szCs w:val="18"/>
+                <w:u w:val="none"/>
+              </w:rPr>
+            </w:pPr>
+            <w:r>
+              <w:rPr>
+                <w:rFonts w:hint="default" w:ascii="Times New Roman" w:hAnsi="Times New Roman" w:eastAsia="宋体" w:cs="Times New Roman"/>
+                <w:b w:val="0"/>
+                <w:bCs/>
+                <w:i w:val="0"/>
+                <w:iCs w:val="0"/>
+                <w:color w:val="000000"/>
+                <w:kern w:val="0"/>
+                <w:sz w:val="18"/>
+                <w:szCs w:val="18"/>
+                <w:u w:val="none"/>
+                <w:lang w:val="en-US" w:eastAsia="zh-CN" w:bidi="ar"/>
+              </w:rPr>
+              <w:t>p.L747_E749delLRE</w:t>
+            </w:r>
+          </w:p>
+        </w:tc>
+        <w:tc>
+          <w:tcPr>
+            <w:tcW w:w="630" w:type="pct"/>
+            <w:tcBorders>
+              <w:top w:val="single" w:color="000000" w:sz="4" w:space="0"/>
+              <w:left w:val="single" w:color="000000" w:sz="4" w:space="0"/>
+              <w:bottom w:val="single" w:color="000000" w:sz="4" w:space="0"/>
+              <w:right w:val="single" w:color="000000" w:sz="4" w:space="0"/>
+            </w:tcBorders>
+            <w:shd w:val="clear" w:color="auto" w:fill="FFFFFF"/>
+            <w:vAlign w:val="center"/>
+          </w:tcPr>
+          <w:p>
+            <w:pPr>
+              <w:keepNext w:val="0"/>
+              <w:keepLines w:val="0"/>
+              <w:widowControl/>
+              <w:suppressLineNumbers w:val="0"/>
+              <w:jc w:val="left"/>
+              <w:textAlignment w:val="center"/>
+              <w:rPr>
+                <w:rFonts w:hint="default" w:ascii="Times New Roman" w:hAnsi="Times New Roman" w:eastAsia="宋体" w:cs="Times New Roman"/>
+                <w:b w:val="0"/>
+                <w:bCs/>
+                <w:i w:val="0"/>
+                <w:iCs w:val="0"/>
+                <w:color w:val="000000"/>
+                <w:sz w:val="18"/>
+                <w:szCs w:val="18"/>
+                <w:u w:val="none"/>
+              </w:rPr>
+            </w:pPr>
+            <w:r>
+              <w:rPr>
+                <w:rFonts w:hint="default" w:ascii="Times New Roman" w:hAnsi="Times New Roman" w:eastAsia="宋体" w:cs="Times New Roman"/>
+                <w:b w:val="0"/>
+                <w:bCs/>
+                <w:i w:val="0"/>
+                <w:iCs w:val="0"/>
+                <w:color w:val="000000"/>
+                <w:kern w:val="0"/>
+                <w:sz w:val="18"/>
+                <w:szCs w:val="18"/>
+                <w:u w:val="none"/>
+                <w:lang w:val="en-US" w:eastAsia="zh-CN" w:bidi="ar"/>
+              </w:rPr>
+              <w:t xml:space="preserve">6218 </w:t>
             </w:r>
           </w:p>
         </w:tc>
@@ -20903,7 +21986,7 @@
                 <w:u w:val="none"/>
                 <w:lang w:val="en-US" w:eastAsia="zh-CN" w:bidi="ar"/>
               </w:rPr>
-              <w:t>c.2239_2247delTTAAGAGAA</w:t>
+              <w:t>c.2237_2251del15</w:t>
             </w:r>
           </w:p>
         </w:tc>
@@ -20953,7 +22036,7 @@
                 <w:u w:val="none"/>
                 <w:lang w:val="en-US" w:eastAsia="zh-CN" w:bidi="ar"/>
               </w:rPr>
-              <w:t>p.L747_E749delLRE</w:t>
+              <w:t>p.E746_T751&gt;A</w:t>
             </w:r>
           </w:p>
         </w:tc>
@@ -21003,7 +22086,7 @@
                 <w:u w:val="none"/>
                 <w:lang w:val="en-US" w:eastAsia="zh-CN" w:bidi="ar"/>
               </w:rPr>
-              <w:t xml:space="preserve">6218 </w:t>
+              <w:t xml:space="preserve">12678 </w:t>
             </w:r>
           </w:p>
         </w:tc>
@@ -21159,7 +22242,7 @@
                 <w:u w:val="none"/>
                 <w:lang w:val="en-US" w:eastAsia="zh-CN" w:bidi="ar"/>
               </w:rPr>
-              <w:t>c.2237_2251del15</w:t>
+              <w:t>c.2240_2257del18</w:t>
             </w:r>
           </w:p>
         </w:tc>
@@ -21209,7 +22292,7 @@
                 <w:u w:val="none"/>
                 <w:lang w:val="en-US" w:eastAsia="zh-CN" w:bidi="ar"/>
               </w:rPr>
-              <w:t>p.E746_T751&gt;A</w:t>
+              <w:t>p.L747_P753&gt;S</w:t>
             </w:r>
           </w:p>
         </w:tc>
@@ -21259,7 +22342,7 @@
                 <w:u w:val="none"/>
                 <w:lang w:val="en-US" w:eastAsia="zh-CN" w:bidi="ar"/>
               </w:rPr>
-              <w:t xml:space="preserve">12678 </w:t>
+              <w:t xml:space="preserve">12370 </w:t>
             </w:r>
           </w:p>
         </w:tc>
@@ -21415,7 +22498,7 @@
                 <w:u w:val="none"/>
                 <w:lang w:val="en-US" w:eastAsia="zh-CN" w:bidi="ar"/>
               </w:rPr>
-              <w:t>c.2240_2257del18</w:t>
+              <w:t>c.2239_2248TTAAGAGAAG&gt;C</w:t>
             </w:r>
           </w:p>
         </w:tc>
@@ -21465,7 +22548,7 @@
                 <w:u w:val="none"/>
                 <w:lang w:val="en-US" w:eastAsia="zh-CN" w:bidi="ar"/>
               </w:rPr>
-              <w:t>p.L747_P753&gt;S</w:t>
+              <w:t>p.L747_A750&gt;P</w:t>
             </w:r>
           </w:p>
         </w:tc>
@@ -21515,7 +22598,7 @@
                 <w:u w:val="none"/>
                 <w:lang w:val="en-US" w:eastAsia="zh-CN" w:bidi="ar"/>
               </w:rPr>
-              <w:t xml:space="preserve">12370 </w:t>
+              <w:t xml:space="preserve">6254 </w:t>
             </w:r>
           </w:p>
         </w:tc>
@@ -21671,7 +22754,7 @@
                 <w:u w:val="none"/>
                 <w:lang w:val="en-US" w:eastAsia="zh-CN" w:bidi="ar"/>
               </w:rPr>
-              <w:t>c.2239_2248TTAAGAGAAG&gt;C</w:t>
+              <w:t>c.2237_2255&gt;T</w:t>
             </w:r>
           </w:p>
         </w:tc>
@@ -21721,7 +22804,7 @@
                 <w:u w:val="none"/>
                 <w:lang w:val="en-US" w:eastAsia="zh-CN" w:bidi="ar"/>
               </w:rPr>
-              <w:t>p.L747_A750&gt;P</w:t>
+              <w:t>p.E746_S752&gt;V</w:t>
             </w:r>
           </w:p>
         </w:tc>
@@ -21771,7 +22854,7 @@
                 <w:u w:val="none"/>
                 <w:lang w:val="en-US" w:eastAsia="zh-CN" w:bidi="ar"/>
               </w:rPr>
-              <w:t xml:space="preserve">6254 </w:t>
+              <w:t xml:space="preserve">12384 </w:t>
             </w:r>
           </w:p>
         </w:tc>
@@ -21927,7 +23010,7 @@
                 <w:u w:val="none"/>
                 <w:lang w:val="en-US" w:eastAsia="zh-CN" w:bidi="ar"/>
               </w:rPr>
-              <w:t>c.2237_2255&gt;T</w:t>
+              <w:t>c.2239_2251&gt;C</w:t>
             </w:r>
           </w:p>
         </w:tc>
@@ -21977,7 +23060,7 @@
                 <w:u w:val="none"/>
                 <w:lang w:val="en-US" w:eastAsia="zh-CN" w:bidi="ar"/>
               </w:rPr>
-              <w:t>p.E746_S752&gt;V</w:t>
+              <w:t>p.L747_T75I&gt;P</w:t>
             </w:r>
           </w:p>
         </w:tc>
@@ -22027,7 +23110,7 @@
                 <w:u w:val="none"/>
                 <w:lang w:val="en-US" w:eastAsia="zh-CN" w:bidi="ar"/>
               </w:rPr>
-              <w:t xml:space="preserve">12384 </w:t>
+              <w:t xml:space="preserve">12383 </w:t>
             </w:r>
           </w:p>
         </w:tc>
@@ -22133,7 +23216,7 @@
                 <w:u w:val="none"/>
                 <w:lang w:val="en-US" w:eastAsia="zh-CN" w:bidi="ar"/>
               </w:rPr>
-              <w:t xml:space="preserve">19 </w:t>
+              <w:t xml:space="preserve">20 </w:t>
             </w:r>
           </w:p>
         </w:tc>
@@ -22183,7 +23266,7 @@
                 <w:u w:val="none"/>
                 <w:lang w:val="en-US" w:eastAsia="zh-CN" w:bidi="ar"/>
               </w:rPr>
-              <w:t>c.2239_2251&gt;C</w:t>
+              <w:t>c.2369C&gt;T</w:t>
             </w:r>
           </w:p>
         </w:tc>
@@ -22233,7 +23316,7 @@
                 <w:u w:val="none"/>
                 <w:lang w:val="en-US" w:eastAsia="zh-CN" w:bidi="ar"/>
               </w:rPr>
-              <w:t>p.L747_T75I&gt;P</w:t>
+              <w:t>p.T790M</w:t>
             </w:r>
           </w:p>
         </w:tc>
@@ -22283,7 +23366,7 @@
                 <w:u w:val="none"/>
                 <w:lang w:val="en-US" w:eastAsia="zh-CN" w:bidi="ar"/>
               </w:rPr>
-              <w:t xml:space="preserve">12383 </w:t>
+              <w:t xml:space="preserve">6240 </w:t>
             </w:r>
           </w:p>
         </w:tc>
@@ -22439,7 +23522,7 @@
                 <w:u w:val="none"/>
                 <w:lang w:val="en-US" w:eastAsia="zh-CN" w:bidi="ar"/>
               </w:rPr>
-              <w:t>c.2369C&gt;T</w:t>
+              <w:t>c.2303G&gt;T</w:t>
             </w:r>
           </w:p>
         </w:tc>
@@ -22489,7 +23572,7 @@
                 <w:u w:val="none"/>
                 <w:lang w:val="en-US" w:eastAsia="zh-CN" w:bidi="ar"/>
               </w:rPr>
-              <w:t>p.T790M</w:t>
+              <w:t>p.S7681</w:t>
             </w:r>
           </w:p>
         </w:tc>
@@ -22539,7 +23622,7 @@
                 <w:u w:val="none"/>
                 <w:lang w:val="en-US" w:eastAsia="zh-CN" w:bidi="ar"/>
               </w:rPr>
-              <w:t xml:space="preserve">6240 </w:t>
+              <w:t xml:space="preserve">6241 </w:t>
             </w:r>
           </w:p>
         </w:tc>
@@ -22695,7 +23778,7 @@
                 <w:u w:val="none"/>
                 <w:lang w:val="en-US" w:eastAsia="zh-CN" w:bidi="ar"/>
               </w:rPr>
-              <w:t>c.2303G&gt;T</w:t>
+              <w:t>c.2307_2308insGCCAGCGTG</w:t>
             </w:r>
           </w:p>
         </w:tc>
@@ -22745,7 +23828,7 @@
                 <w:u w:val="none"/>
                 <w:lang w:val="en-US" w:eastAsia="zh-CN" w:bidi="ar"/>
               </w:rPr>
-              <w:t>p.S7681</w:t>
+              <w:t>p.V769_D770insASV</w:t>
             </w:r>
           </w:p>
         </w:tc>
@@ -22795,7 +23878,7 @@
                 <w:u w:val="none"/>
                 <w:lang w:val="en-US" w:eastAsia="zh-CN" w:bidi="ar"/>
               </w:rPr>
-              <w:t xml:space="preserve">6241 </w:t>
+              <w:t xml:space="preserve">12376 </w:t>
             </w:r>
           </w:p>
         </w:tc>
@@ -22951,7 +24034,39 @@
                 <w:u w:val="none"/>
                 <w:lang w:val="en-US" w:eastAsia="zh-CN" w:bidi="ar"/>
               </w:rPr>
-              <w:t>c.2307_2308insGCCAGCGTG</w:t>
+              <w:t>c.2310_231</w:t>
+            </w:r>
+            <w:r>
+              <w:rPr>
+                <w:rFonts w:hint="eastAsia" w:ascii="Times New Roman" w:hAnsi="Times New Roman" w:cs="Times New Roman"/>
+                <w:b w:val="0"/>
+                <w:bCs/>
+                <w:i w:val="0"/>
+                <w:iCs w:val="0"/>
+                <w:color w:val="000000"/>
+                <w:kern w:val="0"/>
+                <w:sz w:val="18"/>
+                <w:szCs w:val="18"/>
+                <w:u w:val="none"/>
+                <w:lang w:val="en-US" w:eastAsia="zh-CN" w:bidi="ar"/>
+              </w:rPr>
+              <w:t>1</w:t>
+            </w:r>
+            <w:r>
+              <w:rPr>
+                <w:rFonts w:hint="default" w:ascii="Times New Roman" w:hAnsi="Times New Roman" w:eastAsia="宋体" w:cs="Times New Roman"/>
+                <w:b w:val="0"/>
+                <w:bCs/>
+                <w:i w:val="0"/>
+                <w:iCs w:val="0"/>
+                <w:color w:val="000000"/>
+                <w:kern w:val="0"/>
+                <w:sz w:val="18"/>
+                <w:szCs w:val="18"/>
+                <w:u w:val="none"/>
+                <w:lang w:val="en-US" w:eastAsia="zh-CN" w:bidi="ar"/>
+              </w:rPr>
+              <w:t>insGGT</w:t>
             </w:r>
           </w:p>
         </w:tc>
@@ -23001,7 +24116,7 @@
                 <w:u w:val="none"/>
                 <w:lang w:val="en-US" w:eastAsia="zh-CN" w:bidi="ar"/>
               </w:rPr>
-              <w:t>p.V769_D770insASV</w:t>
+              <w:t>p.D770_N771insG</w:t>
             </w:r>
           </w:p>
         </w:tc>
@@ -23051,7 +24166,7 @@
                 <w:u w:val="none"/>
                 <w:lang w:val="en-US" w:eastAsia="zh-CN" w:bidi="ar"/>
               </w:rPr>
-              <w:t xml:space="preserve">12376 </w:t>
+              <w:t xml:space="preserve">12378 </w:t>
             </w:r>
           </w:p>
         </w:tc>
@@ -23207,39 +24322,7 @@
                 <w:u w:val="none"/>
                 <w:lang w:val="en-US" w:eastAsia="zh-CN" w:bidi="ar"/>
               </w:rPr>
-              <w:t>c.2310_231</w:t>
-            </w:r>
-            <w:r>
-              <w:rPr>
-                <w:rFonts w:hint="eastAsia" w:ascii="Times New Roman" w:hAnsi="Times New Roman" w:cs="Times New Roman"/>
-                <w:b w:val="0"/>
-                <w:bCs/>
-                <w:i w:val="0"/>
-                <w:iCs w:val="0"/>
-                <w:color w:val="000000"/>
-                <w:kern w:val="0"/>
-                <w:sz w:val="18"/>
-                <w:szCs w:val="18"/>
-                <w:u w:val="none"/>
-                <w:lang w:val="en-US" w:eastAsia="zh-CN" w:bidi="ar"/>
-              </w:rPr>
-              <w:t>1</w:t>
-            </w:r>
-            <w:r>
-              <w:rPr>
-                <w:rFonts w:hint="default" w:ascii="Times New Roman" w:hAnsi="Times New Roman" w:eastAsia="宋体" w:cs="Times New Roman"/>
-                <w:b w:val="0"/>
-                <w:bCs/>
-                <w:i w:val="0"/>
-                <w:iCs w:val="0"/>
-                <w:color w:val="000000"/>
-                <w:kern w:val="0"/>
-                <w:sz w:val="18"/>
-                <w:szCs w:val="18"/>
-                <w:u w:val="none"/>
-                <w:lang w:val="en-US" w:eastAsia="zh-CN" w:bidi="ar"/>
-              </w:rPr>
-              <w:t>insGGT</w:t>
+              <w:t>c.2319_2320insCAC</w:t>
             </w:r>
           </w:p>
         </w:tc>
@@ -23289,7 +24372,7 @@
                 <w:u w:val="none"/>
                 <w:lang w:val="en-US" w:eastAsia="zh-CN" w:bidi="ar"/>
               </w:rPr>
-              <w:t>p.D770_N771insG</w:t>
+              <w:t>p.H773_V774insH</w:t>
             </w:r>
           </w:p>
         </w:tc>
@@ -23339,7 +24422,264 @@
                 <w:u w:val="none"/>
                 <w:lang w:val="en-US" w:eastAsia="zh-CN" w:bidi="ar"/>
               </w:rPr>
-              <w:t xml:space="preserve">12378 </w:t>
+              <w:t xml:space="preserve">12377 </w:t>
+            </w:r>
+          </w:p>
+        </w:tc>
+      </w:tr>
+      <w:tr>
+        <w:tblPrEx>
+          <w:tblBorders>
+            <w:top w:val="none" w:color="auto" w:sz="0" w:space="0"/>
+            <w:left w:val="none" w:color="auto" w:sz="0" w:space="0"/>
+            <w:bottom w:val="none" w:color="auto" w:sz="0" w:space="0"/>
+            <w:right w:val="none" w:color="auto" w:sz="0" w:space="0"/>
+            <w:insideH w:val="none" w:color="auto" w:sz="0" w:space="0"/>
+            <w:insideV w:val="none" w:color="auto" w:sz="0" w:space="0"/>
+          </w:tblBorders>
+          <w:shd w:val="clear" w:color="auto" w:fill="auto"/>
+          <w:tblCellMar>
+            <w:top w:w="0" w:type="dxa"/>
+            <w:left w:w="108" w:type="dxa"/>
+            <w:bottom w:w="0" w:type="dxa"/>
+            <w:right w:w="108" w:type="dxa"/>
+          </w:tblCellMar>
+        </w:tblPrEx>
+        <w:trPr>
+          <w:trHeight w:val="300" w:hRule="atLeast"/>
+        </w:trPr>
+        <w:tc>
+          <w:tcPr>
+            <w:tcW w:w="699" w:type="pct"/>
+            <w:vMerge w:val="continue"/>
+            <w:tcBorders>
+              <w:top w:val="single" w:color="FFFFFF" w:sz="8" w:space="0"/>
+              <w:left w:val="single" w:color="FFFFFF" w:sz="8" w:space="0"/>
+              <w:bottom w:val="single" w:color="FFFFFF" w:sz="8" w:space="0"/>
+              <w:right w:val="single" w:color="FFFFFF" w:sz="8" w:space="0"/>
+            </w:tcBorders>
+            <w:shd w:val="clear" w:color="auto" w:fill="1F3864"/>
+            <w:vAlign w:val="center"/>
+          </w:tcPr>
+          <w:p>
+            <w:pPr>
+              <w:jc w:val="left"/>
+              <w:rPr>
+                <w:rFonts w:hint="default" w:ascii="Times New Roman" w:hAnsi="Times New Roman" w:eastAsia="宋体" w:cs="Times New Roman"/>
+                <w:b/>
+                <w:bCs w:val="0"/>
+                <w:i w:val="0"/>
+                <w:iCs w:val="0"/>
+                <w:color w:val="FFFFFF" w:themeColor="background1"/>
+                <w:sz w:val="18"/>
+                <w:szCs w:val="18"/>
+                <w:u w:val="none"/>
+                <w14:textFill>
+                  <w14:solidFill>
+                    <w14:schemeClr w14:val="bg1"/>
+                  </w14:solidFill>
+                </w14:textFill>
+              </w:rPr>
+            </w:pPr>
+          </w:p>
+        </w:tc>
+        <w:tc>
+          <w:tcPr>
+            <w:tcW w:w="435" w:type="pct"/>
+            <w:tcBorders>
+              <w:top w:val="single" w:color="000000" w:sz="4" w:space="0"/>
+              <w:left w:val="single" w:color="FFFFFF" w:sz="8" w:space="0"/>
+              <w:bottom w:val="single" w:color="000000" w:sz="4" w:space="0"/>
+              <w:right w:val="single" w:color="000000" w:sz="4" w:space="0"/>
+            </w:tcBorders>
+            <w:shd w:val="clear" w:color="auto" w:fill="FFFFFF"/>
+            <w:vAlign w:val="center"/>
+          </w:tcPr>
+          <w:p>
+            <w:pPr>
+              <w:keepNext w:val="0"/>
+              <w:keepLines w:val="0"/>
+              <w:widowControl/>
+              <w:suppressLineNumbers w:val="0"/>
+              <w:jc w:val="left"/>
+              <w:textAlignment w:val="center"/>
+              <w:rPr>
+                <w:rFonts w:hint="default" w:ascii="Times New Roman" w:hAnsi="Times New Roman" w:eastAsia="宋体" w:cs="Times New Roman"/>
+                <w:b w:val="0"/>
+                <w:bCs/>
+                <w:i w:val="0"/>
+                <w:iCs w:val="0"/>
+                <w:color w:val="000000"/>
+                <w:sz w:val="18"/>
+                <w:szCs w:val="18"/>
+                <w:u w:val="none"/>
+              </w:rPr>
+            </w:pPr>
+            <w:r>
+              <w:rPr>
+                <w:rFonts w:hint="default" w:ascii="Times New Roman" w:hAnsi="Times New Roman" w:eastAsia="宋体" w:cs="Times New Roman"/>
+                <w:b w:val="0"/>
+                <w:bCs/>
+                <w:i w:val="0"/>
+                <w:iCs w:val="0"/>
+                <w:color w:val="000000"/>
+                <w:kern w:val="0"/>
+                <w:sz w:val="18"/>
+                <w:szCs w:val="18"/>
+                <w:u w:val="none"/>
+                <w:lang w:val="en-US" w:eastAsia="zh-CN" w:bidi="ar"/>
+              </w:rPr>
+              <w:t xml:space="preserve">21 </w:t>
+            </w:r>
+          </w:p>
+        </w:tc>
+        <w:tc>
+          <w:tcPr>
+            <w:tcW w:w="1643" w:type="pct"/>
+            <w:tcBorders>
+              <w:top w:val="single" w:color="000000" w:sz="4" w:space="0"/>
+              <w:left w:val="single" w:color="000000" w:sz="4" w:space="0"/>
+              <w:bottom w:val="single" w:color="000000" w:sz="4" w:space="0"/>
+              <w:right w:val="single" w:color="000000" w:sz="4" w:space="0"/>
+            </w:tcBorders>
+            <w:shd w:val="clear" w:color="auto" w:fill="FFFFFF"/>
+            <w:vAlign w:val="center"/>
+          </w:tcPr>
+          <w:p>
+            <w:pPr>
+              <w:keepNext w:val="0"/>
+              <w:keepLines w:val="0"/>
+              <w:widowControl/>
+              <w:suppressLineNumbers w:val="0"/>
+              <w:jc w:val="left"/>
+              <w:textAlignment w:val="center"/>
+              <w:rPr>
+                <w:rFonts w:hint="default" w:ascii="Times New Roman" w:hAnsi="Times New Roman" w:eastAsia="宋体" w:cs="Times New Roman"/>
+                <w:b w:val="0"/>
+                <w:bCs/>
+                <w:i w:val="0"/>
+                <w:iCs w:val="0"/>
+                <w:color w:val="000000"/>
+                <w:sz w:val="18"/>
+                <w:szCs w:val="18"/>
+                <w:u w:val="none"/>
+              </w:rPr>
+            </w:pPr>
+            <w:r>
+              <w:rPr>
+                <w:rFonts w:hint="default" w:ascii="Times New Roman" w:hAnsi="Times New Roman" w:eastAsia="宋体" w:cs="Times New Roman"/>
+                <w:b w:val="0"/>
+                <w:bCs/>
+                <w:i w:val="0"/>
+                <w:iCs w:val="0"/>
+                <w:color w:val="000000"/>
+                <w:kern w:val="0"/>
+                <w:sz w:val="18"/>
+                <w:szCs w:val="18"/>
+                <w:u w:val="none"/>
+                <w:lang w:val="en-US" w:eastAsia="zh-CN" w:bidi="ar"/>
+              </w:rPr>
+              <w:t>c.2573T&gt;G</w:t>
+            </w:r>
+          </w:p>
+        </w:tc>
+        <w:tc>
+          <w:tcPr>
+            <w:tcW w:w="1591" w:type="pct"/>
+            <w:tcBorders>
+              <w:top w:val="single" w:color="000000" w:sz="4" w:space="0"/>
+              <w:left w:val="single" w:color="000000" w:sz="4" w:space="0"/>
+              <w:bottom w:val="single" w:color="000000" w:sz="4" w:space="0"/>
+              <w:right w:val="single" w:color="000000" w:sz="4" w:space="0"/>
+            </w:tcBorders>
+            <w:shd w:val="clear" w:color="auto" w:fill="FFFFFF"/>
+            <w:vAlign w:val="center"/>
+          </w:tcPr>
+          <w:p>
+            <w:pPr>
+              <w:keepNext w:val="0"/>
+              <w:keepLines w:val="0"/>
+              <w:widowControl/>
+              <w:suppressLineNumbers w:val="0"/>
+              <w:jc w:val="left"/>
+              <w:textAlignment w:val="center"/>
+              <w:rPr>
+                <w:rFonts w:hint="default" w:ascii="Times New Roman" w:hAnsi="Times New Roman" w:eastAsia="宋体" w:cs="Times New Roman"/>
+                <w:b w:val="0"/>
+                <w:bCs/>
+                <w:i w:val="0"/>
+                <w:iCs w:val="0"/>
+                <w:color w:val="000000"/>
+                <w:sz w:val="18"/>
+                <w:szCs w:val="18"/>
+                <w:u w:val="none"/>
+              </w:rPr>
+            </w:pPr>
+            <w:r>
+              <w:rPr>
+                <w:rFonts w:hint="default" w:ascii="Times New Roman" w:hAnsi="Times New Roman" w:eastAsia="宋体" w:cs="Times New Roman"/>
+                <w:b w:val="0"/>
+                <w:bCs/>
+                <w:i w:val="0"/>
+                <w:iCs w:val="0"/>
+                <w:color w:val="000000"/>
+                <w:kern w:val="0"/>
+                <w:sz w:val="18"/>
+                <w:szCs w:val="18"/>
+                <w:u w:val="none"/>
+                <w:lang w:val="en-US" w:eastAsia="zh-CN" w:bidi="ar"/>
+              </w:rPr>
+              <w:t>p.L858R</w:t>
+            </w:r>
+          </w:p>
+        </w:tc>
+        <w:tc>
+          <w:tcPr>
+            <w:tcW w:w="630" w:type="pct"/>
+            <w:tcBorders>
+              <w:top w:val="single" w:color="000000" w:sz="4" w:space="0"/>
+              <w:left w:val="single" w:color="000000" w:sz="4" w:space="0"/>
+              <w:bottom w:val="single" w:color="000000" w:sz="4" w:space="0"/>
+              <w:right w:val="single" w:color="000000" w:sz="4" w:space="0"/>
+            </w:tcBorders>
+            <w:shd w:val="clear" w:color="auto" w:fill="FFFFFF"/>
+            <w:vAlign w:val="center"/>
+          </w:tcPr>
+          <w:p>
+            <w:pPr>
+              <w:keepNext w:val="0"/>
+              <w:keepLines w:val="0"/>
+              <w:widowControl/>
+              <w:suppressLineNumbers w:val="0"/>
+              <w:jc w:val="left"/>
+              <w:textAlignment w:val="center"/>
+              <w:rPr>
+                <w:rFonts w:hint="default" w:ascii="Times New Roman" w:hAnsi="Times New Roman" w:eastAsia="宋体" w:cs="Times New Roman"/>
+                <w:b w:val="0"/>
+                <w:bCs/>
+                <w:i w:val="0"/>
+                <w:iCs w:val="0"/>
+                <w:color w:val="000000"/>
+                <w:sz w:val="18"/>
+                <w:szCs w:val="18"/>
+                <w:u w:val="none"/>
+              </w:rPr>
+            </w:pPr>
+            <w:r>
+              <w:rPr>
+                <w:rFonts w:hint="default" w:ascii="Times New Roman" w:hAnsi="Times New Roman" w:eastAsia="宋体" w:cs="Times New Roman"/>
+                <w:b w:val="0"/>
+                <w:bCs/>
+                <w:i w:val="0"/>
+                <w:iCs w:val="0"/>
+                <w:color w:val="000000"/>
+                <w:kern w:val="0"/>
+                <w:sz w:val="18"/>
+                <w:szCs w:val="18"/>
+                <w:u w:val="none"/>
+                <w:lang w:val="en-US" w:eastAsia="zh-CN" w:bidi="ar"/>
+              </w:rPr>
+              <w:t xml:space="preserve">6224 </w:t>
             </w:r>
           </w:p>
         </w:tc>
@@ -23445,7 +24785,7 @@
                 <w:u w:val="none"/>
                 <w:lang w:val="en-US" w:eastAsia="zh-CN" w:bidi="ar"/>
               </w:rPr>
-              <w:t xml:space="preserve">20 </w:t>
+              <w:t xml:space="preserve">21 </w:t>
             </w:r>
           </w:p>
         </w:tc>
@@ -23495,7 +24835,7 @@
                 <w:u w:val="none"/>
                 <w:lang w:val="en-US" w:eastAsia="zh-CN" w:bidi="ar"/>
               </w:rPr>
-              <w:t>c.2319_2320insCAC</w:t>
+              <w:t>c.2582T&gt;A</w:t>
             </w:r>
           </w:p>
         </w:tc>
@@ -23545,7 +24885,7 @@
                 <w:u w:val="none"/>
                 <w:lang w:val="en-US" w:eastAsia="zh-CN" w:bidi="ar"/>
               </w:rPr>
-              <w:t>p.H773_V774insH</w:t>
+              <w:t>p.L861Q</w:t>
             </w:r>
           </w:p>
         </w:tc>
@@ -23595,7 +24935,7 @@
                 <w:u w:val="none"/>
                 <w:lang w:val="en-US" w:eastAsia="zh-CN" w:bidi="ar"/>
               </w:rPr>
-              <w:t xml:space="preserve">12377 </w:t>
+              <w:t xml:space="preserve">6213 </w:t>
             </w:r>
           </w:p>
         </w:tc>
@@ -23623,7 +24963,7 @@
         <w:tc>
           <w:tcPr>
             <w:tcW w:w="699" w:type="pct"/>
-            <w:vMerge w:val="continue"/>
+            <w:vMerge w:val="restart"/>
             <w:tcBorders>
               <w:top w:val="single" w:color="FFFFFF" w:sz="8" w:space="0"/>
               <w:left w:val="single" w:color="FFFFFF" w:sz="8" w:space="0"/>
@@ -23635,7 +24975,12 @@
           </w:tcPr>
           <w:p>
             <w:pPr>
+              <w:keepNext w:val="0"/>
+              <w:keepLines w:val="0"/>
+              <w:widowControl/>
+              <w:suppressLineNumbers w:val="0"/>
               <w:jc w:val="left"/>
+              <w:textAlignment w:val="center"/>
               <w:rPr>
                 <w:rFonts w:hint="default" w:ascii="Times New Roman" w:hAnsi="Times New Roman" w:eastAsia="宋体" w:cs="Times New Roman"/>
                 <w:b/>
@@ -23653,6 +24998,27 @@
                 </w14:textFill>
               </w:rPr>
             </w:pPr>
+            <w:r>
+              <w:rPr>
+                <w:rFonts w:hint="default" w:ascii="Times New Roman" w:hAnsi="Times New Roman" w:eastAsia="宋体" w:cs="Times New Roman"/>
+                <w:b/>
+                <w:bCs w:val="0"/>
+                <w:i w:val="0"/>
+                <w:iCs w:val="0"/>
+                <w:color w:val="FFFFFF" w:themeColor="background1"/>
+                <w:kern w:val="0"/>
+                <w:sz w:val="18"/>
+                <w:szCs w:val="18"/>
+                <w:u w:val="none"/>
+                <w:lang w:val="en-US" w:eastAsia="zh-CN" w:bidi="ar"/>
+                <w14:textFill>
+                  <w14:solidFill>
+                    <w14:schemeClr w14:val="bg1"/>
+                  </w14:solidFill>
+                </w14:textFill>
+              </w:rPr>
+              <w:t>KRAS</w:t>
+            </w:r>
           </w:p>
         </w:tc>
         <w:tc>
@@ -23701,7 +25067,7 @@
                 <w:u w:val="none"/>
                 <w:lang w:val="en-US" w:eastAsia="zh-CN" w:bidi="ar"/>
               </w:rPr>
-              <w:t xml:space="preserve">21 </w:t>
+              <w:t xml:space="preserve">2 </w:t>
             </w:r>
           </w:p>
         </w:tc>
@@ -23751,7 +25117,7 @@
                 <w:u w:val="none"/>
                 <w:lang w:val="en-US" w:eastAsia="zh-CN" w:bidi="ar"/>
               </w:rPr>
-              <w:t>c.2573T&gt;G</w:t>
+              <w:t>c.35G&gt;A</w:t>
             </w:r>
           </w:p>
         </w:tc>
@@ -23801,7 +25167,7 @@
                 <w:u w:val="none"/>
                 <w:lang w:val="en-US" w:eastAsia="zh-CN" w:bidi="ar"/>
               </w:rPr>
-              <w:t>p.L858R</w:t>
+              <w:t>p.G12D</w:t>
             </w:r>
           </w:p>
         </w:tc>
@@ -23851,7 +25217,7 @@
                 <w:u w:val="none"/>
                 <w:lang w:val="en-US" w:eastAsia="zh-CN" w:bidi="ar"/>
               </w:rPr>
-              <w:t xml:space="preserve">6224 </w:t>
+              <w:t xml:space="preserve">521 </w:t>
             </w:r>
           </w:p>
         </w:tc>
@@ -23957,7 +25323,7 @@
                 <w:u w:val="none"/>
                 <w:lang w:val="en-US" w:eastAsia="zh-CN" w:bidi="ar"/>
               </w:rPr>
-              <w:t xml:space="preserve">21 </w:t>
+              <w:t xml:space="preserve">2 </w:t>
             </w:r>
           </w:p>
         </w:tc>
@@ -24007,7 +25373,7 @@
                 <w:u w:val="none"/>
                 <w:lang w:val="en-US" w:eastAsia="zh-CN" w:bidi="ar"/>
               </w:rPr>
-              <w:t>c.2582T&gt;A</w:t>
+              <w:t>c.35G&gt;T</w:t>
             </w:r>
           </w:p>
         </w:tc>
@@ -24057,7 +25423,7 @@
                 <w:u w:val="none"/>
                 <w:lang w:val="en-US" w:eastAsia="zh-CN" w:bidi="ar"/>
               </w:rPr>
-              <w:t>p.L861Q</w:t>
+              <w:t>p.G12V</w:t>
             </w:r>
           </w:p>
         </w:tc>
@@ -24107,7 +25473,7 @@
                 <w:u w:val="none"/>
                 <w:lang w:val="en-US" w:eastAsia="zh-CN" w:bidi="ar"/>
               </w:rPr>
-              <w:t xml:space="preserve">6213 </w:t>
+              <w:t xml:space="preserve">520 </w:t>
             </w:r>
           </w:p>
         </w:tc>
@@ -24135,7 +25501,7 @@
         <w:tc>
           <w:tcPr>
             <w:tcW w:w="699" w:type="pct"/>
-            <w:vMerge w:val="restart"/>
+            <w:vMerge w:val="continue"/>
             <w:tcBorders>
               <w:top w:val="single" w:color="FFFFFF" w:sz="8" w:space="0"/>
               <w:left w:val="single" w:color="FFFFFF" w:sz="8" w:space="0"/>
@@ -24143,6 +25509,40 @@
               <w:right w:val="single" w:color="FFFFFF" w:sz="8" w:space="0"/>
             </w:tcBorders>
             <w:shd w:val="clear" w:color="auto" w:fill="1F3864"/>
+            <w:vAlign w:val="center"/>
+          </w:tcPr>
+          <w:p>
+            <w:pPr>
+              <w:jc w:val="left"/>
+              <w:rPr>
+                <w:rFonts w:hint="default" w:ascii="Times New Roman" w:hAnsi="Times New Roman" w:eastAsia="宋体" w:cs="Times New Roman"/>
+                <w:b/>
+                <w:bCs w:val="0"/>
+                <w:i w:val="0"/>
+                <w:iCs w:val="0"/>
+                <w:color w:val="FFFFFF" w:themeColor="background1"/>
+                <w:sz w:val="18"/>
+                <w:szCs w:val="18"/>
+                <w:u w:val="none"/>
+                <w14:textFill>
+                  <w14:solidFill>
+                    <w14:schemeClr w14:val="bg1"/>
+                  </w14:solidFill>
+                </w14:textFill>
+              </w:rPr>
+            </w:pPr>
+          </w:p>
+        </w:tc>
+        <w:tc>
+          <w:tcPr>
+            <w:tcW w:w="435" w:type="pct"/>
+            <w:tcBorders>
+              <w:top w:val="single" w:color="000000" w:sz="4" w:space="0"/>
+              <w:left w:val="single" w:color="FFFFFF" w:sz="8" w:space="0"/>
+              <w:bottom w:val="single" w:color="000000" w:sz="4" w:space="0"/>
+              <w:right w:val="single" w:color="000000" w:sz="4" w:space="0"/>
+            </w:tcBorders>
+            <w:shd w:val="clear" w:color="auto" w:fill="FFFFFF"/>
             <w:vAlign w:val="center"/>
           </w:tcPr>
           <w:p>
@@ -24155,50 +25555,40 @@
               <w:textAlignment w:val="center"/>
               <w:rPr>
                 <w:rFonts w:hint="default" w:ascii="Times New Roman" w:hAnsi="Times New Roman" w:eastAsia="宋体" w:cs="Times New Roman"/>
-                <w:b/>
-                <w:bCs w:val="0"/>
+                <w:b w:val="0"/>
+                <w:bCs/>
                 <w:i w:val="0"/>
                 <w:iCs w:val="0"/>
-                <w:color w:val="FFFFFF" w:themeColor="background1"/>
+                <w:color w:val="000000"/>
                 <w:sz w:val="18"/>
                 <w:szCs w:val="18"/>
                 <w:u w:val="none"/>
-                <w14:textFill>
-                  <w14:solidFill>
-                    <w14:schemeClr w14:val="bg1"/>
-                  </w14:solidFill>
-                </w14:textFill>
-              </w:rPr>
-            </w:pPr>
-            <w:r>
-              <w:rPr>
-                <w:rFonts w:hint="default" w:ascii="Times New Roman" w:hAnsi="Times New Roman" w:eastAsia="宋体" w:cs="Times New Roman"/>
-                <w:b/>
-                <w:bCs w:val="0"/>
+              </w:rPr>
+            </w:pPr>
+            <w:r>
+              <w:rPr>
+                <w:rFonts w:hint="default" w:ascii="Times New Roman" w:hAnsi="Times New Roman" w:eastAsia="宋体" w:cs="Times New Roman"/>
+                <w:b w:val="0"/>
+                <w:bCs/>
                 <w:i w:val="0"/>
                 <w:iCs w:val="0"/>
-                <w:color w:val="FFFFFF" w:themeColor="background1"/>
+                <w:color w:val="000000"/>
                 <w:kern w:val="0"/>
                 <w:sz w:val="18"/>
                 <w:szCs w:val="18"/>
                 <w:u w:val="none"/>
                 <w:lang w:val="en-US" w:eastAsia="zh-CN" w:bidi="ar"/>
-                <w14:textFill>
-                  <w14:solidFill>
-                    <w14:schemeClr w14:val="bg1"/>
-                  </w14:solidFill>
-                </w14:textFill>
-              </w:rPr>
-              <w:t>KRAS</w:t>
-            </w:r>
-          </w:p>
-        </w:tc>
-        <w:tc>
-          <w:tcPr>
-            <w:tcW w:w="435" w:type="pct"/>
+              </w:rPr>
+              <w:t xml:space="preserve">2 </w:t>
+            </w:r>
+          </w:p>
+        </w:tc>
+        <w:tc>
+          <w:tcPr>
+            <w:tcW w:w="1643" w:type="pct"/>
             <w:tcBorders>
               <w:top w:val="single" w:color="000000" w:sz="4" w:space="0"/>
-              <w:left w:val="single" w:color="FFFFFF" w:sz="8" w:space="0"/>
+              <w:left w:val="single" w:color="000000" w:sz="4" w:space="0"/>
               <w:bottom w:val="single" w:color="000000" w:sz="4" w:space="0"/>
               <w:right w:val="single" w:color="000000" w:sz="4" w:space="0"/>
             </w:tcBorders>
@@ -24239,13 +25629,13 @@
                 <w:u w:val="none"/>
                 <w:lang w:val="en-US" w:eastAsia="zh-CN" w:bidi="ar"/>
               </w:rPr>
-              <w:t xml:space="preserve">2 </w:t>
-            </w:r>
-          </w:p>
-        </w:tc>
-        <w:tc>
-          <w:tcPr>
-            <w:tcW w:w="1643" w:type="pct"/>
+              <w:t>c.34G&gt;T</w:t>
+            </w:r>
+          </w:p>
+        </w:tc>
+        <w:tc>
+          <w:tcPr>
+            <w:tcW w:w="1591" w:type="pct"/>
             <w:tcBorders>
               <w:top w:val="single" w:color="000000" w:sz="4" w:space="0"/>
               <w:left w:val="single" w:color="000000" w:sz="4" w:space="0"/>
@@ -24289,13 +25679,13 @@
                 <w:u w:val="none"/>
                 <w:lang w:val="en-US" w:eastAsia="zh-CN" w:bidi="ar"/>
               </w:rPr>
-              <w:t>c.35G&gt;A</w:t>
-            </w:r>
-          </w:p>
-        </w:tc>
-        <w:tc>
-          <w:tcPr>
-            <w:tcW w:w="1591" w:type="pct"/>
+              <w:t>p.G12C</w:t>
+            </w:r>
+          </w:p>
+        </w:tc>
+        <w:tc>
+          <w:tcPr>
+            <w:tcW w:w="630" w:type="pct"/>
             <w:tcBorders>
               <w:top w:val="single" w:color="000000" w:sz="4" w:space="0"/>
               <w:left w:val="single" w:color="000000" w:sz="4" w:space="0"/>
@@ -24339,57 +25729,7 @@
                 <w:u w:val="none"/>
                 <w:lang w:val="en-US" w:eastAsia="zh-CN" w:bidi="ar"/>
               </w:rPr>
-              <w:t>p.G12D</w:t>
-            </w:r>
-          </w:p>
-        </w:tc>
-        <w:tc>
-          <w:tcPr>
-            <w:tcW w:w="630" w:type="pct"/>
-            <w:tcBorders>
-              <w:top w:val="single" w:color="000000" w:sz="4" w:space="0"/>
-              <w:left w:val="single" w:color="000000" w:sz="4" w:space="0"/>
-              <w:bottom w:val="single" w:color="000000" w:sz="4" w:space="0"/>
-              <w:right w:val="single" w:color="000000" w:sz="4" w:space="0"/>
-            </w:tcBorders>
-            <w:shd w:val="clear" w:color="auto" w:fill="FFFFFF"/>
-            <w:vAlign w:val="center"/>
-          </w:tcPr>
-          <w:p>
-            <w:pPr>
-              <w:keepNext w:val="0"/>
-              <w:keepLines w:val="0"/>
-              <w:widowControl/>
-              <w:suppressLineNumbers w:val="0"/>
-              <w:jc w:val="left"/>
-              <w:textAlignment w:val="center"/>
-              <w:rPr>
-                <w:rFonts w:hint="default" w:ascii="Times New Roman" w:hAnsi="Times New Roman" w:eastAsia="宋体" w:cs="Times New Roman"/>
-                <w:b w:val="0"/>
-                <w:bCs/>
-                <w:i w:val="0"/>
-                <w:iCs w:val="0"/>
-                <w:color w:val="000000"/>
-                <w:sz w:val="18"/>
-                <w:szCs w:val="18"/>
-                <w:u w:val="none"/>
-              </w:rPr>
-            </w:pPr>
-            <w:r>
-              <w:rPr>
-                <w:rFonts w:hint="default" w:ascii="Times New Roman" w:hAnsi="Times New Roman" w:eastAsia="宋体" w:cs="Times New Roman"/>
-                <w:b w:val="0"/>
-                <w:bCs/>
-                <w:i w:val="0"/>
-                <w:iCs w:val="0"/>
-                <w:color w:val="000000"/>
-                <w:kern w:val="0"/>
-                <w:sz w:val="18"/>
-                <w:szCs w:val="18"/>
-                <w:u w:val="none"/>
-                <w:lang w:val="en-US" w:eastAsia="zh-CN" w:bidi="ar"/>
-              </w:rPr>
-              <w:t xml:space="preserve">521 </w:t>
+              <w:t xml:space="preserve">516 </w:t>
             </w:r>
           </w:p>
         </w:tc>
@@ -24545,7 +25885,7 @@
                 <w:u w:val="none"/>
                 <w:lang w:val="en-US" w:eastAsia="zh-CN" w:bidi="ar"/>
               </w:rPr>
-              <w:t>c.35G&gt;T</w:t>
+              <w:t>c.34G&gt;A</w:t>
             </w:r>
           </w:p>
         </w:tc>
@@ -24595,7 +25935,7 @@
                 <w:u w:val="none"/>
                 <w:lang w:val="en-US" w:eastAsia="zh-CN" w:bidi="ar"/>
               </w:rPr>
-              <w:t>p.G12V</w:t>
+              <w:t>p.G12S</w:t>
             </w:r>
           </w:p>
         </w:tc>
@@ -24645,7 +25985,264 @@
                 <w:u w:val="none"/>
                 <w:lang w:val="en-US" w:eastAsia="zh-CN" w:bidi="ar"/>
               </w:rPr>
-              <w:t xml:space="preserve">520 </w:t>
+              <w:t xml:space="preserve">517 </w:t>
+            </w:r>
+          </w:p>
+        </w:tc>
+      </w:tr>
+      <w:tr>
+        <w:tblPrEx>
+          <w:tblBorders>
+            <w:top w:val="none" w:color="auto" w:sz="0" w:space="0"/>
+            <w:left w:val="none" w:color="auto" w:sz="0" w:space="0"/>
+            <w:bottom w:val="none" w:color="auto" w:sz="0" w:space="0"/>
+            <w:right w:val="none" w:color="auto" w:sz="0" w:space="0"/>
+            <w:insideH w:val="none" w:color="auto" w:sz="0" w:space="0"/>
+            <w:insideV w:val="none" w:color="auto" w:sz="0" w:space="0"/>
+          </w:tblBorders>
+          <w:shd w:val="clear" w:color="auto" w:fill="auto"/>
+          <w:tblCellMar>
+            <w:top w:w="0" w:type="dxa"/>
+            <w:left w:w="108" w:type="dxa"/>
+            <w:bottom w:w="0" w:type="dxa"/>
+            <w:right w:w="108" w:type="dxa"/>
+          </w:tblCellMar>
+        </w:tblPrEx>
+        <w:trPr>
+          <w:trHeight w:val="300" w:hRule="atLeast"/>
+        </w:trPr>
+        <w:tc>
+          <w:tcPr>
+            <w:tcW w:w="699" w:type="pct"/>
+            <w:vMerge w:val="continue"/>
+            <w:tcBorders>
+              <w:top w:val="single" w:color="FFFFFF" w:sz="8" w:space="0"/>
+              <w:left w:val="single" w:color="FFFFFF" w:sz="8" w:space="0"/>
+              <w:bottom w:val="single" w:color="FFFFFF" w:sz="8" w:space="0"/>
+              <w:right w:val="single" w:color="FFFFFF" w:sz="8" w:space="0"/>
+            </w:tcBorders>
+            <w:shd w:val="clear" w:color="auto" w:fill="1F3864"/>
+            <w:vAlign w:val="center"/>
+          </w:tcPr>
+          <w:p>
+            <w:pPr>
+              <w:jc w:val="left"/>
+              <w:rPr>
+                <w:rFonts w:hint="default" w:ascii="Times New Roman" w:hAnsi="Times New Roman" w:eastAsia="宋体" w:cs="Times New Roman"/>
+                <w:b/>
+                <w:bCs w:val="0"/>
+                <w:i w:val="0"/>
+                <w:iCs w:val="0"/>
+                <w:color w:val="FFFFFF" w:themeColor="background1"/>
+                <w:sz w:val="18"/>
+                <w:szCs w:val="18"/>
+                <w:u w:val="none"/>
+                <w14:textFill>
+                  <w14:solidFill>
+                    <w14:schemeClr w14:val="bg1"/>
+                  </w14:solidFill>
+                </w14:textFill>
+              </w:rPr>
+            </w:pPr>
+          </w:p>
+        </w:tc>
+        <w:tc>
+          <w:tcPr>
+            <w:tcW w:w="435" w:type="pct"/>
+            <w:tcBorders>
+              <w:top w:val="single" w:color="000000" w:sz="4" w:space="0"/>
+              <w:left w:val="single" w:color="FFFFFF" w:sz="8" w:space="0"/>
+              <w:bottom w:val="single" w:color="000000" w:sz="4" w:space="0"/>
+              <w:right w:val="single" w:color="000000" w:sz="4" w:space="0"/>
+            </w:tcBorders>
+            <w:shd w:val="clear" w:color="auto" w:fill="FFFFFF"/>
+            <w:vAlign w:val="center"/>
+          </w:tcPr>
+          <w:p>
+            <w:pPr>
+              <w:keepNext w:val="0"/>
+              <w:keepLines w:val="0"/>
+              <w:widowControl/>
+              <w:suppressLineNumbers w:val="0"/>
+              <w:jc w:val="left"/>
+              <w:textAlignment w:val="center"/>
+              <w:rPr>
+                <w:rFonts w:hint="default" w:ascii="Times New Roman" w:hAnsi="Times New Roman" w:eastAsia="宋体" w:cs="Times New Roman"/>
+                <w:b w:val="0"/>
+                <w:bCs/>
+                <w:i w:val="0"/>
+                <w:iCs w:val="0"/>
+                <w:color w:val="000000"/>
+                <w:sz w:val="18"/>
+                <w:szCs w:val="18"/>
+                <w:u w:val="none"/>
+              </w:rPr>
+            </w:pPr>
+            <w:r>
+              <w:rPr>
+                <w:rFonts w:hint="default" w:ascii="Times New Roman" w:hAnsi="Times New Roman" w:eastAsia="宋体" w:cs="Times New Roman"/>
+                <w:b w:val="0"/>
+                <w:bCs/>
+                <w:i w:val="0"/>
+                <w:iCs w:val="0"/>
+                <w:color w:val="000000"/>
+                <w:kern w:val="0"/>
+                <w:sz w:val="18"/>
+                <w:szCs w:val="18"/>
+                <w:u w:val="none"/>
+                <w:lang w:val="en-US" w:eastAsia="zh-CN" w:bidi="ar"/>
+              </w:rPr>
+              <w:t xml:space="preserve">2 </w:t>
+            </w:r>
+          </w:p>
+        </w:tc>
+        <w:tc>
+          <w:tcPr>
+            <w:tcW w:w="1643" w:type="pct"/>
+            <w:tcBorders>
+              <w:top w:val="single" w:color="000000" w:sz="4" w:space="0"/>
+              <w:left w:val="single" w:color="000000" w:sz="4" w:space="0"/>
+              <w:bottom w:val="single" w:color="000000" w:sz="4" w:space="0"/>
+              <w:right w:val="single" w:color="000000" w:sz="4" w:space="0"/>
+            </w:tcBorders>
+            <w:shd w:val="clear" w:color="auto" w:fill="FFFFFF"/>
+            <w:vAlign w:val="center"/>
+          </w:tcPr>
+          <w:p>
+            <w:pPr>
+              <w:keepNext w:val="0"/>
+              <w:keepLines w:val="0"/>
+              <w:widowControl/>
+              <w:suppressLineNumbers w:val="0"/>
+              <w:jc w:val="left"/>
+              <w:textAlignment w:val="center"/>
+              <w:rPr>
+                <w:rFonts w:hint="default" w:ascii="Times New Roman" w:hAnsi="Times New Roman" w:eastAsia="宋体" w:cs="Times New Roman"/>
+                <w:b w:val="0"/>
+                <w:bCs/>
+                <w:i w:val="0"/>
+                <w:iCs w:val="0"/>
+                <w:color w:val="000000"/>
+                <w:sz w:val="18"/>
+                <w:szCs w:val="18"/>
+                <w:u w:val="none"/>
+              </w:rPr>
+            </w:pPr>
+            <w:r>
+              <w:rPr>
+                <w:rFonts w:hint="default" w:ascii="Times New Roman" w:hAnsi="Times New Roman" w:eastAsia="宋体" w:cs="Times New Roman"/>
+                <w:b w:val="0"/>
+                <w:bCs/>
+                <w:i w:val="0"/>
+                <w:iCs w:val="0"/>
+                <w:color w:val="000000"/>
+                <w:kern w:val="0"/>
+                <w:sz w:val="18"/>
+                <w:szCs w:val="18"/>
+                <w:u w:val="none"/>
+                <w:lang w:val="en-US" w:eastAsia="zh-CN" w:bidi="ar"/>
+              </w:rPr>
+              <w:t>c.38G&gt;A</w:t>
+            </w:r>
+          </w:p>
+        </w:tc>
+        <w:tc>
+          <w:tcPr>
+            <w:tcW w:w="1591" w:type="pct"/>
+            <w:tcBorders>
+              <w:top w:val="single" w:color="000000" w:sz="4" w:space="0"/>
+              <w:left w:val="single" w:color="000000" w:sz="4" w:space="0"/>
+              <w:bottom w:val="single" w:color="000000" w:sz="4" w:space="0"/>
+              <w:right w:val="single" w:color="000000" w:sz="4" w:space="0"/>
+            </w:tcBorders>
+            <w:shd w:val="clear" w:color="auto" w:fill="FFFFFF"/>
+            <w:vAlign w:val="center"/>
+          </w:tcPr>
+          <w:p>
+            <w:pPr>
+              <w:keepNext w:val="0"/>
+              <w:keepLines w:val="0"/>
+              <w:widowControl/>
+              <w:suppressLineNumbers w:val="0"/>
+              <w:jc w:val="left"/>
+              <w:textAlignment w:val="center"/>
+              <w:rPr>
+                <w:rFonts w:hint="default" w:ascii="Times New Roman" w:hAnsi="Times New Roman" w:eastAsia="宋体" w:cs="Times New Roman"/>
+                <w:b w:val="0"/>
+                <w:bCs/>
+                <w:i w:val="0"/>
+                <w:iCs w:val="0"/>
+                <w:color w:val="000000"/>
+                <w:sz w:val="18"/>
+                <w:szCs w:val="18"/>
+                <w:u w:val="none"/>
+              </w:rPr>
+            </w:pPr>
+            <w:r>
+              <w:rPr>
+                <w:rFonts w:hint="default" w:ascii="Times New Roman" w:hAnsi="Times New Roman" w:eastAsia="宋体" w:cs="Times New Roman"/>
+                <w:b w:val="0"/>
+                <w:bCs/>
+                <w:i w:val="0"/>
+                <w:iCs w:val="0"/>
+                <w:color w:val="000000"/>
+                <w:kern w:val="0"/>
+                <w:sz w:val="18"/>
+                <w:szCs w:val="18"/>
+                <w:u w:val="none"/>
+                <w:lang w:val="en-US" w:eastAsia="zh-CN" w:bidi="ar"/>
+              </w:rPr>
+              <w:t>p.G13D</w:t>
+            </w:r>
+          </w:p>
+        </w:tc>
+        <w:tc>
+          <w:tcPr>
+            <w:tcW w:w="630" w:type="pct"/>
+            <w:tcBorders>
+              <w:top w:val="single" w:color="000000" w:sz="4" w:space="0"/>
+              <w:left w:val="single" w:color="000000" w:sz="4" w:space="0"/>
+              <w:bottom w:val="single" w:color="000000" w:sz="4" w:space="0"/>
+              <w:right w:val="single" w:color="000000" w:sz="4" w:space="0"/>
+            </w:tcBorders>
+            <w:shd w:val="clear" w:color="auto" w:fill="FFFFFF"/>
+            <w:vAlign w:val="center"/>
+          </w:tcPr>
+          <w:p>
+            <w:pPr>
+              <w:keepNext w:val="0"/>
+              <w:keepLines w:val="0"/>
+              <w:widowControl/>
+              <w:suppressLineNumbers w:val="0"/>
+              <w:jc w:val="left"/>
+              <w:textAlignment w:val="center"/>
+              <w:rPr>
+                <w:rFonts w:hint="default" w:ascii="Times New Roman" w:hAnsi="Times New Roman" w:eastAsia="宋体" w:cs="Times New Roman"/>
+                <w:b w:val="0"/>
+                <w:bCs/>
+                <w:i w:val="0"/>
+                <w:iCs w:val="0"/>
+                <w:color w:val="000000"/>
+                <w:sz w:val="18"/>
+                <w:szCs w:val="18"/>
+                <w:u w:val="none"/>
+              </w:rPr>
+            </w:pPr>
+            <w:r>
+              <w:rPr>
+                <w:rFonts w:hint="default" w:ascii="Times New Roman" w:hAnsi="Times New Roman" w:eastAsia="宋体" w:cs="Times New Roman"/>
+                <w:b w:val="0"/>
+                <w:bCs/>
+                <w:i w:val="0"/>
+                <w:iCs w:val="0"/>
+                <w:color w:val="000000"/>
+                <w:kern w:val="0"/>
+                <w:sz w:val="18"/>
+                <w:szCs w:val="18"/>
+                <w:u w:val="none"/>
+                <w:lang w:val="en-US" w:eastAsia="zh-CN" w:bidi="ar"/>
+              </w:rPr>
+              <w:t xml:space="preserve">532 </w:t>
             </w:r>
           </w:p>
         </w:tc>
@@ -24801,7 +26398,7 @@
                 <w:u w:val="none"/>
                 <w:lang w:val="en-US" w:eastAsia="zh-CN" w:bidi="ar"/>
               </w:rPr>
-              <w:t>c.34G&gt;T</w:t>
+              <w:t>c.34G&gt;C</w:t>
             </w:r>
           </w:p>
         </w:tc>
@@ -24851,7 +26448,7 @@
                 <w:u w:val="none"/>
                 <w:lang w:val="en-US" w:eastAsia="zh-CN" w:bidi="ar"/>
               </w:rPr>
-              <w:t>p.G12C</w:t>
+              <w:t>p.G12R</w:t>
             </w:r>
           </w:p>
         </w:tc>
@@ -24901,7 +26498,264 @@
                 <w:u w:val="none"/>
                 <w:lang w:val="en-US" w:eastAsia="zh-CN" w:bidi="ar"/>
               </w:rPr>
-              <w:t xml:space="preserve">516 </w:t>
+              <w:t xml:space="preserve">518 </w:t>
+            </w:r>
+          </w:p>
+        </w:tc>
+      </w:tr>
+      <w:tr>
+        <w:tblPrEx>
+          <w:tblBorders>
+            <w:top w:val="none" w:color="auto" w:sz="0" w:space="0"/>
+            <w:left w:val="none" w:color="auto" w:sz="0" w:space="0"/>
+            <w:bottom w:val="none" w:color="auto" w:sz="0" w:space="0"/>
+            <w:right w:val="none" w:color="auto" w:sz="0" w:space="0"/>
+            <w:insideH w:val="none" w:color="auto" w:sz="0" w:space="0"/>
+            <w:insideV w:val="none" w:color="auto" w:sz="0" w:space="0"/>
+          </w:tblBorders>
+          <w:shd w:val="clear" w:color="auto" w:fill="auto"/>
+          <w:tblCellMar>
+            <w:top w:w="0" w:type="dxa"/>
+            <w:left w:w="108" w:type="dxa"/>
+            <w:bottom w:w="0" w:type="dxa"/>
+            <w:right w:w="108" w:type="dxa"/>
+          </w:tblCellMar>
+        </w:tblPrEx>
+        <w:trPr>
+          <w:trHeight w:val="300" w:hRule="atLeast"/>
+        </w:trPr>
+        <w:tc>
+          <w:tcPr>
+            <w:tcW w:w="699" w:type="pct"/>
+            <w:vMerge w:val="continue"/>
+            <w:tcBorders>
+              <w:top w:val="single" w:color="FFFFFF" w:sz="8" w:space="0"/>
+              <w:left w:val="single" w:color="FFFFFF" w:sz="8" w:space="0"/>
+              <w:bottom w:val="single" w:color="FFFFFF" w:sz="8" w:space="0"/>
+              <w:right w:val="single" w:color="FFFFFF" w:sz="8" w:space="0"/>
+            </w:tcBorders>
+            <w:shd w:val="clear" w:color="auto" w:fill="1F3864"/>
+            <w:vAlign w:val="center"/>
+          </w:tcPr>
+          <w:p>
+            <w:pPr>
+              <w:jc w:val="left"/>
+              <w:rPr>
+                <w:rFonts w:hint="default" w:ascii="Times New Roman" w:hAnsi="Times New Roman" w:eastAsia="宋体" w:cs="Times New Roman"/>
+                <w:b/>
+                <w:bCs w:val="0"/>
+                <w:i w:val="0"/>
+                <w:iCs w:val="0"/>
+                <w:color w:val="FFFFFF" w:themeColor="background1"/>
+                <w:sz w:val="18"/>
+                <w:szCs w:val="18"/>
+                <w:u w:val="none"/>
+                <w14:textFill>
+                  <w14:solidFill>
+                    <w14:schemeClr w14:val="bg1"/>
+                  </w14:solidFill>
+                </w14:textFill>
+              </w:rPr>
+            </w:pPr>
+          </w:p>
+        </w:tc>
+        <w:tc>
+          <w:tcPr>
+            <w:tcW w:w="435" w:type="pct"/>
+            <w:tcBorders>
+              <w:top w:val="single" w:color="000000" w:sz="4" w:space="0"/>
+              <w:left w:val="single" w:color="FFFFFF" w:sz="8" w:space="0"/>
+              <w:bottom w:val="single" w:color="000000" w:sz="4" w:space="0"/>
+              <w:right w:val="single" w:color="000000" w:sz="4" w:space="0"/>
+            </w:tcBorders>
+            <w:shd w:val="clear" w:color="auto" w:fill="FFFFFF"/>
+            <w:vAlign w:val="center"/>
+          </w:tcPr>
+          <w:p>
+            <w:pPr>
+              <w:keepNext w:val="0"/>
+              <w:keepLines w:val="0"/>
+              <w:widowControl/>
+              <w:suppressLineNumbers w:val="0"/>
+              <w:jc w:val="left"/>
+              <w:textAlignment w:val="center"/>
+              <w:rPr>
+                <w:rFonts w:hint="default" w:ascii="Times New Roman" w:hAnsi="Times New Roman" w:eastAsia="宋体" w:cs="Times New Roman"/>
+                <w:b w:val="0"/>
+                <w:bCs/>
+                <w:i w:val="0"/>
+                <w:iCs w:val="0"/>
+                <w:color w:val="000000"/>
+                <w:sz w:val="18"/>
+                <w:szCs w:val="18"/>
+                <w:u w:val="none"/>
+              </w:rPr>
+            </w:pPr>
+            <w:r>
+              <w:rPr>
+                <w:rFonts w:hint="default" w:ascii="Times New Roman" w:hAnsi="Times New Roman" w:eastAsia="宋体" w:cs="Times New Roman"/>
+                <w:b w:val="0"/>
+                <w:bCs/>
+                <w:i w:val="0"/>
+                <w:iCs w:val="0"/>
+                <w:color w:val="000000"/>
+                <w:kern w:val="0"/>
+                <w:sz w:val="18"/>
+                <w:szCs w:val="18"/>
+                <w:u w:val="none"/>
+                <w:lang w:val="en-US" w:eastAsia="zh-CN" w:bidi="ar"/>
+              </w:rPr>
+              <w:t xml:space="preserve">2 </w:t>
+            </w:r>
+          </w:p>
+        </w:tc>
+        <w:tc>
+          <w:tcPr>
+            <w:tcW w:w="1643" w:type="pct"/>
+            <w:tcBorders>
+              <w:top w:val="single" w:color="000000" w:sz="4" w:space="0"/>
+              <w:left w:val="single" w:color="000000" w:sz="4" w:space="0"/>
+              <w:bottom w:val="single" w:color="000000" w:sz="4" w:space="0"/>
+              <w:right w:val="single" w:color="000000" w:sz="4" w:space="0"/>
+            </w:tcBorders>
+            <w:shd w:val="clear" w:color="auto" w:fill="FFFFFF"/>
+            <w:vAlign w:val="center"/>
+          </w:tcPr>
+          <w:p>
+            <w:pPr>
+              <w:keepNext w:val="0"/>
+              <w:keepLines w:val="0"/>
+              <w:widowControl/>
+              <w:suppressLineNumbers w:val="0"/>
+              <w:jc w:val="left"/>
+              <w:textAlignment w:val="center"/>
+              <w:rPr>
+                <w:rFonts w:hint="default" w:ascii="Times New Roman" w:hAnsi="Times New Roman" w:eastAsia="宋体" w:cs="Times New Roman"/>
+                <w:b w:val="0"/>
+                <w:bCs/>
+                <w:i w:val="0"/>
+                <w:iCs w:val="0"/>
+                <w:color w:val="000000"/>
+                <w:sz w:val="18"/>
+                <w:szCs w:val="18"/>
+                <w:u w:val="none"/>
+              </w:rPr>
+            </w:pPr>
+            <w:r>
+              <w:rPr>
+                <w:rFonts w:hint="default" w:ascii="Times New Roman" w:hAnsi="Times New Roman" w:eastAsia="宋体" w:cs="Times New Roman"/>
+                <w:b w:val="0"/>
+                <w:bCs/>
+                <w:i w:val="0"/>
+                <w:iCs w:val="0"/>
+                <w:color w:val="000000"/>
+                <w:kern w:val="0"/>
+                <w:sz w:val="18"/>
+                <w:szCs w:val="18"/>
+                <w:u w:val="none"/>
+                <w:lang w:val="en-US" w:eastAsia="zh-CN" w:bidi="ar"/>
+              </w:rPr>
+              <w:t>c.35G&gt;C</w:t>
+            </w:r>
+          </w:p>
+        </w:tc>
+        <w:tc>
+          <w:tcPr>
+            <w:tcW w:w="1591" w:type="pct"/>
+            <w:tcBorders>
+              <w:top w:val="single" w:color="000000" w:sz="4" w:space="0"/>
+              <w:left w:val="single" w:color="000000" w:sz="4" w:space="0"/>
+              <w:bottom w:val="single" w:color="000000" w:sz="4" w:space="0"/>
+              <w:right w:val="single" w:color="000000" w:sz="4" w:space="0"/>
+            </w:tcBorders>
+            <w:shd w:val="clear" w:color="auto" w:fill="FFFFFF"/>
+            <w:vAlign w:val="center"/>
+          </w:tcPr>
+          <w:p>
+            <w:pPr>
+              <w:keepNext w:val="0"/>
+              <w:keepLines w:val="0"/>
+              <w:widowControl/>
+              <w:suppressLineNumbers w:val="0"/>
+              <w:jc w:val="left"/>
+              <w:textAlignment w:val="center"/>
+              <w:rPr>
+                <w:rFonts w:hint="default" w:ascii="Times New Roman" w:hAnsi="Times New Roman" w:eastAsia="宋体" w:cs="Times New Roman"/>
+                <w:b w:val="0"/>
+                <w:bCs/>
+                <w:i w:val="0"/>
+                <w:iCs w:val="0"/>
+                <w:color w:val="000000"/>
+                <w:sz w:val="18"/>
+                <w:szCs w:val="18"/>
+                <w:u w:val="none"/>
+              </w:rPr>
+            </w:pPr>
+            <w:r>
+              <w:rPr>
+                <w:rFonts w:hint="default" w:ascii="Times New Roman" w:hAnsi="Times New Roman" w:eastAsia="宋体" w:cs="Times New Roman"/>
+                <w:b w:val="0"/>
+                <w:bCs/>
+                <w:i w:val="0"/>
+                <w:iCs w:val="0"/>
+                <w:color w:val="000000"/>
+                <w:kern w:val="0"/>
+                <w:sz w:val="18"/>
+                <w:szCs w:val="18"/>
+                <w:u w:val="none"/>
+                <w:lang w:val="en-US" w:eastAsia="zh-CN" w:bidi="ar"/>
+              </w:rPr>
+              <w:t>p.G12A</w:t>
+            </w:r>
+          </w:p>
+        </w:tc>
+        <w:tc>
+          <w:tcPr>
+            <w:tcW w:w="630" w:type="pct"/>
+            <w:tcBorders>
+              <w:top w:val="single" w:color="000000" w:sz="4" w:space="0"/>
+              <w:left w:val="single" w:color="000000" w:sz="4" w:space="0"/>
+              <w:bottom w:val="single" w:color="000000" w:sz="4" w:space="0"/>
+              <w:right w:val="single" w:color="000000" w:sz="4" w:space="0"/>
+            </w:tcBorders>
+            <w:shd w:val="clear" w:color="auto" w:fill="FFFFFF"/>
+            <w:vAlign w:val="center"/>
+          </w:tcPr>
+          <w:p>
+            <w:pPr>
+              <w:keepNext w:val="0"/>
+              <w:keepLines w:val="0"/>
+              <w:widowControl/>
+              <w:suppressLineNumbers w:val="0"/>
+              <w:jc w:val="left"/>
+              <w:textAlignment w:val="center"/>
+              <w:rPr>
+                <w:rFonts w:hint="default" w:ascii="Times New Roman" w:hAnsi="Times New Roman" w:eastAsia="宋体" w:cs="Times New Roman"/>
+                <w:b w:val="0"/>
+                <w:bCs/>
+                <w:i w:val="0"/>
+                <w:iCs w:val="0"/>
+                <w:color w:val="000000"/>
+                <w:sz w:val="18"/>
+                <w:szCs w:val="18"/>
+                <w:u w:val="none"/>
+              </w:rPr>
+            </w:pPr>
+            <w:r>
+              <w:rPr>
+                <w:rFonts w:hint="default" w:ascii="Times New Roman" w:hAnsi="Times New Roman" w:eastAsia="宋体" w:cs="Times New Roman"/>
+                <w:b w:val="0"/>
+                <w:bCs/>
+                <w:i w:val="0"/>
+                <w:iCs w:val="0"/>
+                <w:color w:val="000000"/>
+                <w:kern w:val="0"/>
+                <w:sz w:val="18"/>
+                <w:szCs w:val="18"/>
+                <w:u w:val="none"/>
+                <w:lang w:val="en-US" w:eastAsia="zh-CN" w:bidi="ar"/>
+              </w:rPr>
+              <w:t xml:space="preserve">522 </w:t>
             </w:r>
           </w:p>
         </w:tc>
@@ -24929,7 +26783,6 @@
         <w:tc>
           <w:tcPr>
             <w:tcW w:w="699" w:type="pct"/>
-            <w:vMerge w:val="continue"/>
             <w:tcBorders>
               <w:top w:val="single" w:color="FFFFFF" w:sz="8" w:space="0"/>
               <w:left w:val="single" w:color="FFFFFF" w:sz="8" w:space="0"/>
@@ -24941,7 +26794,12 @@
           </w:tcPr>
           <w:p>
             <w:pPr>
+              <w:keepNext w:val="0"/>
+              <w:keepLines w:val="0"/>
+              <w:widowControl/>
+              <w:suppressLineNumbers w:val="0"/>
               <w:jc w:val="left"/>
+              <w:textAlignment w:val="center"/>
               <w:rPr>
                 <w:rFonts w:hint="default" w:ascii="Times New Roman" w:hAnsi="Times New Roman" w:eastAsia="宋体" w:cs="Times New Roman"/>
                 <w:b/>
@@ -24959,6 +26817,27 @@
                 </w14:textFill>
               </w:rPr>
             </w:pPr>
+            <w:r>
+              <w:rPr>
+                <w:rFonts w:hint="default" w:ascii="Times New Roman" w:hAnsi="Times New Roman" w:eastAsia="宋体" w:cs="Times New Roman"/>
+                <w:b/>
+                <w:bCs w:val="0"/>
+                <w:i w:val="0"/>
+                <w:iCs w:val="0"/>
+                <w:color w:val="FFFFFF" w:themeColor="background1"/>
+                <w:kern w:val="0"/>
+                <w:sz w:val="18"/>
+                <w:szCs w:val="18"/>
+                <w:u w:val="none"/>
+                <w:lang w:val="en-US" w:eastAsia="zh-CN" w:bidi="ar"/>
+                <w14:textFill>
+                  <w14:solidFill>
+                    <w14:schemeClr w14:val="bg1"/>
+                  </w14:solidFill>
+                </w14:textFill>
+              </w:rPr>
+              <w:t>BRAF</w:t>
+            </w:r>
           </w:p>
         </w:tc>
         <w:tc>
@@ -25007,7 +26886,7 @@
                 <w:u w:val="none"/>
                 <w:lang w:val="en-US" w:eastAsia="zh-CN" w:bidi="ar"/>
               </w:rPr>
-              <w:t xml:space="preserve">2 </w:t>
+              <w:t xml:space="preserve">15 </w:t>
             </w:r>
           </w:p>
         </w:tc>
@@ -25057,7 +26936,7 @@
                 <w:u w:val="none"/>
                 <w:lang w:val="en-US" w:eastAsia="zh-CN" w:bidi="ar"/>
               </w:rPr>
-              <w:t>c.34G&gt;A</w:t>
+              <w:t>c.1799T&gt;A</w:t>
             </w:r>
           </w:p>
         </w:tc>
@@ -25107,7 +26986,7 @@
                 <w:u w:val="none"/>
                 <w:lang w:val="en-US" w:eastAsia="zh-CN" w:bidi="ar"/>
               </w:rPr>
-              <w:t>p.G12S</w:t>
+              <w:t>p.V600E</w:t>
             </w:r>
           </w:p>
         </w:tc>
@@ -25157,7 +27036,7 @@
                 <w:u w:val="none"/>
                 <w:lang w:val="en-US" w:eastAsia="zh-CN" w:bidi="ar"/>
               </w:rPr>
-              <w:t xml:space="preserve">517 </w:t>
+              <w:t xml:space="preserve">476 </w:t>
             </w:r>
           </w:p>
         </w:tc>
@@ -25185,7 +27064,7 @@
         <w:tc>
           <w:tcPr>
             <w:tcW w:w="699" w:type="pct"/>
-            <w:vMerge w:val="continue"/>
+            <w:vMerge w:val="restart"/>
             <w:tcBorders>
               <w:top w:val="single" w:color="FFFFFF" w:sz="8" w:space="0"/>
               <w:left w:val="single" w:color="FFFFFF" w:sz="8" w:space="0"/>
@@ -25197,7 +27076,12 @@
           </w:tcPr>
           <w:p>
             <w:pPr>
+              <w:keepNext w:val="0"/>
+              <w:keepLines w:val="0"/>
+              <w:widowControl/>
+              <w:suppressLineNumbers w:val="0"/>
               <w:jc w:val="left"/>
+              <w:textAlignment w:val="center"/>
               <w:rPr>
                 <w:rFonts w:hint="default" w:ascii="Times New Roman" w:hAnsi="Times New Roman" w:eastAsia="宋体" w:cs="Times New Roman"/>
                 <w:b/>
@@ -25215,6 +27099,27 @@
                 </w14:textFill>
               </w:rPr>
             </w:pPr>
+            <w:r>
+              <w:rPr>
+                <w:rFonts w:hint="default" w:ascii="Times New Roman" w:hAnsi="Times New Roman" w:eastAsia="宋体" w:cs="Times New Roman"/>
+                <w:b/>
+                <w:bCs w:val="0"/>
+                <w:i w:val="0"/>
+                <w:iCs w:val="0"/>
+                <w:color w:val="FFFFFF" w:themeColor="background1"/>
+                <w:kern w:val="0"/>
+                <w:sz w:val="18"/>
+                <w:szCs w:val="18"/>
+                <w:u w:val="none"/>
+                <w:lang w:val="en-US" w:eastAsia="zh-CN" w:bidi="ar"/>
+                <w14:textFill>
+                  <w14:solidFill>
+                    <w14:schemeClr w14:val="bg1"/>
+                  </w14:solidFill>
+                </w14:textFill>
+              </w:rPr>
+              <w:t>PIK3CA</w:t>
+            </w:r>
           </w:p>
         </w:tc>
         <w:tc>
@@ -25263,7 +27168,7 @@
                 <w:u w:val="none"/>
                 <w:lang w:val="en-US" w:eastAsia="zh-CN" w:bidi="ar"/>
               </w:rPr>
-              <w:t xml:space="preserve">2 </w:t>
+              <w:t xml:space="preserve">9 </w:t>
             </w:r>
           </w:p>
         </w:tc>
@@ -25313,7 +27218,7 @@
                 <w:u w:val="none"/>
                 <w:lang w:val="en-US" w:eastAsia="zh-CN" w:bidi="ar"/>
               </w:rPr>
-              <w:t>c.38G&gt;A</w:t>
+              <w:t>c.1624G&gt;A</w:t>
             </w:r>
           </w:p>
         </w:tc>
@@ -25363,7 +27268,7 @@
                 <w:u w:val="none"/>
                 <w:lang w:val="en-US" w:eastAsia="zh-CN" w:bidi="ar"/>
               </w:rPr>
-              <w:t>p.G13D</w:t>
+              <w:t>p.E542K</w:t>
             </w:r>
           </w:p>
         </w:tc>
@@ -25413,7 +27318,7 @@
                 <w:u w:val="none"/>
                 <w:lang w:val="en-US" w:eastAsia="zh-CN" w:bidi="ar"/>
               </w:rPr>
-              <w:t xml:space="preserve">532 </w:t>
+              <w:t xml:space="preserve">760 </w:t>
             </w:r>
           </w:p>
         </w:tc>
@@ -25519,7 +27424,7 @@
                 <w:u w:val="none"/>
                 <w:lang w:val="en-US" w:eastAsia="zh-CN" w:bidi="ar"/>
               </w:rPr>
-              <w:t xml:space="preserve">2 </w:t>
+              <w:t xml:space="preserve">9 </w:t>
             </w:r>
           </w:p>
         </w:tc>
@@ -25569,7 +27474,7 @@
                 <w:u w:val="none"/>
                 <w:lang w:val="en-US" w:eastAsia="zh-CN" w:bidi="ar"/>
               </w:rPr>
-              <w:t>c.34G&gt;C</w:t>
+              <w:t>c.1633G&gt;A</w:t>
             </w:r>
           </w:p>
         </w:tc>
@@ -25619,7 +27524,7 @@
                 <w:u w:val="none"/>
                 <w:lang w:val="en-US" w:eastAsia="zh-CN" w:bidi="ar"/>
               </w:rPr>
-              <w:t>p.G12R</w:t>
+              <w:t>p.E545K</w:t>
             </w:r>
           </w:p>
         </w:tc>
@@ -25669,7 +27574,7 @@
                 <w:u w:val="none"/>
                 <w:lang w:val="en-US" w:eastAsia="zh-CN" w:bidi="ar"/>
               </w:rPr>
-              <w:t xml:space="preserve">518 </w:t>
+              <w:t xml:space="preserve">763 </w:t>
             </w:r>
           </w:p>
         </w:tc>
@@ -25775,7 +27680,7 @@
                 <w:u w:val="none"/>
                 <w:lang w:val="en-US" w:eastAsia="zh-CN" w:bidi="ar"/>
               </w:rPr>
-              <w:t xml:space="preserve">2 </w:t>
+              <w:t xml:space="preserve">20 </w:t>
             </w:r>
           </w:p>
         </w:tc>
@@ -25825,7 +27730,7 @@
                 <w:u w:val="none"/>
                 <w:lang w:val="en-US" w:eastAsia="zh-CN" w:bidi="ar"/>
               </w:rPr>
-              <w:t>c.35G&gt;C</w:t>
+              <w:t>c.3140A&gt;T</w:t>
             </w:r>
           </w:p>
         </w:tc>
@@ -25875,7 +27780,7 @@
                 <w:u w:val="none"/>
                 <w:lang w:val="en-US" w:eastAsia="zh-CN" w:bidi="ar"/>
               </w:rPr>
-              <w:t>p.G12A</w:t>
+              <w:t>p.H1047L</w:t>
             </w:r>
           </w:p>
         </w:tc>
@@ -25925,7 +27830,7 @@
                 <w:u w:val="none"/>
                 <w:lang w:val="en-US" w:eastAsia="zh-CN" w:bidi="ar"/>
               </w:rPr>
-              <w:t xml:space="preserve">522 </w:t>
+              <w:t xml:space="preserve">776 </w:t>
             </w:r>
           </w:p>
         </w:tc>
@@ -25953,6 +27858,7 @@
         <w:tc>
           <w:tcPr>
             <w:tcW w:w="699" w:type="pct"/>
+            <w:vMerge w:val="continue"/>
             <w:tcBorders>
               <w:top w:val="single" w:color="FFFFFF" w:sz="8" w:space="0"/>
               <w:left w:val="single" w:color="FFFFFF" w:sz="8" w:space="0"/>
@@ -25960,6 +27866,40 @@
               <w:right w:val="single" w:color="FFFFFF" w:sz="8" w:space="0"/>
             </w:tcBorders>
             <w:shd w:val="clear" w:color="auto" w:fill="1F3864"/>
+            <w:vAlign w:val="center"/>
+          </w:tcPr>
+          <w:p>
+            <w:pPr>
+              <w:jc w:val="left"/>
+              <w:rPr>
+                <w:rFonts w:hint="default" w:ascii="Times New Roman" w:hAnsi="Times New Roman" w:eastAsia="宋体" w:cs="Times New Roman"/>
+                <w:b/>
+                <w:bCs w:val="0"/>
+                <w:i w:val="0"/>
+                <w:iCs w:val="0"/>
+                <w:color w:val="FFFFFF" w:themeColor="background1"/>
+                <w:sz w:val="18"/>
+                <w:szCs w:val="18"/>
+                <w:u w:val="none"/>
+                <w14:textFill>
+                  <w14:solidFill>
+                    <w14:schemeClr w14:val="bg1"/>
+                  </w14:solidFill>
+                </w14:textFill>
+              </w:rPr>
+            </w:pPr>
+          </w:p>
+        </w:tc>
+        <w:tc>
+          <w:tcPr>
+            <w:tcW w:w="435" w:type="pct"/>
+            <w:tcBorders>
+              <w:top w:val="single" w:color="000000" w:sz="4" w:space="0"/>
+              <w:left w:val="single" w:color="FFFFFF" w:sz="8" w:space="0"/>
+              <w:bottom w:val="single" w:color="000000" w:sz="4" w:space="0"/>
+              <w:right w:val="single" w:color="000000" w:sz="4" w:space="0"/>
+            </w:tcBorders>
+            <w:shd w:val="clear" w:color="auto" w:fill="FFFFFF"/>
             <w:vAlign w:val="center"/>
           </w:tcPr>
           <w:p>
@@ -25972,50 +27912,40 @@
               <w:textAlignment w:val="center"/>
               <w:rPr>
                 <w:rFonts w:hint="default" w:ascii="Times New Roman" w:hAnsi="Times New Roman" w:eastAsia="宋体" w:cs="Times New Roman"/>
-                <w:b/>
-                <w:bCs w:val="0"/>
+                <w:b w:val="0"/>
+                <w:bCs/>
                 <w:i w:val="0"/>
                 <w:iCs w:val="0"/>
-                <w:color w:val="FFFFFF" w:themeColor="background1"/>
+                <w:color w:val="000000"/>
                 <w:sz w:val="18"/>
                 <w:szCs w:val="18"/>
                 <w:u w:val="none"/>
-                <w14:textFill>
-                  <w14:solidFill>
-                    <w14:schemeClr w14:val="bg1"/>
-                  </w14:solidFill>
-                </w14:textFill>
-              </w:rPr>
-            </w:pPr>
-            <w:r>
-              <w:rPr>
-                <w:rFonts w:hint="default" w:ascii="Times New Roman" w:hAnsi="Times New Roman" w:eastAsia="宋体" w:cs="Times New Roman"/>
-                <w:b/>
-                <w:bCs w:val="0"/>
+              </w:rPr>
+            </w:pPr>
+            <w:r>
+              <w:rPr>
+                <w:rFonts w:hint="default" w:ascii="Times New Roman" w:hAnsi="Times New Roman" w:eastAsia="宋体" w:cs="Times New Roman"/>
+                <w:b w:val="0"/>
+                <w:bCs/>
                 <w:i w:val="0"/>
                 <w:iCs w:val="0"/>
-                <w:color w:val="FFFFFF" w:themeColor="background1"/>
+                <w:color w:val="000000"/>
                 <w:kern w:val="0"/>
                 <w:sz w:val="18"/>
                 <w:szCs w:val="18"/>
                 <w:u w:val="none"/>
                 <w:lang w:val="en-US" w:eastAsia="zh-CN" w:bidi="ar"/>
-                <w14:textFill>
-                  <w14:solidFill>
-                    <w14:schemeClr w14:val="bg1"/>
-                  </w14:solidFill>
-                </w14:textFill>
-              </w:rPr>
-              <w:t>BRAF</w:t>
-            </w:r>
-          </w:p>
-        </w:tc>
-        <w:tc>
-          <w:tcPr>
-            <w:tcW w:w="435" w:type="pct"/>
+              </w:rPr>
+              <w:t xml:space="preserve">20 </w:t>
+            </w:r>
+          </w:p>
+        </w:tc>
+        <w:tc>
+          <w:tcPr>
+            <w:tcW w:w="1643" w:type="pct"/>
             <w:tcBorders>
               <w:top w:val="single" w:color="000000" w:sz="4" w:space="0"/>
-              <w:left w:val="single" w:color="FFFFFF" w:sz="8" w:space="0"/>
+              <w:left w:val="single" w:color="000000" w:sz="4" w:space="0"/>
               <w:bottom w:val="single" w:color="000000" w:sz="4" w:space="0"/>
               <w:right w:val="single" w:color="000000" w:sz="4" w:space="0"/>
             </w:tcBorders>
@@ -26056,13 +27986,13 @@
                 <w:u w:val="none"/>
                 <w:lang w:val="en-US" w:eastAsia="zh-CN" w:bidi="ar"/>
               </w:rPr>
-              <w:t xml:space="preserve">15 </w:t>
-            </w:r>
-          </w:p>
-        </w:tc>
-        <w:tc>
-          <w:tcPr>
-            <w:tcW w:w="1643" w:type="pct"/>
+              <w:t>c.3140A&gt;G</w:t>
+            </w:r>
+          </w:p>
+        </w:tc>
+        <w:tc>
+          <w:tcPr>
+            <w:tcW w:w="1591" w:type="pct"/>
             <w:tcBorders>
               <w:top w:val="single" w:color="000000" w:sz="4" w:space="0"/>
               <w:left w:val="single" w:color="000000" w:sz="4" w:space="0"/>
@@ -26106,13 +28036,13 @@
                 <w:u w:val="none"/>
                 <w:lang w:val="en-US" w:eastAsia="zh-CN" w:bidi="ar"/>
               </w:rPr>
-              <w:t>c.1799T&gt;A</w:t>
-            </w:r>
-          </w:p>
-        </w:tc>
-        <w:tc>
-          <w:tcPr>
-            <w:tcW w:w="1591" w:type="pct"/>
+              <w:t>p.H1047R</w:t>
+            </w:r>
+          </w:p>
+        </w:tc>
+        <w:tc>
+          <w:tcPr>
+            <w:tcW w:w="630" w:type="pct"/>
             <w:tcBorders>
               <w:top w:val="single" w:color="000000" w:sz="4" w:space="0"/>
               <w:left w:val="single" w:color="000000" w:sz="4" w:space="0"/>
@@ -26156,57 +28086,7 @@
                 <w:u w:val="none"/>
                 <w:lang w:val="en-US" w:eastAsia="zh-CN" w:bidi="ar"/>
               </w:rPr>
-              <w:t>p.V600E</w:t>
-            </w:r>
-          </w:p>
-        </w:tc>
-        <w:tc>
-          <w:tcPr>
-            <w:tcW w:w="630" w:type="pct"/>
-            <w:tcBorders>
-              <w:top w:val="single" w:color="000000" w:sz="4" w:space="0"/>
-              <w:left w:val="single" w:color="000000" w:sz="4" w:space="0"/>
-              <w:bottom w:val="single" w:color="000000" w:sz="4" w:space="0"/>
-              <w:right w:val="single" w:color="000000" w:sz="4" w:space="0"/>
-            </w:tcBorders>
-            <w:shd w:val="clear" w:color="auto" w:fill="FFFFFF"/>
-            <w:vAlign w:val="center"/>
-          </w:tcPr>
-          <w:p>
-            <w:pPr>
-              <w:keepNext w:val="0"/>
-              <w:keepLines w:val="0"/>
-              <w:widowControl/>
-              <w:suppressLineNumbers w:val="0"/>
-              <w:jc w:val="left"/>
-              <w:textAlignment w:val="center"/>
-              <w:rPr>
-                <w:rFonts w:hint="default" w:ascii="Times New Roman" w:hAnsi="Times New Roman" w:eastAsia="宋体" w:cs="Times New Roman"/>
-                <w:b w:val="0"/>
-                <w:bCs/>
-                <w:i w:val="0"/>
-                <w:iCs w:val="0"/>
-                <w:color w:val="000000"/>
-                <w:sz w:val="18"/>
-                <w:szCs w:val="18"/>
-                <w:u w:val="none"/>
-              </w:rPr>
-            </w:pPr>
-            <w:r>
-              <w:rPr>
-                <w:rFonts w:hint="default" w:ascii="Times New Roman" w:hAnsi="Times New Roman" w:eastAsia="宋体" w:cs="Times New Roman"/>
-                <w:b w:val="0"/>
-                <w:bCs/>
-                <w:i w:val="0"/>
-                <w:iCs w:val="0"/>
-                <w:color w:val="000000"/>
-                <w:kern w:val="0"/>
-                <w:sz w:val="18"/>
-                <w:szCs w:val="18"/>
-                <w:u w:val="none"/>
-                <w:lang w:val="en-US" w:eastAsia="zh-CN" w:bidi="ar"/>
-              </w:rPr>
-              <w:t xml:space="preserve">476 </w:t>
+              <w:t xml:space="preserve">775 </w:t>
             </w:r>
           </w:p>
         </w:tc>
@@ -26288,7 +28168,7 @@
                   </w14:solidFill>
                 </w14:textFill>
               </w:rPr>
-              <w:t>PIK3CA</w:t>
+              <w:t>ALK</w:t>
             </w:r>
           </w:p>
         </w:tc>
@@ -26302,6 +28182,7 @@
               <w:right w:val="single" w:color="000000" w:sz="4" w:space="0"/>
             </w:tcBorders>
             <w:shd w:val="clear" w:color="auto" w:fill="FFFFFF"/>
+            <w:noWrap/>
             <w:vAlign w:val="center"/>
           </w:tcPr>
           <w:p>
@@ -26338,7 +28219,7 @@
                 <w:u w:val="none"/>
                 <w:lang w:val="en-US" w:eastAsia="zh-CN" w:bidi="ar"/>
               </w:rPr>
-              <w:t xml:space="preserve">9 </w:t>
+              <w:t>/</w:t>
             </w:r>
           </w:p>
         </w:tc>
@@ -26388,7 +28269,7 @@
                 <w:u w:val="none"/>
                 <w:lang w:val="en-US" w:eastAsia="zh-CN" w:bidi="ar"/>
               </w:rPr>
-              <w:t>c.1624G&gt;A</w:t>
+              <w:t>EML4-ALK</w:t>
             </w:r>
           </w:p>
         </w:tc>
@@ -26438,7 +28319,7 @@
                 <w:u w:val="none"/>
                 <w:lang w:val="en-US" w:eastAsia="zh-CN" w:bidi="ar"/>
               </w:rPr>
-              <w:t>p.E542K</w:t>
+              <w:t>E13A20</w:t>
             </w:r>
           </w:p>
         </w:tc>
@@ -26452,6 +28333,7 @@
               <w:right w:val="single" w:color="000000" w:sz="4" w:space="0"/>
             </w:tcBorders>
             <w:shd w:val="clear" w:color="auto" w:fill="FFFFFF"/>
+            <w:noWrap/>
             <w:vAlign w:val="center"/>
           </w:tcPr>
           <w:p>
@@ -26488,7 +28370,7 @@
                 <w:u w:val="none"/>
                 <w:lang w:val="en-US" w:eastAsia="zh-CN" w:bidi="ar"/>
               </w:rPr>
-              <w:t xml:space="preserve">760 </w:t>
+              <w:t>/</w:t>
             </w:r>
           </w:p>
         </w:tc>
@@ -26558,6 +28440,7 @@
               <w:right w:val="single" w:color="000000" w:sz="4" w:space="0"/>
             </w:tcBorders>
             <w:shd w:val="clear" w:color="auto" w:fill="FFFFFF"/>
+            <w:noWrap/>
             <w:vAlign w:val="center"/>
           </w:tcPr>
           <w:p>
@@ -26594,7 +28477,7 @@
                 <w:u w:val="none"/>
                 <w:lang w:val="en-US" w:eastAsia="zh-CN" w:bidi="ar"/>
               </w:rPr>
-              <w:t xml:space="preserve">9 </w:t>
+              <w:t>/</w:t>
             </w:r>
           </w:p>
         </w:tc>
@@ -26644,7 +28527,7 @@
                 <w:u w:val="none"/>
                 <w:lang w:val="en-US" w:eastAsia="zh-CN" w:bidi="ar"/>
               </w:rPr>
-              <w:t>c.1633G&gt;A</w:t>
+              <w:t>EML4-ALK</w:t>
             </w:r>
           </w:p>
         </w:tc>
@@ -26694,7 +28577,7 @@
                 <w:u w:val="none"/>
                 <w:lang w:val="en-US" w:eastAsia="zh-CN" w:bidi="ar"/>
               </w:rPr>
-              <w:t>p.E545K</w:t>
+              <w:t>E20A20</w:t>
             </w:r>
           </w:p>
         </w:tc>
@@ -26708,6 +28591,7 @@
               <w:right w:val="single" w:color="000000" w:sz="4" w:space="0"/>
             </w:tcBorders>
             <w:shd w:val="clear" w:color="auto" w:fill="FFFFFF"/>
+            <w:noWrap/>
             <w:vAlign w:val="center"/>
           </w:tcPr>
           <w:p>
@@ -26744,7 +28628,7 @@
                 <w:u w:val="none"/>
                 <w:lang w:val="en-US" w:eastAsia="zh-CN" w:bidi="ar"/>
               </w:rPr>
-              <w:t xml:space="preserve">763 </w:t>
+              <w:t>/</w:t>
             </w:r>
           </w:p>
         </w:tc>
@@ -26814,6 +28698,7 @@
               <w:right w:val="single" w:color="000000" w:sz="4" w:space="0"/>
             </w:tcBorders>
             <w:shd w:val="clear" w:color="auto" w:fill="FFFFFF"/>
+            <w:noWrap/>
             <w:vAlign w:val="center"/>
           </w:tcPr>
           <w:p>
@@ -26850,7 +28735,7 @@
                 <w:u w:val="none"/>
                 <w:lang w:val="en-US" w:eastAsia="zh-CN" w:bidi="ar"/>
               </w:rPr>
-              <w:t xml:space="preserve">20 </w:t>
+              <w:t>/</w:t>
             </w:r>
           </w:p>
         </w:tc>
@@ -26900,7 +28785,7 @@
                 <w:u w:val="none"/>
                 <w:lang w:val="en-US" w:eastAsia="zh-CN" w:bidi="ar"/>
               </w:rPr>
-              <w:t>c.3140A&gt;T</w:t>
+              <w:t>EML4-ALK</w:t>
             </w:r>
           </w:p>
         </w:tc>
@@ -26950,7 +28835,7 @@
                 <w:u w:val="none"/>
                 <w:lang w:val="en-US" w:eastAsia="zh-CN" w:bidi="ar"/>
               </w:rPr>
-              <w:t>p.H1047L</w:t>
+              <w:t>E6aA20</w:t>
             </w:r>
           </w:p>
         </w:tc>
@@ -26964,6 +28849,7 @@
               <w:right w:val="single" w:color="000000" w:sz="4" w:space="0"/>
             </w:tcBorders>
             <w:shd w:val="clear" w:color="auto" w:fill="FFFFFF"/>
+            <w:noWrap/>
             <w:vAlign w:val="center"/>
           </w:tcPr>
           <w:p>
@@ -27000,7 +28886,7 @@
                 <w:u w:val="none"/>
                 <w:lang w:val="en-US" w:eastAsia="zh-CN" w:bidi="ar"/>
               </w:rPr>
-              <w:t xml:space="preserve">776 </w:t>
+              <w:t>/</w:t>
             </w:r>
           </w:p>
         </w:tc>
@@ -27070,6 +28956,7 @@
               <w:right w:val="single" w:color="000000" w:sz="4" w:space="0"/>
             </w:tcBorders>
             <w:shd w:val="clear" w:color="auto" w:fill="FFFFFF"/>
+            <w:noWrap/>
             <w:vAlign w:val="center"/>
           </w:tcPr>
           <w:p>
@@ -27106,7 +28993,7 @@
                 <w:u w:val="none"/>
                 <w:lang w:val="en-US" w:eastAsia="zh-CN" w:bidi="ar"/>
               </w:rPr>
-              <w:t xml:space="preserve">20 </w:t>
+              <w:t>/</w:t>
             </w:r>
           </w:p>
         </w:tc>
@@ -27156,7 +29043,7 @@
                 <w:u w:val="none"/>
                 <w:lang w:val="en-US" w:eastAsia="zh-CN" w:bidi="ar"/>
               </w:rPr>
-              <w:t>c.3140A&gt;G</w:t>
+              <w:t>EML4-ALK</w:t>
             </w:r>
           </w:p>
         </w:tc>
@@ -27206,7 +29093,7 @@
                 <w:u w:val="none"/>
                 <w:lang w:val="en-US" w:eastAsia="zh-CN" w:bidi="ar"/>
               </w:rPr>
-              <w:t>p.H1047R</w:t>
+              <w:t>E6bA20</w:t>
             </w:r>
           </w:p>
         </w:tc>
@@ -27220,6 +29107,7 @@
               <w:right w:val="single" w:color="000000" w:sz="4" w:space="0"/>
             </w:tcBorders>
             <w:shd w:val="clear" w:color="auto" w:fill="FFFFFF"/>
+            <w:noWrap/>
             <w:vAlign w:val="center"/>
           </w:tcPr>
           <w:p>
@@ -27256,7 +29144,7 @@
                 <w:u w:val="none"/>
                 <w:lang w:val="en-US" w:eastAsia="zh-CN" w:bidi="ar"/>
               </w:rPr>
-              <w:t xml:space="preserve">775 </w:t>
+              <w:t>/</w:t>
             </w:r>
           </w:p>
         </w:tc>
@@ -27338,7 +29226,7 @@
                   </w14:solidFill>
                 </w14:textFill>
               </w:rPr>
-              <w:t>ALK</w:t>
+              <w:t>ROS1</w:t>
             </w:r>
           </w:p>
         </w:tc>
@@ -27439,7 +29327,7 @@
                 <w:u w:val="none"/>
                 <w:lang w:val="en-US" w:eastAsia="zh-CN" w:bidi="ar"/>
               </w:rPr>
-              <w:t>EML4-ALK</w:t>
+              <w:t>SLC34A2-ROS1</w:t>
             </w:r>
           </w:p>
         </w:tc>
@@ -27489,7 +29377,7 @@
                 <w:u w:val="none"/>
                 <w:lang w:val="en-US" w:eastAsia="zh-CN" w:bidi="ar"/>
               </w:rPr>
-              <w:t>E13A20</w:t>
+              <w:t>S4R32</w:t>
             </w:r>
           </w:p>
         </w:tc>
@@ -27583,19 +29471,13 @@
               <w:jc w:val="left"/>
               <w:rPr>
                 <w:rFonts w:hint="default" w:ascii="Times New Roman" w:hAnsi="Times New Roman" w:eastAsia="宋体" w:cs="Times New Roman"/>
-                <w:b/>
-                <w:bCs w:val="0"/>
+                <w:b w:val="0"/>
                 <w:i w:val="0"/>
                 <w:iCs w:val="0"/>
-                <w:color w:val="FFFFFF" w:themeColor="background1"/>
+                <w:color w:val="000000"/>
                 <w:sz w:val="18"/>
                 <w:szCs w:val="18"/>
                 <w:u w:val="none"/>
-                <w14:textFill>
-                  <w14:solidFill>
-                    <w14:schemeClr w14:val="bg1"/>
-                  </w14:solidFill>
-                </w14:textFill>
               </w:rPr>
             </w:pPr>
           </w:p>
@@ -27697,7 +29579,7 @@
                 <w:u w:val="none"/>
                 <w:lang w:val="en-US" w:eastAsia="zh-CN" w:bidi="ar"/>
               </w:rPr>
-              <w:t>EML4-ALK</w:t>
+              <w:t>CD74-ROS1</w:t>
             </w:r>
           </w:p>
         </w:tc>
@@ -27747,7 +29629,7 @@
                 <w:u w:val="none"/>
                 <w:lang w:val="en-US" w:eastAsia="zh-CN" w:bidi="ar"/>
               </w:rPr>
-              <w:t>E20A20</w:t>
+              <w:t>C6R34</w:t>
             </w:r>
           </w:p>
         </w:tc>
@@ -27841,1058 +29723,6 @@
               <w:jc w:val="left"/>
               <w:rPr>
                 <w:rFonts w:hint="default" w:ascii="Times New Roman" w:hAnsi="Times New Roman" w:eastAsia="宋体" w:cs="Times New Roman"/>
-                <w:b/>
-                <w:bCs w:val="0"/>
-                <w:i w:val="0"/>
-                <w:iCs w:val="0"/>
-                <w:color w:val="FFFFFF" w:themeColor="background1"/>
-                <w:sz w:val="18"/>
-                <w:szCs w:val="18"/>
-                <w:u w:val="none"/>
-                <w14:textFill>
-                  <w14:solidFill>
-                    <w14:schemeClr w14:val="bg1"/>
-                  </w14:solidFill>
-                </w14:textFill>
-              </w:rPr>
-            </w:pPr>
-          </w:p>
-        </w:tc>
-        <w:tc>
-          <w:tcPr>
-            <w:tcW w:w="435" w:type="pct"/>
-            <w:tcBorders>
-              <w:top w:val="single" w:color="000000" w:sz="4" w:space="0"/>
-              <w:left w:val="single" w:color="FFFFFF" w:sz="8" w:space="0"/>
-              <w:bottom w:val="single" w:color="000000" w:sz="4" w:space="0"/>
-              <w:right w:val="single" w:color="000000" w:sz="4" w:space="0"/>
-            </w:tcBorders>
-            <w:shd w:val="clear" w:color="auto" w:fill="FFFFFF"/>
-            <w:noWrap/>
-            <w:vAlign w:val="center"/>
-          </w:tcPr>
-          <w:p>
-            <w:pPr>
-              <w:keepNext w:val="0"/>
-              <w:keepLines w:val="0"/>
-              <w:widowControl/>
-              <w:suppressLineNumbers w:val="0"/>
-              <w:jc w:val="left"/>
-              <w:textAlignment w:val="center"/>
-              <w:rPr>
-                <w:rFonts w:hint="default" w:ascii="Times New Roman" w:hAnsi="Times New Roman" w:eastAsia="宋体" w:cs="Times New Roman"/>
-                <w:b w:val="0"/>
-                <w:bCs/>
-                <w:i w:val="0"/>
-                <w:iCs w:val="0"/>
-                <w:color w:val="000000"/>
-                <w:sz w:val="18"/>
-                <w:szCs w:val="18"/>
-                <w:u w:val="none"/>
-              </w:rPr>
-            </w:pPr>
-            <w:r>
-              <w:rPr>
-                <w:rFonts w:hint="default" w:ascii="Times New Roman" w:hAnsi="Times New Roman" w:eastAsia="宋体" w:cs="Times New Roman"/>
-                <w:b w:val="0"/>
-                <w:bCs/>
-                <w:i w:val="0"/>
-                <w:iCs w:val="0"/>
-                <w:color w:val="000000"/>
-                <w:kern w:val="0"/>
-                <w:sz w:val="18"/>
-                <w:szCs w:val="18"/>
-                <w:u w:val="none"/>
-                <w:lang w:val="en-US" w:eastAsia="zh-CN" w:bidi="ar"/>
-              </w:rPr>
-              <w:t>/</w:t>
-            </w:r>
-          </w:p>
-        </w:tc>
-        <w:tc>
-          <w:tcPr>
-            <w:tcW w:w="1643" w:type="pct"/>
-            <w:tcBorders>
-              <w:top w:val="single" w:color="000000" w:sz="4" w:space="0"/>
-              <w:left w:val="single" w:color="000000" w:sz="4" w:space="0"/>
-              <w:bottom w:val="single" w:color="000000" w:sz="4" w:space="0"/>
-              <w:right w:val="single" w:color="000000" w:sz="4" w:space="0"/>
-            </w:tcBorders>
-            <w:shd w:val="clear" w:color="auto" w:fill="FFFFFF"/>
-            <w:vAlign w:val="center"/>
-          </w:tcPr>
-          <w:p>
-            <w:pPr>
-              <w:keepNext w:val="0"/>
-              <w:keepLines w:val="0"/>
-              <w:widowControl/>
-              <w:suppressLineNumbers w:val="0"/>
-              <w:jc w:val="left"/>
-              <w:textAlignment w:val="center"/>
-              <w:rPr>
-                <w:rFonts w:hint="default" w:ascii="Times New Roman" w:hAnsi="Times New Roman" w:eastAsia="宋体" w:cs="Times New Roman"/>
-                <w:b w:val="0"/>
-                <w:bCs/>
-                <w:i w:val="0"/>
-                <w:iCs w:val="0"/>
-                <w:color w:val="000000"/>
-                <w:sz w:val="18"/>
-                <w:szCs w:val="18"/>
-                <w:u w:val="none"/>
-              </w:rPr>
-            </w:pPr>
-            <w:r>
-              <w:rPr>
-                <w:rFonts w:hint="default" w:ascii="Times New Roman" w:hAnsi="Times New Roman" w:eastAsia="宋体" w:cs="Times New Roman"/>
-                <w:b w:val="0"/>
-                <w:bCs/>
-                <w:i w:val="0"/>
-                <w:iCs w:val="0"/>
-                <w:color w:val="000000"/>
-                <w:kern w:val="0"/>
-                <w:sz w:val="18"/>
-                <w:szCs w:val="18"/>
-                <w:u w:val="none"/>
-                <w:lang w:val="en-US" w:eastAsia="zh-CN" w:bidi="ar"/>
-              </w:rPr>
-              <w:t>EML4-ALK</w:t>
-            </w:r>
-          </w:p>
-        </w:tc>
-        <w:tc>
-          <w:tcPr>
-            <w:tcW w:w="1591" w:type="pct"/>
-            <w:tcBorders>
-              <w:top w:val="single" w:color="000000" w:sz="4" w:space="0"/>
-              <w:left w:val="single" w:color="000000" w:sz="4" w:space="0"/>
-              <w:bottom w:val="single" w:color="000000" w:sz="4" w:space="0"/>
-              <w:right w:val="single" w:color="000000" w:sz="4" w:space="0"/>
-            </w:tcBorders>
-            <w:shd w:val="clear" w:color="auto" w:fill="FFFFFF"/>
-            <w:vAlign w:val="center"/>
-          </w:tcPr>
-          <w:p>
-            <w:pPr>
-              <w:keepNext w:val="0"/>
-              <w:keepLines w:val="0"/>
-              <w:widowControl/>
-              <w:suppressLineNumbers w:val="0"/>
-              <w:jc w:val="left"/>
-              <w:textAlignment w:val="center"/>
-              <w:rPr>
-                <w:rFonts w:hint="default" w:ascii="Times New Roman" w:hAnsi="Times New Roman" w:eastAsia="宋体" w:cs="Times New Roman"/>
-                <w:b w:val="0"/>
-                <w:bCs/>
-                <w:i w:val="0"/>
-                <w:iCs w:val="0"/>
-                <w:color w:val="000000"/>
-                <w:sz w:val="18"/>
-                <w:szCs w:val="18"/>
-                <w:u w:val="none"/>
-              </w:rPr>
-            </w:pPr>
-            <w:r>
-              <w:rPr>
-                <w:rFonts w:hint="default" w:ascii="Times New Roman" w:hAnsi="Times New Roman" w:eastAsia="宋体" w:cs="Times New Roman"/>
-                <w:b w:val="0"/>
-                <w:bCs/>
-                <w:i w:val="0"/>
-                <w:iCs w:val="0"/>
-                <w:color w:val="000000"/>
-                <w:kern w:val="0"/>
-                <w:sz w:val="18"/>
-                <w:szCs w:val="18"/>
-                <w:u w:val="none"/>
-                <w:lang w:val="en-US" w:eastAsia="zh-CN" w:bidi="ar"/>
-              </w:rPr>
-              <w:t>E6aA20</w:t>
-            </w:r>
-          </w:p>
-        </w:tc>
-        <w:tc>
-          <w:tcPr>
-            <w:tcW w:w="630" w:type="pct"/>
-            <w:tcBorders>
-              <w:top w:val="single" w:color="000000" w:sz="4" w:space="0"/>
-              <w:left w:val="single" w:color="000000" w:sz="4" w:space="0"/>
-              <w:bottom w:val="single" w:color="000000" w:sz="4" w:space="0"/>
-              <w:right w:val="single" w:color="000000" w:sz="4" w:space="0"/>
-            </w:tcBorders>
-            <w:shd w:val="clear" w:color="auto" w:fill="FFFFFF"/>
-            <w:noWrap/>
-            <w:vAlign w:val="center"/>
-          </w:tcPr>
-          <w:p>
-            <w:pPr>
-              <w:keepNext w:val="0"/>
-              <w:keepLines w:val="0"/>
-              <w:widowControl/>
-              <w:suppressLineNumbers w:val="0"/>
-              <w:jc w:val="left"/>
-              <w:textAlignment w:val="center"/>
-              <w:rPr>
-                <w:rFonts w:hint="default" w:ascii="Times New Roman" w:hAnsi="Times New Roman" w:eastAsia="宋体" w:cs="Times New Roman"/>
-                <w:b w:val="0"/>
-                <w:bCs/>
-                <w:i w:val="0"/>
-                <w:iCs w:val="0"/>
-                <w:color w:val="000000"/>
-                <w:sz w:val="18"/>
-                <w:szCs w:val="18"/>
-                <w:u w:val="none"/>
-              </w:rPr>
-            </w:pPr>
-            <w:r>
-              <w:rPr>
-                <w:rFonts w:hint="default" w:ascii="Times New Roman" w:hAnsi="Times New Roman" w:eastAsia="宋体" w:cs="Times New Roman"/>
-                <w:b w:val="0"/>
-                <w:bCs/>
-                <w:i w:val="0"/>
-                <w:iCs w:val="0"/>
-                <w:color w:val="000000"/>
-                <w:kern w:val="0"/>
-                <w:sz w:val="18"/>
-                <w:szCs w:val="18"/>
-                <w:u w:val="none"/>
-                <w:lang w:val="en-US" w:eastAsia="zh-CN" w:bidi="ar"/>
-              </w:rPr>
-              <w:t>/</w:t>
-            </w:r>
-          </w:p>
-        </w:tc>
-      </w:tr>
-      <w:tr>
-        <w:tblPrEx>
-          <w:tblBorders>
-            <w:top w:val="none" w:color="auto" w:sz="0" w:space="0"/>
-            <w:left w:val="none" w:color="auto" w:sz="0" w:space="0"/>
-            <w:bottom w:val="none" w:color="auto" w:sz="0" w:space="0"/>
-            <w:right w:val="none" w:color="auto" w:sz="0" w:space="0"/>
-            <w:insideH w:val="none" w:color="auto" w:sz="0" w:space="0"/>
-            <w:insideV w:val="none" w:color="auto" w:sz="0" w:space="0"/>
-          </w:tblBorders>
-          <w:tblCellMar>
-            <w:top w:w="0" w:type="dxa"/>
-            <w:left w:w="108" w:type="dxa"/>
-            <w:bottom w:w="0" w:type="dxa"/>
-            <w:right w:w="108" w:type="dxa"/>
-          </w:tblCellMar>
-        </w:tblPrEx>
-        <w:trPr>
-          <w:trHeight w:val="300" w:hRule="atLeast"/>
-        </w:trPr>
-        <w:tc>
-          <w:tcPr>
-            <w:tcW w:w="699" w:type="pct"/>
-            <w:vMerge w:val="continue"/>
-            <w:tcBorders>
-              <w:top w:val="single" w:color="FFFFFF" w:sz="8" w:space="0"/>
-              <w:left w:val="single" w:color="FFFFFF" w:sz="8" w:space="0"/>
-              <w:bottom w:val="single" w:color="FFFFFF" w:sz="8" w:space="0"/>
-              <w:right w:val="single" w:color="FFFFFF" w:sz="8" w:space="0"/>
-            </w:tcBorders>
-            <w:shd w:val="clear" w:color="auto" w:fill="1F3864"/>
-            <w:vAlign w:val="center"/>
-          </w:tcPr>
-          <w:p>
-            <w:pPr>
-              <w:jc w:val="left"/>
-              <w:rPr>
-                <w:rFonts w:hint="default" w:ascii="Times New Roman" w:hAnsi="Times New Roman" w:eastAsia="宋体" w:cs="Times New Roman"/>
-                <w:b/>
-                <w:bCs w:val="0"/>
-                <w:i w:val="0"/>
-                <w:iCs w:val="0"/>
-                <w:color w:val="FFFFFF" w:themeColor="background1"/>
-                <w:sz w:val="18"/>
-                <w:szCs w:val="18"/>
-                <w:u w:val="none"/>
-                <w14:textFill>
-                  <w14:solidFill>
-                    <w14:schemeClr w14:val="bg1"/>
-                  </w14:solidFill>
-                </w14:textFill>
-              </w:rPr>
-            </w:pPr>
-          </w:p>
-        </w:tc>
-        <w:tc>
-          <w:tcPr>
-            <w:tcW w:w="435" w:type="pct"/>
-            <w:tcBorders>
-              <w:top w:val="single" w:color="000000" w:sz="4" w:space="0"/>
-              <w:left w:val="single" w:color="FFFFFF" w:sz="8" w:space="0"/>
-              <w:bottom w:val="single" w:color="000000" w:sz="4" w:space="0"/>
-              <w:right w:val="single" w:color="000000" w:sz="4" w:space="0"/>
-            </w:tcBorders>
-            <w:shd w:val="clear" w:color="auto" w:fill="FFFFFF"/>
-            <w:noWrap/>
-            <w:vAlign w:val="center"/>
-          </w:tcPr>
-          <w:p>
-            <w:pPr>
-              <w:keepNext w:val="0"/>
-              <w:keepLines w:val="0"/>
-              <w:widowControl/>
-              <w:suppressLineNumbers w:val="0"/>
-              <w:jc w:val="left"/>
-              <w:textAlignment w:val="center"/>
-              <w:rPr>
-                <w:rFonts w:hint="default" w:ascii="Times New Roman" w:hAnsi="Times New Roman" w:eastAsia="宋体" w:cs="Times New Roman"/>
-                <w:b w:val="0"/>
-                <w:bCs/>
-                <w:i w:val="0"/>
-                <w:iCs w:val="0"/>
-                <w:color w:val="000000"/>
-                <w:sz w:val="18"/>
-                <w:szCs w:val="18"/>
-                <w:u w:val="none"/>
-              </w:rPr>
-            </w:pPr>
-            <w:r>
-              <w:rPr>
-                <w:rFonts w:hint="default" w:ascii="Times New Roman" w:hAnsi="Times New Roman" w:eastAsia="宋体" w:cs="Times New Roman"/>
-                <w:b w:val="0"/>
-                <w:bCs/>
-                <w:i w:val="0"/>
-                <w:iCs w:val="0"/>
-                <w:color w:val="000000"/>
-                <w:kern w:val="0"/>
-                <w:sz w:val="18"/>
-                <w:szCs w:val="18"/>
-                <w:u w:val="none"/>
-                <w:lang w:val="en-US" w:eastAsia="zh-CN" w:bidi="ar"/>
-              </w:rPr>
-              <w:t>/</w:t>
-            </w:r>
-          </w:p>
-        </w:tc>
-        <w:tc>
-          <w:tcPr>
-            <w:tcW w:w="1643" w:type="pct"/>
-            <w:tcBorders>
-              <w:top w:val="single" w:color="000000" w:sz="4" w:space="0"/>
-              <w:left w:val="single" w:color="000000" w:sz="4" w:space="0"/>
-              <w:bottom w:val="single" w:color="000000" w:sz="4" w:space="0"/>
-              <w:right w:val="single" w:color="000000" w:sz="4" w:space="0"/>
-            </w:tcBorders>
-            <w:shd w:val="clear" w:color="auto" w:fill="FFFFFF"/>
-            <w:vAlign w:val="center"/>
-          </w:tcPr>
-          <w:p>
-            <w:pPr>
-              <w:keepNext w:val="0"/>
-              <w:keepLines w:val="0"/>
-              <w:widowControl/>
-              <w:suppressLineNumbers w:val="0"/>
-              <w:jc w:val="left"/>
-              <w:textAlignment w:val="center"/>
-              <w:rPr>
-                <w:rFonts w:hint="default" w:ascii="Times New Roman" w:hAnsi="Times New Roman" w:eastAsia="宋体" w:cs="Times New Roman"/>
-                <w:b w:val="0"/>
-                <w:bCs/>
-                <w:i w:val="0"/>
-                <w:iCs w:val="0"/>
-                <w:color w:val="000000"/>
-                <w:sz w:val="18"/>
-                <w:szCs w:val="18"/>
-                <w:u w:val="none"/>
-              </w:rPr>
-            </w:pPr>
-            <w:r>
-              <w:rPr>
-                <w:rFonts w:hint="default" w:ascii="Times New Roman" w:hAnsi="Times New Roman" w:eastAsia="宋体" w:cs="Times New Roman"/>
-                <w:b w:val="0"/>
-                <w:bCs/>
-                <w:i w:val="0"/>
-                <w:iCs w:val="0"/>
-                <w:color w:val="000000"/>
-                <w:kern w:val="0"/>
-                <w:sz w:val="18"/>
-                <w:szCs w:val="18"/>
-                <w:u w:val="none"/>
-                <w:lang w:val="en-US" w:eastAsia="zh-CN" w:bidi="ar"/>
-              </w:rPr>
-              <w:t>EML4-ALK</w:t>
-            </w:r>
-          </w:p>
-        </w:tc>
-        <w:tc>
-          <w:tcPr>
-            <w:tcW w:w="1591" w:type="pct"/>
-            <w:tcBorders>
-              <w:top w:val="single" w:color="000000" w:sz="4" w:space="0"/>
-              <w:left w:val="single" w:color="000000" w:sz="4" w:space="0"/>
-              <w:bottom w:val="single" w:color="000000" w:sz="4" w:space="0"/>
-              <w:right w:val="single" w:color="000000" w:sz="4" w:space="0"/>
-            </w:tcBorders>
-            <w:shd w:val="clear" w:color="auto" w:fill="FFFFFF"/>
-            <w:vAlign w:val="center"/>
-          </w:tcPr>
-          <w:p>
-            <w:pPr>
-              <w:keepNext w:val="0"/>
-              <w:keepLines w:val="0"/>
-              <w:widowControl/>
-              <w:suppressLineNumbers w:val="0"/>
-              <w:jc w:val="left"/>
-              <w:textAlignment w:val="center"/>
-              <w:rPr>
-                <w:rFonts w:hint="default" w:ascii="Times New Roman" w:hAnsi="Times New Roman" w:eastAsia="宋体" w:cs="Times New Roman"/>
-                <w:b w:val="0"/>
-                <w:bCs/>
-                <w:i w:val="0"/>
-                <w:iCs w:val="0"/>
-                <w:color w:val="000000"/>
-                <w:sz w:val="18"/>
-                <w:szCs w:val="18"/>
-                <w:u w:val="none"/>
-              </w:rPr>
-            </w:pPr>
-            <w:r>
-              <w:rPr>
-                <w:rFonts w:hint="default" w:ascii="Times New Roman" w:hAnsi="Times New Roman" w:eastAsia="宋体" w:cs="Times New Roman"/>
-                <w:b w:val="0"/>
-                <w:bCs/>
-                <w:i w:val="0"/>
-                <w:iCs w:val="0"/>
-                <w:color w:val="000000"/>
-                <w:kern w:val="0"/>
-                <w:sz w:val="18"/>
-                <w:szCs w:val="18"/>
-                <w:u w:val="none"/>
-                <w:lang w:val="en-US" w:eastAsia="zh-CN" w:bidi="ar"/>
-              </w:rPr>
-              <w:t>E6bA20</w:t>
-            </w:r>
-          </w:p>
-        </w:tc>
-        <w:tc>
-          <w:tcPr>
-            <w:tcW w:w="630" w:type="pct"/>
-            <w:tcBorders>
-              <w:top w:val="single" w:color="000000" w:sz="4" w:space="0"/>
-              <w:left w:val="single" w:color="000000" w:sz="4" w:space="0"/>
-              <w:bottom w:val="single" w:color="000000" w:sz="4" w:space="0"/>
-              <w:right w:val="single" w:color="000000" w:sz="4" w:space="0"/>
-            </w:tcBorders>
-            <w:shd w:val="clear" w:color="auto" w:fill="FFFFFF"/>
-            <w:noWrap/>
-            <w:vAlign w:val="center"/>
-          </w:tcPr>
-          <w:p>
-            <w:pPr>
-              <w:keepNext w:val="0"/>
-              <w:keepLines w:val="0"/>
-              <w:widowControl/>
-              <w:suppressLineNumbers w:val="0"/>
-              <w:jc w:val="left"/>
-              <w:textAlignment w:val="center"/>
-              <w:rPr>
-                <w:rFonts w:hint="default" w:ascii="Times New Roman" w:hAnsi="Times New Roman" w:eastAsia="宋体" w:cs="Times New Roman"/>
-                <w:b w:val="0"/>
-                <w:bCs/>
-                <w:i w:val="0"/>
-                <w:iCs w:val="0"/>
-                <w:color w:val="000000"/>
-                <w:sz w:val="18"/>
-                <w:szCs w:val="18"/>
-                <w:u w:val="none"/>
-              </w:rPr>
-            </w:pPr>
-            <w:r>
-              <w:rPr>
-                <w:rFonts w:hint="default" w:ascii="Times New Roman" w:hAnsi="Times New Roman" w:eastAsia="宋体" w:cs="Times New Roman"/>
-                <w:b w:val="0"/>
-                <w:bCs/>
-                <w:i w:val="0"/>
-                <w:iCs w:val="0"/>
-                <w:color w:val="000000"/>
-                <w:kern w:val="0"/>
-                <w:sz w:val="18"/>
-                <w:szCs w:val="18"/>
-                <w:u w:val="none"/>
-                <w:lang w:val="en-US" w:eastAsia="zh-CN" w:bidi="ar"/>
-              </w:rPr>
-              <w:t>/</w:t>
-            </w:r>
-          </w:p>
-        </w:tc>
-      </w:tr>
-      <w:tr>
-        <w:tblPrEx>
-          <w:tblBorders>
-            <w:top w:val="none" w:color="auto" w:sz="0" w:space="0"/>
-            <w:left w:val="none" w:color="auto" w:sz="0" w:space="0"/>
-            <w:bottom w:val="none" w:color="auto" w:sz="0" w:space="0"/>
-            <w:right w:val="none" w:color="auto" w:sz="0" w:space="0"/>
-            <w:insideH w:val="none" w:color="auto" w:sz="0" w:space="0"/>
-            <w:insideV w:val="none" w:color="auto" w:sz="0" w:space="0"/>
-          </w:tblBorders>
-          <w:tblCellMar>
-            <w:top w:w="0" w:type="dxa"/>
-            <w:left w:w="108" w:type="dxa"/>
-            <w:bottom w:w="0" w:type="dxa"/>
-            <w:right w:w="108" w:type="dxa"/>
-          </w:tblCellMar>
-        </w:tblPrEx>
-        <w:trPr>
-          <w:trHeight w:val="300" w:hRule="atLeast"/>
-        </w:trPr>
-        <w:tc>
-          <w:tcPr>
-            <w:tcW w:w="699" w:type="pct"/>
-            <w:vMerge w:val="restart"/>
-            <w:tcBorders>
-              <w:top w:val="single" w:color="FFFFFF" w:sz="8" w:space="0"/>
-              <w:left w:val="single" w:color="FFFFFF" w:sz="8" w:space="0"/>
-              <w:bottom w:val="single" w:color="FFFFFF" w:sz="8" w:space="0"/>
-              <w:right w:val="single" w:color="FFFFFF" w:sz="8" w:space="0"/>
-            </w:tcBorders>
-            <w:shd w:val="clear" w:color="auto" w:fill="1F3864"/>
-            <w:vAlign w:val="center"/>
-          </w:tcPr>
-          <w:p>
-            <w:pPr>
-              <w:keepNext w:val="0"/>
-              <w:keepLines w:val="0"/>
-              <w:widowControl/>
-              <w:suppressLineNumbers w:val="0"/>
-              <w:jc w:val="left"/>
-              <w:textAlignment w:val="center"/>
-              <w:rPr>
-                <w:rFonts w:hint="default" w:ascii="Times New Roman" w:hAnsi="Times New Roman" w:eastAsia="宋体" w:cs="Times New Roman"/>
-                <w:b/>
-                <w:bCs w:val="0"/>
-                <w:i w:val="0"/>
-                <w:iCs w:val="0"/>
-                <w:color w:val="FFFFFF" w:themeColor="background1"/>
-                <w:sz w:val="18"/>
-                <w:szCs w:val="18"/>
-                <w:u w:val="none"/>
-                <w14:textFill>
-                  <w14:solidFill>
-                    <w14:schemeClr w14:val="bg1"/>
-                  </w14:solidFill>
-                </w14:textFill>
-              </w:rPr>
-            </w:pPr>
-            <w:r>
-              <w:rPr>
-                <w:rFonts w:hint="default" w:ascii="Times New Roman" w:hAnsi="Times New Roman" w:eastAsia="宋体" w:cs="Times New Roman"/>
-                <w:b/>
-                <w:bCs w:val="0"/>
-                <w:i w:val="0"/>
-                <w:iCs w:val="0"/>
-                <w:color w:val="FFFFFF" w:themeColor="background1"/>
-                <w:kern w:val="0"/>
-                <w:sz w:val="18"/>
-                <w:szCs w:val="18"/>
-                <w:u w:val="none"/>
-                <w:lang w:val="en-US" w:eastAsia="zh-CN" w:bidi="ar"/>
-                <w14:textFill>
-                  <w14:solidFill>
-                    <w14:schemeClr w14:val="bg1"/>
-                  </w14:solidFill>
-                </w14:textFill>
-              </w:rPr>
-              <w:t>ROS1</w:t>
-            </w:r>
-          </w:p>
-        </w:tc>
-        <w:tc>
-          <w:tcPr>
-            <w:tcW w:w="435" w:type="pct"/>
-            <w:tcBorders>
-              <w:top w:val="single" w:color="000000" w:sz="4" w:space="0"/>
-              <w:left w:val="single" w:color="FFFFFF" w:sz="8" w:space="0"/>
-              <w:bottom w:val="single" w:color="000000" w:sz="4" w:space="0"/>
-              <w:right w:val="single" w:color="000000" w:sz="4" w:space="0"/>
-            </w:tcBorders>
-            <w:shd w:val="clear" w:color="auto" w:fill="FFFFFF"/>
-            <w:noWrap/>
-            <w:vAlign w:val="center"/>
-          </w:tcPr>
-          <w:p>
-            <w:pPr>
-              <w:keepNext w:val="0"/>
-              <w:keepLines w:val="0"/>
-              <w:widowControl/>
-              <w:suppressLineNumbers w:val="0"/>
-              <w:jc w:val="left"/>
-              <w:textAlignment w:val="center"/>
-              <w:rPr>
-                <w:rFonts w:hint="default" w:ascii="Times New Roman" w:hAnsi="Times New Roman" w:eastAsia="宋体" w:cs="Times New Roman"/>
-                <w:b w:val="0"/>
-                <w:bCs/>
-                <w:i w:val="0"/>
-                <w:iCs w:val="0"/>
-                <w:color w:val="000000"/>
-                <w:sz w:val="18"/>
-                <w:szCs w:val="18"/>
-                <w:u w:val="none"/>
-              </w:rPr>
-            </w:pPr>
-            <w:r>
-              <w:rPr>
-                <w:rFonts w:hint="default" w:ascii="Times New Roman" w:hAnsi="Times New Roman" w:eastAsia="宋体" w:cs="Times New Roman"/>
-                <w:b w:val="0"/>
-                <w:bCs/>
-                <w:i w:val="0"/>
-                <w:iCs w:val="0"/>
-                <w:color w:val="000000"/>
-                <w:kern w:val="0"/>
-                <w:sz w:val="18"/>
-                <w:szCs w:val="18"/>
-                <w:u w:val="none"/>
-                <w:lang w:val="en-US" w:eastAsia="zh-CN" w:bidi="ar"/>
-              </w:rPr>
-              <w:t>/</w:t>
-            </w:r>
-          </w:p>
-        </w:tc>
-        <w:tc>
-          <w:tcPr>
-            <w:tcW w:w="1643" w:type="pct"/>
-            <w:tcBorders>
-              <w:top w:val="single" w:color="000000" w:sz="4" w:space="0"/>
-              <w:left w:val="single" w:color="000000" w:sz="4" w:space="0"/>
-              <w:bottom w:val="single" w:color="000000" w:sz="4" w:space="0"/>
-              <w:right w:val="single" w:color="000000" w:sz="4" w:space="0"/>
-            </w:tcBorders>
-            <w:shd w:val="clear" w:color="auto" w:fill="FFFFFF"/>
-            <w:vAlign w:val="center"/>
-          </w:tcPr>
-          <w:p>
-            <w:pPr>
-              <w:keepNext w:val="0"/>
-              <w:keepLines w:val="0"/>
-              <w:widowControl/>
-              <w:suppressLineNumbers w:val="0"/>
-              <w:jc w:val="left"/>
-              <w:textAlignment w:val="center"/>
-              <w:rPr>
-                <w:rFonts w:hint="default" w:ascii="Times New Roman" w:hAnsi="Times New Roman" w:eastAsia="宋体" w:cs="Times New Roman"/>
-                <w:b w:val="0"/>
-                <w:bCs/>
-                <w:i w:val="0"/>
-                <w:iCs w:val="0"/>
-                <w:color w:val="000000"/>
-                <w:sz w:val="18"/>
-                <w:szCs w:val="18"/>
-                <w:u w:val="none"/>
-              </w:rPr>
-            </w:pPr>
-            <w:r>
-              <w:rPr>
-                <w:rFonts w:hint="default" w:ascii="Times New Roman" w:hAnsi="Times New Roman" w:eastAsia="宋体" w:cs="Times New Roman"/>
-                <w:b w:val="0"/>
-                <w:bCs/>
-                <w:i w:val="0"/>
-                <w:iCs w:val="0"/>
-                <w:color w:val="000000"/>
-                <w:kern w:val="0"/>
-                <w:sz w:val="18"/>
-                <w:szCs w:val="18"/>
-                <w:u w:val="none"/>
-                <w:lang w:val="en-US" w:eastAsia="zh-CN" w:bidi="ar"/>
-              </w:rPr>
-              <w:t>SLC34A2-ROS1</w:t>
-            </w:r>
-          </w:p>
-        </w:tc>
-        <w:tc>
-          <w:tcPr>
-            <w:tcW w:w="1591" w:type="pct"/>
-            <w:tcBorders>
-              <w:top w:val="single" w:color="000000" w:sz="4" w:space="0"/>
-              <w:left w:val="single" w:color="000000" w:sz="4" w:space="0"/>
-              <w:bottom w:val="single" w:color="000000" w:sz="4" w:space="0"/>
-              <w:right w:val="single" w:color="000000" w:sz="4" w:space="0"/>
-            </w:tcBorders>
-            <w:shd w:val="clear" w:color="auto" w:fill="FFFFFF"/>
-            <w:vAlign w:val="center"/>
-          </w:tcPr>
-          <w:p>
-            <w:pPr>
-              <w:keepNext w:val="0"/>
-              <w:keepLines w:val="0"/>
-              <w:widowControl/>
-              <w:suppressLineNumbers w:val="0"/>
-              <w:jc w:val="left"/>
-              <w:textAlignment w:val="center"/>
-              <w:rPr>
-                <w:rFonts w:hint="default" w:ascii="Times New Roman" w:hAnsi="Times New Roman" w:eastAsia="宋体" w:cs="Times New Roman"/>
-                <w:b w:val="0"/>
-                <w:bCs/>
-                <w:i w:val="0"/>
-                <w:iCs w:val="0"/>
-                <w:color w:val="000000"/>
-                <w:sz w:val="18"/>
-                <w:szCs w:val="18"/>
-                <w:u w:val="none"/>
-              </w:rPr>
-            </w:pPr>
-            <w:r>
-              <w:rPr>
-                <w:rFonts w:hint="default" w:ascii="Times New Roman" w:hAnsi="Times New Roman" w:eastAsia="宋体" w:cs="Times New Roman"/>
-                <w:b w:val="0"/>
-                <w:bCs/>
-                <w:i w:val="0"/>
-                <w:iCs w:val="0"/>
-                <w:color w:val="000000"/>
-                <w:kern w:val="0"/>
-                <w:sz w:val="18"/>
-                <w:szCs w:val="18"/>
-                <w:u w:val="none"/>
-                <w:lang w:val="en-US" w:eastAsia="zh-CN" w:bidi="ar"/>
-              </w:rPr>
-              <w:t>S4R32</w:t>
-            </w:r>
-          </w:p>
-        </w:tc>
-        <w:tc>
-          <w:tcPr>
-            <w:tcW w:w="630" w:type="pct"/>
-            <w:tcBorders>
-              <w:top w:val="single" w:color="000000" w:sz="4" w:space="0"/>
-              <w:left w:val="single" w:color="000000" w:sz="4" w:space="0"/>
-              <w:bottom w:val="single" w:color="000000" w:sz="4" w:space="0"/>
-              <w:right w:val="single" w:color="000000" w:sz="4" w:space="0"/>
-            </w:tcBorders>
-            <w:shd w:val="clear" w:color="auto" w:fill="FFFFFF"/>
-            <w:noWrap/>
-            <w:vAlign w:val="center"/>
-          </w:tcPr>
-          <w:p>
-            <w:pPr>
-              <w:keepNext w:val="0"/>
-              <w:keepLines w:val="0"/>
-              <w:widowControl/>
-              <w:suppressLineNumbers w:val="0"/>
-              <w:jc w:val="left"/>
-              <w:textAlignment w:val="center"/>
-              <w:rPr>
-                <w:rFonts w:hint="default" w:ascii="Times New Roman" w:hAnsi="Times New Roman" w:eastAsia="宋体" w:cs="Times New Roman"/>
-                <w:b w:val="0"/>
-                <w:bCs/>
-                <w:i w:val="0"/>
-                <w:iCs w:val="0"/>
-                <w:color w:val="000000"/>
-                <w:sz w:val="18"/>
-                <w:szCs w:val="18"/>
-                <w:u w:val="none"/>
-              </w:rPr>
-            </w:pPr>
-            <w:r>
-              <w:rPr>
-                <w:rFonts w:hint="default" w:ascii="Times New Roman" w:hAnsi="Times New Roman" w:eastAsia="宋体" w:cs="Times New Roman"/>
-                <w:b w:val="0"/>
-                <w:bCs/>
-                <w:i w:val="0"/>
-                <w:iCs w:val="0"/>
-                <w:color w:val="000000"/>
-                <w:kern w:val="0"/>
-                <w:sz w:val="18"/>
-                <w:szCs w:val="18"/>
-                <w:u w:val="none"/>
-                <w:lang w:val="en-US" w:eastAsia="zh-CN" w:bidi="ar"/>
-              </w:rPr>
-              <w:t>/</w:t>
-            </w:r>
-          </w:p>
-        </w:tc>
-      </w:tr>
-      <w:tr>
-        <w:tblPrEx>
-          <w:tblBorders>
-            <w:top w:val="none" w:color="auto" w:sz="0" w:space="0"/>
-            <w:left w:val="none" w:color="auto" w:sz="0" w:space="0"/>
-            <w:bottom w:val="none" w:color="auto" w:sz="0" w:space="0"/>
-            <w:right w:val="none" w:color="auto" w:sz="0" w:space="0"/>
-            <w:insideH w:val="none" w:color="auto" w:sz="0" w:space="0"/>
-            <w:insideV w:val="none" w:color="auto" w:sz="0" w:space="0"/>
-          </w:tblBorders>
-          <w:tblCellMar>
-            <w:top w:w="0" w:type="dxa"/>
-            <w:left w:w="108" w:type="dxa"/>
-            <w:bottom w:w="0" w:type="dxa"/>
-            <w:right w:w="108" w:type="dxa"/>
-          </w:tblCellMar>
-        </w:tblPrEx>
-        <w:trPr>
-          <w:trHeight w:val="300" w:hRule="atLeast"/>
-        </w:trPr>
-        <w:tc>
-          <w:tcPr>
-            <w:tcW w:w="699" w:type="pct"/>
-            <w:vMerge w:val="continue"/>
-            <w:tcBorders>
-              <w:top w:val="single" w:color="FFFFFF" w:sz="8" w:space="0"/>
-              <w:left w:val="single" w:color="FFFFFF" w:sz="8" w:space="0"/>
-              <w:bottom w:val="single" w:color="FFFFFF" w:sz="8" w:space="0"/>
-              <w:right w:val="single" w:color="FFFFFF" w:sz="8" w:space="0"/>
-            </w:tcBorders>
-            <w:shd w:val="clear" w:color="auto" w:fill="1F3864"/>
-            <w:vAlign w:val="center"/>
-          </w:tcPr>
-          <w:p>
-            <w:pPr>
-              <w:jc w:val="left"/>
-              <w:rPr>
-                <w:rFonts w:hint="default" w:ascii="Times New Roman" w:hAnsi="Times New Roman" w:eastAsia="宋体" w:cs="Times New Roman"/>
-                <w:b w:val="0"/>
-                <w:i w:val="0"/>
-                <w:iCs w:val="0"/>
-                <w:color w:val="000000"/>
-                <w:sz w:val="18"/>
-                <w:szCs w:val="18"/>
-                <w:u w:val="none"/>
-              </w:rPr>
-            </w:pPr>
-          </w:p>
-        </w:tc>
-        <w:tc>
-          <w:tcPr>
-            <w:tcW w:w="435" w:type="pct"/>
-            <w:tcBorders>
-              <w:top w:val="single" w:color="000000" w:sz="4" w:space="0"/>
-              <w:left w:val="single" w:color="FFFFFF" w:sz="8" w:space="0"/>
-              <w:bottom w:val="single" w:color="000000" w:sz="4" w:space="0"/>
-              <w:right w:val="single" w:color="000000" w:sz="4" w:space="0"/>
-            </w:tcBorders>
-            <w:shd w:val="clear" w:color="auto" w:fill="FFFFFF"/>
-            <w:noWrap/>
-            <w:vAlign w:val="center"/>
-          </w:tcPr>
-          <w:p>
-            <w:pPr>
-              <w:keepNext w:val="0"/>
-              <w:keepLines w:val="0"/>
-              <w:widowControl/>
-              <w:suppressLineNumbers w:val="0"/>
-              <w:jc w:val="left"/>
-              <w:textAlignment w:val="center"/>
-              <w:rPr>
-                <w:rFonts w:hint="default" w:ascii="Times New Roman" w:hAnsi="Times New Roman" w:eastAsia="宋体" w:cs="Times New Roman"/>
-                <w:b w:val="0"/>
-                <w:bCs/>
-                <w:i w:val="0"/>
-                <w:iCs w:val="0"/>
-                <w:color w:val="000000"/>
-                <w:sz w:val="18"/>
-                <w:szCs w:val="18"/>
-                <w:u w:val="none"/>
-              </w:rPr>
-            </w:pPr>
-            <w:r>
-              <w:rPr>
-                <w:rFonts w:hint="default" w:ascii="Times New Roman" w:hAnsi="Times New Roman" w:eastAsia="宋体" w:cs="Times New Roman"/>
-                <w:b w:val="0"/>
-                <w:bCs/>
-                <w:i w:val="0"/>
-                <w:iCs w:val="0"/>
-                <w:color w:val="000000"/>
-                <w:kern w:val="0"/>
-                <w:sz w:val="18"/>
-                <w:szCs w:val="18"/>
-                <w:u w:val="none"/>
-                <w:lang w:val="en-US" w:eastAsia="zh-CN" w:bidi="ar"/>
-              </w:rPr>
-              <w:t>/</w:t>
-            </w:r>
-          </w:p>
-        </w:tc>
-        <w:tc>
-          <w:tcPr>
-            <w:tcW w:w="1643" w:type="pct"/>
-            <w:tcBorders>
-              <w:top w:val="single" w:color="000000" w:sz="4" w:space="0"/>
-              <w:left w:val="single" w:color="000000" w:sz="4" w:space="0"/>
-              <w:bottom w:val="single" w:color="000000" w:sz="4" w:space="0"/>
-              <w:right w:val="single" w:color="000000" w:sz="4" w:space="0"/>
-            </w:tcBorders>
-            <w:shd w:val="clear" w:color="auto" w:fill="FFFFFF"/>
-            <w:vAlign w:val="center"/>
-          </w:tcPr>
-          <w:p>
-            <w:pPr>
-              <w:keepNext w:val="0"/>
-              <w:keepLines w:val="0"/>
-              <w:widowControl/>
-              <w:suppressLineNumbers w:val="0"/>
-              <w:jc w:val="left"/>
-              <w:textAlignment w:val="center"/>
-              <w:rPr>
-                <w:rFonts w:hint="default" w:ascii="Times New Roman" w:hAnsi="Times New Roman" w:eastAsia="宋体" w:cs="Times New Roman"/>
-                <w:b w:val="0"/>
-                <w:bCs/>
-                <w:i w:val="0"/>
-                <w:iCs w:val="0"/>
-                <w:color w:val="000000"/>
-                <w:sz w:val="18"/>
-                <w:szCs w:val="18"/>
-                <w:u w:val="none"/>
-              </w:rPr>
-            </w:pPr>
-            <w:r>
-              <w:rPr>
-                <w:rFonts w:hint="default" w:ascii="Times New Roman" w:hAnsi="Times New Roman" w:eastAsia="宋体" w:cs="Times New Roman"/>
-                <w:b w:val="0"/>
-                <w:bCs/>
-                <w:i w:val="0"/>
-                <w:iCs w:val="0"/>
-                <w:color w:val="000000"/>
-                <w:kern w:val="0"/>
-                <w:sz w:val="18"/>
-                <w:szCs w:val="18"/>
-                <w:u w:val="none"/>
-                <w:lang w:val="en-US" w:eastAsia="zh-CN" w:bidi="ar"/>
-              </w:rPr>
-              <w:t>CD74-ROS1</w:t>
-            </w:r>
-          </w:p>
-        </w:tc>
-        <w:tc>
-          <w:tcPr>
-            <w:tcW w:w="1591" w:type="pct"/>
-            <w:tcBorders>
-              <w:top w:val="single" w:color="000000" w:sz="4" w:space="0"/>
-              <w:left w:val="single" w:color="000000" w:sz="4" w:space="0"/>
-              <w:bottom w:val="single" w:color="000000" w:sz="4" w:space="0"/>
-              <w:right w:val="single" w:color="000000" w:sz="4" w:space="0"/>
-            </w:tcBorders>
-            <w:shd w:val="clear" w:color="auto" w:fill="FFFFFF"/>
-            <w:vAlign w:val="center"/>
-          </w:tcPr>
-          <w:p>
-            <w:pPr>
-              <w:keepNext w:val="0"/>
-              <w:keepLines w:val="0"/>
-              <w:widowControl/>
-              <w:suppressLineNumbers w:val="0"/>
-              <w:jc w:val="left"/>
-              <w:textAlignment w:val="center"/>
-              <w:rPr>
-                <w:rFonts w:hint="default" w:ascii="Times New Roman" w:hAnsi="Times New Roman" w:eastAsia="宋体" w:cs="Times New Roman"/>
-                <w:b w:val="0"/>
-                <w:bCs/>
-                <w:i w:val="0"/>
-                <w:iCs w:val="0"/>
-                <w:color w:val="000000"/>
-                <w:sz w:val="18"/>
-                <w:szCs w:val="18"/>
-                <w:u w:val="none"/>
-              </w:rPr>
-            </w:pPr>
-            <w:r>
-              <w:rPr>
-                <w:rFonts w:hint="default" w:ascii="Times New Roman" w:hAnsi="Times New Roman" w:eastAsia="宋体" w:cs="Times New Roman"/>
-                <w:b w:val="0"/>
-                <w:bCs/>
-                <w:i w:val="0"/>
-                <w:iCs w:val="0"/>
-                <w:color w:val="000000"/>
-                <w:kern w:val="0"/>
-                <w:sz w:val="18"/>
-                <w:szCs w:val="18"/>
-                <w:u w:val="none"/>
-                <w:lang w:val="en-US" w:eastAsia="zh-CN" w:bidi="ar"/>
-              </w:rPr>
-              <w:t>C6R34</w:t>
-            </w:r>
-          </w:p>
-        </w:tc>
-        <w:tc>
-          <w:tcPr>
-            <w:tcW w:w="630" w:type="pct"/>
-            <w:tcBorders>
-              <w:top w:val="single" w:color="000000" w:sz="4" w:space="0"/>
-              <w:left w:val="single" w:color="000000" w:sz="4" w:space="0"/>
-              <w:bottom w:val="single" w:color="000000" w:sz="4" w:space="0"/>
-              <w:right w:val="single" w:color="000000" w:sz="4" w:space="0"/>
-            </w:tcBorders>
-            <w:shd w:val="clear" w:color="auto" w:fill="FFFFFF"/>
-            <w:noWrap/>
-            <w:vAlign w:val="center"/>
-          </w:tcPr>
-          <w:p>
-            <w:pPr>
-              <w:keepNext w:val="0"/>
-              <w:keepLines w:val="0"/>
-              <w:widowControl/>
-              <w:suppressLineNumbers w:val="0"/>
-              <w:jc w:val="left"/>
-              <w:textAlignment w:val="center"/>
-              <w:rPr>
-                <w:rFonts w:hint="default" w:ascii="Times New Roman" w:hAnsi="Times New Roman" w:eastAsia="宋体" w:cs="Times New Roman"/>
-                <w:b w:val="0"/>
-                <w:bCs/>
-                <w:i w:val="0"/>
-                <w:iCs w:val="0"/>
-                <w:color w:val="000000"/>
-                <w:sz w:val="18"/>
-                <w:szCs w:val="18"/>
-                <w:u w:val="none"/>
-              </w:rPr>
-            </w:pPr>
-            <w:r>
-              <w:rPr>
-                <w:rFonts w:hint="default" w:ascii="Times New Roman" w:hAnsi="Times New Roman" w:eastAsia="宋体" w:cs="Times New Roman"/>
-                <w:b w:val="0"/>
-                <w:bCs/>
-                <w:i w:val="0"/>
-                <w:iCs w:val="0"/>
-                <w:color w:val="000000"/>
-                <w:kern w:val="0"/>
-                <w:sz w:val="18"/>
-                <w:szCs w:val="18"/>
-                <w:u w:val="none"/>
-                <w:lang w:val="en-US" w:eastAsia="zh-CN" w:bidi="ar"/>
-              </w:rPr>
-              <w:t>/</w:t>
-            </w:r>
-          </w:p>
-        </w:tc>
-      </w:tr>
-      <w:tr>
-        <w:tblPrEx>
-          <w:tblBorders>
-            <w:top w:val="none" w:color="auto" w:sz="0" w:space="0"/>
-            <w:left w:val="none" w:color="auto" w:sz="0" w:space="0"/>
-            <w:bottom w:val="none" w:color="auto" w:sz="0" w:space="0"/>
-            <w:right w:val="none" w:color="auto" w:sz="0" w:space="0"/>
-            <w:insideH w:val="none" w:color="auto" w:sz="0" w:space="0"/>
-            <w:insideV w:val="none" w:color="auto" w:sz="0" w:space="0"/>
-          </w:tblBorders>
-          <w:tblCellMar>
-            <w:top w:w="0" w:type="dxa"/>
-            <w:left w:w="108" w:type="dxa"/>
-            <w:bottom w:w="0" w:type="dxa"/>
-            <w:right w:w="108" w:type="dxa"/>
-          </w:tblCellMar>
-        </w:tblPrEx>
-        <w:trPr>
-          <w:trHeight w:val="300" w:hRule="atLeast"/>
-        </w:trPr>
-        <w:tc>
-          <w:tcPr>
-            <w:tcW w:w="699" w:type="pct"/>
-            <w:vMerge w:val="continue"/>
-            <w:tcBorders>
-              <w:top w:val="single" w:color="FFFFFF" w:sz="8" w:space="0"/>
-              <w:left w:val="single" w:color="FFFFFF" w:sz="8" w:space="0"/>
-              <w:bottom w:val="single" w:color="FFFFFF" w:sz="8" w:space="0"/>
-              <w:right w:val="single" w:color="FFFFFF" w:sz="8" w:space="0"/>
-            </w:tcBorders>
-            <w:shd w:val="clear" w:color="auto" w:fill="1F3864"/>
-            <w:vAlign w:val="center"/>
-          </w:tcPr>
-          <w:p>
-            <w:pPr>
-              <w:jc w:val="left"/>
-              <w:rPr>
-                <w:rFonts w:hint="default" w:ascii="Times New Roman" w:hAnsi="Times New Roman" w:eastAsia="宋体" w:cs="Times New Roman"/>
                 <w:b w:val="0"/>
                 <w:i w:val="0"/>
                 <w:iCs w:val="0"/>
@@ -29127,11 +29957,22 @@
           <w:rFonts w:hint="eastAsia" w:ascii="Times New Roman" w:hAnsi="Times New Roman" w:eastAsia="微软雅黑" w:cs="Times New Roman"/>
           <w:b/>
           <w:color w:val="1F497D"/>
+          <w:sz w:val="24"/>
+          <w:szCs w:val="24"/>
+          <w:lang w:val="en-US" w:eastAsia="zh-CN"/>
+        </w:rPr>
+        <w:t>{% if associatedBowelCancer %}</w:t>
+      </w:r>
+      <w:r>
+        <w:rPr>
+          <w:rFonts w:hint="eastAsia" w:ascii="Times New Roman" w:hAnsi="Times New Roman" w:eastAsia="微软雅黑" w:cs="Times New Roman"/>
+          <w:b/>
+          <w:color w:val="1F497D"/>
           <w:sz w:val="28"/>
           <w:szCs w:val="28"/>
           <w:lang w:val="en-US" w:eastAsia="zh-CN"/>
         </w:rPr>
-        <w:t>附录4 常见靶向药物相关基因检测列表</w:t>
+        <w:t>附录5{% else %}附录4{% endif %} 常见靶向药物相关基因检测列表</w:t>
       </w:r>
     </w:p>
     <w:p>

--- a/WebContent/docx/实体瘤60基因重肿.docx
+++ b/WebContent/docx/实体瘤60基因重肿.docx
@@ -2467,12 +2467,6 @@
             <w:insideH w:val="single" w:color="95B3D7" w:themeColor="accent1" w:themeTint="99" w:sz="4" w:space="0"/>
             <w:insideV w:val="single" w:color="95B3D7" w:themeColor="accent1" w:themeTint="99" w:sz="4" w:space="0"/>
           </w:tblBorders>
-          <w:tblCellMar>
-            <w:top w:w="0" w:type="dxa"/>
-            <w:left w:w="108" w:type="dxa"/>
-            <w:bottom w:w="0" w:type="dxa"/>
-            <w:right w:w="108" w:type="dxa"/>
-          </w:tblCellMar>
         </w:tblPrEx>
         <w:trPr>
           <w:trHeight w:val="436" w:hRule="atLeast"/>
@@ -8355,12 +8349,6 @@
             <w:insideH w:val="single" w:color="auto" w:sz="4" w:space="0"/>
             <w:insideV w:val="single" w:color="auto" w:sz="4" w:space="0"/>
           </w:tblBorders>
-          <w:tblCellMar>
-            <w:top w:w="0" w:type="dxa"/>
-            <w:left w:w="0" w:type="dxa"/>
-            <w:bottom w:w="0" w:type="dxa"/>
-            <w:right w:w="0" w:type="dxa"/>
-          </w:tblCellMar>
         </w:tblPrEx>
         <w:trPr>
           <w:trHeight w:val="333" w:hRule="atLeast"/>
@@ -8766,8 +8754,8 @@
           <w:rFonts w:ascii="Times New Roman" w:hAnsi="Times New Roman" w:cs="Times New Roman"/>
         </w:rPr>
       </w:pPr>
-      <w:bookmarkStart w:id="3" w:name="_Toc526855035"/>
-      <w:bookmarkStart w:id="4" w:name="_Toc527112383"/>
+      <w:bookmarkStart w:id="3" w:name="_Toc527112383"/>
+      <w:bookmarkStart w:id="4" w:name="_Toc526855035"/>
       <w:bookmarkStart w:id="5" w:name="_Toc534637496"/>
       <w:r>
         <w:rPr>
@@ -8846,8 +8834,6 @@
         </w:rPr>
         <w:t>；</w:t>
       </w:r>
-      <w:bookmarkStart w:id="16" w:name="_GoBack"/>
-      <w:bookmarkEnd w:id="16"/>
     </w:p>
     <w:p>
       <w:pPr>
@@ -8924,6 +8910,8 @@
           <w:lang w:val="en-US" w:eastAsia="zh-CN"/>
         </w:rPr>
       </w:pPr>
+      <w:bookmarkStart w:id="16" w:name="_GoBack"/>
+      <w:bookmarkEnd w:id="16"/>
       <w:r>
         <w:rPr>
           <w:rFonts w:hint="default" w:ascii="Times New Roman" w:hAnsi="Times New Roman" w:cs="Times New Roman"/>
@@ -8931,16 +8919,7 @@
           <w:szCs w:val="18"/>
           <w:lang w:val="en-US" w:eastAsia="zh-CN"/>
         </w:rPr>
-        <w:t>若该基因发生的是融合突变，NDF值指该位点的融合支持Reads数占样本总Reads数的比例的对数值（log 值）</w:t>
-      </w:r>
-      <w:r>
-        <w:rPr>
-          <w:rFonts w:hint="eastAsia" w:cs="Times New Roman"/>
-          <w:sz w:val="18"/>
-          <w:szCs w:val="18"/>
-          <w:lang w:val="en-US" w:eastAsia="zh-CN"/>
-        </w:rPr>
-        <w:t>；</w:t>
+        <w:t>检测结果与采集的标本病变（靶组织）比例有关，靶组织含量过低可能出现假阴性；</w:t>
       </w:r>
     </w:p>
     <w:p>
@@ -8978,7 +8957,7 @@
           <w:szCs w:val="18"/>
           <w:lang w:val="en-US" w:eastAsia="zh-CN"/>
         </w:rPr>
-        <w:t>检测结果与采集的标本病变（靶组织）比例有关，靶组织含量过低可能出现假阴性；</w:t>
+        <w:t>本报告仅对所检测标本负责，检测结果的解释及建议基于当前的科学研究水平，仅供临床医师参考，勿作他用；</w:t>
       </w:r>
     </w:p>
     <w:p>
@@ -9016,7 +8995,7 @@
           <w:szCs w:val="18"/>
           <w:lang w:val="en-US" w:eastAsia="zh-CN"/>
         </w:rPr>
-        <w:t>本报告仅对所检测标本负责，检测结果的解释及建议基于当前的科学研究水平，仅供临床医师参考，勿作他用；</w:t>
+        <w:t>本检测只检测60个基因的特定突变，不排除受检者携带检测列表以外的突变位点；</w:t>
       </w:r>
     </w:p>
     <w:p>
@@ -9054,44 +9033,6 @@
           <w:szCs w:val="18"/>
           <w:lang w:val="en-US" w:eastAsia="zh-CN"/>
         </w:rPr>
-        <w:t>本检测只检测60个基因的特定突变，不排除受检者携带检测列表以外的突变位点；</w:t>
-      </w:r>
-    </w:p>
-    <w:p>
-      <w:pPr>
-        <w:pStyle w:val="41"/>
-        <w:keepNext w:val="0"/>
-        <w:keepLines w:val="0"/>
-        <w:pageBreakBefore w:val="0"/>
-        <w:numPr>
-          <w:ilvl w:val="0"/>
-          <w:numId w:val="1"/>
-        </w:numPr>
-        <w:kinsoku/>
-        <w:wordWrap/>
-        <w:overflowPunct/>
-        <w:topLinePunct w:val="0"/>
-        <w:autoSpaceDE/>
-        <w:autoSpaceDN/>
-        <w:bidi w:val="0"/>
-        <w:adjustRightInd w:val="0"/>
-        <w:snapToGrid w:val="0"/>
-        <w:spacing w:line="240" w:lineRule="auto"/>
-        <w:textAlignment w:val="auto"/>
-        <w:rPr>
-          <w:rFonts w:hint="default" w:ascii="Times New Roman" w:hAnsi="Times New Roman" w:cs="Times New Roman"/>
-          <w:sz w:val="18"/>
-          <w:szCs w:val="18"/>
-          <w:lang w:val="en-US" w:eastAsia="zh-CN"/>
-        </w:rPr>
-      </w:pPr>
-      <w:r>
-        <w:rPr>
-          <w:rFonts w:hint="default" w:ascii="Times New Roman" w:hAnsi="Times New Roman" w:cs="Times New Roman"/>
-          <w:sz w:val="18"/>
-          <w:szCs w:val="18"/>
-          <w:lang w:val="en-US" w:eastAsia="zh-CN"/>
-        </w:rPr>
         <w:t>基因变异按照临床意义的重要性分为四个等级：I类变异（具有A级或B级证据），II类变异（具有C级或D级证据），III类变异（在出具报告时文献尚未报道、或突变意义已经明确但无相关的靶向用药信息、或突变意义不明但可能存在潜在的临床意义），IV类变异（包括良性变异、或疑似良性变异，合并III类报出）。</w:t>
       </w:r>
     </w:p>
@@ -9422,10 +9363,10 @@
           <w:szCs w:val="24"/>
         </w:rPr>
       </w:pPr>
-      <w:bookmarkStart w:id="6" w:name="_Toc32443_WPSOffice_Level2"/>
+      <w:bookmarkStart w:id="6" w:name="_Toc30582"/>
       <w:bookmarkStart w:id="7" w:name="_Toc4331_WPSOffice_Level2"/>
       <w:bookmarkStart w:id="8" w:name="_Toc23606"/>
-      <w:bookmarkStart w:id="9" w:name="_Toc30582"/>
+      <w:bookmarkStart w:id="9" w:name="_Toc32443_WPSOffice_Level2"/>
       <w:r>
         <w:rPr>
           <w:rFonts w:hint="default" w:ascii="Times New Roman" w:hAnsi="Times New Roman" w:eastAsia="微软雅黑" w:cs="Times New Roman"/>
@@ -9584,6 +9525,12 @@
             <w:insideH w:val="dotted" w:color="45A3A7" w:sz="4" w:space="0"/>
             <w:insideV w:val="dotted" w:color="45A3A7" w:sz="4" w:space="0"/>
           </w:tblBorders>
+          <w:tblCellMar>
+            <w:top w:w="0" w:type="dxa"/>
+            <w:left w:w="108" w:type="dxa"/>
+            <w:bottom w:w="0" w:type="dxa"/>
+            <w:right w:w="108" w:type="dxa"/>
+          </w:tblCellMar>
         </w:tblPrEx>
         <w:trPr>
           <w:trHeight w:val="417" w:hRule="atLeast"/>
@@ -20086,6 +20033,7 @@
             <w:insideH w:val="none" w:color="auto" w:sz="0" w:space="0"/>
             <w:insideV w:val="none" w:color="auto" w:sz="0" w:space="0"/>
           </w:tblBorders>
+          <w:shd w:val="clear" w:color="auto" w:fill="auto"/>
           <w:tblCellMar>
             <w:top w:w="0" w:type="dxa"/>
             <w:left w:w="108" w:type="dxa"/>
@@ -20599,6 +20547,7 @@
             <w:insideH w:val="none" w:color="auto" w:sz="0" w:space="0"/>
             <w:insideV w:val="none" w:color="auto" w:sz="0" w:space="0"/>
           </w:tblBorders>
+          <w:shd w:val="clear" w:color="auto" w:fill="auto"/>
           <w:tblCellMar>
             <w:top w:w="0" w:type="dxa"/>
             <w:left w:w="108" w:type="dxa"/>
@@ -20841,6 +20790,262 @@
                 <w:lang w:val="en-US" w:eastAsia="zh-CN" w:bidi="ar"/>
               </w:rPr>
               <w:t xml:space="preserve">6223 </w:t>
+            </w:r>
+          </w:p>
+        </w:tc>
+      </w:tr>
+      <w:tr>
+        <w:tblPrEx>
+          <w:tblBorders>
+            <w:top w:val="none" w:color="auto" w:sz="0" w:space="0"/>
+            <w:left w:val="none" w:color="auto" w:sz="0" w:space="0"/>
+            <w:bottom w:val="none" w:color="auto" w:sz="0" w:space="0"/>
+            <w:right w:val="none" w:color="auto" w:sz="0" w:space="0"/>
+            <w:insideH w:val="none" w:color="auto" w:sz="0" w:space="0"/>
+            <w:insideV w:val="none" w:color="auto" w:sz="0" w:space="0"/>
+          </w:tblBorders>
+          <w:tblCellMar>
+            <w:top w:w="0" w:type="dxa"/>
+            <w:left w:w="108" w:type="dxa"/>
+            <w:bottom w:w="0" w:type="dxa"/>
+            <w:right w:w="108" w:type="dxa"/>
+          </w:tblCellMar>
+        </w:tblPrEx>
+        <w:trPr>
+          <w:trHeight w:val="300" w:hRule="atLeast"/>
+        </w:trPr>
+        <w:tc>
+          <w:tcPr>
+            <w:tcW w:w="699" w:type="pct"/>
+            <w:vMerge w:val="continue"/>
+            <w:tcBorders>
+              <w:top w:val="single" w:color="FFFFFF" w:sz="8" w:space="0"/>
+              <w:left w:val="single" w:color="FFFFFF" w:sz="8" w:space="0"/>
+              <w:bottom w:val="single" w:color="FFFFFF" w:sz="8" w:space="0"/>
+              <w:right w:val="single" w:color="FFFFFF" w:sz="8" w:space="0"/>
+            </w:tcBorders>
+            <w:shd w:val="clear" w:color="auto" w:fill="1F3864"/>
+            <w:vAlign w:val="center"/>
+          </w:tcPr>
+          <w:p>
+            <w:pPr>
+              <w:jc w:val="left"/>
+              <w:rPr>
+                <w:rFonts w:hint="default" w:ascii="Times New Roman" w:hAnsi="Times New Roman" w:eastAsia="宋体" w:cs="Times New Roman"/>
+                <w:b/>
+                <w:bCs w:val="0"/>
+                <w:i w:val="0"/>
+                <w:iCs w:val="0"/>
+                <w:color w:val="FFFFFF" w:themeColor="background1"/>
+                <w:sz w:val="18"/>
+                <w:szCs w:val="18"/>
+                <w:u w:val="none"/>
+                <w14:textFill>
+                  <w14:solidFill>
+                    <w14:schemeClr w14:val="bg1"/>
+                  </w14:solidFill>
+                </w14:textFill>
+              </w:rPr>
+            </w:pPr>
+          </w:p>
+        </w:tc>
+        <w:tc>
+          <w:tcPr>
+            <w:tcW w:w="435" w:type="pct"/>
+            <w:tcBorders>
+              <w:top w:val="single" w:color="000000" w:sz="4" w:space="0"/>
+              <w:left w:val="single" w:color="FFFFFF" w:sz="8" w:space="0"/>
+              <w:bottom w:val="single" w:color="000000" w:sz="4" w:space="0"/>
+              <w:right w:val="single" w:color="000000" w:sz="4" w:space="0"/>
+            </w:tcBorders>
+            <w:shd w:val="clear" w:color="auto" w:fill="FFFFFF"/>
+            <w:vAlign w:val="center"/>
+          </w:tcPr>
+          <w:p>
+            <w:pPr>
+              <w:keepNext w:val="0"/>
+              <w:keepLines w:val="0"/>
+              <w:widowControl/>
+              <w:suppressLineNumbers w:val="0"/>
+              <w:jc w:val="left"/>
+              <w:textAlignment w:val="center"/>
+              <w:rPr>
+                <w:rFonts w:hint="default" w:ascii="Times New Roman" w:hAnsi="Times New Roman" w:eastAsia="宋体" w:cs="Times New Roman"/>
+                <w:b w:val="0"/>
+                <w:bCs/>
+                <w:i w:val="0"/>
+                <w:iCs w:val="0"/>
+                <w:color w:val="000000"/>
+                <w:sz w:val="18"/>
+                <w:szCs w:val="18"/>
+                <w:u w:val="none"/>
+              </w:rPr>
+            </w:pPr>
+            <w:r>
+              <w:rPr>
+                <w:rFonts w:hint="default" w:ascii="Times New Roman" w:hAnsi="Times New Roman" w:eastAsia="宋体" w:cs="Times New Roman"/>
+                <w:b w:val="0"/>
+                <w:bCs/>
+                <w:i w:val="0"/>
+                <w:iCs w:val="0"/>
+                <w:color w:val="000000"/>
+                <w:kern w:val="0"/>
+                <w:sz w:val="18"/>
+                <w:szCs w:val="18"/>
+                <w:u w:val="none"/>
+                <w:lang w:val="en-US" w:eastAsia="zh-CN" w:bidi="ar"/>
+              </w:rPr>
+              <w:t xml:space="preserve">19 </w:t>
+            </w:r>
+          </w:p>
+        </w:tc>
+        <w:tc>
+          <w:tcPr>
+            <w:tcW w:w="1643" w:type="pct"/>
+            <w:tcBorders>
+              <w:top w:val="single" w:color="000000" w:sz="4" w:space="0"/>
+              <w:left w:val="single" w:color="000000" w:sz="4" w:space="0"/>
+              <w:bottom w:val="single" w:color="000000" w:sz="4" w:space="0"/>
+              <w:right w:val="single" w:color="000000" w:sz="4" w:space="0"/>
+            </w:tcBorders>
+            <w:shd w:val="clear" w:color="auto" w:fill="FFFFFF"/>
+            <w:vAlign w:val="center"/>
+          </w:tcPr>
+          <w:p>
+            <w:pPr>
+              <w:keepNext w:val="0"/>
+              <w:keepLines w:val="0"/>
+              <w:widowControl/>
+              <w:suppressLineNumbers w:val="0"/>
+              <w:jc w:val="left"/>
+              <w:textAlignment w:val="center"/>
+              <w:rPr>
+                <w:rFonts w:hint="default" w:ascii="Times New Roman" w:hAnsi="Times New Roman" w:eastAsia="宋体" w:cs="Times New Roman"/>
+                <w:b w:val="0"/>
+                <w:bCs/>
+                <w:i w:val="0"/>
+                <w:iCs w:val="0"/>
+                <w:color w:val="000000"/>
+                <w:sz w:val="18"/>
+                <w:szCs w:val="18"/>
+                <w:u w:val="none"/>
+              </w:rPr>
+            </w:pPr>
+            <w:r>
+              <w:rPr>
+                <w:rFonts w:hint="default" w:ascii="Times New Roman" w:hAnsi="Times New Roman" w:eastAsia="宋体" w:cs="Times New Roman"/>
+                <w:b w:val="0"/>
+                <w:bCs/>
+                <w:i w:val="0"/>
+                <w:iCs w:val="0"/>
+                <w:color w:val="000000"/>
+                <w:kern w:val="0"/>
+                <w:sz w:val="18"/>
+                <w:szCs w:val="18"/>
+                <w:u w:val="none"/>
+                <w:lang w:val="en-US" w:eastAsia="zh-CN" w:bidi="ar"/>
+              </w:rPr>
+              <w:t>c.2236_2250del15</w:t>
+            </w:r>
+          </w:p>
+        </w:tc>
+        <w:tc>
+          <w:tcPr>
+            <w:tcW w:w="1591" w:type="pct"/>
+            <w:tcBorders>
+              <w:top w:val="single" w:color="000000" w:sz="4" w:space="0"/>
+              <w:left w:val="single" w:color="000000" w:sz="4" w:space="0"/>
+              <w:bottom w:val="single" w:color="000000" w:sz="4" w:space="0"/>
+              <w:right w:val="single" w:color="000000" w:sz="4" w:space="0"/>
+            </w:tcBorders>
+            <w:shd w:val="clear" w:color="auto" w:fill="FFFFFF"/>
+            <w:vAlign w:val="center"/>
+          </w:tcPr>
+          <w:p>
+            <w:pPr>
+              <w:keepNext w:val="0"/>
+              <w:keepLines w:val="0"/>
+              <w:widowControl/>
+              <w:suppressLineNumbers w:val="0"/>
+              <w:jc w:val="left"/>
+              <w:textAlignment w:val="center"/>
+              <w:rPr>
+                <w:rFonts w:hint="default" w:ascii="Times New Roman" w:hAnsi="Times New Roman" w:eastAsia="宋体" w:cs="Times New Roman"/>
+                <w:b w:val="0"/>
+                <w:bCs/>
+                <w:i w:val="0"/>
+                <w:iCs w:val="0"/>
+                <w:color w:val="000000"/>
+                <w:sz w:val="18"/>
+                <w:szCs w:val="18"/>
+                <w:u w:val="none"/>
+              </w:rPr>
+            </w:pPr>
+            <w:r>
+              <w:rPr>
+                <w:rFonts w:hint="default" w:ascii="Times New Roman" w:hAnsi="Times New Roman" w:eastAsia="宋体" w:cs="Times New Roman"/>
+                <w:b w:val="0"/>
+                <w:bCs/>
+                <w:i w:val="0"/>
+                <w:iCs w:val="0"/>
+                <w:color w:val="000000"/>
+                <w:kern w:val="0"/>
+                <w:sz w:val="18"/>
+                <w:szCs w:val="18"/>
+                <w:u w:val="none"/>
+                <w:lang w:val="en-US" w:eastAsia="zh-CN" w:bidi="ar"/>
+              </w:rPr>
+              <w:t>p.E746_A750delELREA</w:t>
+            </w:r>
+          </w:p>
+        </w:tc>
+        <w:tc>
+          <w:tcPr>
+            <w:tcW w:w="630" w:type="pct"/>
+            <w:tcBorders>
+              <w:top w:val="single" w:color="000000" w:sz="4" w:space="0"/>
+              <w:left w:val="single" w:color="000000" w:sz="4" w:space="0"/>
+              <w:bottom w:val="single" w:color="000000" w:sz="4" w:space="0"/>
+              <w:right w:val="single" w:color="000000" w:sz="4" w:space="0"/>
+            </w:tcBorders>
+            <w:shd w:val="clear" w:color="auto" w:fill="FFFFFF"/>
+            <w:vAlign w:val="center"/>
+          </w:tcPr>
+          <w:p>
+            <w:pPr>
+              <w:keepNext w:val="0"/>
+              <w:keepLines w:val="0"/>
+              <w:widowControl/>
+              <w:suppressLineNumbers w:val="0"/>
+              <w:jc w:val="left"/>
+              <w:textAlignment w:val="center"/>
+              <w:rPr>
+                <w:rFonts w:hint="default" w:ascii="Times New Roman" w:hAnsi="Times New Roman" w:eastAsia="宋体" w:cs="Times New Roman"/>
+                <w:b w:val="0"/>
+                <w:bCs/>
+                <w:i w:val="0"/>
+                <w:iCs w:val="0"/>
+                <w:color w:val="000000"/>
+                <w:sz w:val="18"/>
+                <w:szCs w:val="18"/>
+                <w:u w:val="none"/>
+              </w:rPr>
+            </w:pPr>
+            <w:r>
+              <w:rPr>
+                <w:rFonts w:hint="default" w:ascii="Times New Roman" w:hAnsi="Times New Roman" w:eastAsia="宋体" w:cs="Times New Roman"/>
+                <w:b w:val="0"/>
+                <w:bCs/>
+                <w:i w:val="0"/>
+                <w:iCs w:val="0"/>
+                <w:color w:val="000000"/>
+                <w:kern w:val="0"/>
+                <w:sz w:val="18"/>
+                <w:szCs w:val="18"/>
+                <w:u w:val="none"/>
+                <w:lang w:val="en-US" w:eastAsia="zh-CN" w:bidi="ar"/>
+              </w:rPr>
+              <w:t xml:space="preserve">6225 </w:t>
             </w:r>
           </w:p>
         </w:tc>
@@ -20981,6 +21186,7 @@
                 <w:sz w:val="18"/>
                 <w:szCs w:val="18"/>
                 <w:u w:val="none"/>
+                <w:lang w:val="en-US"/>
               </w:rPr>
             </w:pPr>
             <w:r>
@@ -20997,7 +21203,23 @@
                 <w:u w:val="none"/>
                 <w:lang w:val="en-US" w:eastAsia="zh-CN" w:bidi="ar"/>
               </w:rPr>
-              <w:t>c.2236_2250del15</w:t>
+              <w:t>c.2239_2253del15/c.2240_2254del</w:t>
+            </w:r>
+            <w:r>
+              <w:rPr>
+                <w:rFonts w:hint="eastAsia" w:ascii="Times New Roman" w:hAnsi="Times New Roman" w:cs="Times New Roman"/>
+                <w:b w:val="0"/>
+                <w:bCs/>
+                <w:i w:val="0"/>
+                <w:iCs w:val="0"/>
+                <w:color w:val="000000"/>
+                <w:kern w:val="0"/>
+                <w:sz w:val="18"/>
+                <w:szCs w:val="18"/>
+                <w:u w:val="none"/>
+                <w:lang w:val="en-US" w:eastAsia="zh-CN" w:bidi="ar"/>
+              </w:rPr>
+              <w:t>15</w:t>
             </w:r>
           </w:p>
         </w:tc>
@@ -21047,7 +21269,7 @@
                 <w:u w:val="none"/>
                 <w:lang w:val="en-US" w:eastAsia="zh-CN" w:bidi="ar"/>
               </w:rPr>
-              <w:t>p.E746_A750delELREA</w:t>
+              <w:t>p.L747_T751delLREAT</w:t>
             </w:r>
           </w:p>
         </w:tc>
@@ -21097,7 +21319,7 @@
                 <w:u w:val="none"/>
                 <w:lang w:val="en-US" w:eastAsia="zh-CN" w:bidi="ar"/>
               </w:rPr>
-              <w:t xml:space="preserve">6225 </w:t>
+              <w:t>6254/12369</w:t>
             </w:r>
           </w:p>
         </w:tc>
@@ -21237,7 +21459,6 @@
                 <w:sz w:val="18"/>
                 <w:szCs w:val="18"/>
                 <w:u w:val="none"/>
-                <w:lang w:val="en-US"/>
               </w:rPr>
             </w:pPr>
             <w:r>
@@ -21254,23 +21475,7 @@
                 <w:u w:val="none"/>
                 <w:lang w:val="en-US" w:eastAsia="zh-CN" w:bidi="ar"/>
               </w:rPr>
-              <w:t>c.2239_2253del15/c.2240_2254del</w:t>
-            </w:r>
-            <w:r>
-              <w:rPr>
-                <w:rFonts w:hint="eastAsia" w:ascii="Times New Roman" w:hAnsi="Times New Roman" w:cs="Times New Roman"/>
-                <w:b w:val="0"/>
-                <w:bCs/>
-                <w:i w:val="0"/>
-                <w:iCs w:val="0"/>
-                <w:color w:val="000000"/>
-                <w:kern w:val="0"/>
-                <w:sz w:val="18"/>
-                <w:szCs w:val="18"/>
-                <w:u w:val="none"/>
-                <w:lang w:val="en-US" w:eastAsia="zh-CN" w:bidi="ar"/>
-              </w:rPr>
-              <w:t>15</w:t>
+              <w:t>c.2239_2256del18</w:t>
             </w:r>
           </w:p>
         </w:tc>
@@ -21320,7 +21525,7 @@
                 <w:u w:val="none"/>
                 <w:lang w:val="en-US" w:eastAsia="zh-CN" w:bidi="ar"/>
               </w:rPr>
-              <w:t>p.L747_T751delLREAT</w:t>
+              <w:t>p.L747_S752delLREATS</w:t>
             </w:r>
           </w:p>
         </w:tc>
@@ -21370,519 +21575,7 @@
                 <w:u w:val="none"/>
                 <w:lang w:val="en-US" w:eastAsia="zh-CN" w:bidi="ar"/>
               </w:rPr>
-              <w:t>6254/12369</w:t>
-            </w:r>
-          </w:p>
-        </w:tc>
-      </w:tr>
-      <w:tr>
-        <w:tblPrEx>
-          <w:tblBorders>
-            <w:top w:val="none" w:color="auto" w:sz="0" w:space="0"/>
-            <w:left w:val="none" w:color="auto" w:sz="0" w:space="0"/>
-            <w:bottom w:val="none" w:color="auto" w:sz="0" w:space="0"/>
-            <w:right w:val="none" w:color="auto" w:sz="0" w:space="0"/>
-            <w:insideH w:val="none" w:color="auto" w:sz="0" w:space="0"/>
-            <w:insideV w:val="none" w:color="auto" w:sz="0" w:space="0"/>
-          </w:tblBorders>
-          <w:tblCellMar>
-            <w:top w:w="0" w:type="dxa"/>
-            <w:left w:w="108" w:type="dxa"/>
-            <w:bottom w:w="0" w:type="dxa"/>
-            <w:right w:w="108" w:type="dxa"/>
-          </w:tblCellMar>
-        </w:tblPrEx>
-        <w:trPr>
-          <w:trHeight w:val="300" w:hRule="atLeast"/>
-        </w:trPr>
-        <w:tc>
-          <w:tcPr>
-            <w:tcW w:w="699" w:type="pct"/>
-            <w:vMerge w:val="continue"/>
-            <w:tcBorders>
-              <w:top w:val="single" w:color="FFFFFF" w:sz="8" w:space="0"/>
-              <w:left w:val="single" w:color="FFFFFF" w:sz="8" w:space="0"/>
-              <w:bottom w:val="single" w:color="FFFFFF" w:sz="8" w:space="0"/>
-              <w:right w:val="single" w:color="FFFFFF" w:sz="8" w:space="0"/>
-            </w:tcBorders>
-            <w:shd w:val="clear" w:color="auto" w:fill="1F3864"/>
-            <w:vAlign w:val="center"/>
-          </w:tcPr>
-          <w:p>
-            <w:pPr>
-              <w:jc w:val="left"/>
-              <w:rPr>
-                <w:rFonts w:hint="default" w:ascii="Times New Roman" w:hAnsi="Times New Roman" w:eastAsia="宋体" w:cs="Times New Roman"/>
-                <w:b/>
-                <w:bCs w:val="0"/>
-                <w:i w:val="0"/>
-                <w:iCs w:val="0"/>
-                <w:color w:val="FFFFFF" w:themeColor="background1"/>
-                <w:sz w:val="18"/>
-                <w:szCs w:val="18"/>
-                <w:u w:val="none"/>
-                <w14:textFill>
-                  <w14:solidFill>
-                    <w14:schemeClr w14:val="bg1"/>
-                  </w14:solidFill>
-                </w14:textFill>
-              </w:rPr>
-            </w:pPr>
-          </w:p>
-        </w:tc>
-        <w:tc>
-          <w:tcPr>
-            <w:tcW w:w="435" w:type="pct"/>
-            <w:tcBorders>
-              <w:top w:val="single" w:color="000000" w:sz="4" w:space="0"/>
-              <w:left w:val="single" w:color="FFFFFF" w:sz="8" w:space="0"/>
-              <w:bottom w:val="single" w:color="000000" w:sz="4" w:space="0"/>
-              <w:right w:val="single" w:color="000000" w:sz="4" w:space="0"/>
-            </w:tcBorders>
-            <w:shd w:val="clear" w:color="auto" w:fill="FFFFFF"/>
-            <w:vAlign w:val="center"/>
-          </w:tcPr>
-          <w:p>
-            <w:pPr>
-              <w:keepNext w:val="0"/>
-              <w:keepLines w:val="0"/>
-              <w:widowControl/>
-              <w:suppressLineNumbers w:val="0"/>
-              <w:jc w:val="left"/>
-              <w:textAlignment w:val="center"/>
-              <w:rPr>
-                <w:rFonts w:hint="default" w:ascii="Times New Roman" w:hAnsi="Times New Roman" w:eastAsia="宋体" w:cs="Times New Roman"/>
-                <w:b w:val="0"/>
-                <w:bCs/>
-                <w:i w:val="0"/>
-                <w:iCs w:val="0"/>
-                <w:color w:val="000000"/>
-                <w:sz w:val="18"/>
-                <w:szCs w:val="18"/>
-                <w:u w:val="none"/>
-              </w:rPr>
-            </w:pPr>
-            <w:r>
-              <w:rPr>
-                <w:rFonts w:hint="default" w:ascii="Times New Roman" w:hAnsi="Times New Roman" w:eastAsia="宋体" w:cs="Times New Roman"/>
-                <w:b w:val="0"/>
-                <w:bCs/>
-                <w:i w:val="0"/>
-                <w:iCs w:val="0"/>
-                <w:color w:val="000000"/>
-                <w:kern w:val="0"/>
-                <w:sz w:val="18"/>
-                <w:szCs w:val="18"/>
-                <w:u w:val="none"/>
-                <w:lang w:val="en-US" w:eastAsia="zh-CN" w:bidi="ar"/>
-              </w:rPr>
-              <w:t xml:space="preserve">19 </w:t>
-            </w:r>
-          </w:p>
-        </w:tc>
-        <w:tc>
-          <w:tcPr>
-            <w:tcW w:w="1643" w:type="pct"/>
-            <w:tcBorders>
-              <w:top w:val="single" w:color="000000" w:sz="4" w:space="0"/>
-              <w:left w:val="single" w:color="000000" w:sz="4" w:space="0"/>
-              <w:bottom w:val="single" w:color="000000" w:sz="4" w:space="0"/>
-              <w:right w:val="single" w:color="000000" w:sz="4" w:space="0"/>
-            </w:tcBorders>
-            <w:shd w:val="clear" w:color="auto" w:fill="FFFFFF"/>
-            <w:vAlign w:val="center"/>
-          </w:tcPr>
-          <w:p>
-            <w:pPr>
-              <w:keepNext w:val="0"/>
-              <w:keepLines w:val="0"/>
-              <w:widowControl/>
-              <w:suppressLineNumbers w:val="0"/>
-              <w:jc w:val="left"/>
-              <w:textAlignment w:val="center"/>
-              <w:rPr>
-                <w:rFonts w:hint="default" w:ascii="Times New Roman" w:hAnsi="Times New Roman" w:eastAsia="宋体" w:cs="Times New Roman"/>
-                <w:b w:val="0"/>
-                <w:bCs/>
-                <w:i w:val="0"/>
-                <w:iCs w:val="0"/>
-                <w:color w:val="000000"/>
-                <w:sz w:val="18"/>
-                <w:szCs w:val="18"/>
-                <w:u w:val="none"/>
-              </w:rPr>
-            </w:pPr>
-            <w:r>
-              <w:rPr>
-                <w:rFonts w:hint="default" w:ascii="Times New Roman" w:hAnsi="Times New Roman" w:eastAsia="宋体" w:cs="Times New Roman"/>
-                <w:b w:val="0"/>
-                <w:bCs/>
-                <w:i w:val="0"/>
-                <w:iCs w:val="0"/>
-                <w:color w:val="000000"/>
-                <w:kern w:val="0"/>
-                <w:sz w:val="18"/>
-                <w:szCs w:val="18"/>
-                <w:u w:val="none"/>
-                <w:lang w:val="en-US" w:eastAsia="zh-CN" w:bidi="ar"/>
-              </w:rPr>
-              <w:t>c.2239_2256del18</w:t>
-            </w:r>
-          </w:p>
-        </w:tc>
-        <w:tc>
-          <w:tcPr>
-            <w:tcW w:w="1591" w:type="pct"/>
-            <w:tcBorders>
-              <w:top w:val="single" w:color="000000" w:sz="4" w:space="0"/>
-              <w:left w:val="single" w:color="000000" w:sz="4" w:space="0"/>
-              <w:bottom w:val="single" w:color="000000" w:sz="4" w:space="0"/>
-              <w:right w:val="single" w:color="000000" w:sz="4" w:space="0"/>
-            </w:tcBorders>
-            <w:shd w:val="clear" w:color="auto" w:fill="FFFFFF"/>
-            <w:vAlign w:val="center"/>
-          </w:tcPr>
-          <w:p>
-            <w:pPr>
-              <w:keepNext w:val="0"/>
-              <w:keepLines w:val="0"/>
-              <w:widowControl/>
-              <w:suppressLineNumbers w:val="0"/>
-              <w:jc w:val="left"/>
-              <w:textAlignment w:val="center"/>
-              <w:rPr>
-                <w:rFonts w:hint="default" w:ascii="Times New Roman" w:hAnsi="Times New Roman" w:eastAsia="宋体" w:cs="Times New Roman"/>
-                <w:b w:val="0"/>
-                <w:bCs/>
-                <w:i w:val="0"/>
-                <w:iCs w:val="0"/>
-                <w:color w:val="000000"/>
-                <w:sz w:val="18"/>
-                <w:szCs w:val="18"/>
-                <w:u w:val="none"/>
-              </w:rPr>
-            </w:pPr>
-            <w:r>
-              <w:rPr>
-                <w:rFonts w:hint="default" w:ascii="Times New Roman" w:hAnsi="Times New Roman" w:eastAsia="宋体" w:cs="Times New Roman"/>
-                <w:b w:val="0"/>
-                <w:bCs/>
-                <w:i w:val="0"/>
-                <w:iCs w:val="0"/>
-                <w:color w:val="000000"/>
-                <w:kern w:val="0"/>
-                <w:sz w:val="18"/>
-                <w:szCs w:val="18"/>
-                <w:u w:val="none"/>
-                <w:lang w:val="en-US" w:eastAsia="zh-CN" w:bidi="ar"/>
-              </w:rPr>
-              <w:t>p.L747_S752delLREATS</w:t>
-            </w:r>
-          </w:p>
-        </w:tc>
-        <w:tc>
-          <w:tcPr>
-            <w:tcW w:w="630" w:type="pct"/>
-            <w:tcBorders>
-              <w:top w:val="single" w:color="000000" w:sz="4" w:space="0"/>
-              <w:left w:val="single" w:color="000000" w:sz="4" w:space="0"/>
-              <w:bottom w:val="single" w:color="000000" w:sz="4" w:space="0"/>
-              <w:right w:val="single" w:color="000000" w:sz="4" w:space="0"/>
-            </w:tcBorders>
-            <w:shd w:val="clear" w:color="auto" w:fill="FFFFFF"/>
-            <w:vAlign w:val="center"/>
-          </w:tcPr>
-          <w:p>
-            <w:pPr>
-              <w:keepNext w:val="0"/>
-              <w:keepLines w:val="0"/>
-              <w:widowControl/>
-              <w:suppressLineNumbers w:val="0"/>
-              <w:jc w:val="left"/>
-              <w:textAlignment w:val="center"/>
-              <w:rPr>
-                <w:rFonts w:hint="default" w:ascii="Times New Roman" w:hAnsi="Times New Roman" w:eastAsia="宋体" w:cs="Times New Roman"/>
-                <w:b w:val="0"/>
-                <w:bCs/>
-                <w:i w:val="0"/>
-                <w:iCs w:val="0"/>
-                <w:color w:val="000000"/>
-                <w:sz w:val="18"/>
-                <w:szCs w:val="18"/>
-                <w:u w:val="none"/>
-              </w:rPr>
-            </w:pPr>
-            <w:r>
-              <w:rPr>
-                <w:rFonts w:hint="default" w:ascii="Times New Roman" w:hAnsi="Times New Roman" w:eastAsia="宋体" w:cs="Times New Roman"/>
-                <w:b w:val="0"/>
-                <w:bCs/>
-                <w:i w:val="0"/>
-                <w:iCs w:val="0"/>
-                <w:color w:val="000000"/>
-                <w:kern w:val="0"/>
-                <w:sz w:val="18"/>
-                <w:szCs w:val="18"/>
-                <w:u w:val="none"/>
-                <w:lang w:val="en-US" w:eastAsia="zh-CN" w:bidi="ar"/>
-              </w:rPr>
               <w:t xml:space="preserve">6255 </w:t>
-            </w:r>
-          </w:p>
-        </w:tc>
-      </w:tr>
-      <w:tr>
-        <w:tblPrEx>
-          <w:tblBorders>
-            <w:top w:val="none" w:color="auto" w:sz="0" w:space="0"/>
-            <w:left w:val="none" w:color="auto" w:sz="0" w:space="0"/>
-            <w:bottom w:val="none" w:color="auto" w:sz="0" w:space="0"/>
-            <w:right w:val="none" w:color="auto" w:sz="0" w:space="0"/>
-            <w:insideH w:val="none" w:color="auto" w:sz="0" w:space="0"/>
-            <w:insideV w:val="none" w:color="auto" w:sz="0" w:space="0"/>
-          </w:tblBorders>
-          <w:tblCellMar>
-            <w:top w:w="0" w:type="dxa"/>
-            <w:left w:w="108" w:type="dxa"/>
-            <w:bottom w:w="0" w:type="dxa"/>
-            <w:right w:w="108" w:type="dxa"/>
-          </w:tblCellMar>
-        </w:tblPrEx>
-        <w:trPr>
-          <w:trHeight w:val="300" w:hRule="atLeast"/>
-        </w:trPr>
-        <w:tc>
-          <w:tcPr>
-            <w:tcW w:w="699" w:type="pct"/>
-            <w:vMerge w:val="continue"/>
-            <w:tcBorders>
-              <w:top w:val="single" w:color="FFFFFF" w:sz="8" w:space="0"/>
-              <w:left w:val="single" w:color="FFFFFF" w:sz="8" w:space="0"/>
-              <w:bottom w:val="single" w:color="FFFFFF" w:sz="8" w:space="0"/>
-              <w:right w:val="single" w:color="FFFFFF" w:sz="8" w:space="0"/>
-            </w:tcBorders>
-            <w:shd w:val="clear" w:color="auto" w:fill="1F3864"/>
-            <w:vAlign w:val="center"/>
-          </w:tcPr>
-          <w:p>
-            <w:pPr>
-              <w:jc w:val="left"/>
-              <w:rPr>
-                <w:rFonts w:hint="default" w:ascii="Times New Roman" w:hAnsi="Times New Roman" w:eastAsia="宋体" w:cs="Times New Roman"/>
-                <w:b/>
-                <w:bCs w:val="0"/>
-                <w:i w:val="0"/>
-                <w:iCs w:val="0"/>
-                <w:color w:val="FFFFFF" w:themeColor="background1"/>
-                <w:sz w:val="18"/>
-                <w:szCs w:val="18"/>
-                <w:u w:val="none"/>
-                <w14:textFill>
-                  <w14:solidFill>
-                    <w14:schemeClr w14:val="bg1"/>
-                  </w14:solidFill>
-                </w14:textFill>
-              </w:rPr>
-            </w:pPr>
-          </w:p>
-        </w:tc>
-        <w:tc>
-          <w:tcPr>
-            <w:tcW w:w="435" w:type="pct"/>
-            <w:tcBorders>
-              <w:top w:val="single" w:color="000000" w:sz="4" w:space="0"/>
-              <w:left w:val="single" w:color="FFFFFF" w:sz="8" w:space="0"/>
-              <w:bottom w:val="single" w:color="000000" w:sz="4" w:space="0"/>
-              <w:right w:val="single" w:color="000000" w:sz="4" w:space="0"/>
-            </w:tcBorders>
-            <w:shd w:val="clear" w:color="auto" w:fill="FFFFFF"/>
-            <w:vAlign w:val="center"/>
-          </w:tcPr>
-          <w:p>
-            <w:pPr>
-              <w:keepNext w:val="0"/>
-              <w:keepLines w:val="0"/>
-              <w:widowControl/>
-              <w:suppressLineNumbers w:val="0"/>
-              <w:jc w:val="left"/>
-              <w:textAlignment w:val="center"/>
-              <w:rPr>
-                <w:rFonts w:hint="default" w:ascii="Times New Roman" w:hAnsi="Times New Roman" w:eastAsia="宋体" w:cs="Times New Roman"/>
-                <w:b w:val="0"/>
-                <w:bCs/>
-                <w:i w:val="0"/>
-                <w:iCs w:val="0"/>
-                <w:color w:val="000000"/>
-                <w:sz w:val="18"/>
-                <w:szCs w:val="18"/>
-                <w:u w:val="none"/>
-              </w:rPr>
-            </w:pPr>
-            <w:r>
-              <w:rPr>
-                <w:rFonts w:hint="default" w:ascii="Times New Roman" w:hAnsi="Times New Roman" w:eastAsia="宋体" w:cs="Times New Roman"/>
-                <w:b w:val="0"/>
-                <w:bCs/>
-                <w:i w:val="0"/>
-                <w:iCs w:val="0"/>
-                <w:color w:val="000000"/>
-                <w:kern w:val="0"/>
-                <w:sz w:val="18"/>
-                <w:szCs w:val="18"/>
-                <w:u w:val="none"/>
-                <w:lang w:val="en-US" w:eastAsia="zh-CN" w:bidi="ar"/>
-              </w:rPr>
-              <w:t xml:space="preserve">19 </w:t>
-            </w:r>
-          </w:p>
-        </w:tc>
-        <w:tc>
-          <w:tcPr>
-            <w:tcW w:w="1643" w:type="pct"/>
-            <w:tcBorders>
-              <w:top w:val="single" w:color="000000" w:sz="4" w:space="0"/>
-              <w:left w:val="single" w:color="000000" w:sz="4" w:space="0"/>
-              <w:bottom w:val="single" w:color="000000" w:sz="4" w:space="0"/>
-              <w:right w:val="single" w:color="000000" w:sz="4" w:space="0"/>
-            </w:tcBorders>
-            <w:shd w:val="clear" w:color="auto" w:fill="FFFFFF"/>
-            <w:vAlign w:val="center"/>
-          </w:tcPr>
-          <w:p>
-            <w:pPr>
-              <w:keepNext w:val="0"/>
-              <w:keepLines w:val="0"/>
-              <w:widowControl/>
-              <w:suppressLineNumbers w:val="0"/>
-              <w:jc w:val="left"/>
-              <w:textAlignment w:val="center"/>
-              <w:rPr>
-                <w:rFonts w:hint="default" w:ascii="Times New Roman" w:hAnsi="Times New Roman" w:eastAsia="宋体" w:cs="Times New Roman"/>
-                <w:b w:val="0"/>
-                <w:bCs/>
-                <w:i w:val="0"/>
-                <w:iCs w:val="0"/>
-                <w:color w:val="000000"/>
-                <w:sz w:val="18"/>
-                <w:szCs w:val="18"/>
-                <w:u w:val="none"/>
-              </w:rPr>
-            </w:pPr>
-            <w:r>
-              <w:rPr>
-                <w:rFonts w:hint="default" w:ascii="Times New Roman" w:hAnsi="Times New Roman" w:eastAsia="宋体" w:cs="Times New Roman"/>
-                <w:b w:val="0"/>
-                <w:bCs/>
-                <w:i w:val="0"/>
-                <w:iCs w:val="0"/>
-                <w:color w:val="000000"/>
-                <w:kern w:val="0"/>
-                <w:sz w:val="18"/>
-                <w:szCs w:val="18"/>
-                <w:u w:val="none"/>
-                <w:lang w:val="en-US" w:eastAsia="zh-CN" w:bidi="ar"/>
-              </w:rPr>
-              <w:t>c.2239_2247delTTAAGAGAA</w:t>
-            </w:r>
-          </w:p>
-        </w:tc>
-        <w:tc>
-          <w:tcPr>
-            <w:tcW w:w="1591" w:type="pct"/>
-            <w:tcBorders>
-              <w:top w:val="single" w:color="000000" w:sz="4" w:space="0"/>
-              <w:left w:val="single" w:color="000000" w:sz="4" w:space="0"/>
-              <w:bottom w:val="single" w:color="000000" w:sz="4" w:space="0"/>
-              <w:right w:val="single" w:color="000000" w:sz="4" w:space="0"/>
-            </w:tcBorders>
-            <w:shd w:val="clear" w:color="auto" w:fill="FFFFFF"/>
-            <w:vAlign w:val="center"/>
-          </w:tcPr>
-          <w:p>
-            <w:pPr>
-              <w:keepNext w:val="0"/>
-              <w:keepLines w:val="0"/>
-              <w:widowControl/>
-              <w:suppressLineNumbers w:val="0"/>
-              <w:jc w:val="left"/>
-              <w:textAlignment w:val="center"/>
-              <w:rPr>
-                <w:rFonts w:hint="default" w:ascii="Times New Roman" w:hAnsi="Times New Roman" w:eastAsia="宋体" w:cs="Times New Roman"/>
-                <w:b w:val="0"/>
-                <w:bCs/>
-                <w:i w:val="0"/>
-                <w:iCs w:val="0"/>
-                <w:color w:val="000000"/>
-                <w:sz w:val="18"/>
-                <w:szCs w:val="18"/>
-                <w:u w:val="none"/>
-              </w:rPr>
-            </w:pPr>
-            <w:r>
-              <w:rPr>
-                <w:rFonts w:hint="default" w:ascii="Times New Roman" w:hAnsi="Times New Roman" w:eastAsia="宋体" w:cs="Times New Roman"/>
-                <w:b w:val="0"/>
-                <w:bCs/>
-                <w:i w:val="0"/>
-                <w:iCs w:val="0"/>
-                <w:color w:val="000000"/>
-                <w:kern w:val="0"/>
-                <w:sz w:val="18"/>
-                <w:szCs w:val="18"/>
-                <w:u w:val="none"/>
-                <w:lang w:val="en-US" w:eastAsia="zh-CN" w:bidi="ar"/>
-              </w:rPr>
-              <w:t>p.L747_E749delLRE</w:t>
-            </w:r>
-          </w:p>
-        </w:tc>
-        <w:tc>
-          <w:tcPr>
-            <w:tcW w:w="630" w:type="pct"/>
-            <w:tcBorders>
-              <w:top w:val="single" w:color="000000" w:sz="4" w:space="0"/>
-              <w:left w:val="single" w:color="000000" w:sz="4" w:space="0"/>
-              <w:bottom w:val="single" w:color="000000" w:sz="4" w:space="0"/>
-              <w:right w:val="single" w:color="000000" w:sz="4" w:space="0"/>
-            </w:tcBorders>
-            <w:shd w:val="clear" w:color="auto" w:fill="FFFFFF"/>
-            <w:vAlign w:val="center"/>
-          </w:tcPr>
-          <w:p>
-            <w:pPr>
-              <w:keepNext w:val="0"/>
-              <w:keepLines w:val="0"/>
-              <w:widowControl/>
-              <w:suppressLineNumbers w:val="0"/>
-              <w:jc w:val="left"/>
-              <w:textAlignment w:val="center"/>
-              <w:rPr>
-                <w:rFonts w:hint="default" w:ascii="Times New Roman" w:hAnsi="Times New Roman" w:eastAsia="宋体" w:cs="Times New Roman"/>
-                <w:b w:val="0"/>
-                <w:bCs/>
-                <w:i w:val="0"/>
-                <w:iCs w:val="0"/>
-                <w:color w:val="000000"/>
-                <w:sz w:val="18"/>
-                <w:szCs w:val="18"/>
-                <w:u w:val="none"/>
-              </w:rPr>
-            </w:pPr>
-            <w:r>
-              <w:rPr>
-                <w:rFonts w:hint="default" w:ascii="Times New Roman" w:hAnsi="Times New Roman" w:eastAsia="宋体" w:cs="Times New Roman"/>
-                <w:b w:val="0"/>
-                <w:bCs/>
-                <w:i w:val="0"/>
-                <w:iCs w:val="0"/>
-                <w:color w:val="000000"/>
-                <w:kern w:val="0"/>
-                <w:sz w:val="18"/>
-                <w:szCs w:val="18"/>
-                <w:u w:val="none"/>
-                <w:lang w:val="en-US" w:eastAsia="zh-CN" w:bidi="ar"/>
-              </w:rPr>
-              <w:t xml:space="preserve">6218 </w:t>
             </w:r>
           </w:p>
         </w:tc>
@@ -22039,7 +21732,7 @@
                 <w:u w:val="none"/>
                 <w:lang w:val="en-US" w:eastAsia="zh-CN" w:bidi="ar"/>
               </w:rPr>
-              <w:t>c.2237_2251del15</w:t>
+              <w:t>c.2239_2247delTTAAGAGAA</w:t>
             </w:r>
           </w:p>
         </w:tc>
@@ -22089,7 +21782,7 @@
                 <w:u w:val="none"/>
                 <w:lang w:val="en-US" w:eastAsia="zh-CN" w:bidi="ar"/>
               </w:rPr>
-              <w:t>p.E746_T751&gt;A</w:t>
+              <w:t>p.L747_E749delLRE</w:t>
             </w:r>
           </w:p>
         </w:tc>
@@ -22139,263 +21832,7 @@
                 <w:u w:val="none"/>
                 <w:lang w:val="en-US" w:eastAsia="zh-CN" w:bidi="ar"/>
               </w:rPr>
-              <w:t xml:space="preserve">12678 </w:t>
-            </w:r>
-          </w:p>
-        </w:tc>
-      </w:tr>
-      <w:tr>
-        <w:tblPrEx>
-          <w:tblBorders>
-            <w:top w:val="none" w:color="auto" w:sz="0" w:space="0"/>
-            <w:left w:val="none" w:color="auto" w:sz="0" w:space="0"/>
-            <w:bottom w:val="none" w:color="auto" w:sz="0" w:space="0"/>
-            <w:right w:val="none" w:color="auto" w:sz="0" w:space="0"/>
-            <w:insideH w:val="none" w:color="auto" w:sz="0" w:space="0"/>
-            <w:insideV w:val="none" w:color="auto" w:sz="0" w:space="0"/>
-          </w:tblBorders>
-          <w:tblCellMar>
-            <w:top w:w="0" w:type="dxa"/>
-            <w:left w:w="108" w:type="dxa"/>
-            <w:bottom w:w="0" w:type="dxa"/>
-            <w:right w:w="108" w:type="dxa"/>
-          </w:tblCellMar>
-        </w:tblPrEx>
-        <w:trPr>
-          <w:trHeight w:val="300" w:hRule="atLeast"/>
-        </w:trPr>
-        <w:tc>
-          <w:tcPr>
-            <w:tcW w:w="699" w:type="pct"/>
-            <w:vMerge w:val="continue"/>
-            <w:tcBorders>
-              <w:top w:val="single" w:color="FFFFFF" w:sz="8" w:space="0"/>
-              <w:left w:val="single" w:color="FFFFFF" w:sz="8" w:space="0"/>
-              <w:bottom w:val="single" w:color="FFFFFF" w:sz="8" w:space="0"/>
-              <w:right w:val="single" w:color="FFFFFF" w:sz="8" w:space="0"/>
-            </w:tcBorders>
-            <w:shd w:val="clear" w:color="auto" w:fill="1F3864"/>
-            <w:vAlign w:val="center"/>
-          </w:tcPr>
-          <w:p>
-            <w:pPr>
-              <w:jc w:val="left"/>
-              <w:rPr>
-                <w:rFonts w:hint="default" w:ascii="Times New Roman" w:hAnsi="Times New Roman" w:eastAsia="宋体" w:cs="Times New Roman"/>
-                <w:b/>
-                <w:bCs w:val="0"/>
-                <w:i w:val="0"/>
-                <w:iCs w:val="0"/>
-                <w:color w:val="FFFFFF" w:themeColor="background1"/>
-                <w:sz w:val="18"/>
-                <w:szCs w:val="18"/>
-                <w:u w:val="none"/>
-                <w14:textFill>
-                  <w14:solidFill>
-                    <w14:schemeClr w14:val="bg1"/>
-                  </w14:solidFill>
-                </w14:textFill>
-              </w:rPr>
-            </w:pPr>
-          </w:p>
-        </w:tc>
-        <w:tc>
-          <w:tcPr>
-            <w:tcW w:w="435" w:type="pct"/>
-            <w:tcBorders>
-              <w:top w:val="single" w:color="000000" w:sz="4" w:space="0"/>
-              <w:left w:val="single" w:color="FFFFFF" w:sz="8" w:space="0"/>
-              <w:bottom w:val="single" w:color="000000" w:sz="4" w:space="0"/>
-              <w:right w:val="single" w:color="000000" w:sz="4" w:space="0"/>
-            </w:tcBorders>
-            <w:shd w:val="clear" w:color="auto" w:fill="FFFFFF"/>
-            <w:vAlign w:val="center"/>
-          </w:tcPr>
-          <w:p>
-            <w:pPr>
-              <w:keepNext w:val="0"/>
-              <w:keepLines w:val="0"/>
-              <w:widowControl/>
-              <w:suppressLineNumbers w:val="0"/>
-              <w:jc w:val="left"/>
-              <w:textAlignment w:val="center"/>
-              <w:rPr>
-                <w:rFonts w:hint="default" w:ascii="Times New Roman" w:hAnsi="Times New Roman" w:eastAsia="宋体" w:cs="Times New Roman"/>
-                <w:b w:val="0"/>
-                <w:bCs/>
-                <w:i w:val="0"/>
-                <w:iCs w:val="0"/>
-                <w:color w:val="000000"/>
-                <w:sz w:val="18"/>
-                <w:szCs w:val="18"/>
-                <w:u w:val="none"/>
-              </w:rPr>
-            </w:pPr>
-            <w:r>
-              <w:rPr>
-                <w:rFonts w:hint="default" w:ascii="Times New Roman" w:hAnsi="Times New Roman" w:eastAsia="宋体" w:cs="Times New Roman"/>
-                <w:b w:val="0"/>
-                <w:bCs/>
-                <w:i w:val="0"/>
-                <w:iCs w:val="0"/>
-                <w:color w:val="000000"/>
-                <w:kern w:val="0"/>
-                <w:sz w:val="18"/>
-                <w:szCs w:val="18"/>
-                <w:u w:val="none"/>
-                <w:lang w:val="en-US" w:eastAsia="zh-CN" w:bidi="ar"/>
-              </w:rPr>
-              <w:t xml:space="preserve">19 </w:t>
-            </w:r>
-          </w:p>
-        </w:tc>
-        <w:tc>
-          <w:tcPr>
-            <w:tcW w:w="1643" w:type="pct"/>
-            <w:tcBorders>
-              <w:top w:val="single" w:color="000000" w:sz="4" w:space="0"/>
-              <w:left w:val="single" w:color="000000" w:sz="4" w:space="0"/>
-              <w:bottom w:val="single" w:color="000000" w:sz="4" w:space="0"/>
-              <w:right w:val="single" w:color="000000" w:sz="4" w:space="0"/>
-            </w:tcBorders>
-            <w:shd w:val="clear" w:color="auto" w:fill="FFFFFF"/>
-            <w:vAlign w:val="center"/>
-          </w:tcPr>
-          <w:p>
-            <w:pPr>
-              <w:keepNext w:val="0"/>
-              <w:keepLines w:val="0"/>
-              <w:widowControl/>
-              <w:suppressLineNumbers w:val="0"/>
-              <w:jc w:val="left"/>
-              <w:textAlignment w:val="center"/>
-              <w:rPr>
-                <w:rFonts w:hint="default" w:ascii="Times New Roman" w:hAnsi="Times New Roman" w:eastAsia="宋体" w:cs="Times New Roman"/>
-                <w:b w:val="0"/>
-                <w:bCs/>
-                <w:i w:val="0"/>
-                <w:iCs w:val="0"/>
-                <w:color w:val="000000"/>
-                <w:sz w:val="18"/>
-                <w:szCs w:val="18"/>
-                <w:u w:val="none"/>
-              </w:rPr>
-            </w:pPr>
-            <w:r>
-              <w:rPr>
-                <w:rFonts w:hint="default" w:ascii="Times New Roman" w:hAnsi="Times New Roman" w:eastAsia="宋体" w:cs="Times New Roman"/>
-                <w:b w:val="0"/>
-                <w:bCs/>
-                <w:i w:val="0"/>
-                <w:iCs w:val="0"/>
-                <w:color w:val="000000"/>
-                <w:kern w:val="0"/>
-                <w:sz w:val="18"/>
-                <w:szCs w:val="18"/>
-                <w:u w:val="none"/>
-                <w:lang w:val="en-US" w:eastAsia="zh-CN" w:bidi="ar"/>
-              </w:rPr>
-              <w:t>c.2240_2257del18</w:t>
-            </w:r>
-          </w:p>
-        </w:tc>
-        <w:tc>
-          <w:tcPr>
-            <w:tcW w:w="1591" w:type="pct"/>
-            <w:tcBorders>
-              <w:top w:val="single" w:color="000000" w:sz="4" w:space="0"/>
-              <w:left w:val="single" w:color="000000" w:sz="4" w:space="0"/>
-              <w:bottom w:val="single" w:color="000000" w:sz="4" w:space="0"/>
-              <w:right w:val="single" w:color="000000" w:sz="4" w:space="0"/>
-            </w:tcBorders>
-            <w:shd w:val="clear" w:color="auto" w:fill="FFFFFF"/>
-            <w:vAlign w:val="center"/>
-          </w:tcPr>
-          <w:p>
-            <w:pPr>
-              <w:keepNext w:val="0"/>
-              <w:keepLines w:val="0"/>
-              <w:widowControl/>
-              <w:suppressLineNumbers w:val="0"/>
-              <w:jc w:val="left"/>
-              <w:textAlignment w:val="center"/>
-              <w:rPr>
-                <w:rFonts w:hint="default" w:ascii="Times New Roman" w:hAnsi="Times New Roman" w:eastAsia="宋体" w:cs="Times New Roman"/>
-                <w:b w:val="0"/>
-                <w:bCs/>
-                <w:i w:val="0"/>
-                <w:iCs w:val="0"/>
-                <w:color w:val="000000"/>
-                <w:sz w:val="18"/>
-                <w:szCs w:val="18"/>
-                <w:u w:val="none"/>
-              </w:rPr>
-            </w:pPr>
-            <w:r>
-              <w:rPr>
-                <w:rFonts w:hint="default" w:ascii="Times New Roman" w:hAnsi="Times New Roman" w:eastAsia="宋体" w:cs="Times New Roman"/>
-                <w:b w:val="0"/>
-                <w:bCs/>
-                <w:i w:val="0"/>
-                <w:iCs w:val="0"/>
-                <w:color w:val="000000"/>
-                <w:kern w:val="0"/>
-                <w:sz w:val="18"/>
-                <w:szCs w:val="18"/>
-                <w:u w:val="none"/>
-                <w:lang w:val="en-US" w:eastAsia="zh-CN" w:bidi="ar"/>
-              </w:rPr>
-              <w:t>p.L747_P753&gt;S</w:t>
-            </w:r>
-          </w:p>
-        </w:tc>
-        <w:tc>
-          <w:tcPr>
-            <w:tcW w:w="630" w:type="pct"/>
-            <w:tcBorders>
-              <w:top w:val="single" w:color="000000" w:sz="4" w:space="0"/>
-              <w:left w:val="single" w:color="000000" w:sz="4" w:space="0"/>
-              <w:bottom w:val="single" w:color="000000" w:sz="4" w:space="0"/>
-              <w:right w:val="single" w:color="000000" w:sz="4" w:space="0"/>
-            </w:tcBorders>
-            <w:shd w:val="clear" w:color="auto" w:fill="FFFFFF"/>
-            <w:vAlign w:val="center"/>
-          </w:tcPr>
-          <w:p>
-            <w:pPr>
-              <w:keepNext w:val="0"/>
-              <w:keepLines w:val="0"/>
-              <w:widowControl/>
-              <w:suppressLineNumbers w:val="0"/>
-              <w:jc w:val="left"/>
-              <w:textAlignment w:val="center"/>
-              <w:rPr>
-                <w:rFonts w:hint="default" w:ascii="Times New Roman" w:hAnsi="Times New Roman" w:eastAsia="宋体" w:cs="Times New Roman"/>
-                <w:b w:val="0"/>
-                <w:bCs/>
-                <w:i w:val="0"/>
-                <w:iCs w:val="0"/>
-                <w:color w:val="000000"/>
-                <w:sz w:val="18"/>
-                <w:szCs w:val="18"/>
-                <w:u w:val="none"/>
-              </w:rPr>
-            </w:pPr>
-            <w:r>
-              <w:rPr>
-                <w:rFonts w:hint="default" w:ascii="Times New Roman" w:hAnsi="Times New Roman" w:eastAsia="宋体" w:cs="Times New Roman"/>
-                <w:b w:val="0"/>
-                <w:bCs/>
-                <w:i w:val="0"/>
-                <w:iCs w:val="0"/>
-                <w:color w:val="000000"/>
-                <w:kern w:val="0"/>
-                <w:sz w:val="18"/>
-                <w:szCs w:val="18"/>
-                <w:u w:val="none"/>
-                <w:lang w:val="en-US" w:eastAsia="zh-CN" w:bidi="ar"/>
-              </w:rPr>
-              <w:t xml:space="preserve">12370 </w:t>
+              <w:t xml:space="preserve">6218 </w:t>
             </w:r>
           </w:p>
         </w:tc>
@@ -22552,6 +21989,518 @@
                 <w:u w:val="none"/>
                 <w:lang w:val="en-US" w:eastAsia="zh-CN" w:bidi="ar"/>
               </w:rPr>
+              <w:t>c.2237_2251del15</w:t>
+            </w:r>
+          </w:p>
+        </w:tc>
+        <w:tc>
+          <w:tcPr>
+            <w:tcW w:w="1591" w:type="pct"/>
+            <w:tcBorders>
+              <w:top w:val="single" w:color="000000" w:sz="4" w:space="0"/>
+              <w:left w:val="single" w:color="000000" w:sz="4" w:space="0"/>
+              <w:bottom w:val="single" w:color="000000" w:sz="4" w:space="0"/>
+              <w:right w:val="single" w:color="000000" w:sz="4" w:space="0"/>
+            </w:tcBorders>
+            <w:shd w:val="clear" w:color="auto" w:fill="FFFFFF"/>
+            <w:vAlign w:val="center"/>
+          </w:tcPr>
+          <w:p>
+            <w:pPr>
+              <w:keepNext w:val="0"/>
+              <w:keepLines w:val="0"/>
+              <w:widowControl/>
+              <w:suppressLineNumbers w:val="0"/>
+              <w:jc w:val="left"/>
+              <w:textAlignment w:val="center"/>
+              <w:rPr>
+                <w:rFonts w:hint="default" w:ascii="Times New Roman" w:hAnsi="Times New Roman" w:eastAsia="宋体" w:cs="Times New Roman"/>
+                <w:b w:val="0"/>
+                <w:bCs/>
+                <w:i w:val="0"/>
+                <w:iCs w:val="0"/>
+                <w:color w:val="000000"/>
+                <w:sz w:val="18"/>
+                <w:szCs w:val="18"/>
+                <w:u w:val="none"/>
+              </w:rPr>
+            </w:pPr>
+            <w:r>
+              <w:rPr>
+                <w:rFonts w:hint="default" w:ascii="Times New Roman" w:hAnsi="Times New Roman" w:eastAsia="宋体" w:cs="Times New Roman"/>
+                <w:b w:val="0"/>
+                <w:bCs/>
+                <w:i w:val="0"/>
+                <w:iCs w:val="0"/>
+                <w:color w:val="000000"/>
+                <w:kern w:val="0"/>
+                <w:sz w:val="18"/>
+                <w:szCs w:val="18"/>
+                <w:u w:val="none"/>
+                <w:lang w:val="en-US" w:eastAsia="zh-CN" w:bidi="ar"/>
+              </w:rPr>
+              <w:t>p.E746_T751&gt;A</w:t>
+            </w:r>
+          </w:p>
+        </w:tc>
+        <w:tc>
+          <w:tcPr>
+            <w:tcW w:w="630" w:type="pct"/>
+            <w:tcBorders>
+              <w:top w:val="single" w:color="000000" w:sz="4" w:space="0"/>
+              <w:left w:val="single" w:color="000000" w:sz="4" w:space="0"/>
+              <w:bottom w:val="single" w:color="000000" w:sz="4" w:space="0"/>
+              <w:right w:val="single" w:color="000000" w:sz="4" w:space="0"/>
+            </w:tcBorders>
+            <w:shd w:val="clear" w:color="auto" w:fill="FFFFFF"/>
+            <w:vAlign w:val="center"/>
+          </w:tcPr>
+          <w:p>
+            <w:pPr>
+              <w:keepNext w:val="0"/>
+              <w:keepLines w:val="0"/>
+              <w:widowControl/>
+              <w:suppressLineNumbers w:val="0"/>
+              <w:jc w:val="left"/>
+              <w:textAlignment w:val="center"/>
+              <w:rPr>
+                <w:rFonts w:hint="default" w:ascii="Times New Roman" w:hAnsi="Times New Roman" w:eastAsia="宋体" w:cs="Times New Roman"/>
+                <w:b w:val="0"/>
+                <w:bCs/>
+                <w:i w:val="0"/>
+                <w:iCs w:val="0"/>
+                <w:color w:val="000000"/>
+                <w:sz w:val="18"/>
+                <w:szCs w:val="18"/>
+                <w:u w:val="none"/>
+              </w:rPr>
+            </w:pPr>
+            <w:r>
+              <w:rPr>
+                <w:rFonts w:hint="default" w:ascii="Times New Roman" w:hAnsi="Times New Roman" w:eastAsia="宋体" w:cs="Times New Roman"/>
+                <w:b w:val="0"/>
+                <w:bCs/>
+                <w:i w:val="0"/>
+                <w:iCs w:val="0"/>
+                <w:color w:val="000000"/>
+                <w:kern w:val="0"/>
+                <w:sz w:val="18"/>
+                <w:szCs w:val="18"/>
+                <w:u w:val="none"/>
+                <w:lang w:val="en-US" w:eastAsia="zh-CN" w:bidi="ar"/>
+              </w:rPr>
+              <w:t xml:space="preserve">12678 </w:t>
+            </w:r>
+          </w:p>
+        </w:tc>
+      </w:tr>
+      <w:tr>
+        <w:tblPrEx>
+          <w:tblBorders>
+            <w:top w:val="none" w:color="auto" w:sz="0" w:space="0"/>
+            <w:left w:val="none" w:color="auto" w:sz="0" w:space="0"/>
+            <w:bottom w:val="none" w:color="auto" w:sz="0" w:space="0"/>
+            <w:right w:val="none" w:color="auto" w:sz="0" w:space="0"/>
+            <w:insideH w:val="none" w:color="auto" w:sz="0" w:space="0"/>
+            <w:insideV w:val="none" w:color="auto" w:sz="0" w:space="0"/>
+          </w:tblBorders>
+          <w:tblCellMar>
+            <w:top w:w="0" w:type="dxa"/>
+            <w:left w:w="108" w:type="dxa"/>
+            <w:bottom w:w="0" w:type="dxa"/>
+            <w:right w:w="108" w:type="dxa"/>
+          </w:tblCellMar>
+        </w:tblPrEx>
+        <w:trPr>
+          <w:trHeight w:val="300" w:hRule="atLeast"/>
+        </w:trPr>
+        <w:tc>
+          <w:tcPr>
+            <w:tcW w:w="699" w:type="pct"/>
+            <w:vMerge w:val="continue"/>
+            <w:tcBorders>
+              <w:top w:val="single" w:color="FFFFFF" w:sz="8" w:space="0"/>
+              <w:left w:val="single" w:color="FFFFFF" w:sz="8" w:space="0"/>
+              <w:bottom w:val="single" w:color="FFFFFF" w:sz="8" w:space="0"/>
+              <w:right w:val="single" w:color="FFFFFF" w:sz="8" w:space="0"/>
+            </w:tcBorders>
+            <w:shd w:val="clear" w:color="auto" w:fill="1F3864"/>
+            <w:vAlign w:val="center"/>
+          </w:tcPr>
+          <w:p>
+            <w:pPr>
+              <w:jc w:val="left"/>
+              <w:rPr>
+                <w:rFonts w:hint="default" w:ascii="Times New Roman" w:hAnsi="Times New Roman" w:eastAsia="宋体" w:cs="Times New Roman"/>
+                <w:b/>
+                <w:bCs w:val="0"/>
+                <w:i w:val="0"/>
+                <w:iCs w:val="0"/>
+                <w:color w:val="FFFFFF" w:themeColor="background1"/>
+                <w:sz w:val="18"/>
+                <w:szCs w:val="18"/>
+                <w:u w:val="none"/>
+                <w14:textFill>
+                  <w14:solidFill>
+                    <w14:schemeClr w14:val="bg1"/>
+                  </w14:solidFill>
+                </w14:textFill>
+              </w:rPr>
+            </w:pPr>
+          </w:p>
+        </w:tc>
+        <w:tc>
+          <w:tcPr>
+            <w:tcW w:w="435" w:type="pct"/>
+            <w:tcBorders>
+              <w:top w:val="single" w:color="000000" w:sz="4" w:space="0"/>
+              <w:left w:val="single" w:color="FFFFFF" w:sz="8" w:space="0"/>
+              <w:bottom w:val="single" w:color="000000" w:sz="4" w:space="0"/>
+              <w:right w:val="single" w:color="000000" w:sz="4" w:space="0"/>
+            </w:tcBorders>
+            <w:shd w:val="clear" w:color="auto" w:fill="FFFFFF"/>
+            <w:vAlign w:val="center"/>
+          </w:tcPr>
+          <w:p>
+            <w:pPr>
+              <w:keepNext w:val="0"/>
+              <w:keepLines w:val="0"/>
+              <w:widowControl/>
+              <w:suppressLineNumbers w:val="0"/>
+              <w:jc w:val="left"/>
+              <w:textAlignment w:val="center"/>
+              <w:rPr>
+                <w:rFonts w:hint="default" w:ascii="Times New Roman" w:hAnsi="Times New Roman" w:eastAsia="宋体" w:cs="Times New Roman"/>
+                <w:b w:val="0"/>
+                <w:bCs/>
+                <w:i w:val="0"/>
+                <w:iCs w:val="0"/>
+                <w:color w:val="000000"/>
+                <w:sz w:val="18"/>
+                <w:szCs w:val="18"/>
+                <w:u w:val="none"/>
+              </w:rPr>
+            </w:pPr>
+            <w:r>
+              <w:rPr>
+                <w:rFonts w:hint="default" w:ascii="Times New Roman" w:hAnsi="Times New Roman" w:eastAsia="宋体" w:cs="Times New Roman"/>
+                <w:b w:val="0"/>
+                <w:bCs/>
+                <w:i w:val="0"/>
+                <w:iCs w:val="0"/>
+                <w:color w:val="000000"/>
+                <w:kern w:val="0"/>
+                <w:sz w:val="18"/>
+                <w:szCs w:val="18"/>
+                <w:u w:val="none"/>
+                <w:lang w:val="en-US" w:eastAsia="zh-CN" w:bidi="ar"/>
+              </w:rPr>
+              <w:t xml:space="preserve">19 </w:t>
+            </w:r>
+          </w:p>
+        </w:tc>
+        <w:tc>
+          <w:tcPr>
+            <w:tcW w:w="1643" w:type="pct"/>
+            <w:tcBorders>
+              <w:top w:val="single" w:color="000000" w:sz="4" w:space="0"/>
+              <w:left w:val="single" w:color="000000" w:sz="4" w:space="0"/>
+              <w:bottom w:val="single" w:color="000000" w:sz="4" w:space="0"/>
+              <w:right w:val="single" w:color="000000" w:sz="4" w:space="0"/>
+            </w:tcBorders>
+            <w:shd w:val="clear" w:color="auto" w:fill="FFFFFF"/>
+            <w:vAlign w:val="center"/>
+          </w:tcPr>
+          <w:p>
+            <w:pPr>
+              <w:keepNext w:val="0"/>
+              <w:keepLines w:val="0"/>
+              <w:widowControl/>
+              <w:suppressLineNumbers w:val="0"/>
+              <w:jc w:val="left"/>
+              <w:textAlignment w:val="center"/>
+              <w:rPr>
+                <w:rFonts w:hint="default" w:ascii="Times New Roman" w:hAnsi="Times New Roman" w:eastAsia="宋体" w:cs="Times New Roman"/>
+                <w:b w:val="0"/>
+                <w:bCs/>
+                <w:i w:val="0"/>
+                <w:iCs w:val="0"/>
+                <w:color w:val="000000"/>
+                <w:sz w:val="18"/>
+                <w:szCs w:val="18"/>
+                <w:u w:val="none"/>
+              </w:rPr>
+            </w:pPr>
+            <w:r>
+              <w:rPr>
+                <w:rFonts w:hint="default" w:ascii="Times New Roman" w:hAnsi="Times New Roman" w:eastAsia="宋体" w:cs="Times New Roman"/>
+                <w:b w:val="0"/>
+                <w:bCs/>
+                <w:i w:val="0"/>
+                <w:iCs w:val="0"/>
+                <w:color w:val="000000"/>
+                <w:kern w:val="0"/>
+                <w:sz w:val="18"/>
+                <w:szCs w:val="18"/>
+                <w:u w:val="none"/>
+                <w:lang w:val="en-US" w:eastAsia="zh-CN" w:bidi="ar"/>
+              </w:rPr>
+              <w:t>c.2240_2257del18</w:t>
+            </w:r>
+          </w:p>
+        </w:tc>
+        <w:tc>
+          <w:tcPr>
+            <w:tcW w:w="1591" w:type="pct"/>
+            <w:tcBorders>
+              <w:top w:val="single" w:color="000000" w:sz="4" w:space="0"/>
+              <w:left w:val="single" w:color="000000" w:sz="4" w:space="0"/>
+              <w:bottom w:val="single" w:color="000000" w:sz="4" w:space="0"/>
+              <w:right w:val="single" w:color="000000" w:sz="4" w:space="0"/>
+            </w:tcBorders>
+            <w:shd w:val="clear" w:color="auto" w:fill="FFFFFF"/>
+            <w:vAlign w:val="center"/>
+          </w:tcPr>
+          <w:p>
+            <w:pPr>
+              <w:keepNext w:val="0"/>
+              <w:keepLines w:val="0"/>
+              <w:widowControl/>
+              <w:suppressLineNumbers w:val="0"/>
+              <w:jc w:val="left"/>
+              <w:textAlignment w:val="center"/>
+              <w:rPr>
+                <w:rFonts w:hint="default" w:ascii="Times New Roman" w:hAnsi="Times New Roman" w:eastAsia="宋体" w:cs="Times New Roman"/>
+                <w:b w:val="0"/>
+                <w:bCs/>
+                <w:i w:val="0"/>
+                <w:iCs w:val="0"/>
+                <w:color w:val="000000"/>
+                <w:sz w:val="18"/>
+                <w:szCs w:val="18"/>
+                <w:u w:val="none"/>
+              </w:rPr>
+            </w:pPr>
+            <w:r>
+              <w:rPr>
+                <w:rFonts w:hint="default" w:ascii="Times New Roman" w:hAnsi="Times New Roman" w:eastAsia="宋体" w:cs="Times New Roman"/>
+                <w:b w:val="0"/>
+                <w:bCs/>
+                <w:i w:val="0"/>
+                <w:iCs w:val="0"/>
+                <w:color w:val="000000"/>
+                <w:kern w:val="0"/>
+                <w:sz w:val="18"/>
+                <w:szCs w:val="18"/>
+                <w:u w:val="none"/>
+                <w:lang w:val="en-US" w:eastAsia="zh-CN" w:bidi="ar"/>
+              </w:rPr>
+              <w:t>p.L747_P753&gt;S</w:t>
+            </w:r>
+          </w:p>
+        </w:tc>
+        <w:tc>
+          <w:tcPr>
+            <w:tcW w:w="630" w:type="pct"/>
+            <w:tcBorders>
+              <w:top w:val="single" w:color="000000" w:sz="4" w:space="0"/>
+              <w:left w:val="single" w:color="000000" w:sz="4" w:space="0"/>
+              <w:bottom w:val="single" w:color="000000" w:sz="4" w:space="0"/>
+              <w:right w:val="single" w:color="000000" w:sz="4" w:space="0"/>
+            </w:tcBorders>
+            <w:shd w:val="clear" w:color="auto" w:fill="FFFFFF"/>
+            <w:vAlign w:val="center"/>
+          </w:tcPr>
+          <w:p>
+            <w:pPr>
+              <w:keepNext w:val="0"/>
+              <w:keepLines w:val="0"/>
+              <w:widowControl/>
+              <w:suppressLineNumbers w:val="0"/>
+              <w:jc w:val="left"/>
+              <w:textAlignment w:val="center"/>
+              <w:rPr>
+                <w:rFonts w:hint="default" w:ascii="Times New Roman" w:hAnsi="Times New Roman" w:eastAsia="宋体" w:cs="Times New Roman"/>
+                <w:b w:val="0"/>
+                <w:bCs/>
+                <w:i w:val="0"/>
+                <w:iCs w:val="0"/>
+                <w:color w:val="000000"/>
+                <w:sz w:val="18"/>
+                <w:szCs w:val="18"/>
+                <w:u w:val="none"/>
+              </w:rPr>
+            </w:pPr>
+            <w:r>
+              <w:rPr>
+                <w:rFonts w:hint="default" w:ascii="Times New Roman" w:hAnsi="Times New Roman" w:eastAsia="宋体" w:cs="Times New Roman"/>
+                <w:b w:val="0"/>
+                <w:bCs/>
+                <w:i w:val="0"/>
+                <w:iCs w:val="0"/>
+                <w:color w:val="000000"/>
+                <w:kern w:val="0"/>
+                <w:sz w:val="18"/>
+                <w:szCs w:val="18"/>
+                <w:u w:val="none"/>
+                <w:lang w:val="en-US" w:eastAsia="zh-CN" w:bidi="ar"/>
+              </w:rPr>
+              <w:t xml:space="preserve">12370 </w:t>
+            </w:r>
+          </w:p>
+        </w:tc>
+      </w:tr>
+      <w:tr>
+        <w:tblPrEx>
+          <w:tblBorders>
+            <w:top w:val="none" w:color="auto" w:sz="0" w:space="0"/>
+            <w:left w:val="none" w:color="auto" w:sz="0" w:space="0"/>
+            <w:bottom w:val="none" w:color="auto" w:sz="0" w:space="0"/>
+            <w:right w:val="none" w:color="auto" w:sz="0" w:space="0"/>
+            <w:insideH w:val="none" w:color="auto" w:sz="0" w:space="0"/>
+            <w:insideV w:val="none" w:color="auto" w:sz="0" w:space="0"/>
+          </w:tblBorders>
+          <w:tblCellMar>
+            <w:top w:w="0" w:type="dxa"/>
+            <w:left w:w="108" w:type="dxa"/>
+            <w:bottom w:w="0" w:type="dxa"/>
+            <w:right w:w="108" w:type="dxa"/>
+          </w:tblCellMar>
+        </w:tblPrEx>
+        <w:trPr>
+          <w:trHeight w:val="300" w:hRule="atLeast"/>
+        </w:trPr>
+        <w:tc>
+          <w:tcPr>
+            <w:tcW w:w="699" w:type="pct"/>
+            <w:vMerge w:val="continue"/>
+            <w:tcBorders>
+              <w:top w:val="single" w:color="FFFFFF" w:sz="8" w:space="0"/>
+              <w:left w:val="single" w:color="FFFFFF" w:sz="8" w:space="0"/>
+              <w:bottom w:val="single" w:color="FFFFFF" w:sz="8" w:space="0"/>
+              <w:right w:val="single" w:color="FFFFFF" w:sz="8" w:space="0"/>
+            </w:tcBorders>
+            <w:shd w:val="clear" w:color="auto" w:fill="1F3864"/>
+            <w:vAlign w:val="center"/>
+          </w:tcPr>
+          <w:p>
+            <w:pPr>
+              <w:jc w:val="left"/>
+              <w:rPr>
+                <w:rFonts w:hint="default" w:ascii="Times New Roman" w:hAnsi="Times New Roman" w:eastAsia="宋体" w:cs="Times New Roman"/>
+                <w:b/>
+                <w:bCs w:val="0"/>
+                <w:i w:val="0"/>
+                <w:iCs w:val="0"/>
+                <w:color w:val="FFFFFF" w:themeColor="background1"/>
+                <w:sz w:val="18"/>
+                <w:szCs w:val="18"/>
+                <w:u w:val="none"/>
+                <w14:textFill>
+                  <w14:solidFill>
+                    <w14:schemeClr w14:val="bg1"/>
+                  </w14:solidFill>
+                </w14:textFill>
+              </w:rPr>
+            </w:pPr>
+          </w:p>
+        </w:tc>
+        <w:tc>
+          <w:tcPr>
+            <w:tcW w:w="435" w:type="pct"/>
+            <w:tcBorders>
+              <w:top w:val="single" w:color="000000" w:sz="4" w:space="0"/>
+              <w:left w:val="single" w:color="FFFFFF" w:sz="8" w:space="0"/>
+              <w:bottom w:val="single" w:color="000000" w:sz="4" w:space="0"/>
+              <w:right w:val="single" w:color="000000" w:sz="4" w:space="0"/>
+            </w:tcBorders>
+            <w:shd w:val="clear" w:color="auto" w:fill="FFFFFF"/>
+            <w:vAlign w:val="center"/>
+          </w:tcPr>
+          <w:p>
+            <w:pPr>
+              <w:keepNext w:val="0"/>
+              <w:keepLines w:val="0"/>
+              <w:widowControl/>
+              <w:suppressLineNumbers w:val="0"/>
+              <w:jc w:val="left"/>
+              <w:textAlignment w:val="center"/>
+              <w:rPr>
+                <w:rFonts w:hint="default" w:ascii="Times New Roman" w:hAnsi="Times New Roman" w:eastAsia="宋体" w:cs="Times New Roman"/>
+                <w:b w:val="0"/>
+                <w:bCs/>
+                <w:i w:val="0"/>
+                <w:iCs w:val="0"/>
+                <w:color w:val="000000"/>
+                <w:sz w:val="18"/>
+                <w:szCs w:val="18"/>
+                <w:u w:val="none"/>
+              </w:rPr>
+            </w:pPr>
+            <w:r>
+              <w:rPr>
+                <w:rFonts w:hint="default" w:ascii="Times New Roman" w:hAnsi="Times New Roman" w:eastAsia="宋体" w:cs="Times New Roman"/>
+                <w:b w:val="0"/>
+                <w:bCs/>
+                <w:i w:val="0"/>
+                <w:iCs w:val="0"/>
+                <w:color w:val="000000"/>
+                <w:kern w:val="0"/>
+                <w:sz w:val="18"/>
+                <w:szCs w:val="18"/>
+                <w:u w:val="none"/>
+                <w:lang w:val="en-US" w:eastAsia="zh-CN" w:bidi="ar"/>
+              </w:rPr>
+              <w:t xml:space="preserve">19 </w:t>
+            </w:r>
+          </w:p>
+        </w:tc>
+        <w:tc>
+          <w:tcPr>
+            <w:tcW w:w="1643" w:type="pct"/>
+            <w:tcBorders>
+              <w:top w:val="single" w:color="000000" w:sz="4" w:space="0"/>
+              <w:left w:val="single" w:color="000000" w:sz="4" w:space="0"/>
+              <w:bottom w:val="single" w:color="000000" w:sz="4" w:space="0"/>
+              <w:right w:val="single" w:color="000000" w:sz="4" w:space="0"/>
+            </w:tcBorders>
+            <w:shd w:val="clear" w:color="auto" w:fill="FFFFFF"/>
+            <w:vAlign w:val="center"/>
+          </w:tcPr>
+          <w:p>
+            <w:pPr>
+              <w:keepNext w:val="0"/>
+              <w:keepLines w:val="0"/>
+              <w:widowControl/>
+              <w:suppressLineNumbers w:val="0"/>
+              <w:jc w:val="left"/>
+              <w:textAlignment w:val="center"/>
+              <w:rPr>
+                <w:rFonts w:hint="default" w:ascii="Times New Roman" w:hAnsi="Times New Roman" w:eastAsia="宋体" w:cs="Times New Roman"/>
+                <w:b w:val="0"/>
+                <w:bCs/>
+                <w:i w:val="0"/>
+                <w:iCs w:val="0"/>
+                <w:color w:val="000000"/>
+                <w:sz w:val="18"/>
+                <w:szCs w:val="18"/>
+                <w:u w:val="none"/>
+              </w:rPr>
+            </w:pPr>
+            <w:r>
+              <w:rPr>
+                <w:rFonts w:hint="default" w:ascii="Times New Roman" w:hAnsi="Times New Roman" w:eastAsia="宋体" w:cs="Times New Roman"/>
+                <w:b w:val="0"/>
+                <w:bCs/>
+                <w:i w:val="0"/>
+                <w:iCs w:val="0"/>
+                <w:color w:val="000000"/>
+                <w:kern w:val="0"/>
+                <w:sz w:val="18"/>
+                <w:szCs w:val="18"/>
+                <w:u w:val="none"/>
+                <w:lang w:val="en-US" w:eastAsia="zh-CN" w:bidi="ar"/>
+              </w:rPr>
               <w:t>c.2239_2248TTAAGAGAAG&gt;C</w:t>
             </w:r>
           </w:p>
@@ -22924,6 +22873,7 @@
             <w:insideH w:val="none" w:color="auto" w:sz="0" w:space="0"/>
             <w:insideV w:val="none" w:color="auto" w:sz="0" w:space="0"/>
           </w:tblBorders>
+          <w:shd w:val="clear" w:color="auto" w:fill="auto"/>
           <w:tblCellMar>
             <w:top w:w="0" w:type="dxa"/>
             <w:left w:w="108" w:type="dxa"/>
@@ -23693,7 +23643,6 @@
             <w:insideH w:val="none" w:color="auto" w:sz="0" w:space="0"/>
             <w:insideV w:val="none" w:color="auto" w:sz="0" w:space="0"/>
           </w:tblBorders>
-          <w:shd w:val="clear" w:color="auto" w:fill="auto"/>
           <w:tblCellMar>
             <w:top w:w="0" w:type="dxa"/>
             <w:left w:w="108" w:type="dxa"/>
@@ -24224,518 +24173,6 @@
                 <w:lang w:val="en-US" w:eastAsia="zh-CN" w:bidi="ar"/>
               </w:rPr>
               <w:t xml:space="preserve">12378 </w:t>
-            </w:r>
-          </w:p>
-        </w:tc>
-      </w:tr>
-      <w:tr>
-        <w:tblPrEx>
-          <w:tblBorders>
-            <w:top w:val="none" w:color="auto" w:sz="0" w:space="0"/>
-            <w:left w:val="none" w:color="auto" w:sz="0" w:space="0"/>
-            <w:bottom w:val="none" w:color="auto" w:sz="0" w:space="0"/>
-            <w:right w:val="none" w:color="auto" w:sz="0" w:space="0"/>
-            <w:insideH w:val="none" w:color="auto" w:sz="0" w:space="0"/>
-            <w:insideV w:val="none" w:color="auto" w:sz="0" w:space="0"/>
-          </w:tblBorders>
-          <w:tblCellMar>
-            <w:top w:w="0" w:type="dxa"/>
-            <w:left w:w="108" w:type="dxa"/>
-            <w:bottom w:w="0" w:type="dxa"/>
-            <w:right w:w="108" w:type="dxa"/>
-          </w:tblCellMar>
-        </w:tblPrEx>
-        <w:trPr>
-          <w:trHeight w:val="300" w:hRule="atLeast"/>
-        </w:trPr>
-        <w:tc>
-          <w:tcPr>
-            <w:tcW w:w="699" w:type="pct"/>
-            <w:vMerge w:val="continue"/>
-            <w:tcBorders>
-              <w:top w:val="single" w:color="FFFFFF" w:sz="8" w:space="0"/>
-              <w:left w:val="single" w:color="FFFFFF" w:sz="8" w:space="0"/>
-              <w:bottom w:val="single" w:color="FFFFFF" w:sz="8" w:space="0"/>
-              <w:right w:val="single" w:color="FFFFFF" w:sz="8" w:space="0"/>
-            </w:tcBorders>
-            <w:shd w:val="clear" w:color="auto" w:fill="1F3864"/>
-            <w:vAlign w:val="center"/>
-          </w:tcPr>
-          <w:p>
-            <w:pPr>
-              <w:jc w:val="left"/>
-              <w:rPr>
-                <w:rFonts w:hint="default" w:ascii="Times New Roman" w:hAnsi="Times New Roman" w:eastAsia="宋体" w:cs="Times New Roman"/>
-                <w:b/>
-                <w:bCs w:val="0"/>
-                <w:i w:val="0"/>
-                <w:iCs w:val="0"/>
-                <w:color w:val="FFFFFF" w:themeColor="background1"/>
-                <w:sz w:val="18"/>
-                <w:szCs w:val="18"/>
-                <w:u w:val="none"/>
-                <w14:textFill>
-                  <w14:solidFill>
-                    <w14:schemeClr w14:val="bg1"/>
-                  </w14:solidFill>
-                </w14:textFill>
-              </w:rPr>
-            </w:pPr>
-          </w:p>
-        </w:tc>
-        <w:tc>
-          <w:tcPr>
-            <w:tcW w:w="435" w:type="pct"/>
-            <w:tcBorders>
-              <w:top w:val="single" w:color="000000" w:sz="4" w:space="0"/>
-              <w:left w:val="single" w:color="FFFFFF" w:sz="8" w:space="0"/>
-              <w:bottom w:val="single" w:color="000000" w:sz="4" w:space="0"/>
-              <w:right w:val="single" w:color="000000" w:sz="4" w:space="0"/>
-            </w:tcBorders>
-            <w:shd w:val="clear" w:color="auto" w:fill="FFFFFF"/>
-            <w:vAlign w:val="center"/>
-          </w:tcPr>
-          <w:p>
-            <w:pPr>
-              <w:keepNext w:val="0"/>
-              <w:keepLines w:val="0"/>
-              <w:widowControl/>
-              <w:suppressLineNumbers w:val="0"/>
-              <w:jc w:val="left"/>
-              <w:textAlignment w:val="center"/>
-              <w:rPr>
-                <w:rFonts w:hint="default" w:ascii="Times New Roman" w:hAnsi="Times New Roman" w:eastAsia="宋体" w:cs="Times New Roman"/>
-                <w:b w:val="0"/>
-                <w:bCs/>
-                <w:i w:val="0"/>
-                <w:iCs w:val="0"/>
-                <w:color w:val="000000"/>
-                <w:sz w:val="18"/>
-                <w:szCs w:val="18"/>
-                <w:u w:val="none"/>
-              </w:rPr>
-            </w:pPr>
-            <w:r>
-              <w:rPr>
-                <w:rFonts w:hint="default" w:ascii="Times New Roman" w:hAnsi="Times New Roman" w:eastAsia="宋体" w:cs="Times New Roman"/>
-                <w:b w:val="0"/>
-                <w:bCs/>
-                <w:i w:val="0"/>
-                <w:iCs w:val="0"/>
-                <w:color w:val="000000"/>
-                <w:kern w:val="0"/>
-                <w:sz w:val="18"/>
-                <w:szCs w:val="18"/>
-                <w:u w:val="none"/>
-                <w:lang w:val="en-US" w:eastAsia="zh-CN" w:bidi="ar"/>
-              </w:rPr>
-              <w:t xml:space="preserve">20 </w:t>
-            </w:r>
-          </w:p>
-        </w:tc>
-        <w:tc>
-          <w:tcPr>
-            <w:tcW w:w="1643" w:type="pct"/>
-            <w:tcBorders>
-              <w:top w:val="single" w:color="000000" w:sz="4" w:space="0"/>
-              <w:left w:val="single" w:color="000000" w:sz="4" w:space="0"/>
-              <w:bottom w:val="single" w:color="000000" w:sz="4" w:space="0"/>
-              <w:right w:val="single" w:color="000000" w:sz="4" w:space="0"/>
-            </w:tcBorders>
-            <w:shd w:val="clear" w:color="auto" w:fill="FFFFFF"/>
-            <w:vAlign w:val="center"/>
-          </w:tcPr>
-          <w:p>
-            <w:pPr>
-              <w:keepNext w:val="0"/>
-              <w:keepLines w:val="0"/>
-              <w:widowControl/>
-              <w:suppressLineNumbers w:val="0"/>
-              <w:jc w:val="left"/>
-              <w:textAlignment w:val="center"/>
-              <w:rPr>
-                <w:rFonts w:hint="default" w:ascii="Times New Roman" w:hAnsi="Times New Roman" w:eastAsia="宋体" w:cs="Times New Roman"/>
-                <w:b w:val="0"/>
-                <w:bCs/>
-                <w:i w:val="0"/>
-                <w:iCs w:val="0"/>
-                <w:color w:val="000000"/>
-                <w:sz w:val="18"/>
-                <w:szCs w:val="18"/>
-                <w:u w:val="none"/>
-              </w:rPr>
-            </w:pPr>
-            <w:r>
-              <w:rPr>
-                <w:rFonts w:hint="default" w:ascii="Times New Roman" w:hAnsi="Times New Roman" w:eastAsia="宋体" w:cs="Times New Roman"/>
-                <w:b w:val="0"/>
-                <w:bCs/>
-                <w:i w:val="0"/>
-                <w:iCs w:val="0"/>
-                <w:color w:val="000000"/>
-                <w:kern w:val="0"/>
-                <w:sz w:val="18"/>
-                <w:szCs w:val="18"/>
-                <w:u w:val="none"/>
-                <w:lang w:val="en-US" w:eastAsia="zh-CN" w:bidi="ar"/>
-              </w:rPr>
-              <w:t>c.2319_2320insCAC</w:t>
-            </w:r>
-          </w:p>
-        </w:tc>
-        <w:tc>
-          <w:tcPr>
-            <w:tcW w:w="1591" w:type="pct"/>
-            <w:tcBorders>
-              <w:top w:val="single" w:color="000000" w:sz="4" w:space="0"/>
-              <w:left w:val="single" w:color="000000" w:sz="4" w:space="0"/>
-              <w:bottom w:val="single" w:color="000000" w:sz="4" w:space="0"/>
-              <w:right w:val="single" w:color="000000" w:sz="4" w:space="0"/>
-            </w:tcBorders>
-            <w:shd w:val="clear" w:color="auto" w:fill="FFFFFF"/>
-            <w:vAlign w:val="center"/>
-          </w:tcPr>
-          <w:p>
-            <w:pPr>
-              <w:keepNext w:val="0"/>
-              <w:keepLines w:val="0"/>
-              <w:widowControl/>
-              <w:suppressLineNumbers w:val="0"/>
-              <w:jc w:val="left"/>
-              <w:textAlignment w:val="center"/>
-              <w:rPr>
-                <w:rFonts w:hint="default" w:ascii="Times New Roman" w:hAnsi="Times New Roman" w:eastAsia="宋体" w:cs="Times New Roman"/>
-                <w:b w:val="0"/>
-                <w:bCs/>
-                <w:i w:val="0"/>
-                <w:iCs w:val="0"/>
-                <w:color w:val="000000"/>
-                <w:sz w:val="18"/>
-                <w:szCs w:val="18"/>
-                <w:u w:val="none"/>
-              </w:rPr>
-            </w:pPr>
-            <w:r>
-              <w:rPr>
-                <w:rFonts w:hint="default" w:ascii="Times New Roman" w:hAnsi="Times New Roman" w:eastAsia="宋体" w:cs="Times New Roman"/>
-                <w:b w:val="0"/>
-                <w:bCs/>
-                <w:i w:val="0"/>
-                <w:iCs w:val="0"/>
-                <w:color w:val="000000"/>
-                <w:kern w:val="0"/>
-                <w:sz w:val="18"/>
-                <w:szCs w:val="18"/>
-                <w:u w:val="none"/>
-                <w:lang w:val="en-US" w:eastAsia="zh-CN" w:bidi="ar"/>
-              </w:rPr>
-              <w:t>p.H773_V774insH</w:t>
-            </w:r>
-          </w:p>
-        </w:tc>
-        <w:tc>
-          <w:tcPr>
-            <w:tcW w:w="630" w:type="pct"/>
-            <w:tcBorders>
-              <w:top w:val="single" w:color="000000" w:sz="4" w:space="0"/>
-              <w:left w:val="single" w:color="000000" w:sz="4" w:space="0"/>
-              <w:bottom w:val="single" w:color="000000" w:sz="4" w:space="0"/>
-              <w:right w:val="single" w:color="000000" w:sz="4" w:space="0"/>
-            </w:tcBorders>
-            <w:shd w:val="clear" w:color="auto" w:fill="FFFFFF"/>
-            <w:vAlign w:val="center"/>
-          </w:tcPr>
-          <w:p>
-            <w:pPr>
-              <w:keepNext w:val="0"/>
-              <w:keepLines w:val="0"/>
-              <w:widowControl/>
-              <w:suppressLineNumbers w:val="0"/>
-              <w:jc w:val="left"/>
-              <w:textAlignment w:val="center"/>
-              <w:rPr>
-                <w:rFonts w:hint="default" w:ascii="Times New Roman" w:hAnsi="Times New Roman" w:eastAsia="宋体" w:cs="Times New Roman"/>
-                <w:b w:val="0"/>
-                <w:bCs/>
-                <w:i w:val="0"/>
-                <w:iCs w:val="0"/>
-                <w:color w:val="000000"/>
-                <w:sz w:val="18"/>
-                <w:szCs w:val="18"/>
-                <w:u w:val="none"/>
-              </w:rPr>
-            </w:pPr>
-            <w:r>
-              <w:rPr>
-                <w:rFonts w:hint="default" w:ascii="Times New Roman" w:hAnsi="Times New Roman" w:eastAsia="宋体" w:cs="Times New Roman"/>
-                <w:b w:val="0"/>
-                <w:bCs/>
-                <w:i w:val="0"/>
-                <w:iCs w:val="0"/>
-                <w:color w:val="000000"/>
-                <w:kern w:val="0"/>
-                <w:sz w:val="18"/>
-                <w:szCs w:val="18"/>
-                <w:u w:val="none"/>
-                <w:lang w:val="en-US" w:eastAsia="zh-CN" w:bidi="ar"/>
-              </w:rPr>
-              <w:t xml:space="preserve">12377 </w:t>
-            </w:r>
-          </w:p>
-        </w:tc>
-      </w:tr>
-      <w:tr>
-        <w:tblPrEx>
-          <w:tblBorders>
-            <w:top w:val="none" w:color="auto" w:sz="0" w:space="0"/>
-            <w:left w:val="none" w:color="auto" w:sz="0" w:space="0"/>
-            <w:bottom w:val="none" w:color="auto" w:sz="0" w:space="0"/>
-            <w:right w:val="none" w:color="auto" w:sz="0" w:space="0"/>
-            <w:insideH w:val="none" w:color="auto" w:sz="0" w:space="0"/>
-            <w:insideV w:val="none" w:color="auto" w:sz="0" w:space="0"/>
-          </w:tblBorders>
-          <w:tblCellMar>
-            <w:top w:w="0" w:type="dxa"/>
-            <w:left w:w="108" w:type="dxa"/>
-            <w:bottom w:w="0" w:type="dxa"/>
-            <w:right w:w="108" w:type="dxa"/>
-          </w:tblCellMar>
-        </w:tblPrEx>
-        <w:trPr>
-          <w:trHeight w:val="300" w:hRule="atLeast"/>
-        </w:trPr>
-        <w:tc>
-          <w:tcPr>
-            <w:tcW w:w="699" w:type="pct"/>
-            <w:vMerge w:val="continue"/>
-            <w:tcBorders>
-              <w:top w:val="single" w:color="FFFFFF" w:sz="8" w:space="0"/>
-              <w:left w:val="single" w:color="FFFFFF" w:sz="8" w:space="0"/>
-              <w:bottom w:val="single" w:color="FFFFFF" w:sz="8" w:space="0"/>
-              <w:right w:val="single" w:color="FFFFFF" w:sz="8" w:space="0"/>
-            </w:tcBorders>
-            <w:shd w:val="clear" w:color="auto" w:fill="1F3864"/>
-            <w:vAlign w:val="center"/>
-          </w:tcPr>
-          <w:p>
-            <w:pPr>
-              <w:jc w:val="left"/>
-              <w:rPr>
-                <w:rFonts w:hint="default" w:ascii="Times New Roman" w:hAnsi="Times New Roman" w:eastAsia="宋体" w:cs="Times New Roman"/>
-                <w:b/>
-                <w:bCs w:val="0"/>
-                <w:i w:val="0"/>
-                <w:iCs w:val="0"/>
-                <w:color w:val="FFFFFF" w:themeColor="background1"/>
-                <w:sz w:val="18"/>
-                <w:szCs w:val="18"/>
-                <w:u w:val="none"/>
-                <w14:textFill>
-                  <w14:solidFill>
-                    <w14:schemeClr w14:val="bg1"/>
-                  </w14:solidFill>
-                </w14:textFill>
-              </w:rPr>
-            </w:pPr>
-          </w:p>
-        </w:tc>
-        <w:tc>
-          <w:tcPr>
-            <w:tcW w:w="435" w:type="pct"/>
-            <w:tcBorders>
-              <w:top w:val="single" w:color="000000" w:sz="4" w:space="0"/>
-              <w:left w:val="single" w:color="FFFFFF" w:sz="8" w:space="0"/>
-              <w:bottom w:val="single" w:color="000000" w:sz="4" w:space="0"/>
-              <w:right w:val="single" w:color="000000" w:sz="4" w:space="0"/>
-            </w:tcBorders>
-            <w:shd w:val="clear" w:color="auto" w:fill="FFFFFF"/>
-            <w:vAlign w:val="center"/>
-          </w:tcPr>
-          <w:p>
-            <w:pPr>
-              <w:keepNext w:val="0"/>
-              <w:keepLines w:val="0"/>
-              <w:widowControl/>
-              <w:suppressLineNumbers w:val="0"/>
-              <w:jc w:val="left"/>
-              <w:textAlignment w:val="center"/>
-              <w:rPr>
-                <w:rFonts w:hint="default" w:ascii="Times New Roman" w:hAnsi="Times New Roman" w:eastAsia="宋体" w:cs="Times New Roman"/>
-                <w:b w:val="0"/>
-                <w:bCs/>
-                <w:i w:val="0"/>
-                <w:iCs w:val="0"/>
-                <w:color w:val="000000"/>
-                <w:sz w:val="18"/>
-                <w:szCs w:val="18"/>
-                <w:u w:val="none"/>
-              </w:rPr>
-            </w:pPr>
-            <w:r>
-              <w:rPr>
-                <w:rFonts w:hint="default" w:ascii="Times New Roman" w:hAnsi="Times New Roman" w:eastAsia="宋体" w:cs="Times New Roman"/>
-                <w:b w:val="0"/>
-                <w:bCs/>
-                <w:i w:val="0"/>
-                <w:iCs w:val="0"/>
-                <w:color w:val="000000"/>
-                <w:kern w:val="0"/>
-                <w:sz w:val="18"/>
-                <w:szCs w:val="18"/>
-                <w:u w:val="none"/>
-                <w:lang w:val="en-US" w:eastAsia="zh-CN" w:bidi="ar"/>
-              </w:rPr>
-              <w:t xml:space="preserve">21 </w:t>
-            </w:r>
-          </w:p>
-        </w:tc>
-        <w:tc>
-          <w:tcPr>
-            <w:tcW w:w="1643" w:type="pct"/>
-            <w:tcBorders>
-              <w:top w:val="single" w:color="000000" w:sz="4" w:space="0"/>
-              <w:left w:val="single" w:color="000000" w:sz="4" w:space="0"/>
-              <w:bottom w:val="single" w:color="000000" w:sz="4" w:space="0"/>
-              <w:right w:val="single" w:color="000000" w:sz="4" w:space="0"/>
-            </w:tcBorders>
-            <w:shd w:val="clear" w:color="auto" w:fill="FFFFFF"/>
-            <w:vAlign w:val="center"/>
-          </w:tcPr>
-          <w:p>
-            <w:pPr>
-              <w:keepNext w:val="0"/>
-              <w:keepLines w:val="0"/>
-              <w:widowControl/>
-              <w:suppressLineNumbers w:val="0"/>
-              <w:jc w:val="left"/>
-              <w:textAlignment w:val="center"/>
-              <w:rPr>
-                <w:rFonts w:hint="default" w:ascii="Times New Roman" w:hAnsi="Times New Roman" w:eastAsia="宋体" w:cs="Times New Roman"/>
-                <w:b w:val="0"/>
-                <w:bCs/>
-                <w:i w:val="0"/>
-                <w:iCs w:val="0"/>
-                <w:color w:val="000000"/>
-                <w:sz w:val="18"/>
-                <w:szCs w:val="18"/>
-                <w:u w:val="none"/>
-              </w:rPr>
-            </w:pPr>
-            <w:r>
-              <w:rPr>
-                <w:rFonts w:hint="default" w:ascii="Times New Roman" w:hAnsi="Times New Roman" w:eastAsia="宋体" w:cs="Times New Roman"/>
-                <w:b w:val="0"/>
-                <w:bCs/>
-                <w:i w:val="0"/>
-                <w:iCs w:val="0"/>
-                <w:color w:val="000000"/>
-                <w:kern w:val="0"/>
-                <w:sz w:val="18"/>
-                <w:szCs w:val="18"/>
-                <w:u w:val="none"/>
-                <w:lang w:val="en-US" w:eastAsia="zh-CN" w:bidi="ar"/>
-              </w:rPr>
-              <w:t>c.2573T&gt;G</w:t>
-            </w:r>
-          </w:p>
-        </w:tc>
-        <w:tc>
-          <w:tcPr>
-            <w:tcW w:w="1591" w:type="pct"/>
-            <w:tcBorders>
-              <w:top w:val="single" w:color="000000" w:sz="4" w:space="0"/>
-              <w:left w:val="single" w:color="000000" w:sz="4" w:space="0"/>
-              <w:bottom w:val="single" w:color="000000" w:sz="4" w:space="0"/>
-              <w:right w:val="single" w:color="000000" w:sz="4" w:space="0"/>
-            </w:tcBorders>
-            <w:shd w:val="clear" w:color="auto" w:fill="FFFFFF"/>
-            <w:vAlign w:val="center"/>
-          </w:tcPr>
-          <w:p>
-            <w:pPr>
-              <w:keepNext w:val="0"/>
-              <w:keepLines w:val="0"/>
-              <w:widowControl/>
-              <w:suppressLineNumbers w:val="0"/>
-              <w:jc w:val="left"/>
-              <w:textAlignment w:val="center"/>
-              <w:rPr>
-                <w:rFonts w:hint="default" w:ascii="Times New Roman" w:hAnsi="Times New Roman" w:eastAsia="宋体" w:cs="Times New Roman"/>
-                <w:b w:val="0"/>
-                <w:bCs/>
-                <w:i w:val="0"/>
-                <w:iCs w:val="0"/>
-                <w:color w:val="000000"/>
-                <w:sz w:val="18"/>
-                <w:szCs w:val="18"/>
-                <w:u w:val="none"/>
-              </w:rPr>
-            </w:pPr>
-            <w:r>
-              <w:rPr>
-                <w:rFonts w:hint="default" w:ascii="Times New Roman" w:hAnsi="Times New Roman" w:eastAsia="宋体" w:cs="Times New Roman"/>
-                <w:b w:val="0"/>
-                <w:bCs/>
-                <w:i w:val="0"/>
-                <w:iCs w:val="0"/>
-                <w:color w:val="000000"/>
-                <w:kern w:val="0"/>
-                <w:sz w:val="18"/>
-                <w:szCs w:val="18"/>
-                <w:u w:val="none"/>
-                <w:lang w:val="en-US" w:eastAsia="zh-CN" w:bidi="ar"/>
-              </w:rPr>
-              <w:t>p.L858R</w:t>
-            </w:r>
-          </w:p>
-        </w:tc>
-        <w:tc>
-          <w:tcPr>
-            <w:tcW w:w="630" w:type="pct"/>
-            <w:tcBorders>
-              <w:top w:val="single" w:color="000000" w:sz="4" w:space="0"/>
-              <w:left w:val="single" w:color="000000" w:sz="4" w:space="0"/>
-              <w:bottom w:val="single" w:color="000000" w:sz="4" w:space="0"/>
-              <w:right w:val="single" w:color="000000" w:sz="4" w:space="0"/>
-            </w:tcBorders>
-            <w:shd w:val="clear" w:color="auto" w:fill="FFFFFF"/>
-            <w:vAlign w:val="center"/>
-          </w:tcPr>
-          <w:p>
-            <w:pPr>
-              <w:keepNext w:val="0"/>
-              <w:keepLines w:val="0"/>
-              <w:widowControl/>
-              <w:suppressLineNumbers w:val="0"/>
-              <w:jc w:val="left"/>
-              <w:textAlignment w:val="center"/>
-              <w:rPr>
-                <w:rFonts w:hint="default" w:ascii="Times New Roman" w:hAnsi="Times New Roman" w:eastAsia="宋体" w:cs="Times New Roman"/>
-                <w:b w:val="0"/>
-                <w:bCs/>
-                <w:i w:val="0"/>
-                <w:iCs w:val="0"/>
-                <w:color w:val="000000"/>
-                <w:sz w:val="18"/>
-                <w:szCs w:val="18"/>
-                <w:u w:val="none"/>
-              </w:rPr>
-            </w:pPr>
-            <w:r>
-              <w:rPr>
-                <w:rFonts w:hint="default" w:ascii="Times New Roman" w:hAnsi="Times New Roman" w:eastAsia="宋体" w:cs="Times New Roman"/>
-                <w:b w:val="0"/>
-                <w:bCs/>
-                <w:i w:val="0"/>
-                <w:iCs w:val="0"/>
-                <w:color w:val="000000"/>
-                <w:kern w:val="0"/>
-                <w:sz w:val="18"/>
-                <w:szCs w:val="18"/>
-                <w:u w:val="none"/>
-                <w:lang w:val="en-US" w:eastAsia="zh-CN" w:bidi="ar"/>
-              </w:rPr>
-              <w:t xml:space="preserve">6224 </w:t>
             </w:r>
           </w:p>
         </w:tc>
@@ -24842,7 +24279,7 @@
                 <w:u w:val="none"/>
                 <w:lang w:val="en-US" w:eastAsia="zh-CN" w:bidi="ar"/>
               </w:rPr>
-              <w:t xml:space="preserve">21 </w:t>
+              <w:t xml:space="preserve">20 </w:t>
             </w:r>
           </w:p>
         </w:tc>
@@ -24892,7 +24329,7 @@
                 <w:u w:val="none"/>
                 <w:lang w:val="en-US" w:eastAsia="zh-CN" w:bidi="ar"/>
               </w:rPr>
-              <w:t>c.2582T&gt;A</w:t>
+              <w:t>c.2319_2320insCAC</w:t>
             </w:r>
           </w:p>
         </w:tc>
@@ -24942,7 +24379,7 @@
                 <w:u w:val="none"/>
                 <w:lang w:val="en-US" w:eastAsia="zh-CN" w:bidi="ar"/>
               </w:rPr>
-              <w:t>p.L861Q</w:t>
+              <w:t>p.H773_V774insH</w:t>
             </w:r>
           </w:p>
         </w:tc>
@@ -24992,7 +24429,7 @@
                 <w:u w:val="none"/>
                 <w:lang w:val="en-US" w:eastAsia="zh-CN" w:bidi="ar"/>
               </w:rPr>
-              <w:t xml:space="preserve">6213 </w:t>
+              <w:t xml:space="preserve">12377 </w:t>
             </w:r>
           </w:p>
         </w:tc>
@@ -25021,7 +24458,7 @@
         <w:tc>
           <w:tcPr>
             <w:tcW w:w="699" w:type="pct"/>
-            <w:vMerge w:val="restart"/>
+            <w:vMerge w:val="continue"/>
             <w:tcBorders>
               <w:top w:val="single" w:color="FFFFFF" w:sz="8" w:space="0"/>
               <w:left w:val="single" w:color="FFFFFF" w:sz="8" w:space="0"/>
@@ -25033,12 +24470,7 @@
           </w:tcPr>
           <w:p>
             <w:pPr>
-              <w:keepNext w:val="0"/>
-              <w:keepLines w:val="0"/>
-              <w:widowControl/>
-              <w:suppressLineNumbers w:val="0"/>
               <w:jc w:val="left"/>
-              <w:textAlignment w:val="center"/>
               <w:rPr>
                 <w:rFonts w:hint="default" w:ascii="Times New Roman" w:hAnsi="Times New Roman" w:eastAsia="宋体" w:cs="Times New Roman"/>
                 <w:b/>
@@ -25056,27 +24488,6 @@
                 </w14:textFill>
               </w:rPr>
             </w:pPr>
-            <w:r>
-              <w:rPr>
-                <w:rFonts w:hint="default" w:ascii="Times New Roman" w:hAnsi="Times New Roman" w:eastAsia="宋体" w:cs="Times New Roman"/>
-                <w:b/>
-                <w:bCs w:val="0"/>
-                <w:i w:val="0"/>
-                <w:iCs w:val="0"/>
-                <w:color w:val="FFFFFF" w:themeColor="background1"/>
-                <w:kern w:val="0"/>
-                <w:sz w:val="18"/>
-                <w:szCs w:val="18"/>
-                <w:u w:val="none"/>
-                <w:lang w:val="en-US" w:eastAsia="zh-CN" w:bidi="ar"/>
-                <w14:textFill>
-                  <w14:solidFill>
-                    <w14:schemeClr w14:val="bg1"/>
-                  </w14:solidFill>
-                </w14:textFill>
-              </w:rPr>
-              <w:t>KRAS</w:t>
-            </w:r>
           </w:p>
         </w:tc>
         <w:tc>
@@ -25125,7 +24536,7 @@
                 <w:u w:val="none"/>
                 <w:lang w:val="en-US" w:eastAsia="zh-CN" w:bidi="ar"/>
               </w:rPr>
-              <w:t xml:space="preserve">2 </w:t>
+              <w:t xml:space="preserve">21 </w:t>
             </w:r>
           </w:p>
         </w:tc>
@@ -25175,7 +24586,7 @@
                 <w:u w:val="none"/>
                 <w:lang w:val="en-US" w:eastAsia="zh-CN" w:bidi="ar"/>
               </w:rPr>
-              <w:t>c.35G&gt;A</w:t>
+              <w:t>c.2573T&gt;G</w:t>
             </w:r>
           </w:p>
         </w:tc>
@@ -25225,7 +24636,7 @@
                 <w:u w:val="none"/>
                 <w:lang w:val="en-US" w:eastAsia="zh-CN" w:bidi="ar"/>
               </w:rPr>
-              <w:t>p.G12D</w:t>
+              <w:t>p.L858R</w:t>
             </w:r>
           </w:p>
         </w:tc>
@@ -25275,263 +24686,7 @@
                 <w:u w:val="none"/>
                 <w:lang w:val="en-US" w:eastAsia="zh-CN" w:bidi="ar"/>
               </w:rPr>
-              <w:t xml:space="preserve">521 </w:t>
-            </w:r>
-          </w:p>
-        </w:tc>
-      </w:tr>
-      <w:tr>
-        <w:tblPrEx>
-          <w:tblBorders>
-            <w:top w:val="none" w:color="auto" w:sz="0" w:space="0"/>
-            <w:left w:val="none" w:color="auto" w:sz="0" w:space="0"/>
-            <w:bottom w:val="none" w:color="auto" w:sz="0" w:space="0"/>
-            <w:right w:val="none" w:color="auto" w:sz="0" w:space="0"/>
-            <w:insideH w:val="none" w:color="auto" w:sz="0" w:space="0"/>
-            <w:insideV w:val="none" w:color="auto" w:sz="0" w:space="0"/>
-          </w:tblBorders>
-          <w:tblCellMar>
-            <w:top w:w="0" w:type="dxa"/>
-            <w:left w:w="108" w:type="dxa"/>
-            <w:bottom w:w="0" w:type="dxa"/>
-            <w:right w:w="108" w:type="dxa"/>
-          </w:tblCellMar>
-        </w:tblPrEx>
-        <w:trPr>
-          <w:trHeight w:val="300" w:hRule="atLeast"/>
-        </w:trPr>
-        <w:tc>
-          <w:tcPr>
-            <w:tcW w:w="699" w:type="pct"/>
-            <w:vMerge w:val="continue"/>
-            <w:tcBorders>
-              <w:top w:val="single" w:color="FFFFFF" w:sz="8" w:space="0"/>
-              <w:left w:val="single" w:color="FFFFFF" w:sz="8" w:space="0"/>
-              <w:bottom w:val="single" w:color="FFFFFF" w:sz="8" w:space="0"/>
-              <w:right w:val="single" w:color="FFFFFF" w:sz="8" w:space="0"/>
-            </w:tcBorders>
-            <w:shd w:val="clear" w:color="auto" w:fill="1F3864"/>
-            <w:vAlign w:val="center"/>
-          </w:tcPr>
-          <w:p>
-            <w:pPr>
-              <w:jc w:val="left"/>
-              <w:rPr>
-                <w:rFonts w:hint="default" w:ascii="Times New Roman" w:hAnsi="Times New Roman" w:eastAsia="宋体" w:cs="Times New Roman"/>
-                <w:b/>
-                <w:bCs w:val="0"/>
-                <w:i w:val="0"/>
-                <w:iCs w:val="0"/>
-                <w:color w:val="FFFFFF" w:themeColor="background1"/>
-                <w:sz w:val="18"/>
-                <w:szCs w:val="18"/>
-                <w:u w:val="none"/>
-                <w14:textFill>
-                  <w14:solidFill>
-                    <w14:schemeClr w14:val="bg1"/>
-                  </w14:solidFill>
-                </w14:textFill>
-              </w:rPr>
-            </w:pPr>
-          </w:p>
-        </w:tc>
-        <w:tc>
-          <w:tcPr>
-            <w:tcW w:w="435" w:type="pct"/>
-            <w:tcBorders>
-              <w:top w:val="single" w:color="000000" w:sz="4" w:space="0"/>
-              <w:left w:val="single" w:color="FFFFFF" w:sz="8" w:space="0"/>
-              <w:bottom w:val="single" w:color="000000" w:sz="4" w:space="0"/>
-              <w:right w:val="single" w:color="000000" w:sz="4" w:space="0"/>
-            </w:tcBorders>
-            <w:shd w:val="clear" w:color="auto" w:fill="FFFFFF"/>
-            <w:vAlign w:val="center"/>
-          </w:tcPr>
-          <w:p>
-            <w:pPr>
-              <w:keepNext w:val="0"/>
-              <w:keepLines w:val="0"/>
-              <w:widowControl/>
-              <w:suppressLineNumbers w:val="0"/>
-              <w:jc w:val="left"/>
-              <w:textAlignment w:val="center"/>
-              <w:rPr>
-                <w:rFonts w:hint="default" w:ascii="Times New Roman" w:hAnsi="Times New Roman" w:eastAsia="宋体" w:cs="Times New Roman"/>
-                <w:b w:val="0"/>
-                <w:bCs/>
-                <w:i w:val="0"/>
-                <w:iCs w:val="0"/>
-                <w:color w:val="000000"/>
-                <w:sz w:val="18"/>
-                <w:szCs w:val="18"/>
-                <w:u w:val="none"/>
-              </w:rPr>
-            </w:pPr>
-            <w:r>
-              <w:rPr>
-                <w:rFonts w:hint="default" w:ascii="Times New Roman" w:hAnsi="Times New Roman" w:eastAsia="宋体" w:cs="Times New Roman"/>
-                <w:b w:val="0"/>
-                <w:bCs/>
-                <w:i w:val="0"/>
-                <w:iCs w:val="0"/>
-                <w:color w:val="000000"/>
-                <w:kern w:val="0"/>
-                <w:sz w:val="18"/>
-                <w:szCs w:val="18"/>
-                <w:u w:val="none"/>
-                <w:lang w:val="en-US" w:eastAsia="zh-CN" w:bidi="ar"/>
-              </w:rPr>
-              <w:t xml:space="preserve">2 </w:t>
-            </w:r>
-          </w:p>
-        </w:tc>
-        <w:tc>
-          <w:tcPr>
-            <w:tcW w:w="1643" w:type="pct"/>
-            <w:tcBorders>
-              <w:top w:val="single" w:color="000000" w:sz="4" w:space="0"/>
-              <w:left w:val="single" w:color="000000" w:sz="4" w:space="0"/>
-              <w:bottom w:val="single" w:color="000000" w:sz="4" w:space="0"/>
-              <w:right w:val="single" w:color="000000" w:sz="4" w:space="0"/>
-            </w:tcBorders>
-            <w:shd w:val="clear" w:color="auto" w:fill="FFFFFF"/>
-            <w:vAlign w:val="center"/>
-          </w:tcPr>
-          <w:p>
-            <w:pPr>
-              <w:keepNext w:val="0"/>
-              <w:keepLines w:val="0"/>
-              <w:widowControl/>
-              <w:suppressLineNumbers w:val="0"/>
-              <w:jc w:val="left"/>
-              <w:textAlignment w:val="center"/>
-              <w:rPr>
-                <w:rFonts w:hint="default" w:ascii="Times New Roman" w:hAnsi="Times New Roman" w:eastAsia="宋体" w:cs="Times New Roman"/>
-                <w:b w:val="0"/>
-                <w:bCs/>
-                <w:i w:val="0"/>
-                <w:iCs w:val="0"/>
-                <w:color w:val="000000"/>
-                <w:sz w:val="18"/>
-                <w:szCs w:val="18"/>
-                <w:u w:val="none"/>
-              </w:rPr>
-            </w:pPr>
-            <w:r>
-              <w:rPr>
-                <w:rFonts w:hint="default" w:ascii="Times New Roman" w:hAnsi="Times New Roman" w:eastAsia="宋体" w:cs="Times New Roman"/>
-                <w:b w:val="0"/>
-                <w:bCs/>
-                <w:i w:val="0"/>
-                <w:iCs w:val="0"/>
-                <w:color w:val="000000"/>
-                <w:kern w:val="0"/>
-                <w:sz w:val="18"/>
-                <w:szCs w:val="18"/>
-                <w:u w:val="none"/>
-                <w:lang w:val="en-US" w:eastAsia="zh-CN" w:bidi="ar"/>
-              </w:rPr>
-              <w:t>c.35G&gt;T</w:t>
-            </w:r>
-          </w:p>
-        </w:tc>
-        <w:tc>
-          <w:tcPr>
-            <w:tcW w:w="1591" w:type="pct"/>
-            <w:tcBorders>
-              <w:top w:val="single" w:color="000000" w:sz="4" w:space="0"/>
-              <w:left w:val="single" w:color="000000" w:sz="4" w:space="0"/>
-              <w:bottom w:val="single" w:color="000000" w:sz="4" w:space="0"/>
-              <w:right w:val="single" w:color="000000" w:sz="4" w:space="0"/>
-            </w:tcBorders>
-            <w:shd w:val="clear" w:color="auto" w:fill="FFFFFF"/>
-            <w:vAlign w:val="center"/>
-          </w:tcPr>
-          <w:p>
-            <w:pPr>
-              <w:keepNext w:val="0"/>
-              <w:keepLines w:val="0"/>
-              <w:widowControl/>
-              <w:suppressLineNumbers w:val="0"/>
-              <w:jc w:val="left"/>
-              <w:textAlignment w:val="center"/>
-              <w:rPr>
-                <w:rFonts w:hint="default" w:ascii="Times New Roman" w:hAnsi="Times New Roman" w:eastAsia="宋体" w:cs="Times New Roman"/>
-                <w:b w:val="0"/>
-                <w:bCs/>
-                <w:i w:val="0"/>
-                <w:iCs w:val="0"/>
-                <w:color w:val="000000"/>
-                <w:sz w:val="18"/>
-                <w:szCs w:val="18"/>
-                <w:u w:val="none"/>
-              </w:rPr>
-            </w:pPr>
-            <w:r>
-              <w:rPr>
-                <w:rFonts w:hint="default" w:ascii="Times New Roman" w:hAnsi="Times New Roman" w:eastAsia="宋体" w:cs="Times New Roman"/>
-                <w:b w:val="0"/>
-                <w:bCs/>
-                <w:i w:val="0"/>
-                <w:iCs w:val="0"/>
-                <w:color w:val="000000"/>
-                <w:kern w:val="0"/>
-                <w:sz w:val="18"/>
-                <w:szCs w:val="18"/>
-                <w:u w:val="none"/>
-                <w:lang w:val="en-US" w:eastAsia="zh-CN" w:bidi="ar"/>
-              </w:rPr>
-              <w:t>p.G12V</w:t>
-            </w:r>
-          </w:p>
-        </w:tc>
-        <w:tc>
-          <w:tcPr>
-            <w:tcW w:w="630" w:type="pct"/>
-            <w:tcBorders>
-              <w:top w:val="single" w:color="000000" w:sz="4" w:space="0"/>
-              <w:left w:val="single" w:color="000000" w:sz="4" w:space="0"/>
-              <w:bottom w:val="single" w:color="000000" w:sz="4" w:space="0"/>
-              <w:right w:val="single" w:color="000000" w:sz="4" w:space="0"/>
-            </w:tcBorders>
-            <w:shd w:val="clear" w:color="auto" w:fill="FFFFFF"/>
-            <w:vAlign w:val="center"/>
-          </w:tcPr>
-          <w:p>
-            <w:pPr>
-              <w:keepNext w:val="0"/>
-              <w:keepLines w:val="0"/>
-              <w:widowControl/>
-              <w:suppressLineNumbers w:val="0"/>
-              <w:jc w:val="left"/>
-              <w:textAlignment w:val="center"/>
-              <w:rPr>
-                <w:rFonts w:hint="default" w:ascii="Times New Roman" w:hAnsi="Times New Roman" w:eastAsia="宋体" w:cs="Times New Roman"/>
-                <w:b w:val="0"/>
-                <w:bCs/>
-                <w:i w:val="0"/>
-                <w:iCs w:val="0"/>
-                <w:color w:val="000000"/>
-                <w:sz w:val="18"/>
-                <w:szCs w:val="18"/>
-                <w:u w:val="none"/>
-              </w:rPr>
-            </w:pPr>
-            <w:r>
-              <w:rPr>
-                <w:rFonts w:hint="default" w:ascii="Times New Roman" w:hAnsi="Times New Roman" w:eastAsia="宋体" w:cs="Times New Roman"/>
-                <w:b w:val="0"/>
-                <w:bCs/>
-                <w:i w:val="0"/>
-                <w:iCs w:val="0"/>
-                <w:color w:val="000000"/>
-                <w:kern w:val="0"/>
-                <w:sz w:val="18"/>
-                <w:szCs w:val="18"/>
-                <w:u w:val="none"/>
-                <w:lang w:val="en-US" w:eastAsia="zh-CN" w:bidi="ar"/>
-              </w:rPr>
-              <w:t xml:space="preserve">520 </w:t>
+              <w:t xml:space="preserve">6224 </w:t>
             </w:r>
           </w:p>
         </w:tc>
@@ -25638,7 +24793,7 @@
                 <w:u w:val="none"/>
                 <w:lang w:val="en-US" w:eastAsia="zh-CN" w:bidi="ar"/>
               </w:rPr>
-              <w:t xml:space="preserve">2 </w:t>
+              <w:t xml:space="preserve">21 </w:t>
             </w:r>
           </w:p>
         </w:tc>
@@ -25688,7 +24843,7 @@
                 <w:u w:val="none"/>
                 <w:lang w:val="en-US" w:eastAsia="zh-CN" w:bidi="ar"/>
               </w:rPr>
-              <w:t>c.34G&gt;T</w:t>
+              <w:t>c.2582T&gt;A</w:t>
             </w:r>
           </w:p>
         </w:tc>
@@ -25738,7 +24893,7 @@
                 <w:u w:val="none"/>
                 <w:lang w:val="en-US" w:eastAsia="zh-CN" w:bidi="ar"/>
               </w:rPr>
-              <w:t>p.G12C</w:t>
+              <w:t>p.L861Q</w:t>
             </w:r>
           </w:p>
         </w:tc>
@@ -25788,1031 +24943,7 @@
                 <w:u w:val="none"/>
                 <w:lang w:val="en-US" w:eastAsia="zh-CN" w:bidi="ar"/>
               </w:rPr>
-              <w:t xml:space="preserve">516 </w:t>
-            </w:r>
-          </w:p>
-        </w:tc>
-      </w:tr>
-      <w:tr>
-        <w:tblPrEx>
-          <w:tblBorders>
-            <w:top w:val="none" w:color="auto" w:sz="0" w:space="0"/>
-            <w:left w:val="none" w:color="auto" w:sz="0" w:space="0"/>
-            <w:bottom w:val="none" w:color="auto" w:sz="0" w:space="0"/>
-            <w:right w:val="none" w:color="auto" w:sz="0" w:space="0"/>
-            <w:insideH w:val="none" w:color="auto" w:sz="0" w:space="0"/>
-            <w:insideV w:val="none" w:color="auto" w:sz="0" w:space="0"/>
-          </w:tblBorders>
-          <w:tblCellMar>
-            <w:top w:w="0" w:type="dxa"/>
-            <w:left w:w="108" w:type="dxa"/>
-            <w:bottom w:w="0" w:type="dxa"/>
-            <w:right w:w="108" w:type="dxa"/>
-          </w:tblCellMar>
-        </w:tblPrEx>
-        <w:trPr>
-          <w:trHeight w:val="300" w:hRule="atLeast"/>
-        </w:trPr>
-        <w:tc>
-          <w:tcPr>
-            <w:tcW w:w="699" w:type="pct"/>
-            <w:vMerge w:val="continue"/>
-            <w:tcBorders>
-              <w:top w:val="single" w:color="FFFFFF" w:sz="8" w:space="0"/>
-              <w:left w:val="single" w:color="FFFFFF" w:sz="8" w:space="0"/>
-              <w:bottom w:val="single" w:color="FFFFFF" w:sz="8" w:space="0"/>
-              <w:right w:val="single" w:color="FFFFFF" w:sz="8" w:space="0"/>
-            </w:tcBorders>
-            <w:shd w:val="clear" w:color="auto" w:fill="1F3864"/>
-            <w:vAlign w:val="center"/>
-          </w:tcPr>
-          <w:p>
-            <w:pPr>
-              <w:jc w:val="left"/>
-              <w:rPr>
-                <w:rFonts w:hint="default" w:ascii="Times New Roman" w:hAnsi="Times New Roman" w:eastAsia="宋体" w:cs="Times New Roman"/>
-                <w:b/>
-                <w:bCs w:val="0"/>
-                <w:i w:val="0"/>
-                <w:iCs w:val="0"/>
-                <w:color w:val="FFFFFF" w:themeColor="background1"/>
-                <w:sz w:val="18"/>
-                <w:szCs w:val="18"/>
-                <w:u w:val="none"/>
-                <w14:textFill>
-                  <w14:solidFill>
-                    <w14:schemeClr w14:val="bg1"/>
-                  </w14:solidFill>
-                </w14:textFill>
-              </w:rPr>
-            </w:pPr>
-          </w:p>
-        </w:tc>
-        <w:tc>
-          <w:tcPr>
-            <w:tcW w:w="435" w:type="pct"/>
-            <w:tcBorders>
-              <w:top w:val="single" w:color="000000" w:sz="4" w:space="0"/>
-              <w:left w:val="single" w:color="FFFFFF" w:sz="8" w:space="0"/>
-              <w:bottom w:val="single" w:color="000000" w:sz="4" w:space="0"/>
-              <w:right w:val="single" w:color="000000" w:sz="4" w:space="0"/>
-            </w:tcBorders>
-            <w:shd w:val="clear" w:color="auto" w:fill="FFFFFF"/>
-            <w:vAlign w:val="center"/>
-          </w:tcPr>
-          <w:p>
-            <w:pPr>
-              <w:keepNext w:val="0"/>
-              <w:keepLines w:val="0"/>
-              <w:widowControl/>
-              <w:suppressLineNumbers w:val="0"/>
-              <w:jc w:val="left"/>
-              <w:textAlignment w:val="center"/>
-              <w:rPr>
-                <w:rFonts w:hint="default" w:ascii="Times New Roman" w:hAnsi="Times New Roman" w:eastAsia="宋体" w:cs="Times New Roman"/>
-                <w:b w:val="0"/>
-                <w:bCs/>
-                <w:i w:val="0"/>
-                <w:iCs w:val="0"/>
-                <w:color w:val="000000"/>
-                <w:sz w:val="18"/>
-                <w:szCs w:val="18"/>
-                <w:u w:val="none"/>
-              </w:rPr>
-            </w:pPr>
-            <w:r>
-              <w:rPr>
-                <w:rFonts w:hint="default" w:ascii="Times New Roman" w:hAnsi="Times New Roman" w:eastAsia="宋体" w:cs="Times New Roman"/>
-                <w:b w:val="0"/>
-                <w:bCs/>
-                <w:i w:val="0"/>
-                <w:iCs w:val="0"/>
-                <w:color w:val="000000"/>
-                <w:kern w:val="0"/>
-                <w:sz w:val="18"/>
-                <w:szCs w:val="18"/>
-                <w:u w:val="none"/>
-                <w:lang w:val="en-US" w:eastAsia="zh-CN" w:bidi="ar"/>
-              </w:rPr>
-              <w:t xml:space="preserve">2 </w:t>
-            </w:r>
-          </w:p>
-        </w:tc>
-        <w:tc>
-          <w:tcPr>
-            <w:tcW w:w="1643" w:type="pct"/>
-            <w:tcBorders>
-              <w:top w:val="single" w:color="000000" w:sz="4" w:space="0"/>
-              <w:left w:val="single" w:color="000000" w:sz="4" w:space="0"/>
-              <w:bottom w:val="single" w:color="000000" w:sz="4" w:space="0"/>
-              <w:right w:val="single" w:color="000000" w:sz="4" w:space="0"/>
-            </w:tcBorders>
-            <w:shd w:val="clear" w:color="auto" w:fill="FFFFFF"/>
-            <w:vAlign w:val="center"/>
-          </w:tcPr>
-          <w:p>
-            <w:pPr>
-              <w:keepNext w:val="0"/>
-              <w:keepLines w:val="0"/>
-              <w:widowControl/>
-              <w:suppressLineNumbers w:val="0"/>
-              <w:jc w:val="left"/>
-              <w:textAlignment w:val="center"/>
-              <w:rPr>
-                <w:rFonts w:hint="default" w:ascii="Times New Roman" w:hAnsi="Times New Roman" w:eastAsia="宋体" w:cs="Times New Roman"/>
-                <w:b w:val="0"/>
-                <w:bCs/>
-                <w:i w:val="0"/>
-                <w:iCs w:val="0"/>
-                <w:color w:val="000000"/>
-                <w:sz w:val="18"/>
-                <w:szCs w:val="18"/>
-                <w:u w:val="none"/>
-              </w:rPr>
-            </w:pPr>
-            <w:r>
-              <w:rPr>
-                <w:rFonts w:hint="default" w:ascii="Times New Roman" w:hAnsi="Times New Roman" w:eastAsia="宋体" w:cs="Times New Roman"/>
-                <w:b w:val="0"/>
-                <w:bCs/>
-                <w:i w:val="0"/>
-                <w:iCs w:val="0"/>
-                <w:color w:val="000000"/>
-                <w:kern w:val="0"/>
-                <w:sz w:val="18"/>
-                <w:szCs w:val="18"/>
-                <w:u w:val="none"/>
-                <w:lang w:val="en-US" w:eastAsia="zh-CN" w:bidi="ar"/>
-              </w:rPr>
-              <w:t>c.34G&gt;A</w:t>
-            </w:r>
-          </w:p>
-        </w:tc>
-        <w:tc>
-          <w:tcPr>
-            <w:tcW w:w="1591" w:type="pct"/>
-            <w:tcBorders>
-              <w:top w:val="single" w:color="000000" w:sz="4" w:space="0"/>
-              <w:left w:val="single" w:color="000000" w:sz="4" w:space="0"/>
-              <w:bottom w:val="single" w:color="000000" w:sz="4" w:space="0"/>
-              <w:right w:val="single" w:color="000000" w:sz="4" w:space="0"/>
-            </w:tcBorders>
-            <w:shd w:val="clear" w:color="auto" w:fill="FFFFFF"/>
-            <w:vAlign w:val="center"/>
-          </w:tcPr>
-          <w:p>
-            <w:pPr>
-              <w:keepNext w:val="0"/>
-              <w:keepLines w:val="0"/>
-              <w:widowControl/>
-              <w:suppressLineNumbers w:val="0"/>
-              <w:jc w:val="left"/>
-              <w:textAlignment w:val="center"/>
-              <w:rPr>
-                <w:rFonts w:hint="default" w:ascii="Times New Roman" w:hAnsi="Times New Roman" w:eastAsia="宋体" w:cs="Times New Roman"/>
-                <w:b w:val="0"/>
-                <w:bCs/>
-                <w:i w:val="0"/>
-                <w:iCs w:val="0"/>
-                <w:color w:val="000000"/>
-                <w:sz w:val="18"/>
-                <w:szCs w:val="18"/>
-                <w:u w:val="none"/>
-              </w:rPr>
-            </w:pPr>
-            <w:r>
-              <w:rPr>
-                <w:rFonts w:hint="default" w:ascii="Times New Roman" w:hAnsi="Times New Roman" w:eastAsia="宋体" w:cs="Times New Roman"/>
-                <w:b w:val="0"/>
-                <w:bCs/>
-                <w:i w:val="0"/>
-                <w:iCs w:val="0"/>
-                <w:color w:val="000000"/>
-                <w:kern w:val="0"/>
-                <w:sz w:val="18"/>
-                <w:szCs w:val="18"/>
-                <w:u w:val="none"/>
-                <w:lang w:val="en-US" w:eastAsia="zh-CN" w:bidi="ar"/>
-              </w:rPr>
-              <w:t>p.G12S</w:t>
-            </w:r>
-          </w:p>
-        </w:tc>
-        <w:tc>
-          <w:tcPr>
-            <w:tcW w:w="630" w:type="pct"/>
-            <w:tcBorders>
-              <w:top w:val="single" w:color="000000" w:sz="4" w:space="0"/>
-              <w:left w:val="single" w:color="000000" w:sz="4" w:space="0"/>
-              <w:bottom w:val="single" w:color="000000" w:sz="4" w:space="0"/>
-              <w:right w:val="single" w:color="000000" w:sz="4" w:space="0"/>
-            </w:tcBorders>
-            <w:shd w:val="clear" w:color="auto" w:fill="FFFFFF"/>
-            <w:vAlign w:val="center"/>
-          </w:tcPr>
-          <w:p>
-            <w:pPr>
-              <w:keepNext w:val="0"/>
-              <w:keepLines w:val="0"/>
-              <w:widowControl/>
-              <w:suppressLineNumbers w:val="0"/>
-              <w:jc w:val="left"/>
-              <w:textAlignment w:val="center"/>
-              <w:rPr>
-                <w:rFonts w:hint="default" w:ascii="Times New Roman" w:hAnsi="Times New Roman" w:eastAsia="宋体" w:cs="Times New Roman"/>
-                <w:b w:val="0"/>
-                <w:bCs/>
-                <w:i w:val="0"/>
-                <w:iCs w:val="0"/>
-                <w:color w:val="000000"/>
-                <w:sz w:val="18"/>
-                <w:szCs w:val="18"/>
-                <w:u w:val="none"/>
-              </w:rPr>
-            </w:pPr>
-            <w:r>
-              <w:rPr>
-                <w:rFonts w:hint="default" w:ascii="Times New Roman" w:hAnsi="Times New Roman" w:eastAsia="宋体" w:cs="Times New Roman"/>
-                <w:b w:val="0"/>
-                <w:bCs/>
-                <w:i w:val="0"/>
-                <w:iCs w:val="0"/>
-                <w:color w:val="000000"/>
-                <w:kern w:val="0"/>
-                <w:sz w:val="18"/>
-                <w:szCs w:val="18"/>
-                <w:u w:val="none"/>
-                <w:lang w:val="en-US" w:eastAsia="zh-CN" w:bidi="ar"/>
-              </w:rPr>
-              <w:t xml:space="preserve">517 </w:t>
-            </w:r>
-          </w:p>
-        </w:tc>
-      </w:tr>
-      <w:tr>
-        <w:tblPrEx>
-          <w:tblBorders>
-            <w:top w:val="none" w:color="auto" w:sz="0" w:space="0"/>
-            <w:left w:val="none" w:color="auto" w:sz="0" w:space="0"/>
-            <w:bottom w:val="none" w:color="auto" w:sz="0" w:space="0"/>
-            <w:right w:val="none" w:color="auto" w:sz="0" w:space="0"/>
-            <w:insideH w:val="none" w:color="auto" w:sz="0" w:space="0"/>
-            <w:insideV w:val="none" w:color="auto" w:sz="0" w:space="0"/>
-          </w:tblBorders>
-          <w:tblCellMar>
-            <w:top w:w="0" w:type="dxa"/>
-            <w:left w:w="108" w:type="dxa"/>
-            <w:bottom w:w="0" w:type="dxa"/>
-            <w:right w:w="108" w:type="dxa"/>
-          </w:tblCellMar>
-        </w:tblPrEx>
-        <w:trPr>
-          <w:trHeight w:val="300" w:hRule="atLeast"/>
-        </w:trPr>
-        <w:tc>
-          <w:tcPr>
-            <w:tcW w:w="699" w:type="pct"/>
-            <w:vMerge w:val="continue"/>
-            <w:tcBorders>
-              <w:top w:val="single" w:color="FFFFFF" w:sz="8" w:space="0"/>
-              <w:left w:val="single" w:color="FFFFFF" w:sz="8" w:space="0"/>
-              <w:bottom w:val="single" w:color="FFFFFF" w:sz="8" w:space="0"/>
-              <w:right w:val="single" w:color="FFFFFF" w:sz="8" w:space="0"/>
-            </w:tcBorders>
-            <w:shd w:val="clear" w:color="auto" w:fill="1F3864"/>
-            <w:vAlign w:val="center"/>
-          </w:tcPr>
-          <w:p>
-            <w:pPr>
-              <w:jc w:val="left"/>
-              <w:rPr>
-                <w:rFonts w:hint="default" w:ascii="Times New Roman" w:hAnsi="Times New Roman" w:eastAsia="宋体" w:cs="Times New Roman"/>
-                <w:b/>
-                <w:bCs w:val="0"/>
-                <w:i w:val="0"/>
-                <w:iCs w:val="0"/>
-                <w:color w:val="FFFFFF" w:themeColor="background1"/>
-                <w:sz w:val="18"/>
-                <w:szCs w:val="18"/>
-                <w:u w:val="none"/>
-                <w14:textFill>
-                  <w14:solidFill>
-                    <w14:schemeClr w14:val="bg1"/>
-                  </w14:solidFill>
-                </w14:textFill>
-              </w:rPr>
-            </w:pPr>
-          </w:p>
-        </w:tc>
-        <w:tc>
-          <w:tcPr>
-            <w:tcW w:w="435" w:type="pct"/>
-            <w:tcBorders>
-              <w:top w:val="single" w:color="000000" w:sz="4" w:space="0"/>
-              <w:left w:val="single" w:color="FFFFFF" w:sz="8" w:space="0"/>
-              <w:bottom w:val="single" w:color="000000" w:sz="4" w:space="0"/>
-              <w:right w:val="single" w:color="000000" w:sz="4" w:space="0"/>
-            </w:tcBorders>
-            <w:shd w:val="clear" w:color="auto" w:fill="FFFFFF"/>
-            <w:vAlign w:val="center"/>
-          </w:tcPr>
-          <w:p>
-            <w:pPr>
-              <w:keepNext w:val="0"/>
-              <w:keepLines w:val="0"/>
-              <w:widowControl/>
-              <w:suppressLineNumbers w:val="0"/>
-              <w:jc w:val="left"/>
-              <w:textAlignment w:val="center"/>
-              <w:rPr>
-                <w:rFonts w:hint="default" w:ascii="Times New Roman" w:hAnsi="Times New Roman" w:eastAsia="宋体" w:cs="Times New Roman"/>
-                <w:b w:val="0"/>
-                <w:bCs/>
-                <w:i w:val="0"/>
-                <w:iCs w:val="0"/>
-                <w:color w:val="000000"/>
-                <w:sz w:val="18"/>
-                <w:szCs w:val="18"/>
-                <w:u w:val="none"/>
-              </w:rPr>
-            </w:pPr>
-            <w:r>
-              <w:rPr>
-                <w:rFonts w:hint="default" w:ascii="Times New Roman" w:hAnsi="Times New Roman" w:eastAsia="宋体" w:cs="Times New Roman"/>
-                <w:b w:val="0"/>
-                <w:bCs/>
-                <w:i w:val="0"/>
-                <w:iCs w:val="0"/>
-                <w:color w:val="000000"/>
-                <w:kern w:val="0"/>
-                <w:sz w:val="18"/>
-                <w:szCs w:val="18"/>
-                <w:u w:val="none"/>
-                <w:lang w:val="en-US" w:eastAsia="zh-CN" w:bidi="ar"/>
-              </w:rPr>
-              <w:t xml:space="preserve">2 </w:t>
-            </w:r>
-          </w:p>
-        </w:tc>
-        <w:tc>
-          <w:tcPr>
-            <w:tcW w:w="1643" w:type="pct"/>
-            <w:tcBorders>
-              <w:top w:val="single" w:color="000000" w:sz="4" w:space="0"/>
-              <w:left w:val="single" w:color="000000" w:sz="4" w:space="0"/>
-              <w:bottom w:val="single" w:color="000000" w:sz="4" w:space="0"/>
-              <w:right w:val="single" w:color="000000" w:sz="4" w:space="0"/>
-            </w:tcBorders>
-            <w:shd w:val="clear" w:color="auto" w:fill="FFFFFF"/>
-            <w:vAlign w:val="center"/>
-          </w:tcPr>
-          <w:p>
-            <w:pPr>
-              <w:keepNext w:val="0"/>
-              <w:keepLines w:val="0"/>
-              <w:widowControl/>
-              <w:suppressLineNumbers w:val="0"/>
-              <w:jc w:val="left"/>
-              <w:textAlignment w:val="center"/>
-              <w:rPr>
-                <w:rFonts w:hint="default" w:ascii="Times New Roman" w:hAnsi="Times New Roman" w:eastAsia="宋体" w:cs="Times New Roman"/>
-                <w:b w:val="0"/>
-                <w:bCs/>
-                <w:i w:val="0"/>
-                <w:iCs w:val="0"/>
-                <w:color w:val="000000"/>
-                <w:sz w:val="18"/>
-                <w:szCs w:val="18"/>
-                <w:u w:val="none"/>
-              </w:rPr>
-            </w:pPr>
-            <w:r>
-              <w:rPr>
-                <w:rFonts w:hint="default" w:ascii="Times New Roman" w:hAnsi="Times New Roman" w:eastAsia="宋体" w:cs="Times New Roman"/>
-                <w:b w:val="0"/>
-                <w:bCs/>
-                <w:i w:val="0"/>
-                <w:iCs w:val="0"/>
-                <w:color w:val="000000"/>
-                <w:kern w:val="0"/>
-                <w:sz w:val="18"/>
-                <w:szCs w:val="18"/>
-                <w:u w:val="none"/>
-                <w:lang w:val="en-US" w:eastAsia="zh-CN" w:bidi="ar"/>
-              </w:rPr>
-              <w:t>c.38G&gt;A</w:t>
-            </w:r>
-          </w:p>
-        </w:tc>
-        <w:tc>
-          <w:tcPr>
-            <w:tcW w:w="1591" w:type="pct"/>
-            <w:tcBorders>
-              <w:top w:val="single" w:color="000000" w:sz="4" w:space="0"/>
-              <w:left w:val="single" w:color="000000" w:sz="4" w:space="0"/>
-              <w:bottom w:val="single" w:color="000000" w:sz="4" w:space="0"/>
-              <w:right w:val="single" w:color="000000" w:sz="4" w:space="0"/>
-            </w:tcBorders>
-            <w:shd w:val="clear" w:color="auto" w:fill="FFFFFF"/>
-            <w:vAlign w:val="center"/>
-          </w:tcPr>
-          <w:p>
-            <w:pPr>
-              <w:keepNext w:val="0"/>
-              <w:keepLines w:val="0"/>
-              <w:widowControl/>
-              <w:suppressLineNumbers w:val="0"/>
-              <w:jc w:val="left"/>
-              <w:textAlignment w:val="center"/>
-              <w:rPr>
-                <w:rFonts w:hint="default" w:ascii="Times New Roman" w:hAnsi="Times New Roman" w:eastAsia="宋体" w:cs="Times New Roman"/>
-                <w:b w:val="0"/>
-                <w:bCs/>
-                <w:i w:val="0"/>
-                <w:iCs w:val="0"/>
-                <w:color w:val="000000"/>
-                <w:sz w:val="18"/>
-                <w:szCs w:val="18"/>
-                <w:u w:val="none"/>
-              </w:rPr>
-            </w:pPr>
-            <w:r>
-              <w:rPr>
-                <w:rFonts w:hint="default" w:ascii="Times New Roman" w:hAnsi="Times New Roman" w:eastAsia="宋体" w:cs="Times New Roman"/>
-                <w:b w:val="0"/>
-                <w:bCs/>
-                <w:i w:val="0"/>
-                <w:iCs w:val="0"/>
-                <w:color w:val="000000"/>
-                <w:kern w:val="0"/>
-                <w:sz w:val="18"/>
-                <w:szCs w:val="18"/>
-                <w:u w:val="none"/>
-                <w:lang w:val="en-US" w:eastAsia="zh-CN" w:bidi="ar"/>
-              </w:rPr>
-              <w:t>p.G13D</w:t>
-            </w:r>
-          </w:p>
-        </w:tc>
-        <w:tc>
-          <w:tcPr>
-            <w:tcW w:w="630" w:type="pct"/>
-            <w:tcBorders>
-              <w:top w:val="single" w:color="000000" w:sz="4" w:space="0"/>
-              <w:left w:val="single" w:color="000000" w:sz="4" w:space="0"/>
-              <w:bottom w:val="single" w:color="000000" w:sz="4" w:space="0"/>
-              <w:right w:val="single" w:color="000000" w:sz="4" w:space="0"/>
-            </w:tcBorders>
-            <w:shd w:val="clear" w:color="auto" w:fill="FFFFFF"/>
-            <w:vAlign w:val="center"/>
-          </w:tcPr>
-          <w:p>
-            <w:pPr>
-              <w:keepNext w:val="0"/>
-              <w:keepLines w:val="0"/>
-              <w:widowControl/>
-              <w:suppressLineNumbers w:val="0"/>
-              <w:jc w:val="left"/>
-              <w:textAlignment w:val="center"/>
-              <w:rPr>
-                <w:rFonts w:hint="default" w:ascii="Times New Roman" w:hAnsi="Times New Roman" w:eastAsia="宋体" w:cs="Times New Roman"/>
-                <w:b w:val="0"/>
-                <w:bCs/>
-                <w:i w:val="0"/>
-                <w:iCs w:val="0"/>
-                <w:color w:val="000000"/>
-                <w:sz w:val="18"/>
-                <w:szCs w:val="18"/>
-                <w:u w:val="none"/>
-              </w:rPr>
-            </w:pPr>
-            <w:r>
-              <w:rPr>
-                <w:rFonts w:hint="default" w:ascii="Times New Roman" w:hAnsi="Times New Roman" w:eastAsia="宋体" w:cs="Times New Roman"/>
-                <w:b w:val="0"/>
-                <w:bCs/>
-                <w:i w:val="0"/>
-                <w:iCs w:val="0"/>
-                <w:color w:val="000000"/>
-                <w:kern w:val="0"/>
-                <w:sz w:val="18"/>
-                <w:szCs w:val="18"/>
-                <w:u w:val="none"/>
-                <w:lang w:val="en-US" w:eastAsia="zh-CN" w:bidi="ar"/>
-              </w:rPr>
-              <w:t xml:space="preserve">532 </w:t>
-            </w:r>
-          </w:p>
-        </w:tc>
-      </w:tr>
-      <w:tr>
-        <w:tblPrEx>
-          <w:tblBorders>
-            <w:top w:val="none" w:color="auto" w:sz="0" w:space="0"/>
-            <w:left w:val="none" w:color="auto" w:sz="0" w:space="0"/>
-            <w:bottom w:val="none" w:color="auto" w:sz="0" w:space="0"/>
-            <w:right w:val="none" w:color="auto" w:sz="0" w:space="0"/>
-            <w:insideH w:val="none" w:color="auto" w:sz="0" w:space="0"/>
-            <w:insideV w:val="none" w:color="auto" w:sz="0" w:space="0"/>
-          </w:tblBorders>
-          <w:tblCellMar>
-            <w:top w:w="0" w:type="dxa"/>
-            <w:left w:w="108" w:type="dxa"/>
-            <w:bottom w:w="0" w:type="dxa"/>
-            <w:right w:w="108" w:type="dxa"/>
-          </w:tblCellMar>
-        </w:tblPrEx>
-        <w:trPr>
-          <w:trHeight w:val="300" w:hRule="atLeast"/>
-        </w:trPr>
-        <w:tc>
-          <w:tcPr>
-            <w:tcW w:w="699" w:type="pct"/>
-            <w:vMerge w:val="continue"/>
-            <w:tcBorders>
-              <w:top w:val="single" w:color="FFFFFF" w:sz="8" w:space="0"/>
-              <w:left w:val="single" w:color="FFFFFF" w:sz="8" w:space="0"/>
-              <w:bottom w:val="single" w:color="FFFFFF" w:sz="8" w:space="0"/>
-              <w:right w:val="single" w:color="FFFFFF" w:sz="8" w:space="0"/>
-            </w:tcBorders>
-            <w:shd w:val="clear" w:color="auto" w:fill="1F3864"/>
-            <w:vAlign w:val="center"/>
-          </w:tcPr>
-          <w:p>
-            <w:pPr>
-              <w:jc w:val="left"/>
-              <w:rPr>
-                <w:rFonts w:hint="default" w:ascii="Times New Roman" w:hAnsi="Times New Roman" w:eastAsia="宋体" w:cs="Times New Roman"/>
-                <w:b/>
-                <w:bCs w:val="0"/>
-                <w:i w:val="0"/>
-                <w:iCs w:val="0"/>
-                <w:color w:val="FFFFFF" w:themeColor="background1"/>
-                <w:sz w:val="18"/>
-                <w:szCs w:val="18"/>
-                <w:u w:val="none"/>
-                <w14:textFill>
-                  <w14:solidFill>
-                    <w14:schemeClr w14:val="bg1"/>
-                  </w14:solidFill>
-                </w14:textFill>
-              </w:rPr>
-            </w:pPr>
-          </w:p>
-        </w:tc>
-        <w:tc>
-          <w:tcPr>
-            <w:tcW w:w="435" w:type="pct"/>
-            <w:tcBorders>
-              <w:top w:val="single" w:color="000000" w:sz="4" w:space="0"/>
-              <w:left w:val="single" w:color="FFFFFF" w:sz="8" w:space="0"/>
-              <w:bottom w:val="single" w:color="000000" w:sz="4" w:space="0"/>
-              <w:right w:val="single" w:color="000000" w:sz="4" w:space="0"/>
-            </w:tcBorders>
-            <w:shd w:val="clear" w:color="auto" w:fill="FFFFFF"/>
-            <w:vAlign w:val="center"/>
-          </w:tcPr>
-          <w:p>
-            <w:pPr>
-              <w:keepNext w:val="0"/>
-              <w:keepLines w:val="0"/>
-              <w:widowControl/>
-              <w:suppressLineNumbers w:val="0"/>
-              <w:jc w:val="left"/>
-              <w:textAlignment w:val="center"/>
-              <w:rPr>
-                <w:rFonts w:hint="default" w:ascii="Times New Roman" w:hAnsi="Times New Roman" w:eastAsia="宋体" w:cs="Times New Roman"/>
-                <w:b w:val="0"/>
-                <w:bCs/>
-                <w:i w:val="0"/>
-                <w:iCs w:val="0"/>
-                <w:color w:val="000000"/>
-                <w:sz w:val="18"/>
-                <w:szCs w:val="18"/>
-                <w:u w:val="none"/>
-              </w:rPr>
-            </w:pPr>
-            <w:r>
-              <w:rPr>
-                <w:rFonts w:hint="default" w:ascii="Times New Roman" w:hAnsi="Times New Roman" w:eastAsia="宋体" w:cs="Times New Roman"/>
-                <w:b w:val="0"/>
-                <w:bCs/>
-                <w:i w:val="0"/>
-                <w:iCs w:val="0"/>
-                <w:color w:val="000000"/>
-                <w:kern w:val="0"/>
-                <w:sz w:val="18"/>
-                <w:szCs w:val="18"/>
-                <w:u w:val="none"/>
-                <w:lang w:val="en-US" w:eastAsia="zh-CN" w:bidi="ar"/>
-              </w:rPr>
-              <w:t xml:space="preserve">2 </w:t>
-            </w:r>
-          </w:p>
-        </w:tc>
-        <w:tc>
-          <w:tcPr>
-            <w:tcW w:w="1643" w:type="pct"/>
-            <w:tcBorders>
-              <w:top w:val="single" w:color="000000" w:sz="4" w:space="0"/>
-              <w:left w:val="single" w:color="000000" w:sz="4" w:space="0"/>
-              <w:bottom w:val="single" w:color="000000" w:sz="4" w:space="0"/>
-              <w:right w:val="single" w:color="000000" w:sz="4" w:space="0"/>
-            </w:tcBorders>
-            <w:shd w:val="clear" w:color="auto" w:fill="FFFFFF"/>
-            <w:vAlign w:val="center"/>
-          </w:tcPr>
-          <w:p>
-            <w:pPr>
-              <w:keepNext w:val="0"/>
-              <w:keepLines w:val="0"/>
-              <w:widowControl/>
-              <w:suppressLineNumbers w:val="0"/>
-              <w:jc w:val="left"/>
-              <w:textAlignment w:val="center"/>
-              <w:rPr>
-                <w:rFonts w:hint="default" w:ascii="Times New Roman" w:hAnsi="Times New Roman" w:eastAsia="宋体" w:cs="Times New Roman"/>
-                <w:b w:val="0"/>
-                <w:bCs/>
-                <w:i w:val="0"/>
-                <w:iCs w:val="0"/>
-                <w:color w:val="000000"/>
-                <w:sz w:val="18"/>
-                <w:szCs w:val="18"/>
-                <w:u w:val="none"/>
-              </w:rPr>
-            </w:pPr>
-            <w:r>
-              <w:rPr>
-                <w:rFonts w:hint="default" w:ascii="Times New Roman" w:hAnsi="Times New Roman" w:eastAsia="宋体" w:cs="Times New Roman"/>
-                <w:b w:val="0"/>
-                <w:bCs/>
-                <w:i w:val="0"/>
-                <w:iCs w:val="0"/>
-                <w:color w:val="000000"/>
-                <w:kern w:val="0"/>
-                <w:sz w:val="18"/>
-                <w:szCs w:val="18"/>
-                <w:u w:val="none"/>
-                <w:lang w:val="en-US" w:eastAsia="zh-CN" w:bidi="ar"/>
-              </w:rPr>
-              <w:t>c.34G&gt;C</w:t>
-            </w:r>
-          </w:p>
-        </w:tc>
-        <w:tc>
-          <w:tcPr>
-            <w:tcW w:w="1591" w:type="pct"/>
-            <w:tcBorders>
-              <w:top w:val="single" w:color="000000" w:sz="4" w:space="0"/>
-              <w:left w:val="single" w:color="000000" w:sz="4" w:space="0"/>
-              <w:bottom w:val="single" w:color="000000" w:sz="4" w:space="0"/>
-              <w:right w:val="single" w:color="000000" w:sz="4" w:space="0"/>
-            </w:tcBorders>
-            <w:shd w:val="clear" w:color="auto" w:fill="FFFFFF"/>
-            <w:vAlign w:val="center"/>
-          </w:tcPr>
-          <w:p>
-            <w:pPr>
-              <w:keepNext w:val="0"/>
-              <w:keepLines w:val="0"/>
-              <w:widowControl/>
-              <w:suppressLineNumbers w:val="0"/>
-              <w:jc w:val="left"/>
-              <w:textAlignment w:val="center"/>
-              <w:rPr>
-                <w:rFonts w:hint="default" w:ascii="Times New Roman" w:hAnsi="Times New Roman" w:eastAsia="宋体" w:cs="Times New Roman"/>
-                <w:b w:val="0"/>
-                <w:bCs/>
-                <w:i w:val="0"/>
-                <w:iCs w:val="0"/>
-                <w:color w:val="000000"/>
-                <w:sz w:val="18"/>
-                <w:szCs w:val="18"/>
-                <w:u w:val="none"/>
-              </w:rPr>
-            </w:pPr>
-            <w:r>
-              <w:rPr>
-                <w:rFonts w:hint="default" w:ascii="Times New Roman" w:hAnsi="Times New Roman" w:eastAsia="宋体" w:cs="Times New Roman"/>
-                <w:b w:val="0"/>
-                <w:bCs/>
-                <w:i w:val="0"/>
-                <w:iCs w:val="0"/>
-                <w:color w:val="000000"/>
-                <w:kern w:val="0"/>
-                <w:sz w:val="18"/>
-                <w:szCs w:val="18"/>
-                <w:u w:val="none"/>
-                <w:lang w:val="en-US" w:eastAsia="zh-CN" w:bidi="ar"/>
-              </w:rPr>
-              <w:t>p.G12R</w:t>
-            </w:r>
-          </w:p>
-        </w:tc>
-        <w:tc>
-          <w:tcPr>
-            <w:tcW w:w="630" w:type="pct"/>
-            <w:tcBorders>
-              <w:top w:val="single" w:color="000000" w:sz="4" w:space="0"/>
-              <w:left w:val="single" w:color="000000" w:sz="4" w:space="0"/>
-              <w:bottom w:val="single" w:color="000000" w:sz="4" w:space="0"/>
-              <w:right w:val="single" w:color="000000" w:sz="4" w:space="0"/>
-            </w:tcBorders>
-            <w:shd w:val="clear" w:color="auto" w:fill="FFFFFF"/>
-            <w:vAlign w:val="center"/>
-          </w:tcPr>
-          <w:p>
-            <w:pPr>
-              <w:keepNext w:val="0"/>
-              <w:keepLines w:val="0"/>
-              <w:widowControl/>
-              <w:suppressLineNumbers w:val="0"/>
-              <w:jc w:val="left"/>
-              <w:textAlignment w:val="center"/>
-              <w:rPr>
-                <w:rFonts w:hint="default" w:ascii="Times New Roman" w:hAnsi="Times New Roman" w:eastAsia="宋体" w:cs="Times New Roman"/>
-                <w:b w:val="0"/>
-                <w:bCs/>
-                <w:i w:val="0"/>
-                <w:iCs w:val="0"/>
-                <w:color w:val="000000"/>
-                <w:sz w:val="18"/>
-                <w:szCs w:val="18"/>
-                <w:u w:val="none"/>
-              </w:rPr>
-            </w:pPr>
-            <w:r>
-              <w:rPr>
-                <w:rFonts w:hint="default" w:ascii="Times New Roman" w:hAnsi="Times New Roman" w:eastAsia="宋体" w:cs="Times New Roman"/>
-                <w:b w:val="0"/>
-                <w:bCs/>
-                <w:i w:val="0"/>
-                <w:iCs w:val="0"/>
-                <w:color w:val="000000"/>
-                <w:kern w:val="0"/>
-                <w:sz w:val="18"/>
-                <w:szCs w:val="18"/>
-                <w:u w:val="none"/>
-                <w:lang w:val="en-US" w:eastAsia="zh-CN" w:bidi="ar"/>
-              </w:rPr>
-              <w:t xml:space="preserve">518 </w:t>
-            </w:r>
-          </w:p>
-        </w:tc>
-      </w:tr>
-      <w:tr>
-        <w:tblPrEx>
-          <w:tblBorders>
-            <w:top w:val="none" w:color="auto" w:sz="0" w:space="0"/>
-            <w:left w:val="none" w:color="auto" w:sz="0" w:space="0"/>
-            <w:bottom w:val="none" w:color="auto" w:sz="0" w:space="0"/>
-            <w:right w:val="none" w:color="auto" w:sz="0" w:space="0"/>
-            <w:insideH w:val="none" w:color="auto" w:sz="0" w:space="0"/>
-            <w:insideV w:val="none" w:color="auto" w:sz="0" w:space="0"/>
-          </w:tblBorders>
-          <w:tblCellMar>
-            <w:top w:w="0" w:type="dxa"/>
-            <w:left w:w="108" w:type="dxa"/>
-            <w:bottom w:w="0" w:type="dxa"/>
-            <w:right w:w="108" w:type="dxa"/>
-          </w:tblCellMar>
-        </w:tblPrEx>
-        <w:trPr>
-          <w:trHeight w:val="300" w:hRule="atLeast"/>
-        </w:trPr>
-        <w:tc>
-          <w:tcPr>
-            <w:tcW w:w="699" w:type="pct"/>
-            <w:vMerge w:val="continue"/>
-            <w:tcBorders>
-              <w:top w:val="single" w:color="FFFFFF" w:sz="8" w:space="0"/>
-              <w:left w:val="single" w:color="FFFFFF" w:sz="8" w:space="0"/>
-              <w:bottom w:val="single" w:color="FFFFFF" w:sz="8" w:space="0"/>
-              <w:right w:val="single" w:color="FFFFFF" w:sz="8" w:space="0"/>
-            </w:tcBorders>
-            <w:shd w:val="clear" w:color="auto" w:fill="1F3864"/>
-            <w:vAlign w:val="center"/>
-          </w:tcPr>
-          <w:p>
-            <w:pPr>
-              <w:jc w:val="left"/>
-              <w:rPr>
-                <w:rFonts w:hint="default" w:ascii="Times New Roman" w:hAnsi="Times New Roman" w:eastAsia="宋体" w:cs="Times New Roman"/>
-                <w:b/>
-                <w:bCs w:val="0"/>
-                <w:i w:val="0"/>
-                <w:iCs w:val="0"/>
-                <w:color w:val="FFFFFF" w:themeColor="background1"/>
-                <w:sz w:val="18"/>
-                <w:szCs w:val="18"/>
-                <w:u w:val="none"/>
-                <w14:textFill>
-                  <w14:solidFill>
-                    <w14:schemeClr w14:val="bg1"/>
-                  </w14:solidFill>
-                </w14:textFill>
-              </w:rPr>
-            </w:pPr>
-          </w:p>
-        </w:tc>
-        <w:tc>
-          <w:tcPr>
-            <w:tcW w:w="435" w:type="pct"/>
-            <w:tcBorders>
-              <w:top w:val="single" w:color="000000" w:sz="4" w:space="0"/>
-              <w:left w:val="single" w:color="FFFFFF" w:sz="8" w:space="0"/>
-              <w:bottom w:val="single" w:color="000000" w:sz="4" w:space="0"/>
-              <w:right w:val="single" w:color="000000" w:sz="4" w:space="0"/>
-            </w:tcBorders>
-            <w:shd w:val="clear" w:color="auto" w:fill="FFFFFF"/>
-            <w:vAlign w:val="center"/>
-          </w:tcPr>
-          <w:p>
-            <w:pPr>
-              <w:keepNext w:val="0"/>
-              <w:keepLines w:val="0"/>
-              <w:widowControl/>
-              <w:suppressLineNumbers w:val="0"/>
-              <w:jc w:val="left"/>
-              <w:textAlignment w:val="center"/>
-              <w:rPr>
-                <w:rFonts w:hint="default" w:ascii="Times New Roman" w:hAnsi="Times New Roman" w:eastAsia="宋体" w:cs="Times New Roman"/>
-                <w:b w:val="0"/>
-                <w:bCs/>
-                <w:i w:val="0"/>
-                <w:iCs w:val="0"/>
-                <w:color w:val="000000"/>
-                <w:sz w:val="18"/>
-                <w:szCs w:val="18"/>
-                <w:u w:val="none"/>
-              </w:rPr>
-            </w:pPr>
-            <w:r>
-              <w:rPr>
-                <w:rFonts w:hint="default" w:ascii="Times New Roman" w:hAnsi="Times New Roman" w:eastAsia="宋体" w:cs="Times New Roman"/>
-                <w:b w:val="0"/>
-                <w:bCs/>
-                <w:i w:val="0"/>
-                <w:iCs w:val="0"/>
-                <w:color w:val="000000"/>
-                <w:kern w:val="0"/>
-                <w:sz w:val="18"/>
-                <w:szCs w:val="18"/>
-                <w:u w:val="none"/>
-                <w:lang w:val="en-US" w:eastAsia="zh-CN" w:bidi="ar"/>
-              </w:rPr>
-              <w:t xml:space="preserve">2 </w:t>
-            </w:r>
-          </w:p>
-        </w:tc>
-        <w:tc>
-          <w:tcPr>
-            <w:tcW w:w="1643" w:type="pct"/>
-            <w:tcBorders>
-              <w:top w:val="single" w:color="000000" w:sz="4" w:space="0"/>
-              <w:left w:val="single" w:color="000000" w:sz="4" w:space="0"/>
-              <w:bottom w:val="single" w:color="000000" w:sz="4" w:space="0"/>
-              <w:right w:val="single" w:color="000000" w:sz="4" w:space="0"/>
-            </w:tcBorders>
-            <w:shd w:val="clear" w:color="auto" w:fill="FFFFFF"/>
-            <w:vAlign w:val="center"/>
-          </w:tcPr>
-          <w:p>
-            <w:pPr>
-              <w:keepNext w:val="0"/>
-              <w:keepLines w:val="0"/>
-              <w:widowControl/>
-              <w:suppressLineNumbers w:val="0"/>
-              <w:jc w:val="left"/>
-              <w:textAlignment w:val="center"/>
-              <w:rPr>
-                <w:rFonts w:hint="default" w:ascii="Times New Roman" w:hAnsi="Times New Roman" w:eastAsia="宋体" w:cs="Times New Roman"/>
-                <w:b w:val="0"/>
-                <w:bCs/>
-                <w:i w:val="0"/>
-                <w:iCs w:val="0"/>
-                <w:color w:val="000000"/>
-                <w:sz w:val="18"/>
-                <w:szCs w:val="18"/>
-                <w:u w:val="none"/>
-              </w:rPr>
-            </w:pPr>
-            <w:r>
-              <w:rPr>
-                <w:rFonts w:hint="default" w:ascii="Times New Roman" w:hAnsi="Times New Roman" w:eastAsia="宋体" w:cs="Times New Roman"/>
-                <w:b w:val="0"/>
-                <w:bCs/>
-                <w:i w:val="0"/>
-                <w:iCs w:val="0"/>
-                <w:color w:val="000000"/>
-                <w:kern w:val="0"/>
-                <w:sz w:val="18"/>
-                <w:szCs w:val="18"/>
-                <w:u w:val="none"/>
-                <w:lang w:val="en-US" w:eastAsia="zh-CN" w:bidi="ar"/>
-              </w:rPr>
-              <w:t>c.35G&gt;C</w:t>
-            </w:r>
-          </w:p>
-        </w:tc>
-        <w:tc>
-          <w:tcPr>
-            <w:tcW w:w="1591" w:type="pct"/>
-            <w:tcBorders>
-              <w:top w:val="single" w:color="000000" w:sz="4" w:space="0"/>
-              <w:left w:val="single" w:color="000000" w:sz="4" w:space="0"/>
-              <w:bottom w:val="single" w:color="000000" w:sz="4" w:space="0"/>
-              <w:right w:val="single" w:color="000000" w:sz="4" w:space="0"/>
-            </w:tcBorders>
-            <w:shd w:val="clear" w:color="auto" w:fill="FFFFFF"/>
-            <w:vAlign w:val="center"/>
-          </w:tcPr>
-          <w:p>
-            <w:pPr>
-              <w:keepNext w:val="0"/>
-              <w:keepLines w:val="0"/>
-              <w:widowControl/>
-              <w:suppressLineNumbers w:val="0"/>
-              <w:jc w:val="left"/>
-              <w:textAlignment w:val="center"/>
-              <w:rPr>
-                <w:rFonts w:hint="default" w:ascii="Times New Roman" w:hAnsi="Times New Roman" w:eastAsia="宋体" w:cs="Times New Roman"/>
-                <w:b w:val="0"/>
-                <w:bCs/>
-                <w:i w:val="0"/>
-                <w:iCs w:val="0"/>
-                <w:color w:val="000000"/>
-                <w:sz w:val="18"/>
-                <w:szCs w:val="18"/>
-                <w:u w:val="none"/>
-              </w:rPr>
-            </w:pPr>
-            <w:r>
-              <w:rPr>
-                <w:rFonts w:hint="default" w:ascii="Times New Roman" w:hAnsi="Times New Roman" w:eastAsia="宋体" w:cs="Times New Roman"/>
-                <w:b w:val="0"/>
-                <w:bCs/>
-                <w:i w:val="0"/>
-                <w:iCs w:val="0"/>
-                <w:color w:val="000000"/>
-                <w:kern w:val="0"/>
-                <w:sz w:val="18"/>
-                <w:szCs w:val="18"/>
-                <w:u w:val="none"/>
-                <w:lang w:val="en-US" w:eastAsia="zh-CN" w:bidi="ar"/>
-              </w:rPr>
-              <w:t>p.G12A</w:t>
-            </w:r>
-          </w:p>
-        </w:tc>
-        <w:tc>
-          <w:tcPr>
-            <w:tcW w:w="630" w:type="pct"/>
-            <w:tcBorders>
-              <w:top w:val="single" w:color="000000" w:sz="4" w:space="0"/>
-              <w:left w:val="single" w:color="000000" w:sz="4" w:space="0"/>
-              <w:bottom w:val="single" w:color="000000" w:sz="4" w:space="0"/>
-              <w:right w:val="single" w:color="000000" w:sz="4" w:space="0"/>
-            </w:tcBorders>
-            <w:shd w:val="clear" w:color="auto" w:fill="FFFFFF"/>
-            <w:vAlign w:val="center"/>
-          </w:tcPr>
-          <w:p>
-            <w:pPr>
-              <w:keepNext w:val="0"/>
-              <w:keepLines w:val="0"/>
-              <w:widowControl/>
-              <w:suppressLineNumbers w:val="0"/>
-              <w:jc w:val="left"/>
-              <w:textAlignment w:val="center"/>
-              <w:rPr>
-                <w:rFonts w:hint="default" w:ascii="Times New Roman" w:hAnsi="Times New Roman" w:eastAsia="宋体" w:cs="Times New Roman"/>
-                <w:b w:val="0"/>
-                <w:bCs/>
-                <w:i w:val="0"/>
-                <w:iCs w:val="0"/>
-                <w:color w:val="000000"/>
-                <w:sz w:val="18"/>
-                <w:szCs w:val="18"/>
-                <w:u w:val="none"/>
-              </w:rPr>
-            </w:pPr>
-            <w:r>
-              <w:rPr>
-                <w:rFonts w:hint="default" w:ascii="Times New Roman" w:hAnsi="Times New Roman" w:eastAsia="宋体" w:cs="Times New Roman"/>
-                <w:b w:val="0"/>
-                <w:bCs/>
-                <w:i w:val="0"/>
-                <w:iCs w:val="0"/>
-                <w:color w:val="000000"/>
-                <w:kern w:val="0"/>
-                <w:sz w:val="18"/>
-                <w:szCs w:val="18"/>
-                <w:u w:val="none"/>
-                <w:lang w:val="en-US" w:eastAsia="zh-CN" w:bidi="ar"/>
-              </w:rPr>
-              <w:t xml:space="preserve">522 </w:t>
+              <w:t xml:space="preserve">6213 </w:t>
             </w:r>
           </w:p>
         </w:tc>
@@ -26841,6 +24972,7 @@
         <w:tc>
           <w:tcPr>
             <w:tcW w:w="699" w:type="pct"/>
+            <w:vMerge w:val="restart"/>
             <w:tcBorders>
               <w:top w:val="single" w:color="FFFFFF" w:sz="8" w:space="0"/>
               <w:left w:val="single" w:color="FFFFFF" w:sz="8" w:space="0"/>
@@ -26894,7 +25026,7 @@
                   </w14:solidFill>
                 </w14:textFill>
               </w:rPr>
-              <w:t>BRAF</w:t>
+              <w:t>KRAS</w:t>
             </w:r>
           </w:p>
         </w:tc>
@@ -26944,7 +25076,7 @@
                 <w:u w:val="none"/>
                 <w:lang w:val="en-US" w:eastAsia="zh-CN" w:bidi="ar"/>
               </w:rPr>
-              <w:t xml:space="preserve">15 </w:t>
+              <w:t xml:space="preserve">2 </w:t>
             </w:r>
           </w:p>
         </w:tc>
@@ -26994,7 +25126,7 @@
                 <w:u w:val="none"/>
                 <w:lang w:val="en-US" w:eastAsia="zh-CN" w:bidi="ar"/>
               </w:rPr>
-              <w:t>c.1799T&gt;A</w:t>
+              <w:t>c.35G&gt;A</w:t>
             </w:r>
           </w:p>
         </w:tc>
@@ -27044,7 +25176,7 @@
                 <w:u w:val="none"/>
                 <w:lang w:val="en-US" w:eastAsia="zh-CN" w:bidi="ar"/>
               </w:rPr>
-              <w:t>p.V600E</w:t>
+              <w:t>p.G12D</w:t>
             </w:r>
           </w:p>
         </w:tc>
@@ -27094,7 +25226,263 @@
                 <w:u w:val="none"/>
                 <w:lang w:val="en-US" w:eastAsia="zh-CN" w:bidi="ar"/>
               </w:rPr>
-              <w:t xml:space="preserve">476 </w:t>
+              <w:t xml:space="preserve">521 </w:t>
+            </w:r>
+          </w:p>
+        </w:tc>
+      </w:tr>
+      <w:tr>
+        <w:tblPrEx>
+          <w:tblBorders>
+            <w:top w:val="none" w:color="auto" w:sz="0" w:space="0"/>
+            <w:left w:val="none" w:color="auto" w:sz="0" w:space="0"/>
+            <w:bottom w:val="none" w:color="auto" w:sz="0" w:space="0"/>
+            <w:right w:val="none" w:color="auto" w:sz="0" w:space="0"/>
+            <w:insideH w:val="none" w:color="auto" w:sz="0" w:space="0"/>
+            <w:insideV w:val="none" w:color="auto" w:sz="0" w:space="0"/>
+          </w:tblBorders>
+          <w:tblCellMar>
+            <w:top w:w="0" w:type="dxa"/>
+            <w:left w:w="108" w:type="dxa"/>
+            <w:bottom w:w="0" w:type="dxa"/>
+            <w:right w:w="108" w:type="dxa"/>
+          </w:tblCellMar>
+        </w:tblPrEx>
+        <w:trPr>
+          <w:trHeight w:val="300" w:hRule="atLeast"/>
+        </w:trPr>
+        <w:tc>
+          <w:tcPr>
+            <w:tcW w:w="699" w:type="pct"/>
+            <w:vMerge w:val="continue"/>
+            <w:tcBorders>
+              <w:top w:val="single" w:color="FFFFFF" w:sz="8" w:space="0"/>
+              <w:left w:val="single" w:color="FFFFFF" w:sz="8" w:space="0"/>
+              <w:bottom w:val="single" w:color="FFFFFF" w:sz="8" w:space="0"/>
+              <w:right w:val="single" w:color="FFFFFF" w:sz="8" w:space="0"/>
+            </w:tcBorders>
+            <w:shd w:val="clear" w:color="auto" w:fill="1F3864"/>
+            <w:vAlign w:val="center"/>
+          </w:tcPr>
+          <w:p>
+            <w:pPr>
+              <w:jc w:val="left"/>
+              <w:rPr>
+                <w:rFonts w:hint="default" w:ascii="Times New Roman" w:hAnsi="Times New Roman" w:eastAsia="宋体" w:cs="Times New Roman"/>
+                <w:b/>
+                <w:bCs w:val="0"/>
+                <w:i w:val="0"/>
+                <w:iCs w:val="0"/>
+                <w:color w:val="FFFFFF" w:themeColor="background1"/>
+                <w:sz w:val="18"/>
+                <w:szCs w:val="18"/>
+                <w:u w:val="none"/>
+                <w14:textFill>
+                  <w14:solidFill>
+                    <w14:schemeClr w14:val="bg1"/>
+                  </w14:solidFill>
+                </w14:textFill>
+              </w:rPr>
+            </w:pPr>
+          </w:p>
+        </w:tc>
+        <w:tc>
+          <w:tcPr>
+            <w:tcW w:w="435" w:type="pct"/>
+            <w:tcBorders>
+              <w:top w:val="single" w:color="000000" w:sz="4" w:space="0"/>
+              <w:left w:val="single" w:color="FFFFFF" w:sz="8" w:space="0"/>
+              <w:bottom w:val="single" w:color="000000" w:sz="4" w:space="0"/>
+              <w:right w:val="single" w:color="000000" w:sz="4" w:space="0"/>
+            </w:tcBorders>
+            <w:shd w:val="clear" w:color="auto" w:fill="FFFFFF"/>
+            <w:vAlign w:val="center"/>
+          </w:tcPr>
+          <w:p>
+            <w:pPr>
+              <w:keepNext w:val="0"/>
+              <w:keepLines w:val="0"/>
+              <w:widowControl/>
+              <w:suppressLineNumbers w:val="0"/>
+              <w:jc w:val="left"/>
+              <w:textAlignment w:val="center"/>
+              <w:rPr>
+                <w:rFonts w:hint="default" w:ascii="Times New Roman" w:hAnsi="Times New Roman" w:eastAsia="宋体" w:cs="Times New Roman"/>
+                <w:b w:val="0"/>
+                <w:bCs/>
+                <w:i w:val="0"/>
+                <w:iCs w:val="0"/>
+                <w:color w:val="000000"/>
+                <w:sz w:val="18"/>
+                <w:szCs w:val="18"/>
+                <w:u w:val="none"/>
+              </w:rPr>
+            </w:pPr>
+            <w:r>
+              <w:rPr>
+                <w:rFonts w:hint="default" w:ascii="Times New Roman" w:hAnsi="Times New Roman" w:eastAsia="宋体" w:cs="Times New Roman"/>
+                <w:b w:val="0"/>
+                <w:bCs/>
+                <w:i w:val="0"/>
+                <w:iCs w:val="0"/>
+                <w:color w:val="000000"/>
+                <w:kern w:val="0"/>
+                <w:sz w:val="18"/>
+                <w:szCs w:val="18"/>
+                <w:u w:val="none"/>
+                <w:lang w:val="en-US" w:eastAsia="zh-CN" w:bidi="ar"/>
+              </w:rPr>
+              <w:t xml:space="preserve">2 </w:t>
+            </w:r>
+          </w:p>
+        </w:tc>
+        <w:tc>
+          <w:tcPr>
+            <w:tcW w:w="1643" w:type="pct"/>
+            <w:tcBorders>
+              <w:top w:val="single" w:color="000000" w:sz="4" w:space="0"/>
+              <w:left w:val="single" w:color="000000" w:sz="4" w:space="0"/>
+              <w:bottom w:val="single" w:color="000000" w:sz="4" w:space="0"/>
+              <w:right w:val="single" w:color="000000" w:sz="4" w:space="0"/>
+            </w:tcBorders>
+            <w:shd w:val="clear" w:color="auto" w:fill="FFFFFF"/>
+            <w:vAlign w:val="center"/>
+          </w:tcPr>
+          <w:p>
+            <w:pPr>
+              <w:keepNext w:val="0"/>
+              <w:keepLines w:val="0"/>
+              <w:widowControl/>
+              <w:suppressLineNumbers w:val="0"/>
+              <w:jc w:val="left"/>
+              <w:textAlignment w:val="center"/>
+              <w:rPr>
+                <w:rFonts w:hint="default" w:ascii="Times New Roman" w:hAnsi="Times New Roman" w:eastAsia="宋体" w:cs="Times New Roman"/>
+                <w:b w:val="0"/>
+                <w:bCs/>
+                <w:i w:val="0"/>
+                <w:iCs w:val="0"/>
+                <w:color w:val="000000"/>
+                <w:sz w:val="18"/>
+                <w:szCs w:val="18"/>
+                <w:u w:val="none"/>
+              </w:rPr>
+            </w:pPr>
+            <w:r>
+              <w:rPr>
+                <w:rFonts w:hint="default" w:ascii="Times New Roman" w:hAnsi="Times New Roman" w:eastAsia="宋体" w:cs="Times New Roman"/>
+                <w:b w:val="0"/>
+                <w:bCs/>
+                <w:i w:val="0"/>
+                <w:iCs w:val="0"/>
+                <w:color w:val="000000"/>
+                <w:kern w:val="0"/>
+                <w:sz w:val="18"/>
+                <w:szCs w:val="18"/>
+                <w:u w:val="none"/>
+                <w:lang w:val="en-US" w:eastAsia="zh-CN" w:bidi="ar"/>
+              </w:rPr>
+              <w:t>c.35G&gt;T</w:t>
+            </w:r>
+          </w:p>
+        </w:tc>
+        <w:tc>
+          <w:tcPr>
+            <w:tcW w:w="1591" w:type="pct"/>
+            <w:tcBorders>
+              <w:top w:val="single" w:color="000000" w:sz="4" w:space="0"/>
+              <w:left w:val="single" w:color="000000" w:sz="4" w:space="0"/>
+              <w:bottom w:val="single" w:color="000000" w:sz="4" w:space="0"/>
+              <w:right w:val="single" w:color="000000" w:sz="4" w:space="0"/>
+            </w:tcBorders>
+            <w:shd w:val="clear" w:color="auto" w:fill="FFFFFF"/>
+            <w:vAlign w:val="center"/>
+          </w:tcPr>
+          <w:p>
+            <w:pPr>
+              <w:keepNext w:val="0"/>
+              <w:keepLines w:val="0"/>
+              <w:widowControl/>
+              <w:suppressLineNumbers w:val="0"/>
+              <w:jc w:val="left"/>
+              <w:textAlignment w:val="center"/>
+              <w:rPr>
+                <w:rFonts w:hint="default" w:ascii="Times New Roman" w:hAnsi="Times New Roman" w:eastAsia="宋体" w:cs="Times New Roman"/>
+                <w:b w:val="0"/>
+                <w:bCs/>
+                <w:i w:val="0"/>
+                <w:iCs w:val="0"/>
+                <w:color w:val="000000"/>
+                <w:sz w:val="18"/>
+                <w:szCs w:val="18"/>
+                <w:u w:val="none"/>
+              </w:rPr>
+            </w:pPr>
+            <w:r>
+              <w:rPr>
+                <w:rFonts w:hint="default" w:ascii="Times New Roman" w:hAnsi="Times New Roman" w:eastAsia="宋体" w:cs="Times New Roman"/>
+                <w:b w:val="0"/>
+                <w:bCs/>
+                <w:i w:val="0"/>
+                <w:iCs w:val="0"/>
+                <w:color w:val="000000"/>
+                <w:kern w:val="0"/>
+                <w:sz w:val="18"/>
+                <w:szCs w:val="18"/>
+                <w:u w:val="none"/>
+                <w:lang w:val="en-US" w:eastAsia="zh-CN" w:bidi="ar"/>
+              </w:rPr>
+              <w:t>p.G12V</w:t>
+            </w:r>
+          </w:p>
+        </w:tc>
+        <w:tc>
+          <w:tcPr>
+            <w:tcW w:w="630" w:type="pct"/>
+            <w:tcBorders>
+              <w:top w:val="single" w:color="000000" w:sz="4" w:space="0"/>
+              <w:left w:val="single" w:color="000000" w:sz="4" w:space="0"/>
+              <w:bottom w:val="single" w:color="000000" w:sz="4" w:space="0"/>
+              <w:right w:val="single" w:color="000000" w:sz="4" w:space="0"/>
+            </w:tcBorders>
+            <w:shd w:val="clear" w:color="auto" w:fill="FFFFFF"/>
+            <w:vAlign w:val="center"/>
+          </w:tcPr>
+          <w:p>
+            <w:pPr>
+              <w:keepNext w:val="0"/>
+              <w:keepLines w:val="0"/>
+              <w:widowControl/>
+              <w:suppressLineNumbers w:val="0"/>
+              <w:jc w:val="left"/>
+              <w:textAlignment w:val="center"/>
+              <w:rPr>
+                <w:rFonts w:hint="default" w:ascii="Times New Roman" w:hAnsi="Times New Roman" w:eastAsia="宋体" w:cs="Times New Roman"/>
+                <w:b w:val="0"/>
+                <w:bCs/>
+                <w:i w:val="0"/>
+                <w:iCs w:val="0"/>
+                <w:color w:val="000000"/>
+                <w:sz w:val="18"/>
+                <w:szCs w:val="18"/>
+                <w:u w:val="none"/>
+              </w:rPr>
+            </w:pPr>
+            <w:r>
+              <w:rPr>
+                <w:rFonts w:hint="default" w:ascii="Times New Roman" w:hAnsi="Times New Roman" w:eastAsia="宋体" w:cs="Times New Roman"/>
+                <w:b w:val="0"/>
+                <w:bCs/>
+                <w:i w:val="0"/>
+                <w:iCs w:val="0"/>
+                <w:color w:val="000000"/>
+                <w:kern w:val="0"/>
+                <w:sz w:val="18"/>
+                <w:szCs w:val="18"/>
+                <w:u w:val="none"/>
+                <w:lang w:val="en-US" w:eastAsia="zh-CN" w:bidi="ar"/>
+              </w:rPr>
+              <w:t xml:space="preserve">520 </w:t>
             </w:r>
           </w:p>
         </w:tc>
@@ -27110,6 +25498,1570 @@
             <w:insideV w:val="none" w:color="auto" w:sz="0" w:space="0"/>
           </w:tblBorders>
           <w:shd w:val="clear" w:color="auto" w:fill="auto"/>
+          <w:tblCellMar>
+            <w:top w:w="0" w:type="dxa"/>
+            <w:left w:w="108" w:type="dxa"/>
+            <w:bottom w:w="0" w:type="dxa"/>
+            <w:right w:w="108" w:type="dxa"/>
+          </w:tblCellMar>
+        </w:tblPrEx>
+        <w:trPr>
+          <w:trHeight w:val="300" w:hRule="atLeast"/>
+        </w:trPr>
+        <w:tc>
+          <w:tcPr>
+            <w:tcW w:w="699" w:type="pct"/>
+            <w:vMerge w:val="continue"/>
+            <w:tcBorders>
+              <w:top w:val="single" w:color="FFFFFF" w:sz="8" w:space="0"/>
+              <w:left w:val="single" w:color="FFFFFF" w:sz="8" w:space="0"/>
+              <w:bottom w:val="single" w:color="FFFFFF" w:sz="8" w:space="0"/>
+              <w:right w:val="single" w:color="FFFFFF" w:sz="8" w:space="0"/>
+            </w:tcBorders>
+            <w:shd w:val="clear" w:color="auto" w:fill="1F3864"/>
+            <w:vAlign w:val="center"/>
+          </w:tcPr>
+          <w:p>
+            <w:pPr>
+              <w:jc w:val="left"/>
+              <w:rPr>
+                <w:rFonts w:hint="default" w:ascii="Times New Roman" w:hAnsi="Times New Roman" w:eastAsia="宋体" w:cs="Times New Roman"/>
+                <w:b/>
+                <w:bCs w:val="0"/>
+                <w:i w:val="0"/>
+                <w:iCs w:val="0"/>
+                <w:color w:val="FFFFFF" w:themeColor="background1"/>
+                <w:sz w:val="18"/>
+                <w:szCs w:val="18"/>
+                <w:u w:val="none"/>
+                <w14:textFill>
+                  <w14:solidFill>
+                    <w14:schemeClr w14:val="bg1"/>
+                  </w14:solidFill>
+                </w14:textFill>
+              </w:rPr>
+            </w:pPr>
+          </w:p>
+        </w:tc>
+        <w:tc>
+          <w:tcPr>
+            <w:tcW w:w="435" w:type="pct"/>
+            <w:tcBorders>
+              <w:top w:val="single" w:color="000000" w:sz="4" w:space="0"/>
+              <w:left w:val="single" w:color="FFFFFF" w:sz="8" w:space="0"/>
+              <w:bottom w:val="single" w:color="000000" w:sz="4" w:space="0"/>
+              <w:right w:val="single" w:color="000000" w:sz="4" w:space="0"/>
+            </w:tcBorders>
+            <w:shd w:val="clear" w:color="auto" w:fill="FFFFFF"/>
+            <w:vAlign w:val="center"/>
+          </w:tcPr>
+          <w:p>
+            <w:pPr>
+              <w:keepNext w:val="0"/>
+              <w:keepLines w:val="0"/>
+              <w:widowControl/>
+              <w:suppressLineNumbers w:val="0"/>
+              <w:jc w:val="left"/>
+              <w:textAlignment w:val="center"/>
+              <w:rPr>
+                <w:rFonts w:hint="default" w:ascii="Times New Roman" w:hAnsi="Times New Roman" w:eastAsia="宋体" w:cs="Times New Roman"/>
+                <w:b w:val="0"/>
+                <w:bCs/>
+                <w:i w:val="0"/>
+                <w:iCs w:val="0"/>
+                <w:color w:val="000000"/>
+                <w:sz w:val="18"/>
+                <w:szCs w:val="18"/>
+                <w:u w:val="none"/>
+              </w:rPr>
+            </w:pPr>
+            <w:r>
+              <w:rPr>
+                <w:rFonts w:hint="default" w:ascii="Times New Roman" w:hAnsi="Times New Roman" w:eastAsia="宋体" w:cs="Times New Roman"/>
+                <w:b w:val="0"/>
+                <w:bCs/>
+                <w:i w:val="0"/>
+                <w:iCs w:val="0"/>
+                <w:color w:val="000000"/>
+                <w:kern w:val="0"/>
+                <w:sz w:val="18"/>
+                <w:szCs w:val="18"/>
+                <w:u w:val="none"/>
+                <w:lang w:val="en-US" w:eastAsia="zh-CN" w:bidi="ar"/>
+              </w:rPr>
+              <w:t xml:space="preserve">2 </w:t>
+            </w:r>
+          </w:p>
+        </w:tc>
+        <w:tc>
+          <w:tcPr>
+            <w:tcW w:w="1643" w:type="pct"/>
+            <w:tcBorders>
+              <w:top w:val="single" w:color="000000" w:sz="4" w:space="0"/>
+              <w:left w:val="single" w:color="000000" w:sz="4" w:space="0"/>
+              <w:bottom w:val="single" w:color="000000" w:sz="4" w:space="0"/>
+              <w:right w:val="single" w:color="000000" w:sz="4" w:space="0"/>
+            </w:tcBorders>
+            <w:shd w:val="clear" w:color="auto" w:fill="FFFFFF"/>
+            <w:vAlign w:val="center"/>
+          </w:tcPr>
+          <w:p>
+            <w:pPr>
+              <w:keepNext w:val="0"/>
+              <w:keepLines w:val="0"/>
+              <w:widowControl/>
+              <w:suppressLineNumbers w:val="0"/>
+              <w:jc w:val="left"/>
+              <w:textAlignment w:val="center"/>
+              <w:rPr>
+                <w:rFonts w:hint="default" w:ascii="Times New Roman" w:hAnsi="Times New Roman" w:eastAsia="宋体" w:cs="Times New Roman"/>
+                <w:b w:val="0"/>
+                <w:bCs/>
+                <w:i w:val="0"/>
+                <w:iCs w:val="0"/>
+                <w:color w:val="000000"/>
+                <w:sz w:val="18"/>
+                <w:szCs w:val="18"/>
+                <w:u w:val="none"/>
+              </w:rPr>
+            </w:pPr>
+            <w:r>
+              <w:rPr>
+                <w:rFonts w:hint="default" w:ascii="Times New Roman" w:hAnsi="Times New Roman" w:eastAsia="宋体" w:cs="Times New Roman"/>
+                <w:b w:val="0"/>
+                <w:bCs/>
+                <w:i w:val="0"/>
+                <w:iCs w:val="0"/>
+                <w:color w:val="000000"/>
+                <w:kern w:val="0"/>
+                <w:sz w:val="18"/>
+                <w:szCs w:val="18"/>
+                <w:u w:val="none"/>
+                <w:lang w:val="en-US" w:eastAsia="zh-CN" w:bidi="ar"/>
+              </w:rPr>
+              <w:t>c.34G&gt;T</w:t>
+            </w:r>
+          </w:p>
+        </w:tc>
+        <w:tc>
+          <w:tcPr>
+            <w:tcW w:w="1591" w:type="pct"/>
+            <w:tcBorders>
+              <w:top w:val="single" w:color="000000" w:sz="4" w:space="0"/>
+              <w:left w:val="single" w:color="000000" w:sz="4" w:space="0"/>
+              <w:bottom w:val="single" w:color="000000" w:sz="4" w:space="0"/>
+              <w:right w:val="single" w:color="000000" w:sz="4" w:space="0"/>
+            </w:tcBorders>
+            <w:shd w:val="clear" w:color="auto" w:fill="FFFFFF"/>
+            <w:vAlign w:val="center"/>
+          </w:tcPr>
+          <w:p>
+            <w:pPr>
+              <w:keepNext w:val="0"/>
+              <w:keepLines w:val="0"/>
+              <w:widowControl/>
+              <w:suppressLineNumbers w:val="0"/>
+              <w:jc w:val="left"/>
+              <w:textAlignment w:val="center"/>
+              <w:rPr>
+                <w:rFonts w:hint="default" w:ascii="Times New Roman" w:hAnsi="Times New Roman" w:eastAsia="宋体" w:cs="Times New Roman"/>
+                <w:b w:val="0"/>
+                <w:bCs/>
+                <w:i w:val="0"/>
+                <w:iCs w:val="0"/>
+                <w:color w:val="000000"/>
+                <w:sz w:val="18"/>
+                <w:szCs w:val="18"/>
+                <w:u w:val="none"/>
+              </w:rPr>
+            </w:pPr>
+            <w:r>
+              <w:rPr>
+                <w:rFonts w:hint="default" w:ascii="Times New Roman" w:hAnsi="Times New Roman" w:eastAsia="宋体" w:cs="Times New Roman"/>
+                <w:b w:val="0"/>
+                <w:bCs/>
+                <w:i w:val="0"/>
+                <w:iCs w:val="0"/>
+                <w:color w:val="000000"/>
+                <w:kern w:val="0"/>
+                <w:sz w:val="18"/>
+                <w:szCs w:val="18"/>
+                <w:u w:val="none"/>
+                <w:lang w:val="en-US" w:eastAsia="zh-CN" w:bidi="ar"/>
+              </w:rPr>
+              <w:t>p.G12C</w:t>
+            </w:r>
+          </w:p>
+        </w:tc>
+        <w:tc>
+          <w:tcPr>
+            <w:tcW w:w="630" w:type="pct"/>
+            <w:tcBorders>
+              <w:top w:val="single" w:color="000000" w:sz="4" w:space="0"/>
+              <w:left w:val="single" w:color="000000" w:sz="4" w:space="0"/>
+              <w:bottom w:val="single" w:color="000000" w:sz="4" w:space="0"/>
+              <w:right w:val="single" w:color="000000" w:sz="4" w:space="0"/>
+            </w:tcBorders>
+            <w:shd w:val="clear" w:color="auto" w:fill="FFFFFF"/>
+            <w:vAlign w:val="center"/>
+          </w:tcPr>
+          <w:p>
+            <w:pPr>
+              <w:keepNext w:val="0"/>
+              <w:keepLines w:val="0"/>
+              <w:widowControl/>
+              <w:suppressLineNumbers w:val="0"/>
+              <w:jc w:val="left"/>
+              <w:textAlignment w:val="center"/>
+              <w:rPr>
+                <w:rFonts w:hint="default" w:ascii="Times New Roman" w:hAnsi="Times New Roman" w:eastAsia="宋体" w:cs="Times New Roman"/>
+                <w:b w:val="0"/>
+                <w:bCs/>
+                <w:i w:val="0"/>
+                <w:iCs w:val="0"/>
+                <w:color w:val="000000"/>
+                <w:sz w:val="18"/>
+                <w:szCs w:val="18"/>
+                <w:u w:val="none"/>
+              </w:rPr>
+            </w:pPr>
+            <w:r>
+              <w:rPr>
+                <w:rFonts w:hint="default" w:ascii="Times New Roman" w:hAnsi="Times New Roman" w:eastAsia="宋体" w:cs="Times New Roman"/>
+                <w:b w:val="0"/>
+                <w:bCs/>
+                <w:i w:val="0"/>
+                <w:iCs w:val="0"/>
+                <w:color w:val="000000"/>
+                <w:kern w:val="0"/>
+                <w:sz w:val="18"/>
+                <w:szCs w:val="18"/>
+                <w:u w:val="none"/>
+                <w:lang w:val="en-US" w:eastAsia="zh-CN" w:bidi="ar"/>
+              </w:rPr>
+              <w:t xml:space="preserve">516 </w:t>
+            </w:r>
+          </w:p>
+        </w:tc>
+      </w:tr>
+      <w:tr>
+        <w:tblPrEx>
+          <w:tblBorders>
+            <w:top w:val="none" w:color="auto" w:sz="0" w:space="0"/>
+            <w:left w:val="none" w:color="auto" w:sz="0" w:space="0"/>
+            <w:bottom w:val="none" w:color="auto" w:sz="0" w:space="0"/>
+            <w:right w:val="none" w:color="auto" w:sz="0" w:space="0"/>
+            <w:insideH w:val="none" w:color="auto" w:sz="0" w:space="0"/>
+            <w:insideV w:val="none" w:color="auto" w:sz="0" w:space="0"/>
+          </w:tblBorders>
+          <w:shd w:val="clear" w:color="auto" w:fill="auto"/>
+          <w:tblCellMar>
+            <w:top w:w="0" w:type="dxa"/>
+            <w:left w:w="108" w:type="dxa"/>
+            <w:bottom w:w="0" w:type="dxa"/>
+            <w:right w:w="108" w:type="dxa"/>
+          </w:tblCellMar>
+        </w:tblPrEx>
+        <w:trPr>
+          <w:trHeight w:val="300" w:hRule="atLeast"/>
+        </w:trPr>
+        <w:tc>
+          <w:tcPr>
+            <w:tcW w:w="699" w:type="pct"/>
+            <w:vMerge w:val="continue"/>
+            <w:tcBorders>
+              <w:top w:val="single" w:color="FFFFFF" w:sz="8" w:space="0"/>
+              <w:left w:val="single" w:color="FFFFFF" w:sz="8" w:space="0"/>
+              <w:bottom w:val="single" w:color="FFFFFF" w:sz="8" w:space="0"/>
+              <w:right w:val="single" w:color="FFFFFF" w:sz="8" w:space="0"/>
+            </w:tcBorders>
+            <w:shd w:val="clear" w:color="auto" w:fill="1F3864"/>
+            <w:vAlign w:val="center"/>
+          </w:tcPr>
+          <w:p>
+            <w:pPr>
+              <w:jc w:val="left"/>
+              <w:rPr>
+                <w:rFonts w:hint="default" w:ascii="Times New Roman" w:hAnsi="Times New Roman" w:eastAsia="宋体" w:cs="Times New Roman"/>
+                <w:b/>
+                <w:bCs w:val="0"/>
+                <w:i w:val="0"/>
+                <w:iCs w:val="0"/>
+                <w:color w:val="FFFFFF" w:themeColor="background1"/>
+                <w:sz w:val="18"/>
+                <w:szCs w:val="18"/>
+                <w:u w:val="none"/>
+                <w14:textFill>
+                  <w14:solidFill>
+                    <w14:schemeClr w14:val="bg1"/>
+                  </w14:solidFill>
+                </w14:textFill>
+              </w:rPr>
+            </w:pPr>
+          </w:p>
+        </w:tc>
+        <w:tc>
+          <w:tcPr>
+            <w:tcW w:w="435" w:type="pct"/>
+            <w:tcBorders>
+              <w:top w:val="single" w:color="000000" w:sz="4" w:space="0"/>
+              <w:left w:val="single" w:color="FFFFFF" w:sz="8" w:space="0"/>
+              <w:bottom w:val="single" w:color="000000" w:sz="4" w:space="0"/>
+              <w:right w:val="single" w:color="000000" w:sz="4" w:space="0"/>
+            </w:tcBorders>
+            <w:shd w:val="clear" w:color="auto" w:fill="FFFFFF"/>
+            <w:vAlign w:val="center"/>
+          </w:tcPr>
+          <w:p>
+            <w:pPr>
+              <w:keepNext w:val="0"/>
+              <w:keepLines w:val="0"/>
+              <w:widowControl/>
+              <w:suppressLineNumbers w:val="0"/>
+              <w:jc w:val="left"/>
+              <w:textAlignment w:val="center"/>
+              <w:rPr>
+                <w:rFonts w:hint="default" w:ascii="Times New Roman" w:hAnsi="Times New Roman" w:eastAsia="宋体" w:cs="Times New Roman"/>
+                <w:b w:val="0"/>
+                <w:bCs/>
+                <w:i w:val="0"/>
+                <w:iCs w:val="0"/>
+                <w:color w:val="000000"/>
+                <w:sz w:val="18"/>
+                <w:szCs w:val="18"/>
+                <w:u w:val="none"/>
+              </w:rPr>
+            </w:pPr>
+            <w:r>
+              <w:rPr>
+                <w:rFonts w:hint="default" w:ascii="Times New Roman" w:hAnsi="Times New Roman" w:eastAsia="宋体" w:cs="Times New Roman"/>
+                <w:b w:val="0"/>
+                <w:bCs/>
+                <w:i w:val="0"/>
+                <w:iCs w:val="0"/>
+                <w:color w:val="000000"/>
+                <w:kern w:val="0"/>
+                <w:sz w:val="18"/>
+                <w:szCs w:val="18"/>
+                <w:u w:val="none"/>
+                <w:lang w:val="en-US" w:eastAsia="zh-CN" w:bidi="ar"/>
+              </w:rPr>
+              <w:t xml:space="preserve">2 </w:t>
+            </w:r>
+          </w:p>
+        </w:tc>
+        <w:tc>
+          <w:tcPr>
+            <w:tcW w:w="1643" w:type="pct"/>
+            <w:tcBorders>
+              <w:top w:val="single" w:color="000000" w:sz="4" w:space="0"/>
+              <w:left w:val="single" w:color="000000" w:sz="4" w:space="0"/>
+              <w:bottom w:val="single" w:color="000000" w:sz="4" w:space="0"/>
+              <w:right w:val="single" w:color="000000" w:sz="4" w:space="0"/>
+            </w:tcBorders>
+            <w:shd w:val="clear" w:color="auto" w:fill="FFFFFF"/>
+            <w:vAlign w:val="center"/>
+          </w:tcPr>
+          <w:p>
+            <w:pPr>
+              <w:keepNext w:val="0"/>
+              <w:keepLines w:val="0"/>
+              <w:widowControl/>
+              <w:suppressLineNumbers w:val="0"/>
+              <w:jc w:val="left"/>
+              <w:textAlignment w:val="center"/>
+              <w:rPr>
+                <w:rFonts w:hint="default" w:ascii="Times New Roman" w:hAnsi="Times New Roman" w:eastAsia="宋体" w:cs="Times New Roman"/>
+                <w:b w:val="0"/>
+                <w:bCs/>
+                <w:i w:val="0"/>
+                <w:iCs w:val="0"/>
+                <w:color w:val="000000"/>
+                <w:sz w:val="18"/>
+                <w:szCs w:val="18"/>
+                <w:u w:val="none"/>
+              </w:rPr>
+            </w:pPr>
+            <w:r>
+              <w:rPr>
+                <w:rFonts w:hint="default" w:ascii="Times New Roman" w:hAnsi="Times New Roman" w:eastAsia="宋体" w:cs="Times New Roman"/>
+                <w:b w:val="0"/>
+                <w:bCs/>
+                <w:i w:val="0"/>
+                <w:iCs w:val="0"/>
+                <w:color w:val="000000"/>
+                <w:kern w:val="0"/>
+                <w:sz w:val="18"/>
+                <w:szCs w:val="18"/>
+                <w:u w:val="none"/>
+                <w:lang w:val="en-US" w:eastAsia="zh-CN" w:bidi="ar"/>
+              </w:rPr>
+              <w:t>c.34G&gt;A</w:t>
+            </w:r>
+          </w:p>
+        </w:tc>
+        <w:tc>
+          <w:tcPr>
+            <w:tcW w:w="1591" w:type="pct"/>
+            <w:tcBorders>
+              <w:top w:val="single" w:color="000000" w:sz="4" w:space="0"/>
+              <w:left w:val="single" w:color="000000" w:sz="4" w:space="0"/>
+              <w:bottom w:val="single" w:color="000000" w:sz="4" w:space="0"/>
+              <w:right w:val="single" w:color="000000" w:sz="4" w:space="0"/>
+            </w:tcBorders>
+            <w:shd w:val="clear" w:color="auto" w:fill="FFFFFF"/>
+            <w:vAlign w:val="center"/>
+          </w:tcPr>
+          <w:p>
+            <w:pPr>
+              <w:keepNext w:val="0"/>
+              <w:keepLines w:val="0"/>
+              <w:widowControl/>
+              <w:suppressLineNumbers w:val="0"/>
+              <w:jc w:val="left"/>
+              <w:textAlignment w:val="center"/>
+              <w:rPr>
+                <w:rFonts w:hint="default" w:ascii="Times New Roman" w:hAnsi="Times New Roman" w:eastAsia="宋体" w:cs="Times New Roman"/>
+                <w:b w:val="0"/>
+                <w:bCs/>
+                <w:i w:val="0"/>
+                <w:iCs w:val="0"/>
+                <w:color w:val="000000"/>
+                <w:sz w:val="18"/>
+                <w:szCs w:val="18"/>
+                <w:u w:val="none"/>
+              </w:rPr>
+            </w:pPr>
+            <w:r>
+              <w:rPr>
+                <w:rFonts w:hint="default" w:ascii="Times New Roman" w:hAnsi="Times New Roman" w:eastAsia="宋体" w:cs="Times New Roman"/>
+                <w:b w:val="0"/>
+                <w:bCs/>
+                <w:i w:val="0"/>
+                <w:iCs w:val="0"/>
+                <w:color w:val="000000"/>
+                <w:kern w:val="0"/>
+                <w:sz w:val="18"/>
+                <w:szCs w:val="18"/>
+                <w:u w:val="none"/>
+                <w:lang w:val="en-US" w:eastAsia="zh-CN" w:bidi="ar"/>
+              </w:rPr>
+              <w:t>p.G12S</w:t>
+            </w:r>
+          </w:p>
+        </w:tc>
+        <w:tc>
+          <w:tcPr>
+            <w:tcW w:w="630" w:type="pct"/>
+            <w:tcBorders>
+              <w:top w:val="single" w:color="000000" w:sz="4" w:space="0"/>
+              <w:left w:val="single" w:color="000000" w:sz="4" w:space="0"/>
+              <w:bottom w:val="single" w:color="000000" w:sz="4" w:space="0"/>
+              <w:right w:val="single" w:color="000000" w:sz="4" w:space="0"/>
+            </w:tcBorders>
+            <w:shd w:val="clear" w:color="auto" w:fill="FFFFFF"/>
+            <w:vAlign w:val="center"/>
+          </w:tcPr>
+          <w:p>
+            <w:pPr>
+              <w:keepNext w:val="0"/>
+              <w:keepLines w:val="0"/>
+              <w:widowControl/>
+              <w:suppressLineNumbers w:val="0"/>
+              <w:jc w:val="left"/>
+              <w:textAlignment w:val="center"/>
+              <w:rPr>
+                <w:rFonts w:hint="default" w:ascii="Times New Roman" w:hAnsi="Times New Roman" w:eastAsia="宋体" w:cs="Times New Roman"/>
+                <w:b w:val="0"/>
+                <w:bCs/>
+                <w:i w:val="0"/>
+                <w:iCs w:val="0"/>
+                <w:color w:val="000000"/>
+                <w:sz w:val="18"/>
+                <w:szCs w:val="18"/>
+                <w:u w:val="none"/>
+              </w:rPr>
+            </w:pPr>
+            <w:r>
+              <w:rPr>
+                <w:rFonts w:hint="default" w:ascii="Times New Roman" w:hAnsi="Times New Roman" w:eastAsia="宋体" w:cs="Times New Roman"/>
+                <w:b w:val="0"/>
+                <w:bCs/>
+                <w:i w:val="0"/>
+                <w:iCs w:val="0"/>
+                <w:color w:val="000000"/>
+                <w:kern w:val="0"/>
+                <w:sz w:val="18"/>
+                <w:szCs w:val="18"/>
+                <w:u w:val="none"/>
+                <w:lang w:val="en-US" w:eastAsia="zh-CN" w:bidi="ar"/>
+              </w:rPr>
+              <w:t xml:space="preserve">517 </w:t>
+            </w:r>
+          </w:p>
+        </w:tc>
+      </w:tr>
+      <w:tr>
+        <w:tblPrEx>
+          <w:tblBorders>
+            <w:top w:val="none" w:color="auto" w:sz="0" w:space="0"/>
+            <w:left w:val="none" w:color="auto" w:sz="0" w:space="0"/>
+            <w:bottom w:val="none" w:color="auto" w:sz="0" w:space="0"/>
+            <w:right w:val="none" w:color="auto" w:sz="0" w:space="0"/>
+            <w:insideH w:val="none" w:color="auto" w:sz="0" w:space="0"/>
+            <w:insideV w:val="none" w:color="auto" w:sz="0" w:space="0"/>
+          </w:tblBorders>
+          <w:tblCellMar>
+            <w:top w:w="0" w:type="dxa"/>
+            <w:left w:w="108" w:type="dxa"/>
+            <w:bottom w:w="0" w:type="dxa"/>
+            <w:right w:w="108" w:type="dxa"/>
+          </w:tblCellMar>
+        </w:tblPrEx>
+        <w:trPr>
+          <w:trHeight w:val="300" w:hRule="atLeast"/>
+        </w:trPr>
+        <w:tc>
+          <w:tcPr>
+            <w:tcW w:w="699" w:type="pct"/>
+            <w:vMerge w:val="continue"/>
+            <w:tcBorders>
+              <w:top w:val="single" w:color="FFFFFF" w:sz="8" w:space="0"/>
+              <w:left w:val="single" w:color="FFFFFF" w:sz="8" w:space="0"/>
+              <w:bottom w:val="single" w:color="FFFFFF" w:sz="8" w:space="0"/>
+              <w:right w:val="single" w:color="FFFFFF" w:sz="8" w:space="0"/>
+            </w:tcBorders>
+            <w:shd w:val="clear" w:color="auto" w:fill="1F3864"/>
+            <w:vAlign w:val="center"/>
+          </w:tcPr>
+          <w:p>
+            <w:pPr>
+              <w:jc w:val="left"/>
+              <w:rPr>
+                <w:rFonts w:hint="default" w:ascii="Times New Roman" w:hAnsi="Times New Roman" w:eastAsia="宋体" w:cs="Times New Roman"/>
+                <w:b/>
+                <w:bCs w:val="0"/>
+                <w:i w:val="0"/>
+                <w:iCs w:val="0"/>
+                <w:color w:val="FFFFFF" w:themeColor="background1"/>
+                <w:sz w:val="18"/>
+                <w:szCs w:val="18"/>
+                <w:u w:val="none"/>
+                <w14:textFill>
+                  <w14:solidFill>
+                    <w14:schemeClr w14:val="bg1"/>
+                  </w14:solidFill>
+                </w14:textFill>
+              </w:rPr>
+            </w:pPr>
+          </w:p>
+        </w:tc>
+        <w:tc>
+          <w:tcPr>
+            <w:tcW w:w="435" w:type="pct"/>
+            <w:tcBorders>
+              <w:top w:val="single" w:color="000000" w:sz="4" w:space="0"/>
+              <w:left w:val="single" w:color="FFFFFF" w:sz="8" w:space="0"/>
+              <w:bottom w:val="single" w:color="000000" w:sz="4" w:space="0"/>
+              <w:right w:val="single" w:color="000000" w:sz="4" w:space="0"/>
+            </w:tcBorders>
+            <w:shd w:val="clear" w:color="auto" w:fill="FFFFFF"/>
+            <w:vAlign w:val="center"/>
+          </w:tcPr>
+          <w:p>
+            <w:pPr>
+              <w:keepNext w:val="0"/>
+              <w:keepLines w:val="0"/>
+              <w:widowControl/>
+              <w:suppressLineNumbers w:val="0"/>
+              <w:jc w:val="left"/>
+              <w:textAlignment w:val="center"/>
+              <w:rPr>
+                <w:rFonts w:hint="default" w:ascii="Times New Roman" w:hAnsi="Times New Roman" w:eastAsia="宋体" w:cs="Times New Roman"/>
+                <w:b w:val="0"/>
+                <w:bCs/>
+                <w:i w:val="0"/>
+                <w:iCs w:val="0"/>
+                <w:color w:val="000000"/>
+                <w:sz w:val="18"/>
+                <w:szCs w:val="18"/>
+                <w:u w:val="none"/>
+              </w:rPr>
+            </w:pPr>
+            <w:r>
+              <w:rPr>
+                <w:rFonts w:hint="default" w:ascii="Times New Roman" w:hAnsi="Times New Roman" w:eastAsia="宋体" w:cs="Times New Roman"/>
+                <w:b w:val="0"/>
+                <w:bCs/>
+                <w:i w:val="0"/>
+                <w:iCs w:val="0"/>
+                <w:color w:val="000000"/>
+                <w:kern w:val="0"/>
+                <w:sz w:val="18"/>
+                <w:szCs w:val="18"/>
+                <w:u w:val="none"/>
+                <w:lang w:val="en-US" w:eastAsia="zh-CN" w:bidi="ar"/>
+              </w:rPr>
+              <w:t xml:space="preserve">2 </w:t>
+            </w:r>
+          </w:p>
+        </w:tc>
+        <w:tc>
+          <w:tcPr>
+            <w:tcW w:w="1643" w:type="pct"/>
+            <w:tcBorders>
+              <w:top w:val="single" w:color="000000" w:sz="4" w:space="0"/>
+              <w:left w:val="single" w:color="000000" w:sz="4" w:space="0"/>
+              <w:bottom w:val="single" w:color="000000" w:sz="4" w:space="0"/>
+              <w:right w:val="single" w:color="000000" w:sz="4" w:space="0"/>
+            </w:tcBorders>
+            <w:shd w:val="clear" w:color="auto" w:fill="FFFFFF"/>
+            <w:vAlign w:val="center"/>
+          </w:tcPr>
+          <w:p>
+            <w:pPr>
+              <w:keepNext w:val="0"/>
+              <w:keepLines w:val="0"/>
+              <w:widowControl/>
+              <w:suppressLineNumbers w:val="0"/>
+              <w:jc w:val="left"/>
+              <w:textAlignment w:val="center"/>
+              <w:rPr>
+                <w:rFonts w:hint="default" w:ascii="Times New Roman" w:hAnsi="Times New Roman" w:eastAsia="宋体" w:cs="Times New Roman"/>
+                <w:b w:val="0"/>
+                <w:bCs/>
+                <w:i w:val="0"/>
+                <w:iCs w:val="0"/>
+                <w:color w:val="000000"/>
+                <w:sz w:val="18"/>
+                <w:szCs w:val="18"/>
+                <w:u w:val="none"/>
+              </w:rPr>
+            </w:pPr>
+            <w:r>
+              <w:rPr>
+                <w:rFonts w:hint="default" w:ascii="Times New Roman" w:hAnsi="Times New Roman" w:eastAsia="宋体" w:cs="Times New Roman"/>
+                <w:b w:val="0"/>
+                <w:bCs/>
+                <w:i w:val="0"/>
+                <w:iCs w:val="0"/>
+                <w:color w:val="000000"/>
+                <w:kern w:val="0"/>
+                <w:sz w:val="18"/>
+                <w:szCs w:val="18"/>
+                <w:u w:val="none"/>
+                <w:lang w:val="en-US" w:eastAsia="zh-CN" w:bidi="ar"/>
+              </w:rPr>
+              <w:t>c.38G&gt;A</w:t>
+            </w:r>
+          </w:p>
+        </w:tc>
+        <w:tc>
+          <w:tcPr>
+            <w:tcW w:w="1591" w:type="pct"/>
+            <w:tcBorders>
+              <w:top w:val="single" w:color="000000" w:sz="4" w:space="0"/>
+              <w:left w:val="single" w:color="000000" w:sz="4" w:space="0"/>
+              <w:bottom w:val="single" w:color="000000" w:sz="4" w:space="0"/>
+              <w:right w:val="single" w:color="000000" w:sz="4" w:space="0"/>
+            </w:tcBorders>
+            <w:shd w:val="clear" w:color="auto" w:fill="FFFFFF"/>
+            <w:vAlign w:val="center"/>
+          </w:tcPr>
+          <w:p>
+            <w:pPr>
+              <w:keepNext w:val="0"/>
+              <w:keepLines w:val="0"/>
+              <w:widowControl/>
+              <w:suppressLineNumbers w:val="0"/>
+              <w:jc w:val="left"/>
+              <w:textAlignment w:val="center"/>
+              <w:rPr>
+                <w:rFonts w:hint="default" w:ascii="Times New Roman" w:hAnsi="Times New Roman" w:eastAsia="宋体" w:cs="Times New Roman"/>
+                <w:b w:val="0"/>
+                <w:bCs/>
+                <w:i w:val="0"/>
+                <w:iCs w:val="0"/>
+                <w:color w:val="000000"/>
+                <w:sz w:val="18"/>
+                <w:szCs w:val="18"/>
+                <w:u w:val="none"/>
+              </w:rPr>
+            </w:pPr>
+            <w:r>
+              <w:rPr>
+                <w:rFonts w:hint="default" w:ascii="Times New Roman" w:hAnsi="Times New Roman" w:eastAsia="宋体" w:cs="Times New Roman"/>
+                <w:b w:val="0"/>
+                <w:bCs/>
+                <w:i w:val="0"/>
+                <w:iCs w:val="0"/>
+                <w:color w:val="000000"/>
+                <w:kern w:val="0"/>
+                <w:sz w:val="18"/>
+                <w:szCs w:val="18"/>
+                <w:u w:val="none"/>
+                <w:lang w:val="en-US" w:eastAsia="zh-CN" w:bidi="ar"/>
+              </w:rPr>
+              <w:t>p.G13D</w:t>
+            </w:r>
+          </w:p>
+        </w:tc>
+        <w:tc>
+          <w:tcPr>
+            <w:tcW w:w="630" w:type="pct"/>
+            <w:tcBorders>
+              <w:top w:val="single" w:color="000000" w:sz="4" w:space="0"/>
+              <w:left w:val="single" w:color="000000" w:sz="4" w:space="0"/>
+              <w:bottom w:val="single" w:color="000000" w:sz="4" w:space="0"/>
+              <w:right w:val="single" w:color="000000" w:sz="4" w:space="0"/>
+            </w:tcBorders>
+            <w:shd w:val="clear" w:color="auto" w:fill="FFFFFF"/>
+            <w:vAlign w:val="center"/>
+          </w:tcPr>
+          <w:p>
+            <w:pPr>
+              <w:keepNext w:val="0"/>
+              <w:keepLines w:val="0"/>
+              <w:widowControl/>
+              <w:suppressLineNumbers w:val="0"/>
+              <w:jc w:val="left"/>
+              <w:textAlignment w:val="center"/>
+              <w:rPr>
+                <w:rFonts w:hint="default" w:ascii="Times New Roman" w:hAnsi="Times New Roman" w:eastAsia="宋体" w:cs="Times New Roman"/>
+                <w:b w:val="0"/>
+                <w:bCs/>
+                <w:i w:val="0"/>
+                <w:iCs w:val="0"/>
+                <w:color w:val="000000"/>
+                <w:sz w:val="18"/>
+                <w:szCs w:val="18"/>
+                <w:u w:val="none"/>
+              </w:rPr>
+            </w:pPr>
+            <w:r>
+              <w:rPr>
+                <w:rFonts w:hint="default" w:ascii="Times New Roman" w:hAnsi="Times New Roman" w:eastAsia="宋体" w:cs="Times New Roman"/>
+                <w:b w:val="0"/>
+                <w:bCs/>
+                <w:i w:val="0"/>
+                <w:iCs w:val="0"/>
+                <w:color w:val="000000"/>
+                <w:kern w:val="0"/>
+                <w:sz w:val="18"/>
+                <w:szCs w:val="18"/>
+                <w:u w:val="none"/>
+                <w:lang w:val="en-US" w:eastAsia="zh-CN" w:bidi="ar"/>
+              </w:rPr>
+              <w:t xml:space="preserve">532 </w:t>
+            </w:r>
+          </w:p>
+        </w:tc>
+      </w:tr>
+      <w:tr>
+        <w:tblPrEx>
+          <w:tblBorders>
+            <w:top w:val="none" w:color="auto" w:sz="0" w:space="0"/>
+            <w:left w:val="none" w:color="auto" w:sz="0" w:space="0"/>
+            <w:bottom w:val="none" w:color="auto" w:sz="0" w:space="0"/>
+            <w:right w:val="none" w:color="auto" w:sz="0" w:space="0"/>
+            <w:insideH w:val="none" w:color="auto" w:sz="0" w:space="0"/>
+            <w:insideV w:val="none" w:color="auto" w:sz="0" w:space="0"/>
+          </w:tblBorders>
+          <w:shd w:val="clear" w:color="auto" w:fill="auto"/>
+          <w:tblCellMar>
+            <w:top w:w="0" w:type="dxa"/>
+            <w:left w:w="108" w:type="dxa"/>
+            <w:bottom w:w="0" w:type="dxa"/>
+            <w:right w:w="108" w:type="dxa"/>
+          </w:tblCellMar>
+        </w:tblPrEx>
+        <w:trPr>
+          <w:trHeight w:val="300" w:hRule="atLeast"/>
+        </w:trPr>
+        <w:tc>
+          <w:tcPr>
+            <w:tcW w:w="699" w:type="pct"/>
+            <w:vMerge w:val="continue"/>
+            <w:tcBorders>
+              <w:top w:val="single" w:color="FFFFFF" w:sz="8" w:space="0"/>
+              <w:left w:val="single" w:color="FFFFFF" w:sz="8" w:space="0"/>
+              <w:bottom w:val="single" w:color="FFFFFF" w:sz="8" w:space="0"/>
+              <w:right w:val="single" w:color="FFFFFF" w:sz="8" w:space="0"/>
+            </w:tcBorders>
+            <w:shd w:val="clear" w:color="auto" w:fill="1F3864"/>
+            <w:vAlign w:val="center"/>
+          </w:tcPr>
+          <w:p>
+            <w:pPr>
+              <w:jc w:val="left"/>
+              <w:rPr>
+                <w:rFonts w:hint="default" w:ascii="Times New Roman" w:hAnsi="Times New Roman" w:eastAsia="宋体" w:cs="Times New Roman"/>
+                <w:b/>
+                <w:bCs w:val="0"/>
+                <w:i w:val="0"/>
+                <w:iCs w:val="0"/>
+                <w:color w:val="FFFFFF" w:themeColor="background1"/>
+                <w:sz w:val="18"/>
+                <w:szCs w:val="18"/>
+                <w:u w:val="none"/>
+                <w14:textFill>
+                  <w14:solidFill>
+                    <w14:schemeClr w14:val="bg1"/>
+                  </w14:solidFill>
+                </w14:textFill>
+              </w:rPr>
+            </w:pPr>
+          </w:p>
+        </w:tc>
+        <w:tc>
+          <w:tcPr>
+            <w:tcW w:w="435" w:type="pct"/>
+            <w:tcBorders>
+              <w:top w:val="single" w:color="000000" w:sz="4" w:space="0"/>
+              <w:left w:val="single" w:color="FFFFFF" w:sz="8" w:space="0"/>
+              <w:bottom w:val="single" w:color="000000" w:sz="4" w:space="0"/>
+              <w:right w:val="single" w:color="000000" w:sz="4" w:space="0"/>
+            </w:tcBorders>
+            <w:shd w:val="clear" w:color="auto" w:fill="FFFFFF"/>
+            <w:vAlign w:val="center"/>
+          </w:tcPr>
+          <w:p>
+            <w:pPr>
+              <w:keepNext w:val="0"/>
+              <w:keepLines w:val="0"/>
+              <w:widowControl/>
+              <w:suppressLineNumbers w:val="0"/>
+              <w:jc w:val="left"/>
+              <w:textAlignment w:val="center"/>
+              <w:rPr>
+                <w:rFonts w:hint="default" w:ascii="Times New Roman" w:hAnsi="Times New Roman" w:eastAsia="宋体" w:cs="Times New Roman"/>
+                <w:b w:val="0"/>
+                <w:bCs/>
+                <w:i w:val="0"/>
+                <w:iCs w:val="0"/>
+                <w:color w:val="000000"/>
+                <w:sz w:val="18"/>
+                <w:szCs w:val="18"/>
+                <w:u w:val="none"/>
+              </w:rPr>
+            </w:pPr>
+            <w:r>
+              <w:rPr>
+                <w:rFonts w:hint="default" w:ascii="Times New Roman" w:hAnsi="Times New Roman" w:eastAsia="宋体" w:cs="Times New Roman"/>
+                <w:b w:val="0"/>
+                <w:bCs/>
+                <w:i w:val="0"/>
+                <w:iCs w:val="0"/>
+                <w:color w:val="000000"/>
+                <w:kern w:val="0"/>
+                <w:sz w:val="18"/>
+                <w:szCs w:val="18"/>
+                <w:u w:val="none"/>
+                <w:lang w:val="en-US" w:eastAsia="zh-CN" w:bidi="ar"/>
+              </w:rPr>
+              <w:t xml:space="preserve">2 </w:t>
+            </w:r>
+          </w:p>
+        </w:tc>
+        <w:tc>
+          <w:tcPr>
+            <w:tcW w:w="1643" w:type="pct"/>
+            <w:tcBorders>
+              <w:top w:val="single" w:color="000000" w:sz="4" w:space="0"/>
+              <w:left w:val="single" w:color="000000" w:sz="4" w:space="0"/>
+              <w:bottom w:val="single" w:color="000000" w:sz="4" w:space="0"/>
+              <w:right w:val="single" w:color="000000" w:sz="4" w:space="0"/>
+            </w:tcBorders>
+            <w:shd w:val="clear" w:color="auto" w:fill="FFFFFF"/>
+            <w:vAlign w:val="center"/>
+          </w:tcPr>
+          <w:p>
+            <w:pPr>
+              <w:keepNext w:val="0"/>
+              <w:keepLines w:val="0"/>
+              <w:widowControl/>
+              <w:suppressLineNumbers w:val="0"/>
+              <w:jc w:val="left"/>
+              <w:textAlignment w:val="center"/>
+              <w:rPr>
+                <w:rFonts w:hint="default" w:ascii="Times New Roman" w:hAnsi="Times New Roman" w:eastAsia="宋体" w:cs="Times New Roman"/>
+                <w:b w:val="0"/>
+                <w:bCs/>
+                <w:i w:val="0"/>
+                <w:iCs w:val="0"/>
+                <w:color w:val="000000"/>
+                <w:sz w:val="18"/>
+                <w:szCs w:val="18"/>
+                <w:u w:val="none"/>
+              </w:rPr>
+            </w:pPr>
+            <w:r>
+              <w:rPr>
+                <w:rFonts w:hint="default" w:ascii="Times New Roman" w:hAnsi="Times New Roman" w:eastAsia="宋体" w:cs="Times New Roman"/>
+                <w:b w:val="0"/>
+                <w:bCs/>
+                <w:i w:val="0"/>
+                <w:iCs w:val="0"/>
+                <w:color w:val="000000"/>
+                <w:kern w:val="0"/>
+                <w:sz w:val="18"/>
+                <w:szCs w:val="18"/>
+                <w:u w:val="none"/>
+                <w:lang w:val="en-US" w:eastAsia="zh-CN" w:bidi="ar"/>
+              </w:rPr>
+              <w:t>c.34G&gt;C</w:t>
+            </w:r>
+          </w:p>
+        </w:tc>
+        <w:tc>
+          <w:tcPr>
+            <w:tcW w:w="1591" w:type="pct"/>
+            <w:tcBorders>
+              <w:top w:val="single" w:color="000000" w:sz="4" w:space="0"/>
+              <w:left w:val="single" w:color="000000" w:sz="4" w:space="0"/>
+              <w:bottom w:val="single" w:color="000000" w:sz="4" w:space="0"/>
+              <w:right w:val="single" w:color="000000" w:sz="4" w:space="0"/>
+            </w:tcBorders>
+            <w:shd w:val="clear" w:color="auto" w:fill="FFFFFF"/>
+            <w:vAlign w:val="center"/>
+          </w:tcPr>
+          <w:p>
+            <w:pPr>
+              <w:keepNext w:val="0"/>
+              <w:keepLines w:val="0"/>
+              <w:widowControl/>
+              <w:suppressLineNumbers w:val="0"/>
+              <w:jc w:val="left"/>
+              <w:textAlignment w:val="center"/>
+              <w:rPr>
+                <w:rFonts w:hint="default" w:ascii="Times New Roman" w:hAnsi="Times New Roman" w:eastAsia="宋体" w:cs="Times New Roman"/>
+                <w:b w:val="0"/>
+                <w:bCs/>
+                <w:i w:val="0"/>
+                <w:iCs w:val="0"/>
+                <w:color w:val="000000"/>
+                <w:sz w:val="18"/>
+                <w:szCs w:val="18"/>
+                <w:u w:val="none"/>
+              </w:rPr>
+            </w:pPr>
+            <w:r>
+              <w:rPr>
+                <w:rFonts w:hint="default" w:ascii="Times New Roman" w:hAnsi="Times New Roman" w:eastAsia="宋体" w:cs="Times New Roman"/>
+                <w:b w:val="0"/>
+                <w:bCs/>
+                <w:i w:val="0"/>
+                <w:iCs w:val="0"/>
+                <w:color w:val="000000"/>
+                <w:kern w:val="0"/>
+                <w:sz w:val="18"/>
+                <w:szCs w:val="18"/>
+                <w:u w:val="none"/>
+                <w:lang w:val="en-US" w:eastAsia="zh-CN" w:bidi="ar"/>
+              </w:rPr>
+              <w:t>p.G12R</w:t>
+            </w:r>
+          </w:p>
+        </w:tc>
+        <w:tc>
+          <w:tcPr>
+            <w:tcW w:w="630" w:type="pct"/>
+            <w:tcBorders>
+              <w:top w:val="single" w:color="000000" w:sz="4" w:space="0"/>
+              <w:left w:val="single" w:color="000000" w:sz="4" w:space="0"/>
+              <w:bottom w:val="single" w:color="000000" w:sz="4" w:space="0"/>
+              <w:right w:val="single" w:color="000000" w:sz="4" w:space="0"/>
+            </w:tcBorders>
+            <w:shd w:val="clear" w:color="auto" w:fill="FFFFFF"/>
+            <w:vAlign w:val="center"/>
+          </w:tcPr>
+          <w:p>
+            <w:pPr>
+              <w:keepNext w:val="0"/>
+              <w:keepLines w:val="0"/>
+              <w:widowControl/>
+              <w:suppressLineNumbers w:val="0"/>
+              <w:jc w:val="left"/>
+              <w:textAlignment w:val="center"/>
+              <w:rPr>
+                <w:rFonts w:hint="default" w:ascii="Times New Roman" w:hAnsi="Times New Roman" w:eastAsia="宋体" w:cs="Times New Roman"/>
+                <w:b w:val="0"/>
+                <w:bCs/>
+                <w:i w:val="0"/>
+                <w:iCs w:val="0"/>
+                <w:color w:val="000000"/>
+                <w:sz w:val="18"/>
+                <w:szCs w:val="18"/>
+                <w:u w:val="none"/>
+              </w:rPr>
+            </w:pPr>
+            <w:r>
+              <w:rPr>
+                <w:rFonts w:hint="default" w:ascii="Times New Roman" w:hAnsi="Times New Roman" w:eastAsia="宋体" w:cs="Times New Roman"/>
+                <w:b w:val="0"/>
+                <w:bCs/>
+                <w:i w:val="0"/>
+                <w:iCs w:val="0"/>
+                <w:color w:val="000000"/>
+                <w:kern w:val="0"/>
+                <w:sz w:val="18"/>
+                <w:szCs w:val="18"/>
+                <w:u w:val="none"/>
+                <w:lang w:val="en-US" w:eastAsia="zh-CN" w:bidi="ar"/>
+              </w:rPr>
+              <w:t xml:space="preserve">518 </w:t>
+            </w:r>
+          </w:p>
+        </w:tc>
+      </w:tr>
+      <w:tr>
+        <w:tblPrEx>
+          <w:tblBorders>
+            <w:top w:val="none" w:color="auto" w:sz="0" w:space="0"/>
+            <w:left w:val="none" w:color="auto" w:sz="0" w:space="0"/>
+            <w:bottom w:val="none" w:color="auto" w:sz="0" w:space="0"/>
+            <w:right w:val="none" w:color="auto" w:sz="0" w:space="0"/>
+            <w:insideH w:val="none" w:color="auto" w:sz="0" w:space="0"/>
+            <w:insideV w:val="none" w:color="auto" w:sz="0" w:space="0"/>
+          </w:tblBorders>
+          <w:tblCellMar>
+            <w:top w:w="0" w:type="dxa"/>
+            <w:left w:w="108" w:type="dxa"/>
+            <w:bottom w:w="0" w:type="dxa"/>
+            <w:right w:w="108" w:type="dxa"/>
+          </w:tblCellMar>
+        </w:tblPrEx>
+        <w:trPr>
+          <w:trHeight w:val="300" w:hRule="atLeast"/>
+        </w:trPr>
+        <w:tc>
+          <w:tcPr>
+            <w:tcW w:w="699" w:type="pct"/>
+            <w:vMerge w:val="continue"/>
+            <w:tcBorders>
+              <w:top w:val="single" w:color="FFFFFF" w:sz="8" w:space="0"/>
+              <w:left w:val="single" w:color="FFFFFF" w:sz="8" w:space="0"/>
+              <w:bottom w:val="single" w:color="FFFFFF" w:sz="8" w:space="0"/>
+              <w:right w:val="single" w:color="FFFFFF" w:sz="8" w:space="0"/>
+            </w:tcBorders>
+            <w:shd w:val="clear" w:color="auto" w:fill="1F3864"/>
+            <w:vAlign w:val="center"/>
+          </w:tcPr>
+          <w:p>
+            <w:pPr>
+              <w:jc w:val="left"/>
+              <w:rPr>
+                <w:rFonts w:hint="default" w:ascii="Times New Roman" w:hAnsi="Times New Roman" w:eastAsia="宋体" w:cs="Times New Roman"/>
+                <w:b/>
+                <w:bCs w:val="0"/>
+                <w:i w:val="0"/>
+                <w:iCs w:val="0"/>
+                <w:color w:val="FFFFFF" w:themeColor="background1"/>
+                <w:sz w:val="18"/>
+                <w:szCs w:val="18"/>
+                <w:u w:val="none"/>
+                <w14:textFill>
+                  <w14:solidFill>
+                    <w14:schemeClr w14:val="bg1"/>
+                  </w14:solidFill>
+                </w14:textFill>
+              </w:rPr>
+            </w:pPr>
+          </w:p>
+        </w:tc>
+        <w:tc>
+          <w:tcPr>
+            <w:tcW w:w="435" w:type="pct"/>
+            <w:tcBorders>
+              <w:top w:val="single" w:color="000000" w:sz="4" w:space="0"/>
+              <w:left w:val="single" w:color="FFFFFF" w:sz="8" w:space="0"/>
+              <w:bottom w:val="single" w:color="000000" w:sz="4" w:space="0"/>
+              <w:right w:val="single" w:color="000000" w:sz="4" w:space="0"/>
+            </w:tcBorders>
+            <w:shd w:val="clear" w:color="auto" w:fill="FFFFFF"/>
+            <w:vAlign w:val="center"/>
+          </w:tcPr>
+          <w:p>
+            <w:pPr>
+              <w:keepNext w:val="0"/>
+              <w:keepLines w:val="0"/>
+              <w:widowControl/>
+              <w:suppressLineNumbers w:val="0"/>
+              <w:jc w:val="left"/>
+              <w:textAlignment w:val="center"/>
+              <w:rPr>
+                <w:rFonts w:hint="default" w:ascii="Times New Roman" w:hAnsi="Times New Roman" w:eastAsia="宋体" w:cs="Times New Roman"/>
+                <w:b w:val="0"/>
+                <w:bCs/>
+                <w:i w:val="0"/>
+                <w:iCs w:val="0"/>
+                <w:color w:val="000000"/>
+                <w:sz w:val="18"/>
+                <w:szCs w:val="18"/>
+                <w:u w:val="none"/>
+              </w:rPr>
+            </w:pPr>
+            <w:r>
+              <w:rPr>
+                <w:rFonts w:hint="default" w:ascii="Times New Roman" w:hAnsi="Times New Roman" w:eastAsia="宋体" w:cs="Times New Roman"/>
+                <w:b w:val="0"/>
+                <w:bCs/>
+                <w:i w:val="0"/>
+                <w:iCs w:val="0"/>
+                <w:color w:val="000000"/>
+                <w:kern w:val="0"/>
+                <w:sz w:val="18"/>
+                <w:szCs w:val="18"/>
+                <w:u w:val="none"/>
+                <w:lang w:val="en-US" w:eastAsia="zh-CN" w:bidi="ar"/>
+              </w:rPr>
+              <w:t xml:space="preserve">2 </w:t>
+            </w:r>
+          </w:p>
+        </w:tc>
+        <w:tc>
+          <w:tcPr>
+            <w:tcW w:w="1643" w:type="pct"/>
+            <w:tcBorders>
+              <w:top w:val="single" w:color="000000" w:sz="4" w:space="0"/>
+              <w:left w:val="single" w:color="000000" w:sz="4" w:space="0"/>
+              <w:bottom w:val="single" w:color="000000" w:sz="4" w:space="0"/>
+              <w:right w:val="single" w:color="000000" w:sz="4" w:space="0"/>
+            </w:tcBorders>
+            <w:shd w:val="clear" w:color="auto" w:fill="FFFFFF"/>
+            <w:vAlign w:val="center"/>
+          </w:tcPr>
+          <w:p>
+            <w:pPr>
+              <w:keepNext w:val="0"/>
+              <w:keepLines w:val="0"/>
+              <w:widowControl/>
+              <w:suppressLineNumbers w:val="0"/>
+              <w:jc w:val="left"/>
+              <w:textAlignment w:val="center"/>
+              <w:rPr>
+                <w:rFonts w:hint="default" w:ascii="Times New Roman" w:hAnsi="Times New Roman" w:eastAsia="宋体" w:cs="Times New Roman"/>
+                <w:b w:val="0"/>
+                <w:bCs/>
+                <w:i w:val="0"/>
+                <w:iCs w:val="0"/>
+                <w:color w:val="000000"/>
+                <w:sz w:val="18"/>
+                <w:szCs w:val="18"/>
+                <w:u w:val="none"/>
+              </w:rPr>
+            </w:pPr>
+            <w:r>
+              <w:rPr>
+                <w:rFonts w:hint="default" w:ascii="Times New Roman" w:hAnsi="Times New Roman" w:eastAsia="宋体" w:cs="Times New Roman"/>
+                <w:b w:val="0"/>
+                <w:bCs/>
+                <w:i w:val="0"/>
+                <w:iCs w:val="0"/>
+                <w:color w:val="000000"/>
+                <w:kern w:val="0"/>
+                <w:sz w:val="18"/>
+                <w:szCs w:val="18"/>
+                <w:u w:val="none"/>
+                <w:lang w:val="en-US" w:eastAsia="zh-CN" w:bidi="ar"/>
+              </w:rPr>
+              <w:t>c.35G&gt;C</w:t>
+            </w:r>
+          </w:p>
+        </w:tc>
+        <w:tc>
+          <w:tcPr>
+            <w:tcW w:w="1591" w:type="pct"/>
+            <w:tcBorders>
+              <w:top w:val="single" w:color="000000" w:sz="4" w:space="0"/>
+              <w:left w:val="single" w:color="000000" w:sz="4" w:space="0"/>
+              <w:bottom w:val="single" w:color="000000" w:sz="4" w:space="0"/>
+              <w:right w:val="single" w:color="000000" w:sz="4" w:space="0"/>
+            </w:tcBorders>
+            <w:shd w:val="clear" w:color="auto" w:fill="FFFFFF"/>
+            <w:vAlign w:val="center"/>
+          </w:tcPr>
+          <w:p>
+            <w:pPr>
+              <w:keepNext w:val="0"/>
+              <w:keepLines w:val="0"/>
+              <w:widowControl/>
+              <w:suppressLineNumbers w:val="0"/>
+              <w:jc w:val="left"/>
+              <w:textAlignment w:val="center"/>
+              <w:rPr>
+                <w:rFonts w:hint="default" w:ascii="Times New Roman" w:hAnsi="Times New Roman" w:eastAsia="宋体" w:cs="Times New Roman"/>
+                <w:b w:val="0"/>
+                <w:bCs/>
+                <w:i w:val="0"/>
+                <w:iCs w:val="0"/>
+                <w:color w:val="000000"/>
+                <w:sz w:val="18"/>
+                <w:szCs w:val="18"/>
+                <w:u w:val="none"/>
+              </w:rPr>
+            </w:pPr>
+            <w:r>
+              <w:rPr>
+                <w:rFonts w:hint="default" w:ascii="Times New Roman" w:hAnsi="Times New Roman" w:eastAsia="宋体" w:cs="Times New Roman"/>
+                <w:b w:val="0"/>
+                <w:bCs/>
+                <w:i w:val="0"/>
+                <w:iCs w:val="0"/>
+                <w:color w:val="000000"/>
+                <w:kern w:val="0"/>
+                <w:sz w:val="18"/>
+                <w:szCs w:val="18"/>
+                <w:u w:val="none"/>
+                <w:lang w:val="en-US" w:eastAsia="zh-CN" w:bidi="ar"/>
+              </w:rPr>
+              <w:t>p.G12A</w:t>
+            </w:r>
+          </w:p>
+        </w:tc>
+        <w:tc>
+          <w:tcPr>
+            <w:tcW w:w="630" w:type="pct"/>
+            <w:tcBorders>
+              <w:top w:val="single" w:color="000000" w:sz="4" w:space="0"/>
+              <w:left w:val="single" w:color="000000" w:sz="4" w:space="0"/>
+              <w:bottom w:val="single" w:color="000000" w:sz="4" w:space="0"/>
+              <w:right w:val="single" w:color="000000" w:sz="4" w:space="0"/>
+            </w:tcBorders>
+            <w:shd w:val="clear" w:color="auto" w:fill="FFFFFF"/>
+            <w:vAlign w:val="center"/>
+          </w:tcPr>
+          <w:p>
+            <w:pPr>
+              <w:keepNext w:val="0"/>
+              <w:keepLines w:val="0"/>
+              <w:widowControl/>
+              <w:suppressLineNumbers w:val="0"/>
+              <w:jc w:val="left"/>
+              <w:textAlignment w:val="center"/>
+              <w:rPr>
+                <w:rFonts w:hint="default" w:ascii="Times New Roman" w:hAnsi="Times New Roman" w:eastAsia="宋体" w:cs="Times New Roman"/>
+                <w:b w:val="0"/>
+                <w:bCs/>
+                <w:i w:val="0"/>
+                <w:iCs w:val="0"/>
+                <w:color w:val="000000"/>
+                <w:sz w:val="18"/>
+                <w:szCs w:val="18"/>
+                <w:u w:val="none"/>
+              </w:rPr>
+            </w:pPr>
+            <w:r>
+              <w:rPr>
+                <w:rFonts w:hint="default" w:ascii="Times New Roman" w:hAnsi="Times New Roman" w:eastAsia="宋体" w:cs="Times New Roman"/>
+                <w:b w:val="0"/>
+                <w:bCs/>
+                <w:i w:val="0"/>
+                <w:iCs w:val="0"/>
+                <w:color w:val="000000"/>
+                <w:kern w:val="0"/>
+                <w:sz w:val="18"/>
+                <w:szCs w:val="18"/>
+                <w:u w:val="none"/>
+                <w:lang w:val="en-US" w:eastAsia="zh-CN" w:bidi="ar"/>
+              </w:rPr>
+              <w:t xml:space="preserve">522 </w:t>
+            </w:r>
+          </w:p>
+        </w:tc>
+      </w:tr>
+      <w:tr>
+        <w:tblPrEx>
+          <w:tblBorders>
+            <w:top w:val="none" w:color="auto" w:sz="0" w:space="0"/>
+            <w:left w:val="none" w:color="auto" w:sz="0" w:space="0"/>
+            <w:bottom w:val="none" w:color="auto" w:sz="0" w:space="0"/>
+            <w:right w:val="none" w:color="auto" w:sz="0" w:space="0"/>
+            <w:insideH w:val="none" w:color="auto" w:sz="0" w:space="0"/>
+            <w:insideV w:val="none" w:color="auto" w:sz="0" w:space="0"/>
+          </w:tblBorders>
+          <w:shd w:val="clear" w:color="auto" w:fill="auto"/>
+          <w:tblCellMar>
+            <w:top w:w="0" w:type="dxa"/>
+            <w:left w:w="108" w:type="dxa"/>
+            <w:bottom w:w="0" w:type="dxa"/>
+            <w:right w:w="108" w:type="dxa"/>
+          </w:tblCellMar>
+        </w:tblPrEx>
+        <w:trPr>
+          <w:trHeight w:val="300" w:hRule="atLeast"/>
+        </w:trPr>
+        <w:tc>
+          <w:tcPr>
+            <w:tcW w:w="699" w:type="pct"/>
+            <w:tcBorders>
+              <w:top w:val="single" w:color="FFFFFF" w:sz="8" w:space="0"/>
+              <w:left w:val="single" w:color="FFFFFF" w:sz="8" w:space="0"/>
+              <w:bottom w:val="single" w:color="FFFFFF" w:sz="8" w:space="0"/>
+              <w:right w:val="single" w:color="FFFFFF" w:sz="8" w:space="0"/>
+            </w:tcBorders>
+            <w:shd w:val="clear" w:color="auto" w:fill="1F3864"/>
+            <w:vAlign w:val="center"/>
+          </w:tcPr>
+          <w:p>
+            <w:pPr>
+              <w:keepNext w:val="0"/>
+              <w:keepLines w:val="0"/>
+              <w:widowControl/>
+              <w:suppressLineNumbers w:val="0"/>
+              <w:jc w:val="left"/>
+              <w:textAlignment w:val="center"/>
+              <w:rPr>
+                <w:rFonts w:hint="default" w:ascii="Times New Roman" w:hAnsi="Times New Roman" w:eastAsia="宋体" w:cs="Times New Roman"/>
+                <w:b/>
+                <w:bCs w:val="0"/>
+                <w:i w:val="0"/>
+                <w:iCs w:val="0"/>
+                <w:color w:val="FFFFFF" w:themeColor="background1"/>
+                <w:sz w:val="18"/>
+                <w:szCs w:val="18"/>
+                <w:u w:val="none"/>
+                <w14:textFill>
+                  <w14:solidFill>
+                    <w14:schemeClr w14:val="bg1"/>
+                  </w14:solidFill>
+                </w14:textFill>
+              </w:rPr>
+            </w:pPr>
+            <w:r>
+              <w:rPr>
+                <w:rFonts w:hint="default" w:ascii="Times New Roman" w:hAnsi="Times New Roman" w:eastAsia="宋体" w:cs="Times New Roman"/>
+                <w:b/>
+                <w:bCs w:val="0"/>
+                <w:i w:val="0"/>
+                <w:iCs w:val="0"/>
+                <w:color w:val="FFFFFF" w:themeColor="background1"/>
+                <w:kern w:val="0"/>
+                <w:sz w:val="18"/>
+                <w:szCs w:val="18"/>
+                <w:u w:val="none"/>
+                <w:lang w:val="en-US" w:eastAsia="zh-CN" w:bidi="ar"/>
+                <w14:textFill>
+                  <w14:solidFill>
+                    <w14:schemeClr w14:val="bg1"/>
+                  </w14:solidFill>
+                </w14:textFill>
+              </w:rPr>
+              <w:t>BRAF</w:t>
+            </w:r>
+          </w:p>
+        </w:tc>
+        <w:tc>
+          <w:tcPr>
+            <w:tcW w:w="435" w:type="pct"/>
+            <w:tcBorders>
+              <w:top w:val="single" w:color="000000" w:sz="4" w:space="0"/>
+              <w:left w:val="single" w:color="FFFFFF" w:sz="8" w:space="0"/>
+              <w:bottom w:val="single" w:color="000000" w:sz="4" w:space="0"/>
+              <w:right w:val="single" w:color="000000" w:sz="4" w:space="0"/>
+            </w:tcBorders>
+            <w:shd w:val="clear" w:color="auto" w:fill="FFFFFF"/>
+            <w:vAlign w:val="center"/>
+          </w:tcPr>
+          <w:p>
+            <w:pPr>
+              <w:keepNext w:val="0"/>
+              <w:keepLines w:val="0"/>
+              <w:widowControl/>
+              <w:suppressLineNumbers w:val="0"/>
+              <w:jc w:val="left"/>
+              <w:textAlignment w:val="center"/>
+              <w:rPr>
+                <w:rFonts w:hint="default" w:ascii="Times New Roman" w:hAnsi="Times New Roman" w:eastAsia="宋体" w:cs="Times New Roman"/>
+                <w:b w:val="0"/>
+                <w:bCs/>
+                <w:i w:val="0"/>
+                <w:iCs w:val="0"/>
+                <w:color w:val="000000"/>
+                <w:sz w:val="18"/>
+                <w:szCs w:val="18"/>
+                <w:u w:val="none"/>
+              </w:rPr>
+            </w:pPr>
+            <w:r>
+              <w:rPr>
+                <w:rFonts w:hint="default" w:ascii="Times New Roman" w:hAnsi="Times New Roman" w:eastAsia="宋体" w:cs="Times New Roman"/>
+                <w:b w:val="0"/>
+                <w:bCs/>
+                <w:i w:val="0"/>
+                <w:iCs w:val="0"/>
+                <w:color w:val="000000"/>
+                <w:kern w:val="0"/>
+                <w:sz w:val="18"/>
+                <w:szCs w:val="18"/>
+                <w:u w:val="none"/>
+                <w:lang w:val="en-US" w:eastAsia="zh-CN" w:bidi="ar"/>
+              </w:rPr>
+              <w:t xml:space="preserve">15 </w:t>
+            </w:r>
+          </w:p>
+        </w:tc>
+        <w:tc>
+          <w:tcPr>
+            <w:tcW w:w="1643" w:type="pct"/>
+            <w:tcBorders>
+              <w:top w:val="single" w:color="000000" w:sz="4" w:space="0"/>
+              <w:left w:val="single" w:color="000000" w:sz="4" w:space="0"/>
+              <w:bottom w:val="single" w:color="000000" w:sz="4" w:space="0"/>
+              <w:right w:val="single" w:color="000000" w:sz="4" w:space="0"/>
+            </w:tcBorders>
+            <w:shd w:val="clear" w:color="auto" w:fill="FFFFFF"/>
+            <w:vAlign w:val="center"/>
+          </w:tcPr>
+          <w:p>
+            <w:pPr>
+              <w:keepNext w:val="0"/>
+              <w:keepLines w:val="0"/>
+              <w:widowControl/>
+              <w:suppressLineNumbers w:val="0"/>
+              <w:jc w:val="left"/>
+              <w:textAlignment w:val="center"/>
+              <w:rPr>
+                <w:rFonts w:hint="default" w:ascii="Times New Roman" w:hAnsi="Times New Roman" w:eastAsia="宋体" w:cs="Times New Roman"/>
+                <w:b w:val="0"/>
+                <w:bCs/>
+                <w:i w:val="0"/>
+                <w:iCs w:val="0"/>
+                <w:color w:val="000000"/>
+                <w:sz w:val="18"/>
+                <w:szCs w:val="18"/>
+                <w:u w:val="none"/>
+              </w:rPr>
+            </w:pPr>
+            <w:r>
+              <w:rPr>
+                <w:rFonts w:hint="default" w:ascii="Times New Roman" w:hAnsi="Times New Roman" w:eastAsia="宋体" w:cs="Times New Roman"/>
+                <w:b w:val="0"/>
+                <w:bCs/>
+                <w:i w:val="0"/>
+                <w:iCs w:val="0"/>
+                <w:color w:val="000000"/>
+                <w:kern w:val="0"/>
+                <w:sz w:val="18"/>
+                <w:szCs w:val="18"/>
+                <w:u w:val="none"/>
+                <w:lang w:val="en-US" w:eastAsia="zh-CN" w:bidi="ar"/>
+              </w:rPr>
+              <w:t>c.1799T&gt;A</w:t>
+            </w:r>
+          </w:p>
+        </w:tc>
+        <w:tc>
+          <w:tcPr>
+            <w:tcW w:w="1591" w:type="pct"/>
+            <w:tcBorders>
+              <w:top w:val="single" w:color="000000" w:sz="4" w:space="0"/>
+              <w:left w:val="single" w:color="000000" w:sz="4" w:space="0"/>
+              <w:bottom w:val="single" w:color="000000" w:sz="4" w:space="0"/>
+              <w:right w:val="single" w:color="000000" w:sz="4" w:space="0"/>
+            </w:tcBorders>
+            <w:shd w:val="clear" w:color="auto" w:fill="FFFFFF"/>
+            <w:vAlign w:val="center"/>
+          </w:tcPr>
+          <w:p>
+            <w:pPr>
+              <w:keepNext w:val="0"/>
+              <w:keepLines w:val="0"/>
+              <w:widowControl/>
+              <w:suppressLineNumbers w:val="0"/>
+              <w:jc w:val="left"/>
+              <w:textAlignment w:val="center"/>
+              <w:rPr>
+                <w:rFonts w:hint="default" w:ascii="Times New Roman" w:hAnsi="Times New Roman" w:eastAsia="宋体" w:cs="Times New Roman"/>
+                <w:b w:val="0"/>
+                <w:bCs/>
+                <w:i w:val="0"/>
+                <w:iCs w:val="0"/>
+                <w:color w:val="000000"/>
+                <w:sz w:val="18"/>
+                <w:szCs w:val="18"/>
+                <w:u w:val="none"/>
+              </w:rPr>
+            </w:pPr>
+            <w:r>
+              <w:rPr>
+                <w:rFonts w:hint="default" w:ascii="Times New Roman" w:hAnsi="Times New Roman" w:eastAsia="宋体" w:cs="Times New Roman"/>
+                <w:b w:val="0"/>
+                <w:bCs/>
+                <w:i w:val="0"/>
+                <w:iCs w:val="0"/>
+                <w:color w:val="000000"/>
+                <w:kern w:val="0"/>
+                <w:sz w:val="18"/>
+                <w:szCs w:val="18"/>
+                <w:u w:val="none"/>
+                <w:lang w:val="en-US" w:eastAsia="zh-CN" w:bidi="ar"/>
+              </w:rPr>
+              <w:t>p.V600E</w:t>
+            </w:r>
+          </w:p>
+        </w:tc>
+        <w:tc>
+          <w:tcPr>
+            <w:tcW w:w="630" w:type="pct"/>
+            <w:tcBorders>
+              <w:top w:val="single" w:color="000000" w:sz="4" w:space="0"/>
+              <w:left w:val="single" w:color="000000" w:sz="4" w:space="0"/>
+              <w:bottom w:val="single" w:color="000000" w:sz="4" w:space="0"/>
+              <w:right w:val="single" w:color="000000" w:sz="4" w:space="0"/>
+            </w:tcBorders>
+            <w:shd w:val="clear" w:color="auto" w:fill="FFFFFF"/>
+            <w:vAlign w:val="center"/>
+          </w:tcPr>
+          <w:p>
+            <w:pPr>
+              <w:keepNext w:val="0"/>
+              <w:keepLines w:val="0"/>
+              <w:widowControl/>
+              <w:suppressLineNumbers w:val="0"/>
+              <w:jc w:val="left"/>
+              <w:textAlignment w:val="center"/>
+              <w:rPr>
+                <w:rFonts w:hint="default" w:ascii="Times New Roman" w:hAnsi="Times New Roman" w:eastAsia="宋体" w:cs="Times New Roman"/>
+                <w:b w:val="0"/>
+                <w:bCs/>
+                <w:i w:val="0"/>
+                <w:iCs w:val="0"/>
+                <w:color w:val="000000"/>
+                <w:sz w:val="18"/>
+                <w:szCs w:val="18"/>
+                <w:u w:val="none"/>
+              </w:rPr>
+            </w:pPr>
+            <w:r>
+              <w:rPr>
+                <w:rFonts w:hint="default" w:ascii="Times New Roman" w:hAnsi="Times New Roman" w:eastAsia="宋体" w:cs="Times New Roman"/>
+                <w:b w:val="0"/>
+                <w:bCs/>
+                <w:i w:val="0"/>
+                <w:iCs w:val="0"/>
+                <w:color w:val="000000"/>
+                <w:kern w:val="0"/>
+                <w:sz w:val="18"/>
+                <w:szCs w:val="18"/>
+                <w:u w:val="none"/>
+                <w:lang w:val="en-US" w:eastAsia="zh-CN" w:bidi="ar"/>
+              </w:rPr>
+              <w:t xml:space="preserve">476 </w:t>
+            </w:r>
+          </w:p>
+        </w:tc>
+      </w:tr>
+      <w:tr>
+        <w:tblPrEx>
+          <w:tblBorders>
+            <w:top w:val="none" w:color="auto" w:sz="0" w:space="0"/>
+            <w:left w:val="none" w:color="auto" w:sz="0" w:space="0"/>
+            <w:bottom w:val="none" w:color="auto" w:sz="0" w:space="0"/>
+            <w:right w:val="none" w:color="auto" w:sz="0" w:space="0"/>
+            <w:insideH w:val="none" w:color="auto" w:sz="0" w:space="0"/>
+            <w:insideV w:val="none" w:color="auto" w:sz="0" w:space="0"/>
+          </w:tblBorders>
           <w:tblCellMar>
             <w:top w:w="0" w:type="dxa"/>
             <w:left w:w="108" w:type="dxa"/>

--- a/WebContent/docx/实体瘤60基因重肿.docx
+++ b/WebContent/docx/实体瘤60基因重肿.docx
@@ -2467,6 +2467,12 @@
             <w:insideH w:val="single" w:color="95B3D7" w:themeColor="accent1" w:themeTint="99" w:sz="4" w:space="0"/>
             <w:insideV w:val="single" w:color="95B3D7" w:themeColor="accent1" w:themeTint="99" w:sz="4" w:space="0"/>
           </w:tblBorders>
+          <w:tblCellMar>
+            <w:top w:w="0" w:type="dxa"/>
+            <w:left w:w="108" w:type="dxa"/>
+            <w:bottom w:w="0" w:type="dxa"/>
+            <w:right w:w="108" w:type="dxa"/>
+          </w:tblCellMar>
         </w:tblPrEx>
         <w:trPr>
           <w:trHeight w:val="436" w:hRule="atLeast"/>
@@ -6983,12 +6989,6 @@
             <w:insideH w:val="single" w:color="auto" w:sz="4" w:space="0"/>
             <w:insideV w:val="single" w:color="auto" w:sz="4" w:space="0"/>
           </w:tblBorders>
-          <w:tblCellMar>
-            <w:top w:w="0" w:type="dxa"/>
-            <w:left w:w="0" w:type="dxa"/>
-            <w:bottom w:w="0" w:type="dxa"/>
-            <w:right w:w="0" w:type="dxa"/>
-          </w:tblCellMar>
         </w:tblPrEx>
         <w:trPr>
           <w:trHeight w:val="438" w:hRule="atLeast"/>
@@ -8349,6 +8349,12 @@
             <w:insideH w:val="single" w:color="auto" w:sz="4" w:space="0"/>
             <w:insideV w:val="single" w:color="auto" w:sz="4" w:space="0"/>
           </w:tblBorders>
+          <w:tblCellMar>
+            <w:top w:w="0" w:type="dxa"/>
+            <w:left w:w="0" w:type="dxa"/>
+            <w:bottom w:w="0" w:type="dxa"/>
+            <w:right w:w="0" w:type="dxa"/>
+          </w:tblCellMar>
         </w:tblPrEx>
         <w:trPr>
           <w:trHeight w:val="333" w:hRule="atLeast"/>
@@ -8754,9 +8760,9 @@
           <w:rFonts w:ascii="Times New Roman" w:hAnsi="Times New Roman" w:cs="Times New Roman"/>
         </w:rPr>
       </w:pPr>
-      <w:bookmarkStart w:id="3" w:name="_Toc527112383"/>
-      <w:bookmarkStart w:id="4" w:name="_Toc526855035"/>
-      <w:bookmarkStart w:id="5" w:name="_Toc534637496"/>
+      <w:bookmarkStart w:id="3" w:name="_Toc534637496"/>
+      <w:bookmarkStart w:id="4" w:name="_Toc527112383"/>
+      <w:bookmarkStart w:id="5" w:name="_Toc526855035"/>
       <w:r>
         <w:rPr>
           <w:rFonts w:ascii="Times New Roman" w:hAnsi="Times New Roman" w:cs="Times New Roman"/>
@@ -8910,8 +8916,6 @@
           <w:lang w:val="en-US" w:eastAsia="zh-CN"/>
         </w:rPr>
       </w:pPr>
-      <w:bookmarkStart w:id="16" w:name="_GoBack"/>
-      <w:bookmarkEnd w:id="16"/>
       <w:r>
         <w:rPr>
           <w:rFonts w:hint="default" w:ascii="Times New Roman" w:hAnsi="Times New Roman" w:cs="Times New Roman"/>
@@ -9363,9 +9367,9 @@
           <w:szCs w:val="24"/>
         </w:rPr>
       </w:pPr>
-      <w:bookmarkStart w:id="6" w:name="_Toc30582"/>
-      <w:bookmarkStart w:id="7" w:name="_Toc4331_WPSOffice_Level2"/>
-      <w:bookmarkStart w:id="8" w:name="_Toc23606"/>
+      <w:bookmarkStart w:id="6" w:name="_Toc4331_WPSOffice_Level2"/>
+      <w:bookmarkStart w:id="7" w:name="_Toc23606"/>
+      <w:bookmarkStart w:id="8" w:name="_Toc30582"/>
       <w:bookmarkStart w:id="9" w:name="_Toc32443_WPSOffice_Level2"/>
       <w:r>
         <w:rPr>
@@ -9525,12 +9529,6 @@
             <w:insideH w:val="dotted" w:color="45A3A7" w:sz="4" w:space="0"/>
             <w:insideV w:val="dotted" w:color="45A3A7" w:sz="4" w:space="0"/>
           </w:tblBorders>
-          <w:tblCellMar>
-            <w:top w:w="0" w:type="dxa"/>
-            <w:left w:w="108" w:type="dxa"/>
-            <w:bottom w:w="0" w:type="dxa"/>
-            <w:right w:w="108" w:type="dxa"/>
-          </w:tblCellMar>
         </w:tblPrEx>
         <w:trPr>
           <w:trHeight w:val="417" w:hRule="atLeast"/>
@@ -13608,7 +13606,31 @@
           <w:szCs w:val="24"/>
           <w:lang w:eastAsia="zh-CN"/>
         </w:rPr>
-        <w:t>{{ tdd.comutation }}</w:t>
+        <w:t>{{ tdd.comutation</w:t>
+      </w:r>
+      <w:r>
+        <w:rPr>
+          <w:rFonts w:hint="eastAsia" w:ascii="Times New Roman" w:hAnsi="Times New Roman" w:cs="Times New Roman"/>
+          <w:b/>
+          <w:color w:val="1F497D"/>
+          <w:sz w:val="24"/>
+          <w:szCs w:val="24"/>
+          <w:lang w:val="en-US" w:eastAsia="zh-CN"/>
+        </w:rPr>
+        <w:t>1</w:t>
+      </w:r>
+      <w:bookmarkStart w:id="16" w:name="_GoBack"/>
+      <w:bookmarkEnd w:id="16"/>
+      <w:r>
+        <w:rPr>
+          <w:rFonts w:hint="default" w:ascii="Times New Roman" w:hAnsi="Times New Roman" w:eastAsia="宋体" w:cs="Times New Roman"/>
+          <w:b/>
+          <w:color w:val="1F497D"/>
+          <w:sz w:val="24"/>
+          <w:szCs w:val="24"/>
+          <w:lang w:eastAsia="zh-CN"/>
+        </w:rPr>
+        <w:t xml:space="preserve"> }}</w:t>
       </w:r>
     </w:p>
     <w:tbl>
@@ -13722,13 +13744,13 @@
             </w:pPr>
             <w:r>
               <w:rPr>
-                <w:rFonts w:hint="default" w:ascii="Times New Roman" w:hAnsi="Times New Roman" w:eastAsia="宋体" w:cs="Times New Roman"/>
+                <w:rFonts w:hint="eastAsia" w:ascii="Times New Roman" w:hAnsi="Times New Roman" w:eastAsia="微软雅黑" w:cs="Times New Roman"/>
                 <w:bCs/>
                 <w:sz w:val="18"/>
                 <w:szCs w:val="18"/>
                 <w:lang w:val="en-US" w:eastAsia="zh-CN"/>
               </w:rPr>
-              <w:t>-</w:t>
+              <w:t>{{tdd.comutation}}</w:t>
             </w:r>
           </w:p>
         </w:tc>
@@ -17102,9 +17124,9 @@
           <w:lang w:val="en-US" w:eastAsia="zh-CN"/>
         </w:rPr>
       </w:pPr>
-      <w:bookmarkStart w:id="10" w:name="_Toc526855038"/>
-      <w:bookmarkStart w:id="11" w:name="_Toc527112386"/>
-      <w:bookmarkStart w:id="12" w:name="_Toc534637499"/>
+      <w:bookmarkStart w:id="10" w:name="_Toc527112386"/>
+      <w:bookmarkStart w:id="11" w:name="_Toc534637499"/>
+      <w:bookmarkStart w:id="12" w:name="_Toc526855038"/>
       <w:r>
         <w:rPr>
           <w:rFonts w:ascii="Times New Roman" w:hAnsi="Times New Roman" w:eastAsia="微软雅黑" w:cs="Times New Roman"/>
@@ -19750,7 +19772,6 @@
             <w:insideH w:val="none" w:color="auto" w:sz="0" w:space="0"/>
             <w:insideV w:val="none" w:color="auto" w:sz="0" w:space="0"/>
           </w:tblBorders>
-          <w:shd w:val="clear" w:color="auto" w:fill="auto"/>
           <w:tblCellMar>
             <w:top w:w="0" w:type="dxa"/>
             <w:left w:w="108" w:type="dxa"/>
@@ -20804,6 +20825,7 @@
             <w:insideH w:val="none" w:color="auto" w:sz="0" w:space="0"/>
             <w:insideV w:val="none" w:color="auto" w:sz="0" w:space="0"/>
           </w:tblBorders>
+          <w:shd w:val="clear" w:color="auto" w:fill="auto"/>
           <w:tblCellMar>
             <w:top w:w="0" w:type="dxa"/>
             <w:left w:w="108" w:type="dxa"/>
@@ -21334,6 +21356,7 @@
             <w:insideH w:val="none" w:color="auto" w:sz="0" w:space="0"/>
             <w:insideV w:val="none" w:color="auto" w:sz="0" w:space="0"/>
           </w:tblBorders>
+          <w:shd w:val="clear" w:color="auto" w:fill="auto"/>
           <w:tblCellMar>
             <w:top w:w="0" w:type="dxa"/>
             <w:left w:w="108" w:type="dxa"/>
@@ -22104,6 +22127,7 @@
             <w:insideH w:val="none" w:color="auto" w:sz="0" w:space="0"/>
             <w:insideV w:val="none" w:color="auto" w:sz="0" w:space="0"/>
           </w:tblBorders>
+          <w:shd w:val="clear" w:color="auto" w:fill="auto"/>
           <w:tblCellMar>
             <w:top w:w="0" w:type="dxa"/>
             <w:left w:w="108" w:type="dxa"/>
@@ -22346,262 +22370,6 @@
                 <w:lang w:val="en-US" w:eastAsia="zh-CN" w:bidi="ar"/>
               </w:rPr>
               <w:t xml:space="preserve">12370 </w:t>
-            </w:r>
-          </w:p>
-        </w:tc>
-      </w:tr>
-      <w:tr>
-        <w:tblPrEx>
-          <w:tblBorders>
-            <w:top w:val="none" w:color="auto" w:sz="0" w:space="0"/>
-            <w:left w:val="none" w:color="auto" w:sz="0" w:space="0"/>
-            <w:bottom w:val="none" w:color="auto" w:sz="0" w:space="0"/>
-            <w:right w:val="none" w:color="auto" w:sz="0" w:space="0"/>
-            <w:insideH w:val="none" w:color="auto" w:sz="0" w:space="0"/>
-            <w:insideV w:val="none" w:color="auto" w:sz="0" w:space="0"/>
-          </w:tblBorders>
-          <w:tblCellMar>
-            <w:top w:w="0" w:type="dxa"/>
-            <w:left w:w="108" w:type="dxa"/>
-            <w:bottom w:w="0" w:type="dxa"/>
-            <w:right w:w="108" w:type="dxa"/>
-          </w:tblCellMar>
-        </w:tblPrEx>
-        <w:trPr>
-          <w:trHeight w:val="300" w:hRule="atLeast"/>
-        </w:trPr>
-        <w:tc>
-          <w:tcPr>
-            <w:tcW w:w="699" w:type="pct"/>
-            <w:vMerge w:val="continue"/>
-            <w:tcBorders>
-              <w:top w:val="single" w:color="FFFFFF" w:sz="8" w:space="0"/>
-              <w:left w:val="single" w:color="FFFFFF" w:sz="8" w:space="0"/>
-              <w:bottom w:val="single" w:color="FFFFFF" w:sz="8" w:space="0"/>
-              <w:right w:val="single" w:color="FFFFFF" w:sz="8" w:space="0"/>
-            </w:tcBorders>
-            <w:shd w:val="clear" w:color="auto" w:fill="1F3864"/>
-            <w:vAlign w:val="center"/>
-          </w:tcPr>
-          <w:p>
-            <w:pPr>
-              <w:jc w:val="left"/>
-              <w:rPr>
-                <w:rFonts w:hint="default" w:ascii="Times New Roman" w:hAnsi="Times New Roman" w:eastAsia="宋体" w:cs="Times New Roman"/>
-                <w:b/>
-                <w:bCs w:val="0"/>
-                <w:i w:val="0"/>
-                <w:iCs w:val="0"/>
-                <w:color w:val="FFFFFF" w:themeColor="background1"/>
-                <w:sz w:val="18"/>
-                <w:szCs w:val="18"/>
-                <w:u w:val="none"/>
-                <w14:textFill>
-                  <w14:solidFill>
-                    <w14:schemeClr w14:val="bg1"/>
-                  </w14:solidFill>
-                </w14:textFill>
-              </w:rPr>
-            </w:pPr>
-          </w:p>
-        </w:tc>
-        <w:tc>
-          <w:tcPr>
-            <w:tcW w:w="435" w:type="pct"/>
-            <w:tcBorders>
-              <w:top w:val="single" w:color="000000" w:sz="4" w:space="0"/>
-              <w:left w:val="single" w:color="FFFFFF" w:sz="8" w:space="0"/>
-              <w:bottom w:val="single" w:color="000000" w:sz="4" w:space="0"/>
-              <w:right w:val="single" w:color="000000" w:sz="4" w:space="0"/>
-            </w:tcBorders>
-            <w:shd w:val="clear" w:color="auto" w:fill="FFFFFF"/>
-            <w:vAlign w:val="center"/>
-          </w:tcPr>
-          <w:p>
-            <w:pPr>
-              <w:keepNext w:val="0"/>
-              <w:keepLines w:val="0"/>
-              <w:widowControl/>
-              <w:suppressLineNumbers w:val="0"/>
-              <w:jc w:val="left"/>
-              <w:textAlignment w:val="center"/>
-              <w:rPr>
-                <w:rFonts w:hint="default" w:ascii="Times New Roman" w:hAnsi="Times New Roman" w:eastAsia="宋体" w:cs="Times New Roman"/>
-                <w:b w:val="0"/>
-                <w:bCs/>
-                <w:i w:val="0"/>
-                <w:iCs w:val="0"/>
-                <w:color w:val="000000"/>
-                <w:sz w:val="18"/>
-                <w:szCs w:val="18"/>
-                <w:u w:val="none"/>
-              </w:rPr>
-            </w:pPr>
-            <w:r>
-              <w:rPr>
-                <w:rFonts w:hint="default" w:ascii="Times New Roman" w:hAnsi="Times New Roman" w:eastAsia="宋体" w:cs="Times New Roman"/>
-                <w:b w:val="0"/>
-                <w:bCs/>
-                <w:i w:val="0"/>
-                <w:iCs w:val="0"/>
-                <w:color w:val="000000"/>
-                <w:kern w:val="0"/>
-                <w:sz w:val="18"/>
-                <w:szCs w:val="18"/>
-                <w:u w:val="none"/>
-                <w:lang w:val="en-US" w:eastAsia="zh-CN" w:bidi="ar"/>
-              </w:rPr>
-              <w:t xml:space="preserve">19 </w:t>
-            </w:r>
-          </w:p>
-        </w:tc>
-        <w:tc>
-          <w:tcPr>
-            <w:tcW w:w="1643" w:type="pct"/>
-            <w:tcBorders>
-              <w:top w:val="single" w:color="000000" w:sz="4" w:space="0"/>
-              <w:left w:val="single" w:color="000000" w:sz="4" w:space="0"/>
-              <w:bottom w:val="single" w:color="000000" w:sz="4" w:space="0"/>
-              <w:right w:val="single" w:color="000000" w:sz="4" w:space="0"/>
-            </w:tcBorders>
-            <w:shd w:val="clear" w:color="auto" w:fill="FFFFFF"/>
-            <w:vAlign w:val="center"/>
-          </w:tcPr>
-          <w:p>
-            <w:pPr>
-              <w:keepNext w:val="0"/>
-              <w:keepLines w:val="0"/>
-              <w:widowControl/>
-              <w:suppressLineNumbers w:val="0"/>
-              <w:jc w:val="left"/>
-              <w:textAlignment w:val="center"/>
-              <w:rPr>
-                <w:rFonts w:hint="default" w:ascii="Times New Roman" w:hAnsi="Times New Roman" w:eastAsia="宋体" w:cs="Times New Roman"/>
-                <w:b w:val="0"/>
-                <w:bCs/>
-                <w:i w:val="0"/>
-                <w:iCs w:val="0"/>
-                <w:color w:val="000000"/>
-                <w:sz w:val="18"/>
-                <w:szCs w:val="18"/>
-                <w:u w:val="none"/>
-              </w:rPr>
-            </w:pPr>
-            <w:r>
-              <w:rPr>
-                <w:rFonts w:hint="default" w:ascii="Times New Roman" w:hAnsi="Times New Roman" w:eastAsia="宋体" w:cs="Times New Roman"/>
-                <w:b w:val="0"/>
-                <w:bCs/>
-                <w:i w:val="0"/>
-                <w:iCs w:val="0"/>
-                <w:color w:val="000000"/>
-                <w:kern w:val="0"/>
-                <w:sz w:val="18"/>
-                <w:szCs w:val="18"/>
-                <w:u w:val="none"/>
-                <w:lang w:val="en-US" w:eastAsia="zh-CN" w:bidi="ar"/>
-              </w:rPr>
-              <w:t>c.2239_2248TTAAGAGAAG&gt;C</w:t>
-            </w:r>
-          </w:p>
-        </w:tc>
-        <w:tc>
-          <w:tcPr>
-            <w:tcW w:w="1591" w:type="pct"/>
-            <w:tcBorders>
-              <w:top w:val="single" w:color="000000" w:sz="4" w:space="0"/>
-              <w:left w:val="single" w:color="000000" w:sz="4" w:space="0"/>
-              <w:bottom w:val="single" w:color="000000" w:sz="4" w:space="0"/>
-              <w:right w:val="single" w:color="000000" w:sz="4" w:space="0"/>
-            </w:tcBorders>
-            <w:shd w:val="clear" w:color="auto" w:fill="FFFFFF"/>
-            <w:vAlign w:val="center"/>
-          </w:tcPr>
-          <w:p>
-            <w:pPr>
-              <w:keepNext w:val="0"/>
-              <w:keepLines w:val="0"/>
-              <w:widowControl/>
-              <w:suppressLineNumbers w:val="0"/>
-              <w:jc w:val="left"/>
-              <w:textAlignment w:val="center"/>
-              <w:rPr>
-                <w:rFonts w:hint="default" w:ascii="Times New Roman" w:hAnsi="Times New Roman" w:eastAsia="宋体" w:cs="Times New Roman"/>
-                <w:b w:val="0"/>
-                <w:bCs/>
-                <w:i w:val="0"/>
-                <w:iCs w:val="0"/>
-                <w:color w:val="000000"/>
-                <w:sz w:val="18"/>
-                <w:szCs w:val="18"/>
-                <w:u w:val="none"/>
-              </w:rPr>
-            </w:pPr>
-            <w:r>
-              <w:rPr>
-                <w:rFonts w:hint="default" w:ascii="Times New Roman" w:hAnsi="Times New Roman" w:eastAsia="宋体" w:cs="Times New Roman"/>
-                <w:b w:val="0"/>
-                <w:bCs/>
-                <w:i w:val="0"/>
-                <w:iCs w:val="0"/>
-                <w:color w:val="000000"/>
-                <w:kern w:val="0"/>
-                <w:sz w:val="18"/>
-                <w:szCs w:val="18"/>
-                <w:u w:val="none"/>
-                <w:lang w:val="en-US" w:eastAsia="zh-CN" w:bidi="ar"/>
-              </w:rPr>
-              <w:t>p.L747_A750&gt;P</w:t>
-            </w:r>
-          </w:p>
-        </w:tc>
-        <w:tc>
-          <w:tcPr>
-            <w:tcW w:w="630" w:type="pct"/>
-            <w:tcBorders>
-              <w:top w:val="single" w:color="000000" w:sz="4" w:space="0"/>
-              <w:left w:val="single" w:color="000000" w:sz="4" w:space="0"/>
-              <w:bottom w:val="single" w:color="000000" w:sz="4" w:space="0"/>
-              <w:right w:val="single" w:color="000000" w:sz="4" w:space="0"/>
-            </w:tcBorders>
-            <w:shd w:val="clear" w:color="auto" w:fill="FFFFFF"/>
-            <w:vAlign w:val="center"/>
-          </w:tcPr>
-          <w:p>
-            <w:pPr>
-              <w:keepNext w:val="0"/>
-              <w:keepLines w:val="0"/>
-              <w:widowControl/>
-              <w:suppressLineNumbers w:val="0"/>
-              <w:jc w:val="left"/>
-              <w:textAlignment w:val="center"/>
-              <w:rPr>
-                <w:rFonts w:hint="default" w:ascii="Times New Roman" w:hAnsi="Times New Roman" w:eastAsia="宋体" w:cs="Times New Roman"/>
-                <w:b w:val="0"/>
-                <w:bCs/>
-                <w:i w:val="0"/>
-                <w:iCs w:val="0"/>
-                <w:color w:val="000000"/>
-                <w:sz w:val="18"/>
-                <w:szCs w:val="18"/>
-                <w:u w:val="none"/>
-              </w:rPr>
-            </w:pPr>
-            <w:r>
-              <w:rPr>
-                <w:rFonts w:hint="default" w:ascii="Times New Roman" w:hAnsi="Times New Roman" w:eastAsia="宋体" w:cs="Times New Roman"/>
-                <w:b w:val="0"/>
-                <w:bCs/>
-                <w:i w:val="0"/>
-                <w:iCs w:val="0"/>
-                <w:color w:val="000000"/>
-                <w:kern w:val="0"/>
-                <w:sz w:val="18"/>
-                <w:szCs w:val="18"/>
-                <w:u w:val="none"/>
-                <w:lang w:val="en-US" w:eastAsia="zh-CN" w:bidi="ar"/>
-              </w:rPr>
-              <w:t xml:space="preserve">6254 </w:t>
             </w:r>
           </w:p>
         </w:tc>
@@ -22758,7 +22526,7 @@
                 <w:u w:val="none"/>
                 <w:lang w:val="en-US" w:eastAsia="zh-CN" w:bidi="ar"/>
               </w:rPr>
-              <w:t>c.2237_2255&gt;T</w:t>
+              <w:t>c.2239_2248TTAAGAGAAG&gt;C</w:t>
             </w:r>
           </w:p>
         </w:tc>
@@ -22808,7 +22576,7 @@
                 <w:u w:val="none"/>
                 <w:lang w:val="en-US" w:eastAsia="zh-CN" w:bidi="ar"/>
               </w:rPr>
-              <w:t>p.E746_S752&gt;V</w:t>
+              <w:t>p.L747_A750&gt;P</w:t>
             </w:r>
           </w:p>
         </w:tc>
@@ -22858,7 +22626,7 @@
                 <w:u w:val="none"/>
                 <w:lang w:val="en-US" w:eastAsia="zh-CN" w:bidi="ar"/>
               </w:rPr>
-              <w:t xml:space="preserve">12384 </w:t>
+              <w:t xml:space="preserve">6254 </w:t>
             </w:r>
           </w:p>
         </w:tc>
@@ -23015,7 +22783,7 @@
                 <w:u w:val="none"/>
                 <w:lang w:val="en-US" w:eastAsia="zh-CN" w:bidi="ar"/>
               </w:rPr>
-              <w:t>c.2239_2251&gt;C</w:t>
+              <w:t>c.2237_2255&gt;T</w:t>
             </w:r>
           </w:p>
         </w:tc>
@@ -23065,7 +22833,7 @@
                 <w:u w:val="none"/>
                 <w:lang w:val="en-US" w:eastAsia="zh-CN" w:bidi="ar"/>
               </w:rPr>
-              <w:t>p.L747_T75I&gt;P</w:t>
+              <w:t>p.E746_S752&gt;V</w:t>
             </w:r>
           </w:p>
         </w:tc>
@@ -23115,7 +22883,519 @@
                 <w:u w:val="none"/>
                 <w:lang w:val="en-US" w:eastAsia="zh-CN" w:bidi="ar"/>
               </w:rPr>
+              <w:t xml:space="preserve">12384 </w:t>
+            </w:r>
+          </w:p>
+        </w:tc>
+      </w:tr>
+      <w:tr>
+        <w:tblPrEx>
+          <w:tblBorders>
+            <w:top w:val="none" w:color="auto" w:sz="0" w:space="0"/>
+            <w:left w:val="none" w:color="auto" w:sz="0" w:space="0"/>
+            <w:bottom w:val="none" w:color="auto" w:sz="0" w:space="0"/>
+            <w:right w:val="none" w:color="auto" w:sz="0" w:space="0"/>
+            <w:insideH w:val="none" w:color="auto" w:sz="0" w:space="0"/>
+            <w:insideV w:val="none" w:color="auto" w:sz="0" w:space="0"/>
+          </w:tblBorders>
+          <w:tblCellMar>
+            <w:top w:w="0" w:type="dxa"/>
+            <w:left w:w="108" w:type="dxa"/>
+            <w:bottom w:w="0" w:type="dxa"/>
+            <w:right w:w="108" w:type="dxa"/>
+          </w:tblCellMar>
+        </w:tblPrEx>
+        <w:trPr>
+          <w:trHeight w:val="300" w:hRule="atLeast"/>
+        </w:trPr>
+        <w:tc>
+          <w:tcPr>
+            <w:tcW w:w="699" w:type="pct"/>
+            <w:vMerge w:val="continue"/>
+            <w:tcBorders>
+              <w:top w:val="single" w:color="FFFFFF" w:sz="8" w:space="0"/>
+              <w:left w:val="single" w:color="FFFFFF" w:sz="8" w:space="0"/>
+              <w:bottom w:val="single" w:color="FFFFFF" w:sz="8" w:space="0"/>
+              <w:right w:val="single" w:color="FFFFFF" w:sz="8" w:space="0"/>
+            </w:tcBorders>
+            <w:shd w:val="clear" w:color="auto" w:fill="1F3864"/>
+            <w:vAlign w:val="center"/>
+          </w:tcPr>
+          <w:p>
+            <w:pPr>
+              <w:jc w:val="left"/>
+              <w:rPr>
+                <w:rFonts w:hint="default" w:ascii="Times New Roman" w:hAnsi="Times New Roman" w:eastAsia="宋体" w:cs="Times New Roman"/>
+                <w:b/>
+                <w:bCs w:val="0"/>
+                <w:i w:val="0"/>
+                <w:iCs w:val="0"/>
+                <w:color w:val="FFFFFF" w:themeColor="background1"/>
+                <w:sz w:val="18"/>
+                <w:szCs w:val="18"/>
+                <w:u w:val="none"/>
+                <w14:textFill>
+                  <w14:solidFill>
+                    <w14:schemeClr w14:val="bg1"/>
+                  </w14:solidFill>
+                </w14:textFill>
+              </w:rPr>
+            </w:pPr>
+          </w:p>
+        </w:tc>
+        <w:tc>
+          <w:tcPr>
+            <w:tcW w:w="435" w:type="pct"/>
+            <w:tcBorders>
+              <w:top w:val="single" w:color="000000" w:sz="4" w:space="0"/>
+              <w:left w:val="single" w:color="FFFFFF" w:sz="8" w:space="0"/>
+              <w:bottom w:val="single" w:color="000000" w:sz="4" w:space="0"/>
+              <w:right w:val="single" w:color="000000" w:sz="4" w:space="0"/>
+            </w:tcBorders>
+            <w:shd w:val="clear" w:color="auto" w:fill="FFFFFF"/>
+            <w:vAlign w:val="center"/>
+          </w:tcPr>
+          <w:p>
+            <w:pPr>
+              <w:keepNext w:val="0"/>
+              <w:keepLines w:val="0"/>
+              <w:widowControl/>
+              <w:suppressLineNumbers w:val="0"/>
+              <w:jc w:val="left"/>
+              <w:textAlignment w:val="center"/>
+              <w:rPr>
+                <w:rFonts w:hint="default" w:ascii="Times New Roman" w:hAnsi="Times New Roman" w:eastAsia="宋体" w:cs="Times New Roman"/>
+                <w:b w:val="0"/>
+                <w:bCs/>
+                <w:i w:val="0"/>
+                <w:iCs w:val="0"/>
+                <w:color w:val="000000"/>
+                <w:sz w:val="18"/>
+                <w:szCs w:val="18"/>
+                <w:u w:val="none"/>
+              </w:rPr>
+            </w:pPr>
+            <w:r>
+              <w:rPr>
+                <w:rFonts w:hint="default" w:ascii="Times New Roman" w:hAnsi="Times New Roman" w:eastAsia="宋体" w:cs="Times New Roman"/>
+                <w:b w:val="0"/>
+                <w:bCs/>
+                <w:i w:val="0"/>
+                <w:iCs w:val="0"/>
+                <w:color w:val="000000"/>
+                <w:kern w:val="0"/>
+                <w:sz w:val="18"/>
+                <w:szCs w:val="18"/>
+                <w:u w:val="none"/>
+                <w:lang w:val="en-US" w:eastAsia="zh-CN" w:bidi="ar"/>
+              </w:rPr>
+              <w:t xml:space="preserve">19 </w:t>
+            </w:r>
+          </w:p>
+        </w:tc>
+        <w:tc>
+          <w:tcPr>
+            <w:tcW w:w="1643" w:type="pct"/>
+            <w:tcBorders>
+              <w:top w:val="single" w:color="000000" w:sz="4" w:space="0"/>
+              <w:left w:val="single" w:color="000000" w:sz="4" w:space="0"/>
+              <w:bottom w:val="single" w:color="000000" w:sz="4" w:space="0"/>
+              <w:right w:val="single" w:color="000000" w:sz="4" w:space="0"/>
+            </w:tcBorders>
+            <w:shd w:val="clear" w:color="auto" w:fill="FFFFFF"/>
+            <w:vAlign w:val="center"/>
+          </w:tcPr>
+          <w:p>
+            <w:pPr>
+              <w:keepNext w:val="0"/>
+              <w:keepLines w:val="0"/>
+              <w:widowControl/>
+              <w:suppressLineNumbers w:val="0"/>
+              <w:jc w:val="left"/>
+              <w:textAlignment w:val="center"/>
+              <w:rPr>
+                <w:rFonts w:hint="default" w:ascii="Times New Roman" w:hAnsi="Times New Roman" w:eastAsia="宋体" w:cs="Times New Roman"/>
+                <w:b w:val="0"/>
+                <w:bCs/>
+                <w:i w:val="0"/>
+                <w:iCs w:val="0"/>
+                <w:color w:val="000000"/>
+                <w:sz w:val="18"/>
+                <w:szCs w:val="18"/>
+                <w:u w:val="none"/>
+              </w:rPr>
+            </w:pPr>
+            <w:r>
+              <w:rPr>
+                <w:rFonts w:hint="default" w:ascii="Times New Roman" w:hAnsi="Times New Roman" w:eastAsia="宋体" w:cs="Times New Roman"/>
+                <w:b w:val="0"/>
+                <w:bCs/>
+                <w:i w:val="0"/>
+                <w:iCs w:val="0"/>
+                <w:color w:val="000000"/>
+                <w:kern w:val="0"/>
+                <w:sz w:val="18"/>
+                <w:szCs w:val="18"/>
+                <w:u w:val="none"/>
+                <w:lang w:val="en-US" w:eastAsia="zh-CN" w:bidi="ar"/>
+              </w:rPr>
+              <w:t>c.2239_2251&gt;C</w:t>
+            </w:r>
+          </w:p>
+        </w:tc>
+        <w:tc>
+          <w:tcPr>
+            <w:tcW w:w="1591" w:type="pct"/>
+            <w:tcBorders>
+              <w:top w:val="single" w:color="000000" w:sz="4" w:space="0"/>
+              <w:left w:val="single" w:color="000000" w:sz="4" w:space="0"/>
+              <w:bottom w:val="single" w:color="000000" w:sz="4" w:space="0"/>
+              <w:right w:val="single" w:color="000000" w:sz="4" w:space="0"/>
+            </w:tcBorders>
+            <w:shd w:val="clear" w:color="auto" w:fill="FFFFFF"/>
+            <w:vAlign w:val="center"/>
+          </w:tcPr>
+          <w:p>
+            <w:pPr>
+              <w:keepNext w:val="0"/>
+              <w:keepLines w:val="0"/>
+              <w:widowControl/>
+              <w:suppressLineNumbers w:val="0"/>
+              <w:jc w:val="left"/>
+              <w:textAlignment w:val="center"/>
+              <w:rPr>
+                <w:rFonts w:hint="default" w:ascii="Times New Roman" w:hAnsi="Times New Roman" w:eastAsia="宋体" w:cs="Times New Roman"/>
+                <w:b w:val="0"/>
+                <w:bCs/>
+                <w:i w:val="0"/>
+                <w:iCs w:val="0"/>
+                <w:color w:val="000000"/>
+                <w:sz w:val="18"/>
+                <w:szCs w:val="18"/>
+                <w:u w:val="none"/>
+              </w:rPr>
+            </w:pPr>
+            <w:r>
+              <w:rPr>
+                <w:rFonts w:hint="default" w:ascii="Times New Roman" w:hAnsi="Times New Roman" w:eastAsia="宋体" w:cs="Times New Roman"/>
+                <w:b w:val="0"/>
+                <w:bCs/>
+                <w:i w:val="0"/>
+                <w:iCs w:val="0"/>
+                <w:color w:val="000000"/>
+                <w:kern w:val="0"/>
+                <w:sz w:val="18"/>
+                <w:szCs w:val="18"/>
+                <w:u w:val="none"/>
+                <w:lang w:val="en-US" w:eastAsia="zh-CN" w:bidi="ar"/>
+              </w:rPr>
+              <w:t>p.L747_T75I&gt;P</w:t>
+            </w:r>
+          </w:p>
+        </w:tc>
+        <w:tc>
+          <w:tcPr>
+            <w:tcW w:w="630" w:type="pct"/>
+            <w:tcBorders>
+              <w:top w:val="single" w:color="000000" w:sz="4" w:space="0"/>
+              <w:left w:val="single" w:color="000000" w:sz="4" w:space="0"/>
+              <w:bottom w:val="single" w:color="000000" w:sz="4" w:space="0"/>
+              <w:right w:val="single" w:color="000000" w:sz="4" w:space="0"/>
+            </w:tcBorders>
+            <w:shd w:val="clear" w:color="auto" w:fill="FFFFFF"/>
+            <w:vAlign w:val="center"/>
+          </w:tcPr>
+          <w:p>
+            <w:pPr>
+              <w:keepNext w:val="0"/>
+              <w:keepLines w:val="0"/>
+              <w:widowControl/>
+              <w:suppressLineNumbers w:val="0"/>
+              <w:jc w:val="left"/>
+              <w:textAlignment w:val="center"/>
+              <w:rPr>
+                <w:rFonts w:hint="default" w:ascii="Times New Roman" w:hAnsi="Times New Roman" w:eastAsia="宋体" w:cs="Times New Roman"/>
+                <w:b w:val="0"/>
+                <w:bCs/>
+                <w:i w:val="0"/>
+                <w:iCs w:val="0"/>
+                <w:color w:val="000000"/>
+                <w:sz w:val="18"/>
+                <w:szCs w:val="18"/>
+                <w:u w:val="none"/>
+              </w:rPr>
+            </w:pPr>
+            <w:r>
+              <w:rPr>
+                <w:rFonts w:hint="default" w:ascii="Times New Roman" w:hAnsi="Times New Roman" w:eastAsia="宋体" w:cs="Times New Roman"/>
+                <w:b w:val="0"/>
+                <w:bCs/>
+                <w:i w:val="0"/>
+                <w:iCs w:val="0"/>
+                <w:color w:val="000000"/>
+                <w:kern w:val="0"/>
+                <w:sz w:val="18"/>
+                <w:szCs w:val="18"/>
+                <w:u w:val="none"/>
+                <w:lang w:val="en-US" w:eastAsia="zh-CN" w:bidi="ar"/>
+              </w:rPr>
               <w:t xml:space="preserve">12383 </w:t>
+            </w:r>
+          </w:p>
+        </w:tc>
+      </w:tr>
+      <w:tr>
+        <w:tblPrEx>
+          <w:tblBorders>
+            <w:top w:val="none" w:color="auto" w:sz="0" w:space="0"/>
+            <w:left w:val="none" w:color="auto" w:sz="0" w:space="0"/>
+            <w:bottom w:val="none" w:color="auto" w:sz="0" w:space="0"/>
+            <w:right w:val="none" w:color="auto" w:sz="0" w:space="0"/>
+            <w:insideH w:val="none" w:color="auto" w:sz="0" w:space="0"/>
+            <w:insideV w:val="none" w:color="auto" w:sz="0" w:space="0"/>
+          </w:tblBorders>
+          <w:tblCellMar>
+            <w:top w:w="0" w:type="dxa"/>
+            <w:left w:w="108" w:type="dxa"/>
+            <w:bottom w:w="0" w:type="dxa"/>
+            <w:right w:w="108" w:type="dxa"/>
+          </w:tblCellMar>
+        </w:tblPrEx>
+        <w:trPr>
+          <w:trHeight w:val="300" w:hRule="atLeast"/>
+        </w:trPr>
+        <w:tc>
+          <w:tcPr>
+            <w:tcW w:w="699" w:type="pct"/>
+            <w:vMerge w:val="continue"/>
+            <w:tcBorders>
+              <w:top w:val="single" w:color="FFFFFF" w:sz="8" w:space="0"/>
+              <w:left w:val="single" w:color="FFFFFF" w:sz="8" w:space="0"/>
+              <w:bottom w:val="single" w:color="FFFFFF" w:sz="8" w:space="0"/>
+              <w:right w:val="single" w:color="FFFFFF" w:sz="8" w:space="0"/>
+            </w:tcBorders>
+            <w:shd w:val="clear" w:color="auto" w:fill="1F3864"/>
+            <w:vAlign w:val="center"/>
+          </w:tcPr>
+          <w:p>
+            <w:pPr>
+              <w:jc w:val="left"/>
+              <w:rPr>
+                <w:rFonts w:hint="default" w:ascii="Times New Roman" w:hAnsi="Times New Roman" w:eastAsia="宋体" w:cs="Times New Roman"/>
+                <w:b/>
+                <w:bCs w:val="0"/>
+                <w:i w:val="0"/>
+                <w:iCs w:val="0"/>
+                <w:color w:val="FFFFFF" w:themeColor="background1"/>
+                <w:sz w:val="18"/>
+                <w:szCs w:val="18"/>
+                <w:u w:val="none"/>
+                <w14:textFill>
+                  <w14:solidFill>
+                    <w14:schemeClr w14:val="bg1"/>
+                  </w14:solidFill>
+                </w14:textFill>
+              </w:rPr>
+            </w:pPr>
+          </w:p>
+        </w:tc>
+        <w:tc>
+          <w:tcPr>
+            <w:tcW w:w="435" w:type="pct"/>
+            <w:tcBorders>
+              <w:top w:val="single" w:color="000000" w:sz="4" w:space="0"/>
+              <w:left w:val="single" w:color="FFFFFF" w:sz="8" w:space="0"/>
+              <w:bottom w:val="single" w:color="000000" w:sz="4" w:space="0"/>
+              <w:right w:val="single" w:color="000000" w:sz="4" w:space="0"/>
+            </w:tcBorders>
+            <w:shd w:val="clear" w:color="auto" w:fill="FFFFFF"/>
+            <w:vAlign w:val="center"/>
+          </w:tcPr>
+          <w:p>
+            <w:pPr>
+              <w:keepNext w:val="0"/>
+              <w:keepLines w:val="0"/>
+              <w:widowControl/>
+              <w:suppressLineNumbers w:val="0"/>
+              <w:jc w:val="left"/>
+              <w:textAlignment w:val="center"/>
+              <w:rPr>
+                <w:rFonts w:hint="default" w:ascii="Times New Roman" w:hAnsi="Times New Roman" w:eastAsia="宋体" w:cs="Times New Roman"/>
+                <w:b w:val="0"/>
+                <w:bCs/>
+                <w:i w:val="0"/>
+                <w:iCs w:val="0"/>
+                <w:color w:val="000000"/>
+                <w:sz w:val="18"/>
+                <w:szCs w:val="18"/>
+                <w:u w:val="none"/>
+              </w:rPr>
+            </w:pPr>
+            <w:r>
+              <w:rPr>
+                <w:rFonts w:hint="default" w:ascii="Times New Roman" w:hAnsi="Times New Roman" w:eastAsia="宋体" w:cs="Times New Roman"/>
+                <w:b w:val="0"/>
+                <w:bCs/>
+                <w:i w:val="0"/>
+                <w:iCs w:val="0"/>
+                <w:color w:val="000000"/>
+                <w:kern w:val="0"/>
+                <w:sz w:val="18"/>
+                <w:szCs w:val="18"/>
+                <w:u w:val="none"/>
+                <w:lang w:val="en-US" w:eastAsia="zh-CN" w:bidi="ar"/>
+              </w:rPr>
+              <w:t xml:space="preserve">20 </w:t>
+            </w:r>
+          </w:p>
+        </w:tc>
+        <w:tc>
+          <w:tcPr>
+            <w:tcW w:w="1643" w:type="pct"/>
+            <w:tcBorders>
+              <w:top w:val="single" w:color="000000" w:sz="4" w:space="0"/>
+              <w:left w:val="single" w:color="000000" w:sz="4" w:space="0"/>
+              <w:bottom w:val="single" w:color="000000" w:sz="4" w:space="0"/>
+              <w:right w:val="single" w:color="000000" w:sz="4" w:space="0"/>
+            </w:tcBorders>
+            <w:shd w:val="clear" w:color="auto" w:fill="FFFFFF"/>
+            <w:vAlign w:val="center"/>
+          </w:tcPr>
+          <w:p>
+            <w:pPr>
+              <w:keepNext w:val="0"/>
+              <w:keepLines w:val="0"/>
+              <w:widowControl/>
+              <w:suppressLineNumbers w:val="0"/>
+              <w:jc w:val="left"/>
+              <w:textAlignment w:val="center"/>
+              <w:rPr>
+                <w:rFonts w:hint="default" w:ascii="Times New Roman" w:hAnsi="Times New Roman" w:eastAsia="宋体" w:cs="Times New Roman"/>
+                <w:b w:val="0"/>
+                <w:bCs/>
+                <w:i w:val="0"/>
+                <w:iCs w:val="0"/>
+                <w:color w:val="000000"/>
+                <w:sz w:val="18"/>
+                <w:szCs w:val="18"/>
+                <w:u w:val="none"/>
+              </w:rPr>
+            </w:pPr>
+            <w:r>
+              <w:rPr>
+                <w:rFonts w:hint="default" w:ascii="Times New Roman" w:hAnsi="Times New Roman" w:eastAsia="宋体" w:cs="Times New Roman"/>
+                <w:b w:val="0"/>
+                <w:bCs/>
+                <w:i w:val="0"/>
+                <w:iCs w:val="0"/>
+                <w:color w:val="000000"/>
+                <w:kern w:val="0"/>
+                <w:sz w:val="18"/>
+                <w:szCs w:val="18"/>
+                <w:u w:val="none"/>
+                <w:lang w:val="en-US" w:eastAsia="zh-CN" w:bidi="ar"/>
+              </w:rPr>
+              <w:t>c.2369C&gt;T</w:t>
+            </w:r>
+          </w:p>
+        </w:tc>
+        <w:tc>
+          <w:tcPr>
+            <w:tcW w:w="1591" w:type="pct"/>
+            <w:tcBorders>
+              <w:top w:val="single" w:color="000000" w:sz="4" w:space="0"/>
+              <w:left w:val="single" w:color="000000" w:sz="4" w:space="0"/>
+              <w:bottom w:val="single" w:color="000000" w:sz="4" w:space="0"/>
+              <w:right w:val="single" w:color="000000" w:sz="4" w:space="0"/>
+            </w:tcBorders>
+            <w:shd w:val="clear" w:color="auto" w:fill="FFFFFF"/>
+            <w:vAlign w:val="center"/>
+          </w:tcPr>
+          <w:p>
+            <w:pPr>
+              <w:keepNext w:val="0"/>
+              <w:keepLines w:val="0"/>
+              <w:widowControl/>
+              <w:suppressLineNumbers w:val="0"/>
+              <w:jc w:val="left"/>
+              <w:textAlignment w:val="center"/>
+              <w:rPr>
+                <w:rFonts w:hint="default" w:ascii="Times New Roman" w:hAnsi="Times New Roman" w:eastAsia="宋体" w:cs="Times New Roman"/>
+                <w:b w:val="0"/>
+                <w:bCs/>
+                <w:i w:val="0"/>
+                <w:iCs w:val="0"/>
+                <w:color w:val="000000"/>
+                <w:sz w:val="18"/>
+                <w:szCs w:val="18"/>
+                <w:u w:val="none"/>
+              </w:rPr>
+            </w:pPr>
+            <w:r>
+              <w:rPr>
+                <w:rFonts w:hint="default" w:ascii="Times New Roman" w:hAnsi="Times New Roman" w:eastAsia="宋体" w:cs="Times New Roman"/>
+                <w:b w:val="0"/>
+                <w:bCs/>
+                <w:i w:val="0"/>
+                <w:iCs w:val="0"/>
+                <w:color w:val="000000"/>
+                <w:kern w:val="0"/>
+                <w:sz w:val="18"/>
+                <w:szCs w:val="18"/>
+                <w:u w:val="none"/>
+                <w:lang w:val="en-US" w:eastAsia="zh-CN" w:bidi="ar"/>
+              </w:rPr>
+              <w:t>p.T790M</w:t>
+            </w:r>
+          </w:p>
+        </w:tc>
+        <w:tc>
+          <w:tcPr>
+            <w:tcW w:w="630" w:type="pct"/>
+            <w:tcBorders>
+              <w:top w:val="single" w:color="000000" w:sz="4" w:space="0"/>
+              <w:left w:val="single" w:color="000000" w:sz="4" w:space="0"/>
+              <w:bottom w:val="single" w:color="000000" w:sz="4" w:space="0"/>
+              <w:right w:val="single" w:color="000000" w:sz="4" w:space="0"/>
+            </w:tcBorders>
+            <w:shd w:val="clear" w:color="auto" w:fill="FFFFFF"/>
+            <w:vAlign w:val="center"/>
+          </w:tcPr>
+          <w:p>
+            <w:pPr>
+              <w:keepNext w:val="0"/>
+              <w:keepLines w:val="0"/>
+              <w:widowControl/>
+              <w:suppressLineNumbers w:val="0"/>
+              <w:jc w:val="left"/>
+              <w:textAlignment w:val="center"/>
+              <w:rPr>
+                <w:rFonts w:hint="default" w:ascii="Times New Roman" w:hAnsi="Times New Roman" w:eastAsia="宋体" w:cs="Times New Roman"/>
+                <w:b w:val="0"/>
+                <w:bCs/>
+                <w:i w:val="0"/>
+                <w:iCs w:val="0"/>
+                <w:color w:val="000000"/>
+                <w:sz w:val="18"/>
+                <w:szCs w:val="18"/>
+                <w:u w:val="none"/>
+              </w:rPr>
+            </w:pPr>
+            <w:r>
+              <w:rPr>
+                <w:rFonts w:hint="default" w:ascii="Times New Roman" w:hAnsi="Times New Roman" w:eastAsia="宋体" w:cs="Times New Roman"/>
+                <w:b w:val="0"/>
+                <w:bCs/>
+                <w:i w:val="0"/>
+                <w:iCs w:val="0"/>
+                <w:color w:val="000000"/>
+                <w:kern w:val="0"/>
+                <w:sz w:val="18"/>
+                <w:szCs w:val="18"/>
+                <w:u w:val="none"/>
+                <w:lang w:val="en-US" w:eastAsia="zh-CN" w:bidi="ar"/>
+              </w:rPr>
+              <w:t xml:space="preserve">6240 </w:t>
             </w:r>
           </w:p>
         </w:tc>
@@ -23272,7 +23552,7 @@
                 <w:u w:val="none"/>
                 <w:lang w:val="en-US" w:eastAsia="zh-CN" w:bidi="ar"/>
               </w:rPr>
-              <w:t>c.2369C&gt;T</w:t>
+              <w:t>c.2303G&gt;T</w:t>
             </w:r>
           </w:p>
         </w:tc>
@@ -23322,7 +23602,7 @@
                 <w:u w:val="none"/>
                 <w:lang w:val="en-US" w:eastAsia="zh-CN" w:bidi="ar"/>
               </w:rPr>
-              <w:t>p.T790M</w:t>
+              <w:t>p.S7681</w:t>
             </w:r>
           </w:p>
         </w:tc>
@@ -23372,807 +23652,7 @@
                 <w:u w:val="none"/>
                 <w:lang w:val="en-US" w:eastAsia="zh-CN" w:bidi="ar"/>
               </w:rPr>
-              <w:t xml:space="preserve">6240 </w:t>
-            </w:r>
-          </w:p>
-        </w:tc>
-      </w:tr>
-      <w:tr>
-        <w:tblPrEx>
-          <w:tblBorders>
-            <w:top w:val="none" w:color="auto" w:sz="0" w:space="0"/>
-            <w:left w:val="none" w:color="auto" w:sz="0" w:space="0"/>
-            <w:bottom w:val="none" w:color="auto" w:sz="0" w:space="0"/>
-            <w:right w:val="none" w:color="auto" w:sz="0" w:space="0"/>
-            <w:insideH w:val="none" w:color="auto" w:sz="0" w:space="0"/>
-            <w:insideV w:val="none" w:color="auto" w:sz="0" w:space="0"/>
-          </w:tblBorders>
-          <w:tblCellMar>
-            <w:top w:w="0" w:type="dxa"/>
-            <w:left w:w="108" w:type="dxa"/>
-            <w:bottom w:w="0" w:type="dxa"/>
-            <w:right w:w="108" w:type="dxa"/>
-          </w:tblCellMar>
-        </w:tblPrEx>
-        <w:trPr>
-          <w:trHeight w:val="300" w:hRule="atLeast"/>
-        </w:trPr>
-        <w:tc>
-          <w:tcPr>
-            <w:tcW w:w="699" w:type="pct"/>
-            <w:vMerge w:val="continue"/>
-            <w:tcBorders>
-              <w:top w:val="single" w:color="FFFFFF" w:sz="8" w:space="0"/>
-              <w:left w:val="single" w:color="FFFFFF" w:sz="8" w:space="0"/>
-              <w:bottom w:val="single" w:color="FFFFFF" w:sz="8" w:space="0"/>
-              <w:right w:val="single" w:color="FFFFFF" w:sz="8" w:space="0"/>
-            </w:tcBorders>
-            <w:shd w:val="clear" w:color="auto" w:fill="1F3864"/>
-            <w:vAlign w:val="center"/>
-          </w:tcPr>
-          <w:p>
-            <w:pPr>
-              <w:jc w:val="left"/>
-              <w:rPr>
-                <w:rFonts w:hint="default" w:ascii="Times New Roman" w:hAnsi="Times New Roman" w:eastAsia="宋体" w:cs="Times New Roman"/>
-                <w:b/>
-                <w:bCs w:val="0"/>
-                <w:i w:val="0"/>
-                <w:iCs w:val="0"/>
-                <w:color w:val="FFFFFF" w:themeColor="background1"/>
-                <w:sz w:val="18"/>
-                <w:szCs w:val="18"/>
-                <w:u w:val="none"/>
-                <w14:textFill>
-                  <w14:solidFill>
-                    <w14:schemeClr w14:val="bg1"/>
-                  </w14:solidFill>
-                </w14:textFill>
-              </w:rPr>
-            </w:pPr>
-          </w:p>
-        </w:tc>
-        <w:tc>
-          <w:tcPr>
-            <w:tcW w:w="435" w:type="pct"/>
-            <w:tcBorders>
-              <w:top w:val="single" w:color="000000" w:sz="4" w:space="0"/>
-              <w:left w:val="single" w:color="FFFFFF" w:sz="8" w:space="0"/>
-              <w:bottom w:val="single" w:color="000000" w:sz="4" w:space="0"/>
-              <w:right w:val="single" w:color="000000" w:sz="4" w:space="0"/>
-            </w:tcBorders>
-            <w:shd w:val="clear" w:color="auto" w:fill="FFFFFF"/>
-            <w:vAlign w:val="center"/>
-          </w:tcPr>
-          <w:p>
-            <w:pPr>
-              <w:keepNext w:val="0"/>
-              <w:keepLines w:val="0"/>
-              <w:widowControl/>
-              <w:suppressLineNumbers w:val="0"/>
-              <w:jc w:val="left"/>
-              <w:textAlignment w:val="center"/>
-              <w:rPr>
-                <w:rFonts w:hint="default" w:ascii="Times New Roman" w:hAnsi="Times New Roman" w:eastAsia="宋体" w:cs="Times New Roman"/>
-                <w:b w:val="0"/>
-                <w:bCs/>
-                <w:i w:val="0"/>
-                <w:iCs w:val="0"/>
-                <w:color w:val="000000"/>
-                <w:sz w:val="18"/>
-                <w:szCs w:val="18"/>
-                <w:u w:val="none"/>
-              </w:rPr>
-            </w:pPr>
-            <w:r>
-              <w:rPr>
-                <w:rFonts w:hint="default" w:ascii="Times New Roman" w:hAnsi="Times New Roman" w:eastAsia="宋体" w:cs="Times New Roman"/>
-                <w:b w:val="0"/>
-                <w:bCs/>
-                <w:i w:val="0"/>
-                <w:iCs w:val="0"/>
-                <w:color w:val="000000"/>
-                <w:kern w:val="0"/>
-                <w:sz w:val="18"/>
-                <w:szCs w:val="18"/>
-                <w:u w:val="none"/>
-                <w:lang w:val="en-US" w:eastAsia="zh-CN" w:bidi="ar"/>
-              </w:rPr>
-              <w:t xml:space="preserve">20 </w:t>
-            </w:r>
-          </w:p>
-        </w:tc>
-        <w:tc>
-          <w:tcPr>
-            <w:tcW w:w="1643" w:type="pct"/>
-            <w:tcBorders>
-              <w:top w:val="single" w:color="000000" w:sz="4" w:space="0"/>
-              <w:left w:val="single" w:color="000000" w:sz="4" w:space="0"/>
-              <w:bottom w:val="single" w:color="000000" w:sz="4" w:space="0"/>
-              <w:right w:val="single" w:color="000000" w:sz="4" w:space="0"/>
-            </w:tcBorders>
-            <w:shd w:val="clear" w:color="auto" w:fill="FFFFFF"/>
-            <w:vAlign w:val="center"/>
-          </w:tcPr>
-          <w:p>
-            <w:pPr>
-              <w:keepNext w:val="0"/>
-              <w:keepLines w:val="0"/>
-              <w:widowControl/>
-              <w:suppressLineNumbers w:val="0"/>
-              <w:jc w:val="left"/>
-              <w:textAlignment w:val="center"/>
-              <w:rPr>
-                <w:rFonts w:hint="default" w:ascii="Times New Roman" w:hAnsi="Times New Roman" w:eastAsia="宋体" w:cs="Times New Roman"/>
-                <w:b w:val="0"/>
-                <w:bCs/>
-                <w:i w:val="0"/>
-                <w:iCs w:val="0"/>
-                <w:color w:val="000000"/>
-                <w:sz w:val="18"/>
-                <w:szCs w:val="18"/>
-                <w:u w:val="none"/>
-              </w:rPr>
-            </w:pPr>
-            <w:r>
-              <w:rPr>
-                <w:rFonts w:hint="default" w:ascii="Times New Roman" w:hAnsi="Times New Roman" w:eastAsia="宋体" w:cs="Times New Roman"/>
-                <w:b w:val="0"/>
-                <w:bCs/>
-                <w:i w:val="0"/>
-                <w:iCs w:val="0"/>
-                <w:color w:val="000000"/>
-                <w:kern w:val="0"/>
-                <w:sz w:val="18"/>
-                <w:szCs w:val="18"/>
-                <w:u w:val="none"/>
-                <w:lang w:val="en-US" w:eastAsia="zh-CN" w:bidi="ar"/>
-              </w:rPr>
-              <w:t>c.2303G&gt;T</w:t>
-            </w:r>
-          </w:p>
-        </w:tc>
-        <w:tc>
-          <w:tcPr>
-            <w:tcW w:w="1591" w:type="pct"/>
-            <w:tcBorders>
-              <w:top w:val="single" w:color="000000" w:sz="4" w:space="0"/>
-              <w:left w:val="single" w:color="000000" w:sz="4" w:space="0"/>
-              <w:bottom w:val="single" w:color="000000" w:sz="4" w:space="0"/>
-              <w:right w:val="single" w:color="000000" w:sz="4" w:space="0"/>
-            </w:tcBorders>
-            <w:shd w:val="clear" w:color="auto" w:fill="FFFFFF"/>
-            <w:vAlign w:val="center"/>
-          </w:tcPr>
-          <w:p>
-            <w:pPr>
-              <w:keepNext w:val="0"/>
-              <w:keepLines w:val="0"/>
-              <w:widowControl/>
-              <w:suppressLineNumbers w:val="0"/>
-              <w:jc w:val="left"/>
-              <w:textAlignment w:val="center"/>
-              <w:rPr>
-                <w:rFonts w:hint="default" w:ascii="Times New Roman" w:hAnsi="Times New Roman" w:eastAsia="宋体" w:cs="Times New Roman"/>
-                <w:b w:val="0"/>
-                <w:bCs/>
-                <w:i w:val="0"/>
-                <w:iCs w:val="0"/>
-                <w:color w:val="000000"/>
-                <w:sz w:val="18"/>
-                <w:szCs w:val="18"/>
-                <w:u w:val="none"/>
-              </w:rPr>
-            </w:pPr>
-            <w:r>
-              <w:rPr>
-                <w:rFonts w:hint="default" w:ascii="Times New Roman" w:hAnsi="Times New Roman" w:eastAsia="宋体" w:cs="Times New Roman"/>
-                <w:b w:val="0"/>
-                <w:bCs/>
-                <w:i w:val="0"/>
-                <w:iCs w:val="0"/>
-                <w:color w:val="000000"/>
-                <w:kern w:val="0"/>
-                <w:sz w:val="18"/>
-                <w:szCs w:val="18"/>
-                <w:u w:val="none"/>
-                <w:lang w:val="en-US" w:eastAsia="zh-CN" w:bidi="ar"/>
-              </w:rPr>
-              <w:t>p.S7681</w:t>
-            </w:r>
-          </w:p>
-        </w:tc>
-        <w:tc>
-          <w:tcPr>
-            <w:tcW w:w="630" w:type="pct"/>
-            <w:tcBorders>
-              <w:top w:val="single" w:color="000000" w:sz="4" w:space="0"/>
-              <w:left w:val="single" w:color="000000" w:sz="4" w:space="0"/>
-              <w:bottom w:val="single" w:color="000000" w:sz="4" w:space="0"/>
-              <w:right w:val="single" w:color="000000" w:sz="4" w:space="0"/>
-            </w:tcBorders>
-            <w:shd w:val="clear" w:color="auto" w:fill="FFFFFF"/>
-            <w:vAlign w:val="center"/>
-          </w:tcPr>
-          <w:p>
-            <w:pPr>
-              <w:keepNext w:val="0"/>
-              <w:keepLines w:val="0"/>
-              <w:widowControl/>
-              <w:suppressLineNumbers w:val="0"/>
-              <w:jc w:val="left"/>
-              <w:textAlignment w:val="center"/>
-              <w:rPr>
-                <w:rFonts w:hint="default" w:ascii="Times New Roman" w:hAnsi="Times New Roman" w:eastAsia="宋体" w:cs="Times New Roman"/>
-                <w:b w:val="0"/>
-                <w:bCs/>
-                <w:i w:val="0"/>
-                <w:iCs w:val="0"/>
-                <w:color w:val="000000"/>
-                <w:sz w:val="18"/>
-                <w:szCs w:val="18"/>
-                <w:u w:val="none"/>
-              </w:rPr>
-            </w:pPr>
-            <w:r>
-              <w:rPr>
-                <w:rFonts w:hint="default" w:ascii="Times New Roman" w:hAnsi="Times New Roman" w:eastAsia="宋体" w:cs="Times New Roman"/>
-                <w:b w:val="0"/>
-                <w:bCs/>
-                <w:i w:val="0"/>
-                <w:iCs w:val="0"/>
-                <w:color w:val="000000"/>
-                <w:kern w:val="0"/>
-                <w:sz w:val="18"/>
-                <w:szCs w:val="18"/>
-                <w:u w:val="none"/>
-                <w:lang w:val="en-US" w:eastAsia="zh-CN" w:bidi="ar"/>
-              </w:rPr>
               <w:t xml:space="preserve">6241 </w:t>
-            </w:r>
-          </w:p>
-        </w:tc>
-      </w:tr>
-      <w:tr>
-        <w:tblPrEx>
-          <w:tblBorders>
-            <w:top w:val="none" w:color="auto" w:sz="0" w:space="0"/>
-            <w:left w:val="none" w:color="auto" w:sz="0" w:space="0"/>
-            <w:bottom w:val="none" w:color="auto" w:sz="0" w:space="0"/>
-            <w:right w:val="none" w:color="auto" w:sz="0" w:space="0"/>
-            <w:insideH w:val="none" w:color="auto" w:sz="0" w:space="0"/>
-            <w:insideV w:val="none" w:color="auto" w:sz="0" w:space="0"/>
-          </w:tblBorders>
-          <w:tblCellMar>
-            <w:top w:w="0" w:type="dxa"/>
-            <w:left w:w="108" w:type="dxa"/>
-            <w:bottom w:w="0" w:type="dxa"/>
-            <w:right w:w="108" w:type="dxa"/>
-          </w:tblCellMar>
-        </w:tblPrEx>
-        <w:trPr>
-          <w:trHeight w:val="300" w:hRule="atLeast"/>
-        </w:trPr>
-        <w:tc>
-          <w:tcPr>
-            <w:tcW w:w="699" w:type="pct"/>
-            <w:vMerge w:val="continue"/>
-            <w:tcBorders>
-              <w:top w:val="single" w:color="FFFFFF" w:sz="8" w:space="0"/>
-              <w:left w:val="single" w:color="FFFFFF" w:sz="8" w:space="0"/>
-              <w:bottom w:val="single" w:color="FFFFFF" w:sz="8" w:space="0"/>
-              <w:right w:val="single" w:color="FFFFFF" w:sz="8" w:space="0"/>
-            </w:tcBorders>
-            <w:shd w:val="clear" w:color="auto" w:fill="1F3864"/>
-            <w:vAlign w:val="center"/>
-          </w:tcPr>
-          <w:p>
-            <w:pPr>
-              <w:jc w:val="left"/>
-              <w:rPr>
-                <w:rFonts w:hint="default" w:ascii="Times New Roman" w:hAnsi="Times New Roman" w:eastAsia="宋体" w:cs="Times New Roman"/>
-                <w:b/>
-                <w:bCs w:val="0"/>
-                <w:i w:val="0"/>
-                <w:iCs w:val="0"/>
-                <w:color w:val="FFFFFF" w:themeColor="background1"/>
-                <w:sz w:val="18"/>
-                <w:szCs w:val="18"/>
-                <w:u w:val="none"/>
-                <w14:textFill>
-                  <w14:solidFill>
-                    <w14:schemeClr w14:val="bg1"/>
-                  </w14:solidFill>
-                </w14:textFill>
-              </w:rPr>
-            </w:pPr>
-          </w:p>
-        </w:tc>
-        <w:tc>
-          <w:tcPr>
-            <w:tcW w:w="435" w:type="pct"/>
-            <w:tcBorders>
-              <w:top w:val="single" w:color="000000" w:sz="4" w:space="0"/>
-              <w:left w:val="single" w:color="FFFFFF" w:sz="8" w:space="0"/>
-              <w:bottom w:val="single" w:color="000000" w:sz="4" w:space="0"/>
-              <w:right w:val="single" w:color="000000" w:sz="4" w:space="0"/>
-            </w:tcBorders>
-            <w:shd w:val="clear" w:color="auto" w:fill="FFFFFF"/>
-            <w:vAlign w:val="center"/>
-          </w:tcPr>
-          <w:p>
-            <w:pPr>
-              <w:keepNext w:val="0"/>
-              <w:keepLines w:val="0"/>
-              <w:widowControl/>
-              <w:suppressLineNumbers w:val="0"/>
-              <w:jc w:val="left"/>
-              <w:textAlignment w:val="center"/>
-              <w:rPr>
-                <w:rFonts w:hint="default" w:ascii="Times New Roman" w:hAnsi="Times New Roman" w:eastAsia="宋体" w:cs="Times New Roman"/>
-                <w:b w:val="0"/>
-                <w:bCs/>
-                <w:i w:val="0"/>
-                <w:iCs w:val="0"/>
-                <w:color w:val="000000"/>
-                <w:sz w:val="18"/>
-                <w:szCs w:val="18"/>
-                <w:u w:val="none"/>
-              </w:rPr>
-            </w:pPr>
-            <w:r>
-              <w:rPr>
-                <w:rFonts w:hint="default" w:ascii="Times New Roman" w:hAnsi="Times New Roman" w:eastAsia="宋体" w:cs="Times New Roman"/>
-                <w:b w:val="0"/>
-                <w:bCs/>
-                <w:i w:val="0"/>
-                <w:iCs w:val="0"/>
-                <w:color w:val="000000"/>
-                <w:kern w:val="0"/>
-                <w:sz w:val="18"/>
-                <w:szCs w:val="18"/>
-                <w:u w:val="none"/>
-                <w:lang w:val="en-US" w:eastAsia="zh-CN" w:bidi="ar"/>
-              </w:rPr>
-              <w:t xml:space="preserve">20 </w:t>
-            </w:r>
-          </w:p>
-        </w:tc>
-        <w:tc>
-          <w:tcPr>
-            <w:tcW w:w="1643" w:type="pct"/>
-            <w:tcBorders>
-              <w:top w:val="single" w:color="000000" w:sz="4" w:space="0"/>
-              <w:left w:val="single" w:color="000000" w:sz="4" w:space="0"/>
-              <w:bottom w:val="single" w:color="000000" w:sz="4" w:space="0"/>
-              <w:right w:val="single" w:color="000000" w:sz="4" w:space="0"/>
-            </w:tcBorders>
-            <w:shd w:val="clear" w:color="auto" w:fill="FFFFFF"/>
-            <w:vAlign w:val="center"/>
-          </w:tcPr>
-          <w:p>
-            <w:pPr>
-              <w:keepNext w:val="0"/>
-              <w:keepLines w:val="0"/>
-              <w:widowControl/>
-              <w:suppressLineNumbers w:val="0"/>
-              <w:jc w:val="left"/>
-              <w:textAlignment w:val="center"/>
-              <w:rPr>
-                <w:rFonts w:hint="default" w:ascii="Times New Roman" w:hAnsi="Times New Roman" w:eastAsia="宋体" w:cs="Times New Roman"/>
-                <w:b w:val="0"/>
-                <w:bCs/>
-                <w:i w:val="0"/>
-                <w:iCs w:val="0"/>
-                <w:color w:val="000000"/>
-                <w:sz w:val="18"/>
-                <w:szCs w:val="18"/>
-                <w:u w:val="none"/>
-              </w:rPr>
-            </w:pPr>
-            <w:r>
-              <w:rPr>
-                <w:rFonts w:hint="default" w:ascii="Times New Roman" w:hAnsi="Times New Roman" w:eastAsia="宋体" w:cs="Times New Roman"/>
-                <w:b w:val="0"/>
-                <w:bCs/>
-                <w:i w:val="0"/>
-                <w:iCs w:val="0"/>
-                <w:color w:val="000000"/>
-                <w:kern w:val="0"/>
-                <w:sz w:val="18"/>
-                <w:szCs w:val="18"/>
-                <w:u w:val="none"/>
-                <w:lang w:val="en-US" w:eastAsia="zh-CN" w:bidi="ar"/>
-              </w:rPr>
-              <w:t>c.2307_2308insGCCAGCGTG</w:t>
-            </w:r>
-          </w:p>
-        </w:tc>
-        <w:tc>
-          <w:tcPr>
-            <w:tcW w:w="1591" w:type="pct"/>
-            <w:tcBorders>
-              <w:top w:val="single" w:color="000000" w:sz="4" w:space="0"/>
-              <w:left w:val="single" w:color="000000" w:sz="4" w:space="0"/>
-              <w:bottom w:val="single" w:color="000000" w:sz="4" w:space="0"/>
-              <w:right w:val="single" w:color="000000" w:sz="4" w:space="0"/>
-            </w:tcBorders>
-            <w:shd w:val="clear" w:color="auto" w:fill="FFFFFF"/>
-            <w:vAlign w:val="center"/>
-          </w:tcPr>
-          <w:p>
-            <w:pPr>
-              <w:keepNext w:val="0"/>
-              <w:keepLines w:val="0"/>
-              <w:widowControl/>
-              <w:suppressLineNumbers w:val="0"/>
-              <w:jc w:val="left"/>
-              <w:textAlignment w:val="center"/>
-              <w:rPr>
-                <w:rFonts w:hint="default" w:ascii="Times New Roman" w:hAnsi="Times New Roman" w:eastAsia="宋体" w:cs="Times New Roman"/>
-                <w:b w:val="0"/>
-                <w:bCs/>
-                <w:i w:val="0"/>
-                <w:iCs w:val="0"/>
-                <w:color w:val="000000"/>
-                <w:sz w:val="18"/>
-                <w:szCs w:val="18"/>
-                <w:u w:val="none"/>
-              </w:rPr>
-            </w:pPr>
-            <w:r>
-              <w:rPr>
-                <w:rFonts w:hint="default" w:ascii="Times New Roman" w:hAnsi="Times New Roman" w:eastAsia="宋体" w:cs="Times New Roman"/>
-                <w:b w:val="0"/>
-                <w:bCs/>
-                <w:i w:val="0"/>
-                <w:iCs w:val="0"/>
-                <w:color w:val="000000"/>
-                <w:kern w:val="0"/>
-                <w:sz w:val="18"/>
-                <w:szCs w:val="18"/>
-                <w:u w:val="none"/>
-                <w:lang w:val="en-US" w:eastAsia="zh-CN" w:bidi="ar"/>
-              </w:rPr>
-              <w:t>p.V769_D770insASV</w:t>
-            </w:r>
-          </w:p>
-        </w:tc>
-        <w:tc>
-          <w:tcPr>
-            <w:tcW w:w="630" w:type="pct"/>
-            <w:tcBorders>
-              <w:top w:val="single" w:color="000000" w:sz="4" w:space="0"/>
-              <w:left w:val="single" w:color="000000" w:sz="4" w:space="0"/>
-              <w:bottom w:val="single" w:color="000000" w:sz="4" w:space="0"/>
-              <w:right w:val="single" w:color="000000" w:sz="4" w:space="0"/>
-            </w:tcBorders>
-            <w:shd w:val="clear" w:color="auto" w:fill="FFFFFF"/>
-            <w:vAlign w:val="center"/>
-          </w:tcPr>
-          <w:p>
-            <w:pPr>
-              <w:keepNext w:val="0"/>
-              <w:keepLines w:val="0"/>
-              <w:widowControl/>
-              <w:suppressLineNumbers w:val="0"/>
-              <w:jc w:val="left"/>
-              <w:textAlignment w:val="center"/>
-              <w:rPr>
-                <w:rFonts w:hint="default" w:ascii="Times New Roman" w:hAnsi="Times New Roman" w:eastAsia="宋体" w:cs="Times New Roman"/>
-                <w:b w:val="0"/>
-                <w:bCs/>
-                <w:i w:val="0"/>
-                <w:iCs w:val="0"/>
-                <w:color w:val="000000"/>
-                <w:sz w:val="18"/>
-                <w:szCs w:val="18"/>
-                <w:u w:val="none"/>
-              </w:rPr>
-            </w:pPr>
-            <w:r>
-              <w:rPr>
-                <w:rFonts w:hint="default" w:ascii="Times New Roman" w:hAnsi="Times New Roman" w:eastAsia="宋体" w:cs="Times New Roman"/>
-                <w:b w:val="0"/>
-                <w:bCs/>
-                <w:i w:val="0"/>
-                <w:iCs w:val="0"/>
-                <w:color w:val="000000"/>
-                <w:kern w:val="0"/>
-                <w:sz w:val="18"/>
-                <w:szCs w:val="18"/>
-                <w:u w:val="none"/>
-                <w:lang w:val="en-US" w:eastAsia="zh-CN" w:bidi="ar"/>
-              </w:rPr>
-              <w:t xml:space="preserve">12376 </w:t>
-            </w:r>
-          </w:p>
-        </w:tc>
-      </w:tr>
-      <w:tr>
-        <w:tblPrEx>
-          <w:tblBorders>
-            <w:top w:val="none" w:color="auto" w:sz="0" w:space="0"/>
-            <w:left w:val="none" w:color="auto" w:sz="0" w:space="0"/>
-            <w:bottom w:val="none" w:color="auto" w:sz="0" w:space="0"/>
-            <w:right w:val="none" w:color="auto" w:sz="0" w:space="0"/>
-            <w:insideH w:val="none" w:color="auto" w:sz="0" w:space="0"/>
-            <w:insideV w:val="none" w:color="auto" w:sz="0" w:space="0"/>
-          </w:tblBorders>
-          <w:tblCellMar>
-            <w:top w:w="0" w:type="dxa"/>
-            <w:left w:w="108" w:type="dxa"/>
-            <w:bottom w:w="0" w:type="dxa"/>
-            <w:right w:w="108" w:type="dxa"/>
-          </w:tblCellMar>
-        </w:tblPrEx>
-        <w:trPr>
-          <w:trHeight w:val="300" w:hRule="atLeast"/>
-        </w:trPr>
-        <w:tc>
-          <w:tcPr>
-            <w:tcW w:w="699" w:type="pct"/>
-            <w:vMerge w:val="continue"/>
-            <w:tcBorders>
-              <w:top w:val="single" w:color="FFFFFF" w:sz="8" w:space="0"/>
-              <w:left w:val="single" w:color="FFFFFF" w:sz="8" w:space="0"/>
-              <w:bottom w:val="single" w:color="FFFFFF" w:sz="8" w:space="0"/>
-              <w:right w:val="single" w:color="FFFFFF" w:sz="8" w:space="0"/>
-            </w:tcBorders>
-            <w:shd w:val="clear" w:color="auto" w:fill="1F3864"/>
-            <w:vAlign w:val="center"/>
-          </w:tcPr>
-          <w:p>
-            <w:pPr>
-              <w:jc w:val="left"/>
-              <w:rPr>
-                <w:rFonts w:hint="default" w:ascii="Times New Roman" w:hAnsi="Times New Roman" w:eastAsia="宋体" w:cs="Times New Roman"/>
-                <w:b/>
-                <w:bCs w:val="0"/>
-                <w:i w:val="0"/>
-                <w:iCs w:val="0"/>
-                <w:color w:val="FFFFFF" w:themeColor="background1"/>
-                <w:sz w:val="18"/>
-                <w:szCs w:val="18"/>
-                <w:u w:val="none"/>
-                <w14:textFill>
-                  <w14:solidFill>
-                    <w14:schemeClr w14:val="bg1"/>
-                  </w14:solidFill>
-                </w14:textFill>
-              </w:rPr>
-            </w:pPr>
-          </w:p>
-        </w:tc>
-        <w:tc>
-          <w:tcPr>
-            <w:tcW w:w="435" w:type="pct"/>
-            <w:tcBorders>
-              <w:top w:val="single" w:color="000000" w:sz="4" w:space="0"/>
-              <w:left w:val="single" w:color="FFFFFF" w:sz="8" w:space="0"/>
-              <w:bottom w:val="single" w:color="000000" w:sz="4" w:space="0"/>
-              <w:right w:val="single" w:color="000000" w:sz="4" w:space="0"/>
-            </w:tcBorders>
-            <w:shd w:val="clear" w:color="auto" w:fill="FFFFFF"/>
-            <w:vAlign w:val="center"/>
-          </w:tcPr>
-          <w:p>
-            <w:pPr>
-              <w:keepNext w:val="0"/>
-              <w:keepLines w:val="0"/>
-              <w:widowControl/>
-              <w:suppressLineNumbers w:val="0"/>
-              <w:jc w:val="left"/>
-              <w:textAlignment w:val="center"/>
-              <w:rPr>
-                <w:rFonts w:hint="default" w:ascii="Times New Roman" w:hAnsi="Times New Roman" w:eastAsia="宋体" w:cs="Times New Roman"/>
-                <w:b w:val="0"/>
-                <w:bCs/>
-                <w:i w:val="0"/>
-                <w:iCs w:val="0"/>
-                <w:color w:val="000000"/>
-                <w:sz w:val="18"/>
-                <w:szCs w:val="18"/>
-                <w:u w:val="none"/>
-              </w:rPr>
-            </w:pPr>
-            <w:r>
-              <w:rPr>
-                <w:rFonts w:hint="default" w:ascii="Times New Roman" w:hAnsi="Times New Roman" w:eastAsia="宋体" w:cs="Times New Roman"/>
-                <w:b w:val="0"/>
-                <w:bCs/>
-                <w:i w:val="0"/>
-                <w:iCs w:val="0"/>
-                <w:color w:val="000000"/>
-                <w:kern w:val="0"/>
-                <w:sz w:val="18"/>
-                <w:szCs w:val="18"/>
-                <w:u w:val="none"/>
-                <w:lang w:val="en-US" w:eastAsia="zh-CN" w:bidi="ar"/>
-              </w:rPr>
-              <w:t xml:space="preserve">20 </w:t>
-            </w:r>
-          </w:p>
-        </w:tc>
-        <w:tc>
-          <w:tcPr>
-            <w:tcW w:w="1643" w:type="pct"/>
-            <w:tcBorders>
-              <w:top w:val="single" w:color="000000" w:sz="4" w:space="0"/>
-              <w:left w:val="single" w:color="000000" w:sz="4" w:space="0"/>
-              <w:bottom w:val="single" w:color="000000" w:sz="4" w:space="0"/>
-              <w:right w:val="single" w:color="000000" w:sz="4" w:space="0"/>
-            </w:tcBorders>
-            <w:shd w:val="clear" w:color="auto" w:fill="FFFFFF"/>
-            <w:vAlign w:val="center"/>
-          </w:tcPr>
-          <w:p>
-            <w:pPr>
-              <w:keepNext w:val="0"/>
-              <w:keepLines w:val="0"/>
-              <w:widowControl/>
-              <w:suppressLineNumbers w:val="0"/>
-              <w:jc w:val="left"/>
-              <w:textAlignment w:val="center"/>
-              <w:rPr>
-                <w:rFonts w:hint="default" w:ascii="Times New Roman" w:hAnsi="Times New Roman" w:eastAsia="宋体" w:cs="Times New Roman"/>
-                <w:b w:val="0"/>
-                <w:bCs/>
-                <w:i w:val="0"/>
-                <w:iCs w:val="0"/>
-                <w:color w:val="000000"/>
-                <w:sz w:val="18"/>
-                <w:szCs w:val="18"/>
-                <w:u w:val="none"/>
-              </w:rPr>
-            </w:pPr>
-            <w:r>
-              <w:rPr>
-                <w:rFonts w:hint="default" w:ascii="Times New Roman" w:hAnsi="Times New Roman" w:eastAsia="宋体" w:cs="Times New Roman"/>
-                <w:b w:val="0"/>
-                <w:bCs/>
-                <w:i w:val="0"/>
-                <w:iCs w:val="0"/>
-                <w:color w:val="000000"/>
-                <w:kern w:val="0"/>
-                <w:sz w:val="18"/>
-                <w:szCs w:val="18"/>
-                <w:u w:val="none"/>
-                <w:lang w:val="en-US" w:eastAsia="zh-CN" w:bidi="ar"/>
-              </w:rPr>
-              <w:t>c.2310_231</w:t>
-            </w:r>
-            <w:r>
-              <w:rPr>
-                <w:rFonts w:hint="eastAsia" w:ascii="Times New Roman" w:hAnsi="Times New Roman" w:cs="Times New Roman"/>
-                <w:b w:val="0"/>
-                <w:bCs/>
-                <w:i w:val="0"/>
-                <w:iCs w:val="0"/>
-                <w:color w:val="000000"/>
-                <w:kern w:val="0"/>
-                <w:sz w:val="18"/>
-                <w:szCs w:val="18"/>
-                <w:u w:val="none"/>
-                <w:lang w:val="en-US" w:eastAsia="zh-CN" w:bidi="ar"/>
-              </w:rPr>
-              <w:t>1</w:t>
-            </w:r>
-            <w:r>
-              <w:rPr>
-                <w:rFonts w:hint="default" w:ascii="Times New Roman" w:hAnsi="Times New Roman" w:eastAsia="宋体" w:cs="Times New Roman"/>
-                <w:b w:val="0"/>
-                <w:bCs/>
-                <w:i w:val="0"/>
-                <w:iCs w:val="0"/>
-                <w:color w:val="000000"/>
-                <w:kern w:val="0"/>
-                <w:sz w:val="18"/>
-                <w:szCs w:val="18"/>
-                <w:u w:val="none"/>
-                <w:lang w:val="en-US" w:eastAsia="zh-CN" w:bidi="ar"/>
-              </w:rPr>
-              <w:t>insGGT</w:t>
-            </w:r>
-          </w:p>
-        </w:tc>
-        <w:tc>
-          <w:tcPr>
-            <w:tcW w:w="1591" w:type="pct"/>
-            <w:tcBorders>
-              <w:top w:val="single" w:color="000000" w:sz="4" w:space="0"/>
-              <w:left w:val="single" w:color="000000" w:sz="4" w:space="0"/>
-              <w:bottom w:val="single" w:color="000000" w:sz="4" w:space="0"/>
-              <w:right w:val="single" w:color="000000" w:sz="4" w:space="0"/>
-            </w:tcBorders>
-            <w:shd w:val="clear" w:color="auto" w:fill="FFFFFF"/>
-            <w:vAlign w:val="center"/>
-          </w:tcPr>
-          <w:p>
-            <w:pPr>
-              <w:keepNext w:val="0"/>
-              <w:keepLines w:val="0"/>
-              <w:widowControl/>
-              <w:suppressLineNumbers w:val="0"/>
-              <w:jc w:val="left"/>
-              <w:textAlignment w:val="center"/>
-              <w:rPr>
-                <w:rFonts w:hint="default" w:ascii="Times New Roman" w:hAnsi="Times New Roman" w:eastAsia="宋体" w:cs="Times New Roman"/>
-                <w:b w:val="0"/>
-                <w:bCs/>
-                <w:i w:val="0"/>
-                <w:iCs w:val="0"/>
-                <w:color w:val="000000"/>
-                <w:sz w:val="18"/>
-                <w:szCs w:val="18"/>
-                <w:u w:val="none"/>
-              </w:rPr>
-            </w:pPr>
-            <w:r>
-              <w:rPr>
-                <w:rFonts w:hint="default" w:ascii="Times New Roman" w:hAnsi="Times New Roman" w:eastAsia="宋体" w:cs="Times New Roman"/>
-                <w:b w:val="0"/>
-                <w:bCs/>
-                <w:i w:val="0"/>
-                <w:iCs w:val="0"/>
-                <w:color w:val="000000"/>
-                <w:kern w:val="0"/>
-                <w:sz w:val="18"/>
-                <w:szCs w:val="18"/>
-                <w:u w:val="none"/>
-                <w:lang w:val="en-US" w:eastAsia="zh-CN" w:bidi="ar"/>
-              </w:rPr>
-              <w:t>p.D770_N771insG</w:t>
-            </w:r>
-          </w:p>
-        </w:tc>
-        <w:tc>
-          <w:tcPr>
-            <w:tcW w:w="630" w:type="pct"/>
-            <w:tcBorders>
-              <w:top w:val="single" w:color="000000" w:sz="4" w:space="0"/>
-              <w:left w:val="single" w:color="000000" w:sz="4" w:space="0"/>
-              <w:bottom w:val="single" w:color="000000" w:sz="4" w:space="0"/>
-              <w:right w:val="single" w:color="000000" w:sz="4" w:space="0"/>
-            </w:tcBorders>
-            <w:shd w:val="clear" w:color="auto" w:fill="FFFFFF"/>
-            <w:vAlign w:val="center"/>
-          </w:tcPr>
-          <w:p>
-            <w:pPr>
-              <w:keepNext w:val="0"/>
-              <w:keepLines w:val="0"/>
-              <w:widowControl/>
-              <w:suppressLineNumbers w:val="0"/>
-              <w:jc w:val="left"/>
-              <w:textAlignment w:val="center"/>
-              <w:rPr>
-                <w:rFonts w:hint="default" w:ascii="Times New Roman" w:hAnsi="Times New Roman" w:eastAsia="宋体" w:cs="Times New Roman"/>
-                <w:b w:val="0"/>
-                <w:bCs/>
-                <w:i w:val="0"/>
-                <w:iCs w:val="0"/>
-                <w:color w:val="000000"/>
-                <w:sz w:val="18"/>
-                <w:szCs w:val="18"/>
-                <w:u w:val="none"/>
-              </w:rPr>
-            </w:pPr>
-            <w:r>
-              <w:rPr>
-                <w:rFonts w:hint="default" w:ascii="Times New Roman" w:hAnsi="Times New Roman" w:eastAsia="宋体" w:cs="Times New Roman"/>
-                <w:b w:val="0"/>
-                <w:bCs/>
-                <w:i w:val="0"/>
-                <w:iCs w:val="0"/>
-                <w:color w:val="000000"/>
-                <w:kern w:val="0"/>
-                <w:sz w:val="18"/>
-                <w:szCs w:val="18"/>
-                <w:u w:val="none"/>
-                <w:lang w:val="en-US" w:eastAsia="zh-CN" w:bidi="ar"/>
-              </w:rPr>
-              <w:t xml:space="preserve">12378 </w:t>
             </w:r>
           </w:p>
         </w:tc>
@@ -24329,7 +23809,7 @@
                 <w:u w:val="none"/>
                 <w:lang w:val="en-US" w:eastAsia="zh-CN" w:bidi="ar"/>
               </w:rPr>
-              <w:t>c.2319_2320insCAC</w:t>
+              <w:t>c.2307_2308insGCCAGCGTG</w:t>
             </w:r>
           </w:p>
         </w:tc>
@@ -24379,7 +23859,7 @@
                 <w:u w:val="none"/>
                 <w:lang w:val="en-US" w:eastAsia="zh-CN" w:bidi="ar"/>
               </w:rPr>
-              <w:t>p.H773_V774insH</w:t>
+              <w:t>p.V769_D770insASV</w:t>
             </w:r>
           </w:p>
         </w:tc>
@@ -24429,7 +23909,7 @@
                 <w:u w:val="none"/>
                 <w:lang w:val="en-US" w:eastAsia="zh-CN" w:bidi="ar"/>
               </w:rPr>
-              <w:t xml:space="preserve">12377 </w:t>
+              <w:t xml:space="preserve">12376 </w:t>
             </w:r>
           </w:p>
         </w:tc>
@@ -24536,7 +24016,7 @@
                 <w:u w:val="none"/>
                 <w:lang w:val="en-US" w:eastAsia="zh-CN" w:bidi="ar"/>
               </w:rPr>
-              <w:t xml:space="preserve">21 </w:t>
+              <w:t xml:space="preserve">20 </w:t>
             </w:r>
           </w:p>
         </w:tc>
@@ -24586,7 +24066,39 @@
                 <w:u w:val="none"/>
                 <w:lang w:val="en-US" w:eastAsia="zh-CN" w:bidi="ar"/>
               </w:rPr>
-              <w:t>c.2573T&gt;G</w:t>
+              <w:t>c.2310_231</w:t>
+            </w:r>
+            <w:r>
+              <w:rPr>
+                <w:rFonts w:hint="eastAsia" w:ascii="Times New Roman" w:hAnsi="Times New Roman" w:cs="Times New Roman"/>
+                <w:b w:val="0"/>
+                <w:bCs/>
+                <w:i w:val="0"/>
+                <w:iCs w:val="0"/>
+                <w:color w:val="000000"/>
+                <w:kern w:val="0"/>
+                <w:sz w:val="18"/>
+                <w:szCs w:val="18"/>
+                <w:u w:val="none"/>
+                <w:lang w:val="en-US" w:eastAsia="zh-CN" w:bidi="ar"/>
+              </w:rPr>
+              <w:t>1</w:t>
+            </w:r>
+            <w:r>
+              <w:rPr>
+                <w:rFonts w:hint="default" w:ascii="Times New Roman" w:hAnsi="Times New Roman" w:eastAsia="宋体" w:cs="Times New Roman"/>
+                <w:b w:val="0"/>
+                <w:bCs/>
+                <w:i w:val="0"/>
+                <w:iCs w:val="0"/>
+                <w:color w:val="000000"/>
+                <w:kern w:val="0"/>
+                <w:sz w:val="18"/>
+                <w:szCs w:val="18"/>
+                <w:u w:val="none"/>
+                <w:lang w:val="en-US" w:eastAsia="zh-CN" w:bidi="ar"/>
+              </w:rPr>
+              <w:t>insGGT</w:t>
             </w:r>
           </w:p>
         </w:tc>
@@ -24636,7 +24148,7 @@
                 <w:u w:val="none"/>
                 <w:lang w:val="en-US" w:eastAsia="zh-CN" w:bidi="ar"/>
               </w:rPr>
-              <w:t>p.L858R</w:t>
+              <w:t>p.D770_N771insG</w:t>
             </w:r>
           </w:p>
         </w:tc>
@@ -24686,7 +24198,263 @@
                 <w:u w:val="none"/>
                 <w:lang w:val="en-US" w:eastAsia="zh-CN" w:bidi="ar"/>
               </w:rPr>
-              <w:t xml:space="preserve">6224 </w:t>
+              <w:t xml:space="preserve">12378 </w:t>
+            </w:r>
+          </w:p>
+        </w:tc>
+      </w:tr>
+      <w:tr>
+        <w:tblPrEx>
+          <w:tblBorders>
+            <w:top w:val="none" w:color="auto" w:sz="0" w:space="0"/>
+            <w:left w:val="none" w:color="auto" w:sz="0" w:space="0"/>
+            <w:bottom w:val="none" w:color="auto" w:sz="0" w:space="0"/>
+            <w:right w:val="none" w:color="auto" w:sz="0" w:space="0"/>
+            <w:insideH w:val="none" w:color="auto" w:sz="0" w:space="0"/>
+            <w:insideV w:val="none" w:color="auto" w:sz="0" w:space="0"/>
+          </w:tblBorders>
+          <w:tblCellMar>
+            <w:top w:w="0" w:type="dxa"/>
+            <w:left w:w="108" w:type="dxa"/>
+            <w:bottom w:w="0" w:type="dxa"/>
+            <w:right w:w="108" w:type="dxa"/>
+          </w:tblCellMar>
+        </w:tblPrEx>
+        <w:trPr>
+          <w:trHeight w:val="300" w:hRule="atLeast"/>
+        </w:trPr>
+        <w:tc>
+          <w:tcPr>
+            <w:tcW w:w="699" w:type="pct"/>
+            <w:vMerge w:val="continue"/>
+            <w:tcBorders>
+              <w:top w:val="single" w:color="FFFFFF" w:sz="8" w:space="0"/>
+              <w:left w:val="single" w:color="FFFFFF" w:sz="8" w:space="0"/>
+              <w:bottom w:val="single" w:color="FFFFFF" w:sz="8" w:space="0"/>
+              <w:right w:val="single" w:color="FFFFFF" w:sz="8" w:space="0"/>
+            </w:tcBorders>
+            <w:shd w:val="clear" w:color="auto" w:fill="1F3864"/>
+            <w:vAlign w:val="center"/>
+          </w:tcPr>
+          <w:p>
+            <w:pPr>
+              <w:jc w:val="left"/>
+              <w:rPr>
+                <w:rFonts w:hint="default" w:ascii="Times New Roman" w:hAnsi="Times New Roman" w:eastAsia="宋体" w:cs="Times New Roman"/>
+                <w:b/>
+                <w:bCs w:val="0"/>
+                <w:i w:val="0"/>
+                <w:iCs w:val="0"/>
+                <w:color w:val="FFFFFF" w:themeColor="background1"/>
+                <w:sz w:val="18"/>
+                <w:szCs w:val="18"/>
+                <w:u w:val="none"/>
+                <w14:textFill>
+                  <w14:solidFill>
+                    <w14:schemeClr w14:val="bg1"/>
+                  </w14:solidFill>
+                </w14:textFill>
+              </w:rPr>
+            </w:pPr>
+          </w:p>
+        </w:tc>
+        <w:tc>
+          <w:tcPr>
+            <w:tcW w:w="435" w:type="pct"/>
+            <w:tcBorders>
+              <w:top w:val="single" w:color="000000" w:sz="4" w:space="0"/>
+              <w:left w:val="single" w:color="FFFFFF" w:sz="8" w:space="0"/>
+              <w:bottom w:val="single" w:color="000000" w:sz="4" w:space="0"/>
+              <w:right w:val="single" w:color="000000" w:sz="4" w:space="0"/>
+            </w:tcBorders>
+            <w:shd w:val="clear" w:color="auto" w:fill="FFFFFF"/>
+            <w:vAlign w:val="center"/>
+          </w:tcPr>
+          <w:p>
+            <w:pPr>
+              <w:keepNext w:val="0"/>
+              <w:keepLines w:val="0"/>
+              <w:widowControl/>
+              <w:suppressLineNumbers w:val="0"/>
+              <w:jc w:val="left"/>
+              <w:textAlignment w:val="center"/>
+              <w:rPr>
+                <w:rFonts w:hint="default" w:ascii="Times New Roman" w:hAnsi="Times New Roman" w:eastAsia="宋体" w:cs="Times New Roman"/>
+                <w:b w:val="0"/>
+                <w:bCs/>
+                <w:i w:val="0"/>
+                <w:iCs w:val="0"/>
+                <w:color w:val="000000"/>
+                <w:sz w:val="18"/>
+                <w:szCs w:val="18"/>
+                <w:u w:val="none"/>
+              </w:rPr>
+            </w:pPr>
+            <w:r>
+              <w:rPr>
+                <w:rFonts w:hint="default" w:ascii="Times New Roman" w:hAnsi="Times New Roman" w:eastAsia="宋体" w:cs="Times New Roman"/>
+                <w:b w:val="0"/>
+                <w:bCs/>
+                <w:i w:val="0"/>
+                <w:iCs w:val="0"/>
+                <w:color w:val="000000"/>
+                <w:kern w:val="0"/>
+                <w:sz w:val="18"/>
+                <w:szCs w:val="18"/>
+                <w:u w:val="none"/>
+                <w:lang w:val="en-US" w:eastAsia="zh-CN" w:bidi="ar"/>
+              </w:rPr>
+              <w:t xml:space="preserve">20 </w:t>
+            </w:r>
+          </w:p>
+        </w:tc>
+        <w:tc>
+          <w:tcPr>
+            <w:tcW w:w="1643" w:type="pct"/>
+            <w:tcBorders>
+              <w:top w:val="single" w:color="000000" w:sz="4" w:space="0"/>
+              <w:left w:val="single" w:color="000000" w:sz="4" w:space="0"/>
+              <w:bottom w:val="single" w:color="000000" w:sz="4" w:space="0"/>
+              <w:right w:val="single" w:color="000000" w:sz="4" w:space="0"/>
+            </w:tcBorders>
+            <w:shd w:val="clear" w:color="auto" w:fill="FFFFFF"/>
+            <w:vAlign w:val="center"/>
+          </w:tcPr>
+          <w:p>
+            <w:pPr>
+              <w:keepNext w:val="0"/>
+              <w:keepLines w:val="0"/>
+              <w:widowControl/>
+              <w:suppressLineNumbers w:val="0"/>
+              <w:jc w:val="left"/>
+              <w:textAlignment w:val="center"/>
+              <w:rPr>
+                <w:rFonts w:hint="default" w:ascii="Times New Roman" w:hAnsi="Times New Roman" w:eastAsia="宋体" w:cs="Times New Roman"/>
+                <w:b w:val="0"/>
+                <w:bCs/>
+                <w:i w:val="0"/>
+                <w:iCs w:val="0"/>
+                <w:color w:val="000000"/>
+                <w:sz w:val="18"/>
+                <w:szCs w:val="18"/>
+                <w:u w:val="none"/>
+              </w:rPr>
+            </w:pPr>
+            <w:r>
+              <w:rPr>
+                <w:rFonts w:hint="default" w:ascii="Times New Roman" w:hAnsi="Times New Roman" w:eastAsia="宋体" w:cs="Times New Roman"/>
+                <w:b w:val="0"/>
+                <w:bCs/>
+                <w:i w:val="0"/>
+                <w:iCs w:val="0"/>
+                <w:color w:val="000000"/>
+                <w:kern w:val="0"/>
+                <w:sz w:val="18"/>
+                <w:szCs w:val="18"/>
+                <w:u w:val="none"/>
+                <w:lang w:val="en-US" w:eastAsia="zh-CN" w:bidi="ar"/>
+              </w:rPr>
+              <w:t>c.2319_2320insCAC</w:t>
+            </w:r>
+          </w:p>
+        </w:tc>
+        <w:tc>
+          <w:tcPr>
+            <w:tcW w:w="1591" w:type="pct"/>
+            <w:tcBorders>
+              <w:top w:val="single" w:color="000000" w:sz="4" w:space="0"/>
+              <w:left w:val="single" w:color="000000" w:sz="4" w:space="0"/>
+              <w:bottom w:val="single" w:color="000000" w:sz="4" w:space="0"/>
+              <w:right w:val="single" w:color="000000" w:sz="4" w:space="0"/>
+            </w:tcBorders>
+            <w:shd w:val="clear" w:color="auto" w:fill="FFFFFF"/>
+            <w:vAlign w:val="center"/>
+          </w:tcPr>
+          <w:p>
+            <w:pPr>
+              <w:keepNext w:val="0"/>
+              <w:keepLines w:val="0"/>
+              <w:widowControl/>
+              <w:suppressLineNumbers w:val="0"/>
+              <w:jc w:val="left"/>
+              <w:textAlignment w:val="center"/>
+              <w:rPr>
+                <w:rFonts w:hint="default" w:ascii="Times New Roman" w:hAnsi="Times New Roman" w:eastAsia="宋体" w:cs="Times New Roman"/>
+                <w:b w:val="0"/>
+                <w:bCs/>
+                <w:i w:val="0"/>
+                <w:iCs w:val="0"/>
+                <w:color w:val="000000"/>
+                <w:sz w:val="18"/>
+                <w:szCs w:val="18"/>
+                <w:u w:val="none"/>
+              </w:rPr>
+            </w:pPr>
+            <w:r>
+              <w:rPr>
+                <w:rFonts w:hint="default" w:ascii="Times New Roman" w:hAnsi="Times New Roman" w:eastAsia="宋体" w:cs="Times New Roman"/>
+                <w:b w:val="0"/>
+                <w:bCs/>
+                <w:i w:val="0"/>
+                <w:iCs w:val="0"/>
+                <w:color w:val="000000"/>
+                <w:kern w:val="0"/>
+                <w:sz w:val="18"/>
+                <w:szCs w:val="18"/>
+                <w:u w:val="none"/>
+                <w:lang w:val="en-US" w:eastAsia="zh-CN" w:bidi="ar"/>
+              </w:rPr>
+              <w:t>p.H773_V774insH</w:t>
+            </w:r>
+          </w:p>
+        </w:tc>
+        <w:tc>
+          <w:tcPr>
+            <w:tcW w:w="630" w:type="pct"/>
+            <w:tcBorders>
+              <w:top w:val="single" w:color="000000" w:sz="4" w:space="0"/>
+              <w:left w:val="single" w:color="000000" w:sz="4" w:space="0"/>
+              <w:bottom w:val="single" w:color="000000" w:sz="4" w:space="0"/>
+              <w:right w:val="single" w:color="000000" w:sz="4" w:space="0"/>
+            </w:tcBorders>
+            <w:shd w:val="clear" w:color="auto" w:fill="FFFFFF"/>
+            <w:vAlign w:val="center"/>
+          </w:tcPr>
+          <w:p>
+            <w:pPr>
+              <w:keepNext w:val="0"/>
+              <w:keepLines w:val="0"/>
+              <w:widowControl/>
+              <w:suppressLineNumbers w:val="0"/>
+              <w:jc w:val="left"/>
+              <w:textAlignment w:val="center"/>
+              <w:rPr>
+                <w:rFonts w:hint="default" w:ascii="Times New Roman" w:hAnsi="Times New Roman" w:eastAsia="宋体" w:cs="Times New Roman"/>
+                <w:b w:val="0"/>
+                <w:bCs/>
+                <w:i w:val="0"/>
+                <w:iCs w:val="0"/>
+                <w:color w:val="000000"/>
+                <w:sz w:val="18"/>
+                <w:szCs w:val="18"/>
+                <w:u w:val="none"/>
+              </w:rPr>
+            </w:pPr>
+            <w:r>
+              <w:rPr>
+                <w:rFonts w:hint="default" w:ascii="Times New Roman" w:hAnsi="Times New Roman" w:eastAsia="宋体" w:cs="Times New Roman"/>
+                <w:b w:val="0"/>
+                <w:bCs/>
+                <w:i w:val="0"/>
+                <w:iCs w:val="0"/>
+                <w:color w:val="000000"/>
+                <w:kern w:val="0"/>
+                <w:sz w:val="18"/>
+                <w:szCs w:val="18"/>
+                <w:u w:val="none"/>
+                <w:lang w:val="en-US" w:eastAsia="zh-CN" w:bidi="ar"/>
+              </w:rPr>
+              <w:t xml:space="preserve">12377 </w:t>
             </w:r>
           </w:p>
         </w:tc>
@@ -24843,7 +24611,7 @@
                 <w:u w:val="none"/>
                 <w:lang w:val="en-US" w:eastAsia="zh-CN" w:bidi="ar"/>
               </w:rPr>
-              <w:t>c.2582T&gt;A</w:t>
+              <w:t>c.2573T&gt;G</w:t>
             </w:r>
           </w:p>
         </w:tc>
@@ -24893,7 +24661,7 @@
                 <w:u w:val="none"/>
                 <w:lang w:val="en-US" w:eastAsia="zh-CN" w:bidi="ar"/>
               </w:rPr>
-              <w:t>p.L861Q</w:t>
+              <w:t>p.L858R</w:t>
             </w:r>
           </w:p>
         </w:tc>
@@ -24943,7 +24711,7 @@
                 <w:u w:val="none"/>
                 <w:lang w:val="en-US" w:eastAsia="zh-CN" w:bidi="ar"/>
               </w:rPr>
-              <w:t xml:space="preserve">6213 </w:t>
+              <w:t xml:space="preserve">6224 </w:t>
             </w:r>
           </w:p>
         </w:tc>
@@ -24972,7 +24740,7 @@
         <w:tc>
           <w:tcPr>
             <w:tcW w:w="699" w:type="pct"/>
-            <w:vMerge w:val="restart"/>
+            <w:vMerge w:val="continue"/>
             <w:tcBorders>
               <w:top w:val="single" w:color="FFFFFF" w:sz="8" w:space="0"/>
               <w:left w:val="single" w:color="FFFFFF" w:sz="8" w:space="0"/>
@@ -24984,12 +24752,7 @@
           </w:tcPr>
           <w:p>
             <w:pPr>
-              <w:keepNext w:val="0"/>
-              <w:keepLines w:val="0"/>
-              <w:widowControl/>
-              <w:suppressLineNumbers w:val="0"/>
               <w:jc w:val="left"/>
-              <w:textAlignment w:val="center"/>
               <w:rPr>
                 <w:rFonts w:hint="default" w:ascii="Times New Roman" w:hAnsi="Times New Roman" w:eastAsia="宋体" w:cs="Times New Roman"/>
                 <w:b/>
@@ -25007,27 +24770,6 @@
                 </w14:textFill>
               </w:rPr>
             </w:pPr>
-            <w:r>
-              <w:rPr>
-                <w:rFonts w:hint="default" w:ascii="Times New Roman" w:hAnsi="Times New Roman" w:eastAsia="宋体" w:cs="Times New Roman"/>
-                <w:b/>
-                <w:bCs w:val="0"/>
-                <w:i w:val="0"/>
-                <w:iCs w:val="0"/>
-                <w:color w:val="FFFFFF" w:themeColor="background1"/>
-                <w:kern w:val="0"/>
-                <w:sz w:val="18"/>
-                <w:szCs w:val="18"/>
-                <w:u w:val="none"/>
-                <w:lang w:val="en-US" w:eastAsia="zh-CN" w:bidi="ar"/>
-                <w14:textFill>
-                  <w14:solidFill>
-                    <w14:schemeClr w14:val="bg1"/>
-                  </w14:solidFill>
-                </w14:textFill>
-              </w:rPr>
-              <w:t>KRAS</w:t>
-            </w:r>
           </w:p>
         </w:tc>
         <w:tc>
@@ -25076,7 +24818,7 @@
                 <w:u w:val="none"/>
                 <w:lang w:val="en-US" w:eastAsia="zh-CN" w:bidi="ar"/>
               </w:rPr>
-              <w:t xml:space="preserve">2 </w:t>
+              <w:t xml:space="preserve">21 </w:t>
             </w:r>
           </w:p>
         </w:tc>
@@ -25126,7 +24868,7 @@
                 <w:u w:val="none"/>
                 <w:lang w:val="en-US" w:eastAsia="zh-CN" w:bidi="ar"/>
               </w:rPr>
-              <w:t>c.35G&gt;A</w:t>
+              <w:t>c.2582T&gt;A</w:t>
             </w:r>
           </w:p>
         </w:tc>
@@ -25176,7 +24918,7 @@
                 <w:u w:val="none"/>
                 <w:lang w:val="en-US" w:eastAsia="zh-CN" w:bidi="ar"/>
               </w:rPr>
-              <w:t>p.G12D</w:t>
+              <w:t>p.L861Q</w:t>
             </w:r>
           </w:p>
         </w:tc>
@@ -25226,263 +24968,7 @@
                 <w:u w:val="none"/>
                 <w:lang w:val="en-US" w:eastAsia="zh-CN" w:bidi="ar"/>
               </w:rPr>
-              <w:t xml:space="preserve">521 </w:t>
-            </w:r>
-          </w:p>
-        </w:tc>
-      </w:tr>
-      <w:tr>
-        <w:tblPrEx>
-          <w:tblBorders>
-            <w:top w:val="none" w:color="auto" w:sz="0" w:space="0"/>
-            <w:left w:val="none" w:color="auto" w:sz="0" w:space="0"/>
-            <w:bottom w:val="none" w:color="auto" w:sz="0" w:space="0"/>
-            <w:right w:val="none" w:color="auto" w:sz="0" w:space="0"/>
-            <w:insideH w:val="none" w:color="auto" w:sz="0" w:space="0"/>
-            <w:insideV w:val="none" w:color="auto" w:sz="0" w:space="0"/>
-          </w:tblBorders>
-          <w:tblCellMar>
-            <w:top w:w="0" w:type="dxa"/>
-            <w:left w:w="108" w:type="dxa"/>
-            <w:bottom w:w="0" w:type="dxa"/>
-            <w:right w:w="108" w:type="dxa"/>
-          </w:tblCellMar>
-        </w:tblPrEx>
-        <w:trPr>
-          <w:trHeight w:val="300" w:hRule="atLeast"/>
-        </w:trPr>
-        <w:tc>
-          <w:tcPr>
-            <w:tcW w:w="699" w:type="pct"/>
-            <w:vMerge w:val="continue"/>
-            <w:tcBorders>
-              <w:top w:val="single" w:color="FFFFFF" w:sz="8" w:space="0"/>
-              <w:left w:val="single" w:color="FFFFFF" w:sz="8" w:space="0"/>
-              <w:bottom w:val="single" w:color="FFFFFF" w:sz="8" w:space="0"/>
-              <w:right w:val="single" w:color="FFFFFF" w:sz="8" w:space="0"/>
-            </w:tcBorders>
-            <w:shd w:val="clear" w:color="auto" w:fill="1F3864"/>
-            <w:vAlign w:val="center"/>
-          </w:tcPr>
-          <w:p>
-            <w:pPr>
-              <w:jc w:val="left"/>
-              <w:rPr>
-                <w:rFonts w:hint="default" w:ascii="Times New Roman" w:hAnsi="Times New Roman" w:eastAsia="宋体" w:cs="Times New Roman"/>
-                <w:b/>
-                <w:bCs w:val="0"/>
-                <w:i w:val="0"/>
-                <w:iCs w:val="0"/>
-                <w:color w:val="FFFFFF" w:themeColor="background1"/>
-                <w:sz w:val="18"/>
-                <w:szCs w:val="18"/>
-                <w:u w:val="none"/>
-                <w14:textFill>
-                  <w14:solidFill>
-                    <w14:schemeClr w14:val="bg1"/>
-                  </w14:solidFill>
-                </w14:textFill>
-              </w:rPr>
-            </w:pPr>
-          </w:p>
-        </w:tc>
-        <w:tc>
-          <w:tcPr>
-            <w:tcW w:w="435" w:type="pct"/>
-            <w:tcBorders>
-              <w:top w:val="single" w:color="000000" w:sz="4" w:space="0"/>
-              <w:left w:val="single" w:color="FFFFFF" w:sz="8" w:space="0"/>
-              <w:bottom w:val="single" w:color="000000" w:sz="4" w:space="0"/>
-              <w:right w:val="single" w:color="000000" w:sz="4" w:space="0"/>
-            </w:tcBorders>
-            <w:shd w:val="clear" w:color="auto" w:fill="FFFFFF"/>
-            <w:vAlign w:val="center"/>
-          </w:tcPr>
-          <w:p>
-            <w:pPr>
-              <w:keepNext w:val="0"/>
-              <w:keepLines w:val="0"/>
-              <w:widowControl/>
-              <w:suppressLineNumbers w:val="0"/>
-              <w:jc w:val="left"/>
-              <w:textAlignment w:val="center"/>
-              <w:rPr>
-                <w:rFonts w:hint="default" w:ascii="Times New Roman" w:hAnsi="Times New Roman" w:eastAsia="宋体" w:cs="Times New Roman"/>
-                <w:b w:val="0"/>
-                <w:bCs/>
-                <w:i w:val="0"/>
-                <w:iCs w:val="0"/>
-                <w:color w:val="000000"/>
-                <w:sz w:val="18"/>
-                <w:szCs w:val="18"/>
-                <w:u w:val="none"/>
-              </w:rPr>
-            </w:pPr>
-            <w:r>
-              <w:rPr>
-                <w:rFonts w:hint="default" w:ascii="Times New Roman" w:hAnsi="Times New Roman" w:eastAsia="宋体" w:cs="Times New Roman"/>
-                <w:b w:val="0"/>
-                <w:bCs/>
-                <w:i w:val="0"/>
-                <w:iCs w:val="0"/>
-                <w:color w:val="000000"/>
-                <w:kern w:val="0"/>
-                <w:sz w:val="18"/>
-                <w:szCs w:val="18"/>
-                <w:u w:val="none"/>
-                <w:lang w:val="en-US" w:eastAsia="zh-CN" w:bidi="ar"/>
-              </w:rPr>
-              <w:t xml:space="preserve">2 </w:t>
-            </w:r>
-          </w:p>
-        </w:tc>
-        <w:tc>
-          <w:tcPr>
-            <w:tcW w:w="1643" w:type="pct"/>
-            <w:tcBorders>
-              <w:top w:val="single" w:color="000000" w:sz="4" w:space="0"/>
-              <w:left w:val="single" w:color="000000" w:sz="4" w:space="0"/>
-              <w:bottom w:val="single" w:color="000000" w:sz="4" w:space="0"/>
-              <w:right w:val="single" w:color="000000" w:sz="4" w:space="0"/>
-            </w:tcBorders>
-            <w:shd w:val="clear" w:color="auto" w:fill="FFFFFF"/>
-            <w:vAlign w:val="center"/>
-          </w:tcPr>
-          <w:p>
-            <w:pPr>
-              <w:keepNext w:val="0"/>
-              <w:keepLines w:val="0"/>
-              <w:widowControl/>
-              <w:suppressLineNumbers w:val="0"/>
-              <w:jc w:val="left"/>
-              <w:textAlignment w:val="center"/>
-              <w:rPr>
-                <w:rFonts w:hint="default" w:ascii="Times New Roman" w:hAnsi="Times New Roman" w:eastAsia="宋体" w:cs="Times New Roman"/>
-                <w:b w:val="0"/>
-                <w:bCs/>
-                <w:i w:val="0"/>
-                <w:iCs w:val="0"/>
-                <w:color w:val="000000"/>
-                <w:sz w:val="18"/>
-                <w:szCs w:val="18"/>
-                <w:u w:val="none"/>
-              </w:rPr>
-            </w:pPr>
-            <w:r>
-              <w:rPr>
-                <w:rFonts w:hint="default" w:ascii="Times New Roman" w:hAnsi="Times New Roman" w:eastAsia="宋体" w:cs="Times New Roman"/>
-                <w:b w:val="0"/>
-                <w:bCs/>
-                <w:i w:val="0"/>
-                <w:iCs w:val="0"/>
-                <w:color w:val="000000"/>
-                <w:kern w:val="0"/>
-                <w:sz w:val="18"/>
-                <w:szCs w:val="18"/>
-                <w:u w:val="none"/>
-                <w:lang w:val="en-US" w:eastAsia="zh-CN" w:bidi="ar"/>
-              </w:rPr>
-              <w:t>c.35G&gt;T</w:t>
-            </w:r>
-          </w:p>
-        </w:tc>
-        <w:tc>
-          <w:tcPr>
-            <w:tcW w:w="1591" w:type="pct"/>
-            <w:tcBorders>
-              <w:top w:val="single" w:color="000000" w:sz="4" w:space="0"/>
-              <w:left w:val="single" w:color="000000" w:sz="4" w:space="0"/>
-              <w:bottom w:val="single" w:color="000000" w:sz="4" w:space="0"/>
-              <w:right w:val="single" w:color="000000" w:sz="4" w:space="0"/>
-            </w:tcBorders>
-            <w:shd w:val="clear" w:color="auto" w:fill="FFFFFF"/>
-            <w:vAlign w:val="center"/>
-          </w:tcPr>
-          <w:p>
-            <w:pPr>
-              <w:keepNext w:val="0"/>
-              <w:keepLines w:val="0"/>
-              <w:widowControl/>
-              <w:suppressLineNumbers w:val="0"/>
-              <w:jc w:val="left"/>
-              <w:textAlignment w:val="center"/>
-              <w:rPr>
-                <w:rFonts w:hint="default" w:ascii="Times New Roman" w:hAnsi="Times New Roman" w:eastAsia="宋体" w:cs="Times New Roman"/>
-                <w:b w:val="0"/>
-                <w:bCs/>
-                <w:i w:val="0"/>
-                <w:iCs w:val="0"/>
-                <w:color w:val="000000"/>
-                <w:sz w:val="18"/>
-                <w:szCs w:val="18"/>
-                <w:u w:val="none"/>
-              </w:rPr>
-            </w:pPr>
-            <w:r>
-              <w:rPr>
-                <w:rFonts w:hint="default" w:ascii="Times New Roman" w:hAnsi="Times New Roman" w:eastAsia="宋体" w:cs="Times New Roman"/>
-                <w:b w:val="0"/>
-                <w:bCs/>
-                <w:i w:val="0"/>
-                <w:iCs w:val="0"/>
-                <w:color w:val="000000"/>
-                <w:kern w:val="0"/>
-                <w:sz w:val="18"/>
-                <w:szCs w:val="18"/>
-                <w:u w:val="none"/>
-                <w:lang w:val="en-US" w:eastAsia="zh-CN" w:bidi="ar"/>
-              </w:rPr>
-              <w:t>p.G12V</w:t>
-            </w:r>
-          </w:p>
-        </w:tc>
-        <w:tc>
-          <w:tcPr>
-            <w:tcW w:w="630" w:type="pct"/>
-            <w:tcBorders>
-              <w:top w:val="single" w:color="000000" w:sz="4" w:space="0"/>
-              <w:left w:val="single" w:color="000000" w:sz="4" w:space="0"/>
-              <w:bottom w:val="single" w:color="000000" w:sz="4" w:space="0"/>
-              <w:right w:val="single" w:color="000000" w:sz="4" w:space="0"/>
-            </w:tcBorders>
-            <w:shd w:val="clear" w:color="auto" w:fill="FFFFFF"/>
-            <w:vAlign w:val="center"/>
-          </w:tcPr>
-          <w:p>
-            <w:pPr>
-              <w:keepNext w:val="0"/>
-              <w:keepLines w:val="0"/>
-              <w:widowControl/>
-              <w:suppressLineNumbers w:val="0"/>
-              <w:jc w:val="left"/>
-              <w:textAlignment w:val="center"/>
-              <w:rPr>
-                <w:rFonts w:hint="default" w:ascii="Times New Roman" w:hAnsi="Times New Roman" w:eastAsia="宋体" w:cs="Times New Roman"/>
-                <w:b w:val="0"/>
-                <w:bCs/>
-                <w:i w:val="0"/>
-                <w:iCs w:val="0"/>
-                <w:color w:val="000000"/>
-                <w:sz w:val="18"/>
-                <w:szCs w:val="18"/>
-                <w:u w:val="none"/>
-              </w:rPr>
-            </w:pPr>
-            <w:r>
-              <w:rPr>
-                <w:rFonts w:hint="default" w:ascii="Times New Roman" w:hAnsi="Times New Roman" w:eastAsia="宋体" w:cs="Times New Roman"/>
-                <w:b w:val="0"/>
-                <w:bCs/>
-                <w:i w:val="0"/>
-                <w:iCs w:val="0"/>
-                <w:color w:val="000000"/>
-                <w:kern w:val="0"/>
-                <w:sz w:val="18"/>
-                <w:szCs w:val="18"/>
-                <w:u w:val="none"/>
-                <w:lang w:val="en-US" w:eastAsia="zh-CN" w:bidi="ar"/>
-              </w:rPr>
-              <w:t xml:space="preserve">520 </w:t>
+              <w:t xml:space="preserve">6213 </w:t>
             </w:r>
           </w:p>
         </w:tc>
@@ -25511,7 +24997,7 @@
         <w:tc>
           <w:tcPr>
             <w:tcW w:w="699" w:type="pct"/>
-            <w:vMerge w:val="continue"/>
+            <w:vMerge w:val="restart"/>
             <w:tcBorders>
               <w:top w:val="single" w:color="FFFFFF" w:sz="8" w:space="0"/>
               <w:left w:val="single" w:color="FFFFFF" w:sz="8" w:space="0"/>
@@ -25523,7 +25009,12 @@
           </w:tcPr>
           <w:p>
             <w:pPr>
+              <w:keepNext w:val="0"/>
+              <w:keepLines w:val="0"/>
+              <w:widowControl/>
+              <w:suppressLineNumbers w:val="0"/>
               <w:jc w:val="left"/>
+              <w:textAlignment w:val="center"/>
               <w:rPr>
                 <w:rFonts w:hint="default" w:ascii="Times New Roman" w:hAnsi="Times New Roman" w:eastAsia="宋体" w:cs="Times New Roman"/>
                 <w:b/>
@@ -25541,6 +25032,27 @@
                 </w14:textFill>
               </w:rPr>
             </w:pPr>
+            <w:r>
+              <w:rPr>
+                <w:rFonts w:hint="default" w:ascii="Times New Roman" w:hAnsi="Times New Roman" w:eastAsia="宋体" w:cs="Times New Roman"/>
+                <w:b/>
+                <w:bCs w:val="0"/>
+                <w:i w:val="0"/>
+                <w:iCs w:val="0"/>
+                <w:color w:val="FFFFFF" w:themeColor="background1"/>
+                <w:kern w:val="0"/>
+                <w:sz w:val="18"/>
+                <w:szCs w:val="18"/>
+                <w:u w:val="none"/>
+                <w:lang w:val="en-US" w:eastAsia="zh-CN" w:bidi="ar"/>
+                <w14:textFill>
+                  <w14:solidFill>
+                    <w14:schemeClr w14:val="bg1"/>
+                  </w14:solidFill>
+                </w14:textFill>
+              </w:rPr>
+              <w:t>KRAS</w:t>
+            </w:r>
           </w:p>
         </w:tc>
         <w:tc>
@@ -25639,7 +25151,7 @@
                 <w:u w:val="none"/>
                 <w:lang w:val="en-US" w:eastAsia="zh-CN" w:bidi="ar"/>
               </w:rPr>
-              <w:t>c.34G&gt;T</w:t>
+              <w:t>c.35G&gt;A</w:t>
             </w:r>
           </w:p>
         </w:tc>
@@ -25689,7 +25201,7 @@
                 <w:u w:val="none"/>
                 <w:lang w:val="en-US" w:eastAsia="zh-CN" w:bidi="ar"/>
               </w:rPr>
-              <w:t>p.G12C</w:t>
+              <w:t>p.G12D</w:t>
             </w:r>
           </w:p>
         </w:tc>
@@ -25739,7 +25251,7 @@
                 <w:u w:val="none"/>
                 <w:lang w:val="en-US" w:eastAsia="zh-CN" w:bidi="ar"/>
               </w:rPr>
-              <w:t xml:space="preserve">516 </w:t>
+              <w:t xml:space="preserve">521 </w:t>
             </w:r>
           </w:p>
         </w:tc>
@@ -25896,7 +25408,7 @@
                 <w:u w:val="none"/>
                 <w:lang w:val="en-US" w:eastAsia="zh-CN" w:bidi="ar"/>
               </w:rPr>
-              <w:t>c.34G&gt;A</w:t>
+              <w:t>c.35G&gt;T</w:t>
             </w:r>
           </w:p>
         </w:tc>
@@ -25946,7 +25458,7 @@
                 <w:u w:val="none"/>
                 <w:lang w:val="en-US" w:eastAsia="zh-CN" w:bidi="ar"/>
               </w:rPr>
-              <w:t>p.G12S</w:t>
+              <w:t>p.G12V</w:t>
             </w:r>
           </w:p>
         </w:tc>
@@ -25996,7 +25508,7 @@
                 <w:u w:val="none"/>
                 <w:lang w:val="en-US" w:eastAsia="zh-CN" w:bidi="ar"/>
               </w:rPr>
-              <w:t xml:space="preserve">517 </w:t>
+              <w:t xml:space="preserve">520 </w:t>
             </w:r>
           </w:p>
         </w:tc>
@@ -26152,7 +25664,7 @@
                 <w:u w:val="none"/>
                 <w:lang w:val="en-US" w:eastAsia="zh-CN" w:bidi="ar"/>
               </w:rPr>
-              <w:t>c.38G&gt;A</w:t>
+              <w:t>c.34G&gt;T</w:t>
             </w:r>
           </w:p>
         </w:tc>
@@ -26202,7 +25714,7 @@
                 <w:u w:val="none"/>
                 <w:lang w:val="en-US" w:eastAsia="zh-CN" w:bidi="ar"/>
               </w:rPr>
-              <w:t>p.G13D</w:t>
+              <w:t>p.G12C</w:t>
             </w:r>
           </w:p>
         </w:tc>
@@ -26252,7 +25764,7 @@
                 <w:u w:val="none"/>
                 <w:lang w:val="en-US" w:eastAsia="zh-CN" w:bidi="ar"/>
               </w:rPr>
-              <w:t xml:space="preserve">532 </w:t>
+              <w:t xml:space="preserve">516 </w:t>
             </w:r>
           </w:p>
         </w:tc>
@@ -26409,7 +25921,7 @@
                 <w:u w:val="none"/>
                 <w:lang w:val="en-US" w:eastAsia="zh-CN" w:bidi="ar"/>
               </w:rPr>
-              <w:t>c.34G&gt;C</w:t>
+              <w:t>c.34G&gt;A</w:t>
             </w:r>
           </w:p>
         </w:tc>
@@ -26459,7 +25971,7 @@
                 <w:u w:val="none"/>
                 <w:lang w:val="en-US" w:eastAsia="zh-CN" w:bidi="ar"/>
               </w:rPr>
-              <w:t>p.G12R</w:t>
+              <w:t>p.G12S</w:t>
             </w:r>
           </w:p>
         </w:tc>
@@ -26509,263 +26021,7 @@
                 <w:u w:val="none"/>
                 <w:lang w:val="en-US" w:eastAsia="zh-CN" w:bidi="ar"/>
               </w:rPr>
-              <w:t xml:space="preserve">518 </w:t>
-            </w:r>
-          </w:p>
-        </w:tc>
-      </w:tr>
-      <w:tr>
-        <w:tblPrEx>
-          <w:tblBorders>
-            <w:top w:val="none" w:color="auto" w:sz="0" w:space="0"/>
-            <w:left w:val="none" w:color="auto" w:sz="0" w:space="0"/>
-            <w:bottom w:val="none" w:color="auto" w:sz="0" w:space="0"/>
-            <w:right w:val="none" w:color="auto" w:sz="0" w:space="0"/>
-            <w:insideH w:val="none" w:color="auto" w:sz="0" w:space="0"/>
-            <w:insideV w:val="none" w:color="auto" w:sz="0" w:space="0"/>
-          </w:tblBorders>
-          <w:tblCellMar>
-            <w:top w:w="0" w:type="dxa"/>
-            <w:left w:w="108" w:type="dxa"/>
-            <w:bottom w:w="0" w:type="dxa"/>
-            <w:right w:w="108" w:type="dxa"/>
-          </w:tblCellMar>
-        </w:tblPrEx>
-        <w:trPr>
-          <w:trHeight w:val="300" w:hRule="atLeast"/>
-        </w:trPr>
-        <w:tc>
-          <w:tcPr>
-            <w:tcW w:w="699" w:type="pct"/>
-            <w:vMerge w:val="continue"/>
-            <w:tcBorders>
-              <w:top w:val="single" w:color="FFFFFF" w:sz="8" w:space="0"/>
-              <w:left w:val="single" w:color="FFFFFF" w:sz="8" w:space="0"/>
-              <w:bottom w:val="single" w:color="FFFFFF" w:sz="8" w:space="0"/>
-              <w:right w:val="single" w:color="FFFFFF" w:sz="8" w:space="0"/>
-            </w:tcBorders>
-            <w:shd w:val="clear" w:color="auto" w:fill="1F3864"/>
-            <w:vAlign w:val="center"/>
-          </w:tcPr>
-          <w:p>
-            <w:pPr>
-              <w:jc w:val="left"/>
-              <w:rPr>
-                <w:rFonts w:hint="default" w:ascii="Times New Roman" w:hAnsi="Times New Roman" w:eastAsia="宋体" w:cs="Times New Roman"/>
-                <w:b/>
-                <w:bCs w:val="0"/>
-                <w:i w:val="0"/>
-                <w:iCs w:val="0"/>
-                <w:color w:val="FFFFFF" w:themeColor="background1"/>
-                <w:sz w:val="18"/>
-                <w:szCs w:val="18"/>
-                <w:u w:val="none"/>
-                <w14:textFill>
-                  <w14:solidFill>
-                    <w14:schemeClr w14:val="bg1"/>
-                  </w14:solidFill>
-                </w14:textFill>
-              </w:rPr>
-            </w:pPr>
-          </w:p>
-        </w:tc>
-        <w:tc>
-          <w:tcPr>
-            <w:tcW w:w="435" w:type="pct"/>
-            <w:tcBorders>
-              <w:top w:val="single" w:color="000000" w:sz="4" w:space="0"/>
-              <w:left w:val="single" w:color="FFFFFF" w:sz="8" w:space="0"/>
-              <w:bottom w:val="single" w:color="000000" w:sz="4" w:space="0"/>
-              <w:right w:val="single" w:color="000000" w:sz="4" w:space="0"/>
-            </w:tcBorders>
-            <w:shd w:val="clear" w:color="auto" w:fill="FFFFFF"/>
-            <w:vAlign w:val="center"/>
-          </w:tcPr>
-          <w:p>
-            <w:pPr>
-              <w:keepNext w:val="0"/>
-              <w:keepLines w:val="0"/>
-              <w:widowControl/>
-              <w:suppressLineNumbers w:val="0"/>
-              <w:jc w:val="left"/>
-              <w:textAlignment w:val="center"/>
-              <w:rPr>
-                <w:rFonts w:hint="default" w:ascii="Times New Roman" w:hAnsi="Times New Roman" w:eastAsia="宋体" w:cs="Times New Roman"/>
-                <w:b w:val="0"/>
-                <w:bCs/>
-                <w:i w:val="0"/>
-                <w:iCs w:val="0"/>
-                <w:color w:val="000000"/>
-                <w:sz w:val="18"/>
-                <w:szCs w:val="18"/>
-                <w:u w:val="none"/>
-              </w:rPr>
-            </w:pPr>
-            <w:r>
-              <w:rPr>
-                <w:rFonts w:hint="default" w:ascii="Times New Roman" w:hAnsi="Times New Roman" w:eastAsia="宋体" w:cs="Times New Roman"/>
-                <w:b w:val="0"/>
-                <w:bCs/>
-                <w:i w:val="0"/>
-                <w:iCs w:val="0"/>
-                <w:color w:val="000000"/>
-                <w:kern w:val="0"/>
-                <w:sz w:val="18"/>
-                <w:szCs w:val="18"/>
-                <w:u w:val="none"/>
-                <w:lang w:val="en-US" w:eastAsia="zh-CN" w:bidi="ar"/>
-              </w:rPr>
-              <w:t xml:space="preserve">2 </w:t>
-            </w:r>
-          </w:p>
-        </w:tc>
-        <w:tc>
-          <w:tcPr>
-            <w:tcW w:w="1643" w:type="pct"/>
-            <w:tcBorders>
-              <w:top w:val="single" w:color="000000" w:sz="4" w:space="0"/>
-              <w:left w:val="single" w:color="000000" w:sz="4" w:space="0"/>
-              <w:bottom w:val="single" w:color="000000" w:sz="4" w:space="0"/>
-              <w:right w:val="single" w:color="000000" w:sz="4" w:space="0"/>
-            </w:tcBorders>
-            <w:shd w:val="clear" w:color="auto" w:fill="FFFFFF"/>
-            <w:vAlign w:val="center"/>
-          </w:tcPr>
-          <w:p>
-            <w:pPr>
-              <w:keepNext w:val="0"/>
-              <w:keepLines w:val="0"/>
-              <w:widowControl/>
-              <w:suppressLineNumbers w:val="0"/>
-              <w:jc w:val="left"/>
-              <w:textAlignment w:val="center"/>
-              <w:rPr>
-                <w:rFonts w:hint="default" w:ascii="Times New Roman" w:hAnsi="Times New Roman" w:eastAsia="宋体" w:cs="Times New Roman"/>
-                <w:b w:val="0"/>
-                <w:bCs/>
-                <w:i w:val="0"/>
-                <w:iCs w:val="0"/>
-                <w:color w:val="000000"/>
-                <w:sz w:val="18"/>
-                <w:szCs w:val="18"/>
-                <w:u w:val="none"/>
-              </w:rPr>
-            </w:pPr>
-            <w:r>
-              <w:rPr>
-                <w:rFonts w:hint="default" w:ascii="Times New Roman" w:hAnsi="Times New Roman" w:eastAsia="宋体" w:cs="Times New Roman"/>
-                <w:b w:val="0"/>
-                <w:bCs/>
-                <w:i w:val="0"/>
-                <w:iCs w:val="0"/>
-                <w:color w:val="000000"/>
-                <w:kern w:val="0"/>
-                <w:sz w:val="18"/>
-                <w:szCs w:val="18"/>
-                <w:u w:val="none"/>
-                <w:lang w:val="en-US" w:eastAsia="zh-CN" w:bidi="ar"/>
-              </w:rPr>
-              <w:t>c.35G&gt;C</w:t>
-            </w:r>
-          </w:p>
-        </w:tc>
-        <w:tc>
-          <w:tcPr>
-            <w:tcW w:w="1591" w:type="pct"/>
-            <w:tcBorders>
-              <w:top w:val="single" w:color="000000" w:sz="4" w:space="0"/>
-              <w:left w:val="single" w:color="000000" w:sz="4" w:space="0"/>
-              <w:bottom w:val="single" w:color="000000" w:sz="4" w:space="0"/>
-              <w:right w:val="single" w:color="000000" w:sz="4" w:space="0"/>
-            </w:tcBorders>
-            <w:shd w:val="clear" w:color="auto" w:fill="FFFFFF"/>
-            <w:vAlign w:val="center"/>
-          </w:tcPr>
-          <w:p>
-            <w:pPr>
-              <w:keepNext w:val="0"/>
-              <w:keepLines w:val="0"/>
-              <w:widowControl/>
-              <w:suppressLineNumbers w:val="0"/>
-              <w:jc w:val="left"/>
-              <w:textAlignment w:val="center"/>
-              <w:rPr>
-                <w:rFonts w:hint="default" w:ascii="Times New Roman" w:hAnsi="Times New Roman" w:eastAsia="宋体" w:cs="Times New Roman"/>
-                <w:b w:val="0"/>
-                <w:bCs/>
-                <w:i w:val="0"/>
-                <w:iCs w:val="0"/>
-                <w:color w:val="000000"/>
-                <w:sz w:val="18"/>
-                <w:szCs w:val="18"/>
-                <w:u w:val="none"/>
-              </w:rPr>
-            </w:pPr>
-            <w:r>
-              <w:rPr>
-                <w:rFonts w:hint="default" w:ascii="Times New Roman" w:hAnsi="Times New Roman" w:eastAsia="宋体" w:cs="Times New Roman"/>
-                <w:b w:val="0"/>
-                <w:bCs/>
-                <w:i w:val="0"/>
-                <w:iCs w:val="0"/>
-                <w:color w:val="000000"/>
-                <w:kern w:val="0"/>
-                <w:sz w:val="18"/>
-                <w:szCs w:val="18"/>
-                <w:u w:val="none"/>
-                <w:lang w:val="en-US" w:eastAsia="zh-CN" w:bidi="ar"/>
-              </w:rPr>
-              <w:t>p.G12A</w:t>
-            </w:r>
-          </w:p>
-        </w:tc>
-        <w:tc>
-          <w:tcPr>
-            <w:tcW w:w="630" w:type="pct"/>
-            <w:tcBorders>
-              <w:top w:val="single" w:color="000000" w:sz="4" w:space="0"/>
-              <w:left w:val="single" w:color="000000" w:sz="4" w:space="0"/>
-              <w:bottom w:val="single" w:color="000000" w:sz="4" w:space="0"/>
-              <w:right w:val="single" w:color="000000" w:sz="4" w:space="0"/>
-            </w:tcBorders>
-            <w:shd w:val="clear" w:color="auto" w:fill="FFFFFF"/>
-            <w:vAlign w:val="center"/>
-          </w:tcPr>
-          <w:p>
-            <w:pPr>
-              <w:keepNext w:val="0"/>
-              <w:keepLines w:val="0"/>
-              <w:widowControl/>
-              <w:suppressLineNumbers w:val="0"/>
-              <w:jc w:val="left"/>
-              <w:textAlignment w:val="center"/>
-              <w:rPr>
-                <w:rFonts w:hint="default" w:ascii="Times New Roman" w:hAnsi="Times New Roman" w:eastAsia="宋体" w:cs="Times New Roman"/>
-                <w:b w:val="0"/>
-                <w:bCs/>
-                <w:i w:val="0"/>
-                <w:iCs w:val="0"/>
-                <w:color w:val="000000"/>
-                <w:sz w:val="18"/>
-                <w:szCs w:val="18"/>
-                <w:u w:val="none"/>
-              </w:rPr>
-            </w:pPr>
-            <w:r>
-              <w:rPr>
-                <w:rFonts w:hint="default" w:ascii="Times New Roman" w:hAnsi="Times New Roman" w:eastAsia="宋体" w:cs="Times New Roman"/>
-                <w:b w:val="0"/>
-                <w:bCs/>
-                <w:i w:val="0"/>
-                <w:iCs w:val="0"/>
-                <w:color w:val="000000"/>
-                <w:kern w:val="0"/>
-                <w:sz w:val="18"/>
-                <w:szCs w:val="18"/>
-                <w:u w:val="none"/>
-                <w:lang w:val="en-US" w:eastAsia="zh-CN" w:bidi="ar"/>
-              </w:rPr>
-              <w:t xml:space="preserve">522 </w:t>
+              <w:t xml:space="preserve">517 </w:t>
             </w:r>
           </w:p>
         </w:tc>
@@ -26794,6 +26050,7 @@
         <w:tc>
           <w:tcPr>
             <w:tcW w:w="699" w:type="pct"/>
+            <w:vMerge w:val="continue"/>
             <w:tcBorders>
               <w:top w:val="single" w:color="FFFFFF" w:sz="8" w:space="0"/>
               <w:left w:val="single" w:color="FFFFFF" w:sz="8" w:space="0"/>
@@ -26805,12 +26062,7 @@
           </w:tcPr>
           <w:p>
             <w:pPr>
-              <w:keepNext w:val="0"/>
-              <w:keepLines w:val="0"/>
-              <w:widowControl/>
-              <w:suppressLineNumbers w:val="0"/>
               <w:jc w:val="left"/>
-              <w:textAlignment w:val="center"/>
               <w:rPr>
                 <w:rFonts w:hint="default" w:ascii="Times New Roman" w:hAnsi="Times New Roman" w:eastAsia="宋体" w:cs="Times New Roman"/>
                 <w:b/>
@@ -26828,27 +26080,6 @@
                 </w14:textFill>
               </w:rPr>
             </w:pPr>
-            <w:r>
-              <w:rPr>
-                <w:rFonts w:hint="default" w:ascii="Times New Roman" w:hAnsi="Times New Roman" w:eastAsia="宋体" w:cs="Times New Roman"/>
-                <w:b/>
-                <w:bCs w:val="0"/>
-                <w:i w:val="0"/>
-                <w:iCs w:val="0"/>
-                <w:color w:val="FFFFFF" w:themeColor="background1"/>
-                <w:kern w:val="0"/>
-                <w:sz w:val="18"/>
-                <w:szCs w:val="18"/>
-                <w:u w:val="none"/>
-                <w:lang w:val="en-US" w:eastAsia="zh-CN" w:bidi="ar"/>
-                <w14:textFill>
-                  <w14:solidFill>
-                    <w14:schemeClr w14:val="bg1"/>
-                  </w14:solidFill>
-                </w14:textFill>
-              </w:rPr>
-              <w:t>BRAF</w:t>
-            </w:r>
           </w:p>
         </w:tc>
         <w:tc>
@@ -26897,7 +26128,7 @@
                 <w:u w:val="none"/>
                 <w:lang w:val="en-US" w:eastAsia="zh-CN" w:bidi="ar"/>
               </w:rPr>
-              <w:t xml:space="preserve">15 </w:t>
+              <w:t xml:space="preserve">2 </w:t>
             </w:r>
           </w:p>
         </w:tc>
@@ -26947,7 +26178,7 @@
                 <w:u w:val="none"/>
                 <w:lang w:val="en-US" w:eastAsia="zh-CN" w:bidi="ar"/>
               </w:rPr>
-              <w:t>c.1799T&gt;A</w:t>
+              <w:t>c.38G&gt;A</w:t>
             </w:r>
           </w:p>
         </w:tc>
@@ -26997,7 +26228,7 @@
                 <w:u w:val="none"/>
                 <w:lang w:val="en-US" w:eastAsia="zh-CN" w:bidi="ar"/>
               </w:rPr>
-              <w:t>p.V600E</w:t>
+              <w:t>p.G13D</w:t>
             </w:r>
           </w:p>
         </w:tc>
@@ -27047,7 +26278,7 @@
                 <w:u w:val="none"/>
                 <w:lang w:val="en-US" w:eastAsia="zh-CN" w:bidi="ar"/>
               </w:rPr>
-              <w:t xml:space="preserve">476 </w:t>
+              <w:t xml:space="preserve">532 </w:t>
             </w:r>
           </w:p>
         </w:tc>
@@ -27075,7 +26306,7 @@
         <w:tc>
           <w:tcPr>
             <w:tcW w:w="699" w:type="pct"/>
-            <w:vMerge w:val="restart"/>
+            <w:vMerge w:val="continue"/>
             <w:tcBorders>
               <w:top w:val="single" w:color="FFFFFF" w:sz="8" w:space="0"/>
               <w:left w:val="single" w:color="FFFFFF" w:sz="8" w:space="0"/>
@@ -27087,12 +26318,7 @@
           </w:tcPr>
           <w:p>
             <w:pPr>
-              <w:keepNext w:val="0"/>
-              <w:keepLines w:val="0"/>
-              <w:widowControl/>
-              <w:suppressLineNumbers w:val="0"/>
               <w:jc w:val="left"/>
-              <w:textAlignment w:val="center"/>
               <w:rPr>
                 <w:rFonts w:hint="default" w:ascii="Times New Roman" w:hAnsi="Times New Roman" w:eastAsia="宋体" w:cs="Times New Roman"/>
                 <w:b/>
@@ -27110,27 +26336,6 @@
                 </w14:textFill>
               </w:rPr>
             </w:pPr>
-            <w:r>
-              <w:rPr>
-                <w:rFonts w:hint="default" w:ascii="Times New Roman" w:hAnsi="Times New Roman" w:eastAsia="宋体" w:cs="Times New Roman"/>
-                <w:b/>
-                <w:bCs w:val="0"/>
-                <w:i w:val="0"/>
-                <w:iCs w:val="0"/>
-                <w:color w:val="FFFFFF" w:themeColor="background1"/>
-                <w:kern w:val="0"/>
-                <w:sz w:val="18"/>
-                <w:szCs w:val="18"/>
-                <w:u w:val="none"/>
-                <w:lang w:val="en-US" w:eastAsia="zh-CN" w:bidi="ar"/>
-                <w14:textFill>
-                  <w14:solidFill>
-                    <w14:schemeClr w14:val="bg1"/>
-                  </w14:solidFill>
-                </w14:textFill>
-              </w:rPr>
-              <w:t>PIK3CA</w:t>
-            </w:r>
           </w:p>
         </w:tc>
         <w:tc>
@@ -27179,7 +26384,7 @@
                 <w:u w:val="none"/>
                 <w:lang w:val="en-US" w:eastAsia="zh-CN" w:bidi="ar"/>
               </w:rPr>
-              <w:t xml:space="preserve">9 </w:t>
+              <w:t xml:space="preserve">2 </w:t>
             </w:r>
           </w:p>
         </w:tc>
@@ -27229,7 +26434,7 @@
                 <w:u w:val="none"/>
                 <w:lang w:val="en-US" w:eastAsia="zh-CN" w:bidi="ar"/>
               </w:rPr>
-              <w:t>c.1624G&gt;A</w:t>
+              <w:t>c.34G&gt;C</w:t>
             </w:r>
           </w:p>
         </w:tc>
@@ -27279,7 +26484,7 @@
                 <w:u w:val="none"/>
                 <w:lang w:val="en-US" w:eastAsia="zh-CN" w:bidi="ar"/>
               </w:rPr>
-              <w:t>p.E542K</w:t>
+              <w:t>p.G12R</w:t>
             </w:r>
           </w:p>
         </w:tc>
@@ -27329,7 +26534,7 @@
                 <w:u w:val="none"/>
                 <w:lang w:val="en-US" w:eastAsia="zh-CN" w:bidi="ar"/>
               </w:rPr>
-              <w:t xml:space="preserve">760 </w:t>
+              <w:t xml:space="preserve">518 </w:t>
             </w:r>
           </w:p>
         </w:tc>
@@ -27436,7 +26641,7 @@
                 <w:u w:val="none"/>
                 <w:lang w:val="en-US" w:eastAsia="zh-CN" w:bidi="ar"/>
               </w:rPr>
-              <w:t xml:space="preserve">9 </w:t>
+              <w:t xml:space="preserve">2 </w:t>
             </w:r>
           </w:p>
         </w:tc>
@@ -27486,7 +26691,7 @@
                 <w:u w:val="none"/>
                 <w:lang w:val="en-US" w:eastAsia="zh-CN" w:bidi="ar"/>
               </w:rPr>
-              <w:t>c.1633G&gt;A</w:t>
+              <w:t>c.35G&gt;C</w:t>
             </w:r>
           </w:p>
         </w:tc>
@@ -27536,7 +26741,7 @@
                 <w:u w:val="none"/>
                 <w:lang w:val="en-US" w:eastAsia="zh-CN" w:bidi="ar"/>
               </w:rPr>
-              <w:t>p.E545K</w:t>
+              <w:t>p.G12A</w:t>
             </w:r>
           </w:p>
         </w:tc>
@@ -27586,7 +26791,7 @@
                 <w:u w:val="none"/>
                 <w:lang w:val="en-US" w:eastAsia="zh-CN" w:bidi="ar"/>
               </w:rPr>
-              <w:t xml:space="preserve">763 </w:t>
+              <w:t xml:space="preserve">522 </w:t>
             </w:r>
           </w:p>
         </w:tc>
@@ -27615,7 +26820,6 @@
         <w:tc>
           <w:tcPr>
             <w:tcW w:w="699" w:type="pct"/>
-            <w:vMerge w:val="continue"/>
             <w:tcBorders>
               <w:top w:val="single" w:color="FFFFFF" w:sz="8" w:space="0"/>
               <w:left w:val="single" w:color="FFFFFF" w:sz="8" w:space="0"/>
@@ -27627,7 +26831,12 @@
           </w:tcPr>
           <w:p>
             <w:pPr>
+              <w:keepNext w:val="0"/>
+              <w:keepLines w:val="0"/>
+              <w:widowControl/>
+              <w:suppressLineNumbers w:val="0"/>
               <w:jc w:val="left"/>
+              <w:textAlignment w:val="center"/>
               <w:rPr>
                 <w:rFonts w:hint="default" w:ascii="Times New Roman" w:hAnsi="Times New Roman" w:eastAsia="宋体" w:cs="Times New Roman"/>
                 <w:b/>
@@ -27645,6 +26854,27 @@
                 </w14:textFill>
               </w:rPr>
             </w:pPr>
+            <w:r>
+              <w:rPr>
+                <w:rFonts w:hint="default" w:ascii="Times New Roman" w:hAnsi="Times New Roman" w:eastAsia="宋体" w:cs="Times New Roman"/>
+                <w:b/>
+                <w:bCs w:val="0"/>
+                <w:i w:val="0"/>
+                <w:iCs w:val="0"/>
+                <w:color w:val="FFFFFF" w:themeColor="background1"/>
+                <w:kern w:val="0"/>
+                <w:sz w:val="18"/>
+                <w:szCs w:val="18"/>
+                <w:u w:val="none"/>
+                <w:lang w:val="en-US" w:eastAsia="zh-CN" w:bidi="ar"/>
+                <w14:textFill>
+                  <w14:solidFill>
+                    <w14:schemeClr w14:val="bg1"/>
+                  </w14:solidFill>
+                </w14:textFill>
+              </w:rPr>
+              <w:t>BRAF</w:t>
+            </w:r>
           </w:p>
         </w:tc>
         <w:tc>
@@ -27693,7 +26923,7 @@
                 <w:u w:val="none"/>
                 <w:lang w:val="en-US" w:eastAsia="zh-CN" w:bidi="ar"/>
               </w:rPr>
-              <w:t xml:space="preserve">20 </w:t>
+              <w:t xml:space="preserve">15 </w:t>
             </w:r>
           </w:p>
         </w:tc>
@@ -27743,7 +26973,7 @@
                 <w:u w:val="none"/>
                 <w:lang w:val="en-US" w:eastAsia="zh-CN" w:bidi="ar"/>
               </w:rPr>
-              <w:t>c.3140A&gt;T</w:t>
+              <w:t>c.1799T&gt;A</w:t>
             </w:r>
           </w:p>
         </w:tc>
@@ -27793,7 +27023,7 @@
                 <w:u w:val="none"/>
                 <w:lang w:val="en-US" w:eastAsia="zh-CN" w:bidi="ar"/>
               </w:rPr>
-              <w:t>p.H1047L</w:t>
+              <w:t>p.V600E</w:t>
             </w:r>
           </w:p>
         </w:tc>
@@ -27843,547 +27073,7 @@
                 <w:u w:val="none"/>
                 <w:lang w:val="en-US" w:eastAsia="zh-CN" w:bidi="ar"/>
               </w:rPr>
-              <w:t xml:space="preserve">776 </w:t>
-            </w:r>
-          </w:p>
-        </w:tc>
-      </w:tr>
-      <w:tr>
-        <w:tblPrEx>
-          <w:tblBorders>
-            <w:top w:val="none" w:color="auto" w:sz="0" w:space="0"/>
-            <w:left w:val="none" w:color="auto" w:sz="0" w:space="0"/>
-            <w:bottom w:val="none" w:color="auto" w:sz="0" w:space="0"/>
-            <w:right w:val="none" w:color="auto" w:sz="0" w:space="0"/>
-            <w:insideH w:val="none" w:color="auto" w:sz="0" w:space="0"/>
-            <w:insideV w:val="none" w:color="auto" w:sz="0" w:space="0"/>
-          </w:tblBorders>
-          <w:tblCellMar>
-            <w:top w:w="0" w:type="dxa"/>
-            <w:left w:w="108" w:type="dxa"/>
-            <w:bottom w:w="0" w:type="dxa"/>
-            <w:right w:w="108" w:type="dxa"/>
-          </w:tblCellMar>
-        </w:tblPrEx>
-        <w:trPr>
-          <w:trHeight w:val="300" w:hRule="atLeast"/>
-        </w:trPr>
-        <w:tc>
-          <w:tcPr>
-            <w:tcW w:w="699" w:type="pct"/>
-            <w:vMerge w:val="continue"/>
-            <w:tcBorders>
-              <w:top w:val="single" w:color="FFFFFF" w:sz="8" w:space="0"/>
-              <w:left w:val="single" w:color="FFFFFF" w:sz="8" w:space="0"/>
-              <w:bottom w:val="single" w:color="FFFFFF" w:sz="8" w:space="0"/>
-              <w:right w:val="single" w:color="FFFFFF" w:sz="8" w:space="0"/>
-            </w:tcBorders>
-            <w:shd w:val="clear" w:color="auto" w:fill="1F3864"/>
-            <w:vAlign w:val="center"/>
-          </w:tcPr>
-          <w:p>
-            <w:pPr>
-              <w:jc w:val="left"/>
-              <w:rPr>
-                <w:rFonts w:hint="default" w:ascii="Times New Roman" w:hAnsi="Times New Roman" w:eastAsia="宋体" w:cs="Times New Roman"/>
-                <w:b/>
-                <w:bCs w:val="0"/>
-                <w:i w:val="0"/>
-                <w:iCs w:val="0"/>
-                <w:color w:val="FFFFFF" w:themeColor="background1"/>
-                <w:sz w:val="18"/>
-                <w:szCs w:val="18"/>
-                <w:u w:val="none"/>
-                <w14:textFill>
-                  <w14:solidFill>
-                    <w14:schemeClr w14:val="bg1"/>
-                  </w14:solidFill>
-                </w14:textFill>
-              </w:rPr>
-            </w:pPr>
-          </w:p>
-        </w:tc>
-        <w:tc>
-          <w:tcPr>
-            <w:tcW w:w="435" w:type="pct"/>
-            <w:tcBorders>
-              <w:top w:val="single" w:color="000000" w:sz="4" w:space="0"/>
-              <w:left w:val="single" w:color="FFFFFF" w:sz="8" w:space="0"/>
-              <w:bottom w:val="single" w:color="000000" w:sz="4" w:space="0"/>
-              <w:right w:val="single" w:color="000000" w:sz="4" w:space="0"/>
-            </w:tcBorders>
-            <w:shd w:val="clear" w:color="auto" w:fill="FFFFFF"/>
-            <w:vAlign w:val="center"/>
-          </w:tcPr>
-          <w:p>
-            <w:pPr>
-              <w:keepNext w:val="0"/>
-              <w:keepLines w:val="0"/>
-              <w:widowControl/>
-              <w:suppressLineNumbers w:val="0"/>
-              <w:jc w:val="left"/>
-              <w:textAlignment w:val="center"/>
-              <w:rPr>
-                <w:rFonts w:hint="default" w:ascii="Times New Roman" w:hAnsi="Times New Roman" w:eastAsia="宋体" w:cs="Times New Roman"/>
-                <w:b w:val="0"/>
-                <w:bCs/>
-                <w:i w:val="0"/>
-                <w:iCs w:val="0"/>
-                <w:color w:val="000000"/>
-                <w:sz w:val="18"/>
-                <w:szCs w:val="18"/>
-                <w:u w:val="none"/>
-              </w:rPr>
-            </w:pPr>
-            <w:r>
-              <w:rPr>
-                <w:rFonts w:hint="default" w:ascii="Times New Roman" w:hAnsi="Times New Roman" w:eastAsia="宋体" w:cs="Times New Roman"/>
-                <w:b w:val="0"/>
-                <w:bCs/>
-                <w:i w:val="0"/>
-                <w:iCs w:val="0"/>
-                <w:color w:val="000000"/>
-                <w:kern w:val="0"/>
-                <w:sz w:val="18"/>
-                <w:szCs w:val="18"/>
-                <w:u w:val="none"/>
-                <w:lang w:val="en-US" w:eastAsia="zh-CN" w:bidi="ar"/>
-              </w:rPr>
-              <w:t xml:space="preserve">20 </w:t>
-            </w:r>
-          </w:p>
-        </w:tc>
-        <w:tc>
-          <w:tcPr>
-            <w:tcW w:w="1643" w:type="pct"/>
-            <w:tcBorders>
-              <w:top w:val="single" w:color="000000" w:sz="4" w:space="0"/>
-              <w:left w:val="single" w:color="000000" w:sz="4" w:space="0"/>
-              <w:bottom w:val="single" w:color="000000" w:sz="4" w:space="0"/>
-              <w:right w:val="single" w:color="000000" w:sz="4" w:space="0"/>
-            </w:tcBorders>
-            <w:shd w:val="clear" w:color="auto" w:fill="FFFFFF"/>
-            <w:vAlign w:val="center"/>
-          </w:tcPr>
-          <w:p>
-            <w:pPr>
-              <w:keepNext w:val="0"/>
-              <w:keepLines w:val="0"/>
-              <w:widowControl/>
-              <w:suppressLineNumbers w:val="0"/>
-              <w:jc w:val="left"/>
-              <w:textAlignment w:val="center"/>
-              <w:rPr>
-                <w:rFonts w:hint="default" w:ascii="Times New Roman" w:hAnsi="Times New Roman" w:eastAsia="宋体" w:cs="Times New Roman"/>
-                <w:b w:val="0"/>
-                <w:bCs/>
-                <w:i w:val="0"/>
-                <w:iCs w:val="0"/>
-                <w:color w:val="000000"/>
-                <w:sz w:val="18"/>
-                <w:szCs w:val="18"/>
-                <w:u w:val="none"/>
-              </w:rPr>
-            </w:pPr>
-            <w:r>
-              <w:rPr>
-                <w:rFonts w:hint="default" w:ascii="Times New Roman" w:hAnsi="Times New Roman" w:eastAsia="宋体" w:cs="Times New Roman"/>
-                <w:b w:val="0"/>
-                <w:bCs/>
-                <w:i w:val="0"/>
-                <w:iCs w:val="0"/>
-                <w:color w:val="000000"/>
-                <w:kern w:val="0"/>
-                <w:sz w:val="18"/>
-                <w:szCs w:val="18"/>
-                <w:u w:val="none"/>
-                <w:lang w:val="en-US" w:eastAsia="zh-CN" w:bidi="ar"/>
-              </w:rPr>
-              <w:t>c.3140A&gt;G</w:t>
-            </w:r>
-          </w:p>
-        </w:tc>
-        <w:tc>
-          <w:tcPr>
-            <w:tcW w:w="1591" w:type="pct"/>
-            <w:tcBorders>
-              <w:top w:val="single" w:color="000000" w:sz="4" w:space="0"/>
-              <w:left w:val="single" w:color="000000" w:sz="4" w:space="0"/>
-              <w:bottom w:val="single" w:color="000000" w:sz="4" w:space="0"/>
-              <w:right w:val="single" w:color="000000" w:sz="4" w:space="0"/>
-            </w:tcBorders>
-            <w:shd w:val="clear" w:color="auto" w:fill="FFFFFF"/>
-            <w:vAlign w:val="center"/>
-          </w:tcPr>
-          <w:p>
-            <w:pPr>
-              <w:keepNext w:val="0"/>
-              <w:keepLines w:val="0"/>
-              <w:widowControl/>
-              <w:suppressLineNumbers w:val="0"/>
-              <w:jc w:val="left"/>
-              <w:textAlignment w:val="center"/>
-              <w:rPr>
-                <w:rFonts w:hint="default" w:ascii="Times New Roman" w:hAnsi="Times New Roman" w:eastAsia="宋体" w:cs="Times New Roman"/>
-                <w:b w:val="0"/>
-                <w:bCs/>
-                <w:i w:val="0"/>
-                <w:iCs w:val="0"/>
-                <w:color w:val="000000"/>
-                <w:sz w:val="18"/>
-                <w:szCs w:val="18"/>
-                <w:u w:val="none"/>
-              </w:rPr>
-            </w:pPr>
-            <w:r>
-              <w:rPr>
-                <w:rFonts w:hint="default" w:ascii="Times New Roman" w:hAnsi="Times New Roman" w:eastAsia="宋体" w:cs="Times New Roman"/>
-                <w:b w:val="0"/>
-                <w:bCs/>
-                <w:i w:val="0"/>
-                <w:iCs w:val="0"/>
-                <w:color w:val="000000"/>
-                <w:kern w:val="0"/>
-                <w:sz w:val="18"/>
-                <w:szCs w:val="18"/>
-                <w:u w:val="none"/>
-                <w:lang w:val="en-US" w:eastAsia="zh-CN" w:bidi="ar"/>
-              </w:rPr>
-              <w:t>p.H1047R</w:t>
-            </w:r>
-          </w:p>
-        </w:tc>
-        <w:tc>
-          <w:tcPr>
-            <w:tcW w:w="630" w:type="pct"/>
-            <w:tcBorders>
-              <w:top w:val="single" w:color="000000" w:sz="4" w:space="0"/>
-              <w:left w:val="single" w:color="000000" w:sz="4" w:space="0"/>
-              <w:bottom w:val="single" w:color="000000" w:sz="4" w:space="0"/>
-              <w:right w:val="single" w:color="000000" w:sz="4" w:space="0"/>
-            </w:tcBorders>
-            <w:shd w:val="clear" w:color="auto" w:fill="FFFFFF"/>
-            <w:vAlign w:val="center"/>
-          </w:tcPr>
-          <w:p>
-            <w:pPr>
-              <w:keepNext w:val="0"/>
-              <w:keepLines w:val="0"/>
-              <w:widowControl/>
-              <w:suppressLineNumbers w:val="0"/>
-              <w:jc w:val="left"/>
-              <w:textAlignment w:val="center"/>
-              <w:rPr>
-                <w:rFonts w:hint="default" w:ascii="Times New Roman" w:hAnsi="Times New Roman" w:eastAsia="宋体" w:cs="Times New Roman"/>
-                <w:b w:val="0"/>
-                <w:bCs/>
-                <w:i w:val="0"/>
-                <w:iCs w:val="0"/>
-                <w:color w:val="000000"/>
-                <w:sz w:val="18"/>
-                <w:szCs w:val="18"/>
-                <w:u w:val="none"/>
-              </w:rPr>
-            </w:pPr>
-            <w:r>
-              <w:rPr>
-                <w:rFonts w:hint="default" w:ascii="Times New Roman" w:hAnsi="Times New Roman" w:eastAsia="宋体" w:cs="Times New Roman"/>
-                <w:b w:val="0"/>
-                <w:bCs/>
-                <w:i w:val="0"/>
-                <w:iCs w:val="0"/>
-                <w:color w:val="000000"/>
-                <w:kern w:val="0"/>
-                <w:sz w:val="18"/>
-                <w:szCs w:val="18"/>
-                <w:u w:val="none"/>
-                <w:lang w:val="en-US" w:eastAsia="zh-CN" w:bidi="ar"/>
-              </w:rPr>
-              <w:t xml:space="preserve">775 </w:t>
-            </w:r>
-          </w:p>
-        </w:tc>
-      </w:tr>
-      <w:tr>
-        <w:tblPrEx>
-          <w:tblBorders>
-            <w:top w:val="none" w:color="auto" w:sz="0" w:space="0"/>
-            <w:left w:val="none" w:color="auto" w:sz="0" w:space="0"/>
-            <w:bottom w:val="none" w:color="auto" w:sz="0" w:space="0"/>
-            <w:right w:val="none" w:color="auto" w:sz="0" w:space="0"/>
-            <w:insideH w:val="none" w:color="auto" w:sz="0" w:space="0"/>
-            <w:insideV w:val="none" w:color="auto" w:sz="0" w:space="0"/>
-          </w:tblBorders>
-          <w:tblCellMar>
-            <w:top w:w="0" w:type="dxa"/>
-            <w:left w:w="108" w:type="dxa"/>
-            <w:bottom w:w="0" w:type="dxa"/>
-            <w:right w:w="108" w:type="dxa"/>
-          </w:tblCellMar>
-        </w:tblPrEx>
-        <w:trPr>
-          <w:trHeight w:val="300" w:hRule="atLeast"/>
-        </w:trPr>
-        <w:tc>
-          <w:tcPr>
-            <w:tcW w:w="699" w:type="pct"/>
-            <w:vMerge w:val="restart"/>
-            <w:tcBorders>
-              <w:top w:val="single" w:color="FFFFFF" w:sz="8" w:space="0"/>
-              <w:left w:val="single" w:color="FFFFFF" w:sz="8" w:space="0"/>
-              <w:bottom w:val="single" w:color="FFFFFF" w:sz="8" w:space="0"/>
-              <w:right w:val="single" w:color="FFFFFF" w:sz="8" w:space="0"/>
-            </w:tcBorders>
-            <w:shd w:val="clear" w:color="auto" w:fill="1F3864"/>
-            <w:vAlign w:val="center"/>
-          </w:tcPr>
-          <w:p>
-            <w:pPr>
-              <w:keepNext w:val="0"/>
-              <w:keepLines w:val="0"/>
-              <w:widowControl/>
-              <w:suppressLineNumbers w:val="0"/>
-              <w:jc w:val="left"/>
-              <w:textAlignment w:val="center"/>
-              <w:rPr>
-                <w:rFonts w:hint="default" w:ascii="Times New Roman" w:hAnsi="Times New Roman" w:eastAsia="宋体" w:cs="Times New Roman"/>
-                <w:b/>
-                <w:bCs w:val="0"/>
-                <w:i w:val="0"/>
-                <w:iCs w:val="0"/>
-                <w:color w:val="FFFFFF" w:themeColor="background1"/>
-                <w:sz w:val="18"/>
-                <w:szCs w:val="18"/>
-                <w:u w:val="none"/>
-                <w14:textFill>
-                  <w14:solidFill>
-                    <w14:schemeClr w14:val="bg1"/>
-                  </w14:solidFill>
-                </w14:textFill>
-              </w:rPr>
-            </w:pPr>
-            <w:r>
-              <w:rPr>
-                <w:rFonts w:hint="default" w:ascii="Times New Roman" w:hAnsi="Times New Roman" w:eastAsia="宋体" w:cs="Times New Roman"/>
-                <w:b/>
-                <w:bCs w:val="0"/>
-                <w:i w:val="0"/>
-                <w:iCs w:val="0"/>
-                <w:color w:val="FFFFFF" w:themeColor="background1"/>
-                <w:kern w:val="0"/>
-                <w:sz w:val="18"/>
-                <w:szCs w:val="18"/>
-                <w:u w:val="none"/>
-                <w:lang w:val="en-US" w:eastAsia="zh-CN" w:bidi="ar"/>
-                <w14:textFill>
-                  <w14:solidFill>
-                    <w14:schemeClr w14:val="bg1"/>
-                  </w14:solidFill>
-                </w14:textFill>
-              </w:rPr>
-              <w:t>ALK</w:t>
-            </w:r>
-          </w:p>
-        </w:tc>
-        <w:tc>
-          <w:tcPr>
-            <w:tcW w:w="435" w:type="pct"/>
-            <w:tcBorders>
-              <w:top w:val="single" w:color="000000" w:sz="4" w:space="0"/>
-              <w:left w:val="single" w:color="FFFFFF" w:sz="8" w:space="0"/>
-              <w:bottom w:val="single" w:color="000000" w:sz="4" w:space="0"/>
-              <w:right w:val="single" w:color="000000" w:sz="4" w:space="0"/>
-            </w:tcBorders>
-            <w:shd w:val="clear" w:color="auto" w:fill="FFFFFF"/>
-            <w:noWrap/>
-            <w:vAlign w:val="center"/>
-          </w:tcPr>
-          <w:p>
-            <w:pPr>
-              <w:keepNext w:val="0"/>
-              <w:keepLines w:val="0"/>
-              <w:widowControl/>
-              <w:suppressLineNumbers w:val="0"/>
-              <w:jc w:val="left"/>
-              <w:textAlignment w:val="center"/>
-              <w:rPr>
-                <w:rFonts w:hint="default" w:ascii="Times New Roman" w:hAnsi="Times New Roman" w:eastAsia="宋体" w:cs="Times New Roman"/>
-                <w:b w:val="0"/>
-                <w:bCs/>
-                <w:i w:val="0"/>
-                <w:iCs w:val="0"/>
-                <w:color w:val="000000"/>
-                <w:sz w:val="18"/>
-                <w:szCs w:val="18"/>
-                <w:u w:val="none"/>
-              </w:rPr>
-            </w:pPr>
-            <w:r>
-              <w:rPr>
-                <w:rFonts w:hint="default" w:ascii="Times New Roman" w:hAnsi="Times New Roman" w:eastAsia="宋体" w:cs="Times New Roman"/>
-                <w:b w:val="0"/>
-                <w:bCs/>
-                <w:i w:val="0"/>
-                <w:iCs w:val="0"/>
-                <w:color w:val="000000"/>
-                <w:kern w:val="0"/>
-                <w:sz w:val="18"/>
-                <w:szCs w:val="18"/>
-                <w:u w:val="none"/>
-                <w:lang w:val="en-US" w:eastAsia="zh-CN" w:bidi="ar"/>
-              </w:rPr>
-              <w:t>/</w:t>
-            </w:r>
-          </w:p>
-        </w:tc>
-        <w:tc>
-          <w:tcPr>
-            <w:tcW w:w="1643" w:type="pct"/>
-            <w:tcBorders>
-              <w:top w:val="single" w:color="000000" w:sz="4" w:space="0"/>
-              <w:left w:val="single" w:color="000000" w:sz="4" w:space="0"/>
-              <w:bottom w:val="single" w:color="000000" w:sz="4" w:space="0"/>
-              <w:right w:val="single" w:color="000000" w:sz="4" w:space="0"/>
-            </w:tcBorders>
-            <w:shd w:val="clear" w:color="auto" w:fill="FFFFFF"/>
-            <w:vAlign w:val="center"/>
-          </w:tcPr>
-          <w:p>
-            <w:pPr>
-              <w:keepNext w:val="0"/>
-              <w:keepLines w:val="0"/>
-              <w:widowControl/>
-              <w:suppressLineNumbers w:val="0"/>
-              <w:jc w:val="left"/>
-              <w:textAlignment w:val="center"/>
-              <w:rPr>
-                <w:rFonts w:hint="default" w:ascii="Times New Roman" w:hAnsi="Times New Roman" w:eastAsia="宋体" w:cs="Times New Roman"/>
-                <w:b w:val="0"/>
-                <w:bCs/>
-                <w:i w:val="0"/>
-                <w:iCs w:val="0"/>
-                <w:color w:val="000000"/>
-                <w:sz w:val="18"/>
-                <w:szCs w:val="18"/>
-                <w:u w:val="none"/>
-              </w:rPr>
-            </w:pPr>
-            <w:r>
-              <w:rPr>
-                <w:rFonts w:hint="default" w:ascii="Times New Roman" w:hAnsi="Times New Roman" w:eastAsia="宋体" w:cs="Times New Roman"/>
-                <w:b w:val="0"/>
-                <w:bCs/>
-                <w:i w:val="0"/>
-                <w:iCs w:val="0"/>
-                <w:color w:val="000000"/>
-                <w:kern w:val="0"/>
-                <w:sz w:val="18"/>
-                <w:szCs w:val="18"/>
-                <w:u w:val="none"/>
-                <w:lang w:val="en-US" w:eastAsia="zh-CN" w:bidi="ar"/>
-              </w:rPr>
-              <w:t>EML4-ALK</w:t>
-            </w:r>
-          </w:p>
-        </w:tc>
-        <w:tc>
-          <w:tcPr>
-            <w:tcW w:w="1591" w:type="pct"/>
-            <w:tcBorders>
-              <w:top w:val="single" w:color="000000" w:sz="4" w:space="0"/>
-              <w:left w:val="single" w:color="000000" w:sz="4" w:space="0"/>
-              <w:bottom w:val="single" w:color="000000" w:sz="4" w:space="0"/>
-              <w:right w:val="single" w:color="000000" w:sz="4" w:space="0"/>
-            </w:tcBorders>
-            <w:shd w:val="clear" w:color="auto" w:fill="FFFFFF"/>
-            <w:vAlign w:val="center"/>
-          </w:tcPr>
-          <w:p>
-            <w:pPr>
-              <w:keepNext w:val="0"/>
-              <w:keepLines w:val="0"/>
-              <w:widowControl/>
-              <w:suppressLineNumbers w:val="0"/>
-              <w:jc w:val="left"/>
-              <w:textAlignment w:val="center"/>
-              <w:rPr>
-                <w:rFonts w:hint="default" w:ascii="Times New Roman" w:hAnsi="Times New Roman" w:eastAsia="宋体" w:cs="Times New Roman"/>
-                <w:b w:val="0"/>
-                <w:bCs/>
-                <w:i w:val="0"/>
-                <w:iCs w:val="0"/>
-                <w:color w:val="000000"/>
-                <w:sz w:val="18"/>
-                <w:szCs w:val="18"/>
-                <w:u w:val="none"/>
-              </w:rPr>
-            </w:pPr>
-            <w:r>
-              <w:rPr>
-                <w:rFonts w:hint="default" w:ascii="Times New Roman" w:hAnsi="Times New Roman" w:eastAsia="宋体" w:cs="Times New Roman"/>
-                <w:b w:val="0"/>
-                <w:bCs/>
-                <w:i w:val="0"/>
-                <w:iCs w:val="0"/>
-                <w:color w:val="000000"/>
-                <w:kern w:val="0"/>
-                <w:sz w:val="18"/>
-                <w:szCs w:val="18"/>
-                <w:u w:val="none"/>
-                <w:lang w:val="en-US" w:eastAsia="zh-CN" w:bidi="ar"/>
-              </w:rPr>
-              <w:t>E13A20</w:t>
-            </w:r>
-          </w:p>
-        </w:tc>
-        <w:tc>
-          <w:tcPr>
-            <w:tcW w:w="630" w:type="pct"/>
-            <w:tcBorders>
-              <w:top w:val="single" w:color="000000" w:sz="4" w:space="0"/>
-              <w:left w:val="single" w:color="000000" w:sz="4" w:space="0"/>
-              <w:bottom w:val="single" w:color="000000" w:sz="4" w:space="0"/>
-              <w:right w:val="single" w:color="000000" w:sz="4" w:space="0"/>
-            </w:tcBorders>
-            <w:shd w:val="clear" w:color="auto" w:fill="FFFFFF"/>
-            <w:noWrap/>
-            <w:vAlign w:val="center"/>
-          </w:tcPr>
-          <w:p>
-            <w:pPr>
-              <w:keepNext w:val="0"/>
-              <w:keepLines w:val="0"/>
-              <w:widowControl/>
-              <w:suppressLineNumbers w:val="0"/>
-              <w:jc w:val="left"/>
-              <w:textAlignment w:val="center"/>
-              <w:rPr>
-                <w:rFonts w:hint="default" w:ascii="Times New Roman" w:hAnsi="Times New Roman" w:eastAsia="宋体" w:cs="Times New Roman"/>
-                <w:b w:val="0"/>
-                <w:bCs/>
-                <w:i w:val="0"/>
-                <w:iCs w:val="0"/>
-                <w:color w:val="000000"/>
-                <w:sz w:val="18"/>
-                <w:szCs w:val="18"/>
-                <w:u w:val="none"/>
-              </w:rPr>
-            </w:pPr>
-            <w:r>
-              <w:rPr>
-                <w:rFonts w:hint="default" w:ascii="Times New Roman" w:hAnsi="Times New Roman" w:eastAsia="宋体" w:cs="Times New Roman"/>
-                <w:b w:val="0"/>
-                <w:bCs/>
-                <w:i w:val="0"/>
-                <w:iCs w:val="0"/>
-                <w:color w:val="000000"/>
-                <w:kern w:val="0"/>
-                <w:sz w:val="18"/>
-                <w:szCs w:val="18"/>
-                <w:u w:val="none"/>
-                <w:lang w:val="en-US" w:eastAsia="zh-CN" w:bidi="ar"/>
-              </w:rPr>
-              <w:t>/</w:t>
+              <w:t xml:space="preserve">476 </w:t>
             </w:r>
           </w:p>
         </w:tc>
@@ -28412,7 +27102,7 @@
         <w:tc>
           <w:tcPr>
             <w:tcW w:w="699" w:type="pct"/>
-            <w:vMerge w:val="continue"/>
+            <w:vMerge w:val="restart"/>
             <w:tcBorders>
               <w:top w:val="single" w:color="FFFFFF" w:sz="8" w:space="0"/>
               <w:left w:val="single" w:color="FFFFFF" w:sz="8" w:space="0"/>
@@ -28424,7 +27114,12 @@
           </w:tcPr>
           <w:p>
             <w:pPr>
+              <w:keepNext w:val="0"/>
+              <w:keepLines w:val="0"/>
+              <w:widowControl/>
+              <w:suppressLineNumbers w:val="0"/>
               <w:jc w:val="left"/>
+              <w:textAlignment w:val="center"/>
               <w:rPr>
                 <w:rFonts w:hint="default" w:ascii="Times New Roman" w:hAnsi="Times New Roman" w:eastAsia="宋体" w:cs="Times New Roman"/>
                 <w:b/>
@@ -28442,6 +27137,27 @@
                 </w14:textFill>
               </w:rPr>
             </w:pPr>
+            <w:r>
+              <w:rPr>
+                <w:rFonts w:hint="default" w:ascii="Times New Roman" w:hAnsi="Times New Roman" w:eastAsia="宋体" w:cs="Times New Roman"/>
+                <w:b/>
+                <w:bCs w:val="0"/>
+                <w:i w:val="0"/>
+                <w:iCs w:val="0"/>
+                <w:color w:val="FFFFFF" w:themeColor="background1"/>
+                <w:kern w:val="0"/>
+                <w:sz w:val="18"/>
+                <w:szCs w:val="18"/>
+                <w:u w:val="none"/>
+                <w:lang w:val="en-US" w:eastAsia="zh-CN" w:bidi="ar"/>
+                <w14:textFill>
+                  <w14:solidFill>
+                    <w14:schemeClr w14:val="bg1"/>
+                  </w14:solidFill>
+                </w14:textFill>
+              </w:rPr>
+              <w:t>PIK3CA</w:t>
+            </w:r>
           </w:p>
         </w:tc>
         <w:tc>
@@ -28454,7 +27170,6 @@
               <w:right w:val="single" w:color="000000" w:sz="4" w:space="0"/>
             </w:tcBorders>
             <w:shd w:val="clear" w:color="auto" w:fill="FFFFFF"/>
-            <w:noWrap/>
             <w:vAlign w:val="center"/>
           </w:tcPr>
           <w:p>
@@ -28491,7 +27206,7 @@
                 <w:u w:val="none"/>
                 <w:lang w:val="en-US" w:eastAsia="zh-CN" w:bidi="ar"/>
               </w:rPr>
-              <w:t>/</w:t>
+              <w:t xml:space="preserve">9 </w:t>
             </w:r>
           </w:p>
         </w:tc>
@@ -28541,7 +27256,7 @@
                 <w:u w:val="none"/>
                 <w:lang w:val="en-US" w:eastAsia="zh-CN" w:bidi="ar"/>
               </w:rPr>
-              <w:t>EML4-ALK</w:t>
+              <w:t>c.1624G&gt;A</w:t>
             </w:r>
           </w:p>
         </w:tc>
@@ -28591,7 +27306,7 @@
                 <w:u w:val="none"/>
                 <w:lang w:val="en-US" w:eastAsia="zh-CN" w:bidi="ar"/>
               </w:rPr>
-              <w:t>E20A20</w:t>
+              <w:t>p.E542K</w:t>
             </w:r>
           </w:p>
         </w:tc>
@@ -28605,7 +27320,6 @@
               <w:right w:val="single" w:color="000000" w:sz="4" w:space="0"/>
             </w:tcBorders>
             <w:shd w:val="clear" w:color="auto" w:fill="FFFFFF"/>
-            <w:noWrap/>
             <w:vAlign w:val="center"/>
           </w:tcPr>
           <w:p>
@@ -28642,7 +27356,7 @@
                 <w:u w:val="none"/>
                 <w:lang w:val="en-US" w:eastAsia="zh-CN" w:bidi="ar"/>
               </w:rPr>
-              <w:t>/</w:t>
+              <w:t xml:space="preserve">760 </w:t>
             </w:r>
           </w:p>
         </w:tc>
@@ -28713,7 +27427,6 @@
               <w:right w:val="single" w:color="000000" w:sz="4" w:space="0"/>
             </w:tcBorders>
             <w:shd w:val="clear" w:color="auto" w:fill="FFFFFF"/>
-            <w:noWrap/>
             <w:vAlign w:val="center"/>
           </w:tcPr>
           <w:p>
@@ -28750,7 +27463,7 @@
                 <w:u w:val="none"/>
                 <w:lang w:val="en-US" w:eastAsia="zh-CN" w:bidi="ar"/>
               </w:rPr>
-              <w:t>/</w:t>
+              <w:t xml:space="preserve">9 </w:t>
             </w:r>
           </w:p>
         </w:tc>
@@ -28800,7 +27513,7 @@
                 <w:u w:val="none"/>
                 <w:lang w:val="en-US" w:eastAsia="zh-CN" w:bidi="ar"/>
               </w:rPr>
-              <w:t>EML4-ALK</w:t>
+              <w:t>c.1633G&gt;A</w:t>
             </w:r>
           </w:p>
         </w:tc>
@@ -28850,7 +27563,7 @@
                 <w:u w:val="none"/>
                 <w:lang w:val="en-US" w:eastAsia="zh-CN" w:bidi="ar"/>
               </w:rPr>
-              <w:t>E6aA20</w:t>
+              <w:t>p.E545K</w:t>
             </w:r>
           </w:p>
         </w:tc>
@@ -28864,7 +27577,6 @@
               <w:right w:val="single" w:color="000000" w:sz="4" w:space="0"/>
             </w:tcBorders>
             <w:shd w:val="clear" w:color="auto" w:fill="FFFFFF"/>
-            <w:noWrap/>
             <w:vAlign w:val="center"/>
           </w:tcPr>
           <w:p>
@@ -28901,7 +27613,7 @@
                 <w:u w:val="none"/>
                 <w:lang w:val="en-US" w:eastAsia="zh-CN" w:bidi="ar"/>
               </w:rPr>
-              <w:t>/</w:t>
+              <w:t xml:space="preserve">763 </w:t>
             </w:r>
           </w:p>
         </w:tc>
@@ -28971,7 +27683,6 @@
               <w:right w:val="single" w:color="000000" w:sz="4" w:space="0"/>
             </w:tcBorders>
             <w:shd w:val="clear" w:color="auto" w:fill="FFFFFF"/>
-            <w:noWrap/>
             <w:vAlign w:val="center"/>
           </w:tcPr>
           <w:p>
@@ -29008,7 +27719,7 @@
                 <w:u w:val="none"/>
                 <w:lang w:val="en-US" w:eastAsia="zh-CN" w:bidi="ar"/>
               </w:rPr>
-              <w:t>/</w:t>
+              <w:t xml:space="preserve">20 </w:t>
             </w:r>
           </w:p>
         </w:tc>
@@ -29058,7 +27769,7 @@
                 <w:u w:val="none"/>
                 <w:lang w:val="en-US" w:eastAsia="zh-CN" w:bidi="ar"/>
               </w:rPr>
-              <w:t>EML4-ALK</w:t>
+              <w:t>c.3140A&gt;T</w:t>
             </w:r>
           </w:p>
         </w:tc>
@@ -29108,7 +27819,7 @@
                 <w:u w:val="none"/>
                 <w:lang w:val="en-US" w:eastAsia="zh-CN" w:bidi="ar"/>
               </w:rPr>
-              <w:t>E6bA20</w:t>
+              <w:t>p.H1047L</w:t>
             </w:r>
           </w:p>
         </w:tc>
@@ -29122,7 +27833,6 @@
               <w:right w:val="single" w:color="000000" w:sz="4" w:space="0"/>
             </w:tcBorders>
             <w:shd w:val="clear" w:color="auto" w:fill="FFFFFF"/>
-            <w:noWrap/>
             <w:vAlign w:val="center"/>
           </w:tcPr>
           <w:p>
@@ -29159,7 +27869,263 @@
                 <w:u w:val="none"/>
                 <w:lang w:val="en-US" w:eastAsia="zh-CN" w:bidi="ar"/>
               </w:rPr>
-              <w:t>/</w:t>
+              <w:t xml:space="preserve">776 </w:t>
+            </w:r>
+          </w:p>
+        </w:tc>
+      </w:tr>
+      <w:tr>
+        <w:tblPrEx>
+          <w:tblBorders>
+            <w:top w:val="none" w:color="auto" w:sz="0" w:space="0"/>
+            <w:left w:val="none" w:color="auto" w:sz="0" w:space="0"/>
+            <w:bottom w:val="none" w:color="auto" w:sz="0" w:space="0"/>
+            <w:right w:val="none" w:color="auto" w:sz="0" w:space="0"/>
+            <w:insideH w:val="none" w:color="auto" w:sz="0" w:space="0"/>
+            <w:insideV w:val="none" w:color="auto" w:sz="0" w:space="0"/>
+          </w:tblBorders>
+          <w:tblCellMar>
+            <w:top w:w="0" w:type="dxa"/>
+            <w:left w:w="108" w:type="dxa"/>
+            <w:bottom w:w="0" w:type="dxa"/>
+            <w:right w:w="108" w:type="dxa"/>
+          </w:tblCellMar>
+        </w:tblPrEx>
+        <w:trPr>
+          <w:trHeight w:val="300" w:hRule="atLeast"/>
+        </w:trPr>
+        <w:tc>
+          <w:tcPr>
+            <w:tcW w:w="699" w:type="pct"/>
+            <w:vMerge w:val="continue"/>
+            <w:tcBorders>
+              <w:top w:val="single" w:color="FFFFFF" w:sz="8" w:space="0"/>
+              <w:left w:val="single" w:color="FFFFFF" w:sz="8" w:space="0"/>
+              <w:bottom w:val="single" w:color="FFFFFF" w:sz="8" w:space="0"/>
+              <w:right w:val="single" w:color="FFFFFF" w:sz="8" w:space="0"/>
+            </w:tcBorders>
+            <w:shd w:val="clear" w:color="auto" w:fill="1F3864"/>
+            <w:vAlign w:val="center"/>
+          </w:tcPr>
+          <w:p>
+            <w:pPr>
+              <w:jc w:val="left"/>
+              <w:rPr>
+                <w:rFonts w:hint="default" w:ascii="Times New Roman" w:hAnsi="Times New Roman" w:eastAsia="宋体" w:cs="Times New Roman"/>
+                <w:b/>
+                <w:bCs w:val="0"/>
+                <w:i w:val="0"/>
+                <w:iCs w:val="0"/>
+                <w:color w:val="FFFFFF" w:themeColor="background1"/>
+                <w:sz w:val="18"/>
+                <w:szCs w:val="18"/>
+                <w:u w:val="none"/>
+                <w14:textFill>
+                  <w14:solidFill>
+                    <w14:schemeClr w14:val="bg1"/>
+                  </w14:solidFill>
+                </w14:textFill>
+              </w:rPr>
+            </w:pPr>
+          </w:p>
+        </w:tc>
+        <w:tc>
+          <w:tcPr>
+            <w:tcW w:w="435" w:type="pct"/>
+            <w:tcBorders>
+              <w:top w:val="single" w:color="000000" w:sz="4" w:space="0"/>
+              <w:left w:val="single" w:color="FFFFFF" w:sz="8" w:space="0"/>
+              <w:bottom w:val="single" w:color="000000" w:sz="4" w:space="0"/>
+              <w:right w:val="single" w:color="000000" w:sz="4" w:space="0"/>
+            </w:tcBorders>
+            <w:shd w:val="clear" w:color="auto" w:fill="FFFFFF"/>
+            <w:vAlign w:val="center"/>
+          </w:tcPr>
+          <w:p>
+            <w:pPr>
+              <w:keepNext w:val="0"/>
+              <w:keepLines w:val="0"/>
+              <w:widowControl/>
+              <w:suppressLineNumbers w:val="0"/>
+              <w:jc w:val="left"/>
+              <w:textAlignment w:val="center"/>
+              <w:rPr>
+                <w:rFonts w:hint="default" w:ascii="Times New Roman" w:hAnsi="Times New Roman" w:eastAsia="宋体" w:cs="Times New Roman"/>
+                <w:b w:val="0"/>
+                <w:bCs/>
+                <w:i w:val="0"/>
+                <w:iCs w:val="0"/>
+                <w:color w:val="000000"/>
+                <w:sz w:val="18"/>
+                <w:szCs w:val="18"/>
+                <w:u w:val="none"/>
+              </w:rPr>
+            </w:pPr>
+            <w:r>
+              <w:rPr>
+                <w:rFonts w:hint="default" w:ascii="Times New Roman" w:hAnsi="Times New Roman" w:eastAsia="宋体" w:cs="Times New Roman"/>
+                <w:b w:val="0"/>
+                <w:bCs/>
+                <w:i w:val="0"/>
+                <w:iCs w:val="0"/>
+                <w:color w:val="000000"/>
+                <w:kern w:val="0"/>
+                <w:sz w:val="18"/>
+                <w:szCs w:val="18"/>
+                <w:u w:val="none"/>
+                <w:lang w:val="en-US" w:eastAsia="zh-CN" w:bidi="ar"/>
+              </w:rPr>
+              <w:t xml:space="preserve">20 </w:t>
+            </w:r>
+          </w:p>
+        </w:tc>
+        <w:tc>
+          <w:tcPr>
+            <w:tcW w:w="1643" w:type="pct"/>
+            <w:tcBorders>
+              <w:top w:val="single" w:color="000000" w:sz="4" w:space="0"/>
+              <w:left w:val="single" w:color="000000" w:sz="4" w:space="0"/>
+              <w:bottom w:val="single" w:color="000000" w:sz="4" w:space="0"/>
+              <w:right w:val="single" w:color="000000" w:sz="4" w:space="0"/>
+            </w:tcBorders>
+            <w:shd w:val="clear" w:color="auto" w:fill="FFFFFF"/>
+            <w:vAlign w:val="center"/>
+          </w:tcPr>
+          <w:p>
+            <w:pPr>
+              <w:keepNext w:val="0"/>
+              <w:keepLines w:val="0"/>
+              <w:widowControl/>
+              <w:suppressLineNumbers w:val="0"/>
+              <w:jc w:val="left"/>
+              <w:textAlignment w:val="center"/>
+              <w:rPr>
+                <w:rFonts w:hint="default" w:ascii="Times New Roman" w:hAnsi="Times New Roman" w:eastAsia="宋体" w:cs="Times New Roman"/>
+                <w:b w:val="0"/>
+                <w:bCs/>
+                <w:i w:val="0"/>
+                <w:iCs w:val="0"/>
+                <w:color w:val="000000"/>
+                <w:sz w:val="18"/>
+                <w:szCs w:val="18"/>
+                <w:u w:val="none"/>
+              </w:rPr>
+            </w:pPr>
+            <w:r>
+              <w:rPr>
+                <w:rFonts w:hint="default" w:ascii="Times New Roman" w:hAnsi="Times New Roman" w:eastAsia="宋体" w:cs="Times New Roman"/>
+                <w:b w:val="0"/>
+                <w:bCs/>
+                <w:i w:val="0"/>
+                <w:iCs w:val="0"/>
+                <w:color w:val="000000"/>
+                <w:kern w:val="0"/>
+                <w:sz w:val="18"/>
+                <w:szCs w:val="18"/>
+                <w:u w:val="none"/>
+                <w:lang w:val="en-US" w:eastAsia="zh-CN" w:bidi="ar"/>
+              </w:rPr>
+              <w:t>c.3140A&gt;G</w:t>
+            </w:r>
+          </w:p>
+        </w:tc>
+        <w:tc>
+          <w:tcPr>
+            <w:tcW w:w="1591" w:type="pct"/>
+            <w:tcBorders>
+              <w:top w:val="single" w:color="000000" w:sz="4" w:space="0"/>
+              <w:left w:val="single" w:color="000000" w:sz="4" w:space="0"/>
+              <w:bottom w:val="single" w:color="000000" w:sz="4" w:space="0"/>
+              <w:right w:val="single" w:color="000000" w:sz="4" w:space="0"/>
+            </w:tcBorders>
+            <w:shd w:val="clear" w:color="auto" w:fill="FFFFFF"/>
+            <w:vAlign w:val="center"/>
+          </w:tcPr>
+          <w:p>
+            <w:pPr>
+              <w:keepNext w:val="0"/>
+              <w:keepLines w:val="0"/>
+              <w:widowControl/>
+              <w:suppressLineNumbers w:val="0"/>
+              <w:jc w:val="left"/>
+              <w:textAlignment w:val="center"/>
+              <w:rPr>
+                <w:rFonts w:hint="default" w:ascii="Times New Roman" w:hAnsi="Times New Roman" w:eastAsia="宋体" w:cs="Times New Roman"/>
+                <w:b w:val="0"/>
+                <w:bCs/>
+                <w:i w:val="0"/>
+                <w:iCs w:val="0"/>
+                <w:color w:val="000000"/>
+                <w:sz w:val="18"/>
+                <w:szCs w:val="18"/>
+                <w:u w:val="none"/>
+              </w:rPr>
+            </w:pPr>
+            <w:r>
+              <w:rPr>
+                <w:rFonts w:hint="default" w:ascii="Times New Roman" w:hAnsi="Times New Roman" w:eastAsia="宋体" w:cs="Times New Roman"/>
+                <w:b w:val="0"/>
+                <w:bCs/>
+                <w:i w:val="0"/>
+                <w:iCs w:val="0"/>
+                <w:color w:val="000000"/>
+                <w:kern w:val="0"/>
+                <w:sz w:val="18"/>
+                <w:szCs w:val="18"/>
+                <w:u w:val="none"/>
+                <w:lang w:val="en-US" w:eastAsia="zh-CN" w:bidi="ar"/>
+              </w:rPr>
+              <w:t>p.H1047R</w:t>
+            </w:r>
+          </w:p>
+        </w:tc>
+        <w:tc>
+          <w:tcPr>
+            <w:tcW w:w="630" w:type="pct"/>
+            <w:tcBorders>
+              <w:top w:val="single" w:color="000000" w:sz="4" w:space="0"/>
+              <w:left w:val="single" w:color="000000" w:sz="4" w:space="0"/>
+              <w:bottom w:val="single" w:color="000000" w:sz="4" w:space="0"/>
+              <w:right w:val="single" w:color="000000" w:sz="4" w:space="0"/>
+            </w:tcBorders>
+            <w:shd w:val="clear" w:color="auto" w:fill="FFFFFF"/>
+            <w:vAlign w:val="center"/>
+          </w:tcPr>
+          <w:p>
+            <w:pPr>
+              <w:keepNext w:val="0"/>
+              <w:keepLines w:val="0"/>
+              <w:widowControl/>
+              <w:suppressLineNumbers w:val="0"/>
+              <w:jc w:val="left"/>
+              <w:textAlignment w:val="center"/>
+              <w:rPr>
+                <w:rFonts w:hint="default" w:ascii="Times New Roman" w:hAnsi="Times New Roman" w:eastAsia="宋体" w:cs="Times New Roman"/>
+                <w:b w:val="0"/>
+                <w:bCs/>
+                <w:i w:val="0"/>
+                <w:iCs w:val="0"/>
+                <w:color w:val="000000"/>
+                <w:sz w:val="18"/>
+                <w:szCs w:val="18"/>
+                <w:u w:val="none"/>
+              </w:rPr>
+            </w:pPr>
+            <w:r>
+              <w:rPr>
+                <w:rFonts w:hint="default" w:ascii="Times New Roman" w:hAnsi="Times New Roman" w:eastAsia="宋体" w:cs="Times New Roman"/>
+                <w:b w:val="0"/>
+                <w:bCs/>
+                <w:i w:val="0"/>
+                <w:iCs w:val="0"/>
+                <w:color w:val="000000"/>
+                <w:kern w:val="0"/>
+                <w:sz w:val="18"/>
+                <w:szCs w:val="18"/>
+                <w:u w:val="none"/>
+                <w:lang w:val="en-US" w:eastAsia="zh-CN" w:bidi="ar"/>
+              </w:rPr>
+              <w:t xml:space="preserve">775 </w:t>
             </w:r>
           </w:p>
         </w:tc>
@@ -29242,7 +28208,7 @@
                   </w14:solidFill>
                 </w14:textFill>
               </w:rPr>
-              <w:t>ROS1</w:t>
+              <w:t>ALK</w:t>
             </w:r>
           </w:p>
         </w:tc>
@@ -29343,7 +28309,7 @@
                 <w:u w:val="none"/>
                 <w:lang w:val="en-US" w:eastAsia="zh-CN" w:bidi="ar"/>
               </w:rPr>
-              <w:t>SLC34A2-ROS1</w:t>
+              <w:t>EML4-ALK</w:t>
             </w:r>
           </w:p>
         </w:tc>
@@ -29393,7 +28359,7 @@
                 <w:u w:val="none"/>
                 <w:lang w:val="en-US" w:eastAsia="zh-CN" w:bidi="ar"/>
               </w:rPr>
-              <w:t>S4R32</w:t>
+              <w:t>E13A20</w:t>
             </w:r>
           </w:p>
         </w:tc>
@@ -29459,6 +28425,1066 @@
             <w:insideH w:val="none" w:color="auto" w:sz="0" w:space="0"/>
             <w:insideV w:val="none" w:color="auto" w:sz="0" w:space="0"/>
           </w:tblBorders>
+          <w:tblCellMar>
+            <w:top w:w="0" w:type="dxa"/>
+            <w:left w:w="108" w:type="dxa"/>
+            <w:bottom w:w="0" w:type="dxa"/>
+            <w:right w:w="108" w:type="dxa"/>
+          </w:tblCellMar>
+        </w:tblPrEx>
+        <w:trPr>
+          <w:trHeight w:val="300" w:hRule="atLeast"/>
+        </w:trPr>
+        <w:tc>
+          <w:tcPr>
+            <w:tcW w:w="699" w:type="pct"/>
+            <w:vMerge w:val="continue"/>
+            <w:tcBorders>
+              <w:top w:val="single" w:color="FFFFFF" w:sz="8" w:space="0"/>
+              <w:left w:val="single" w:color="FFFFFF" w:sz="8" w:space="0"/>
+              <w:bottom w:val="single" w:color="FFFFFF" w:sz="8" w:space="0"/>
+              <w:right w:val="single" w:color="FFFFFF" w:sz="8" w:space="0"/>
+            </w:tcBorders>
+            <w:shd w:val="clear" w:color="auto" w:fill="1F3864"/>
+            <w:vAlign w:val="center"/>
+          </w:tcPr>
+          <w:p>
+            <w:pPr>
+              <w:jc w:val="left"/>
+              <w:rPr>
+                <w:rFonts w:hint="default" w:ascii="Times New Roman" w:hAnsi="Times New Roman" w:eastAsia="宋体" w:cs="Times New Roman"/>
+                <w:b/>
+                <w:bCs w:val="0"/>
+                <w:i w:val="0"/>
+                <w:iCs w:val="0"/>
+                <w:color w:val="FFFFFF" w:themeColor="background1"/>
+                <w:sz w:val="18"/>
+                <w:szCs w:val="18"/>
+                <w:u w:val="none"/>
+                <w14:textFill>
+                  <w14:solidFill>
+                    <w14:schemeClr w14:val="bg1"/>
+                  </w14:solidFill>
+                </w14:textFill>
+              </w:rPr>
+            </w:pPr>
+          </w:p>
+        </w:tc>
+        <w:tc>
+          <w:tcPr>
+            <w:tcW w:w="435" w:type="pct"/>
+            <w:tcBorders>
+              <w:top w:val="single" w:color="000000" w:sz="4" w:space="0"/>
+              <w:left w:val="single" w:color="FFFFFF" w:sz="8" w:space="0"/>
+              <w:bottom w:val="single" w:color="000000" w:sz="4" w:space="0"/>
+              <w:right w:val="single" w:color="000000" w:sz="4" w:space="0"/>
+            </w:tcBorders>
+            <w:shd w:val="clear" w:color="auto" w:fill="FFFFFF"/>
+            <w:noWrap/>
+            <w:vAlign w:val="center"/>
+          </w:tcPr>
+          <w:p>
+            <w:pPr>
+              <w:keepNext w:val="0"/>
+              <w:keepLines w:val="0"/>
+              <w:widowControl/>
+              <w:suppressLineNumbers w:val="0"/>
+              <w:jc w:val="left"/>
+              <w:textAlignment w:val="center"/>
+              <w:rPr>
+                <w:rFonts w:hint="default" w:ascii="Times New Roman" w:hAnsi="Times New Roman" w:eastAsia="宋体" w:cs="Times New Roman"/>
+                <w:b w:val="0"/>
+                <w:bCs/>
+                <w:i w:val="0"/>
+                <w:iCs w:val="0"/>
+                <w:color w:val="000000"/>
+                <w:sz w:val="18"/>
+                <w:szCs w:val="18"/>
+                <w:u w:val="none"/>
+              </w:rPr>
+            </w:pPr>
+            <w:r>
+              <w:rPr>
+                <w:rFonts w:hint="default" w:ascii="Times New Roman" w:hAnsi="Times New Roman" w:eastAsia="宋体" w:cs="Times New Roman"/>
+                <w:b w:val="0"/>
+                <w:bCs/>
+                <w:i w:val="0"/>
+                <w:iCs w:val="0"/>
+                <w:color w:val="000000"/>
+                <w:kern w:val="0"/>
+                <w:sz w:val="18"/>
+                <w:szCs w:val="18"/>
+                <w:u w:val="none"/>
+                <w:lang w:val="en-US" w:eastAsia="zh-CN" w:bidi="ar"/>
+              </w:rPr>
+              <w:t>/</w:t>
+            </w:r>
+          </w:p>
+        </w:tc>
+        <w:tc>
+          <w:tcPr>
+            <w:tcW w:w="1643" w:type="pct"/>
+            <w:tcBorders>
+              <w:top w:val="single" w:color="000000" w:sz="4" w:space="0"/>
+              <w:left w:val="single" w:color="000000" w:sz="4" w:space="0"/>
+              <w:bottom w:val="single" w:color="000000" w:sz="4" w:space="0"/>
+              <w:right w:val="single" w:color="000000" w:sz="4" w:space="0"/>
+            </w:tcBorders>
+            <w:shd w:val="clear" w:color="auto" w:fill="FFFFFF"/>
+            <w:vAlign w:val="center"/>
+          </w:tcPr>
+          <w:p>
+            <w:pPr>
+              <w:keepNext w:val="0"/>
+              <w:keepLines w:val="0"/>
+              <w:widowControl/>
+              <w:suppressLineNumbers w:val="0"/>
+              <w:jc w:val="left"/>
+              <w:textAlignment w:val="center"/>
+              <w:rPr>
+                <w:rFonts w:hint="default" w:ascii="Times New Roman" w:hAnsi="Times New Roman" w:eastAsia="宋体" w:cs="Times New Roman"/>
+                <w:b w:val="0"/>
+                <w:bCs/>
+                <w:i w:val="0"/>
+                <w:iCs w:val="0"/>
+                <w:color w:val="000000"/>
+                <w:sz w:val="18"/>
+                <w:szCs w:val="18"/>
+                <w:u w:val="none"/>
+              </w:rPr>
+            </w:pPr>
+            <w:r>
+              <w:rPr>
+                <w:rFonts w:hint="default" w:ascii="Times New Roman" w:hAnsi="Times New Roman" w:eastAsia="宋体" w:cs="Times New Roman"/>
+                <w:b w:val="0"/>
+                <w:bCs/>
+                <w:i w:val="0"/>
+                <w:iCs w:val="0"/>
+                <w:color w:val="000000"/>
+                <w:kern w:val="0"/>
+                <w:sz w:val="18"/>
+                <w:szCs w:val="18"/>
+                <w:u w:val="none"/>
+                <w:lang w:val="en-US" w:eastAsia="zh-CN" w:bidi="ar"/>
+              </w:rPr>
+              <w:t>EML4-ALK</w:t>
+            </w:r>
+          </w:p>
+        </w:tc>
+        <w:tc>
+          <w:tcPr>
+            <w:tcW w:w="1591" w:type="pct"/>
+            <w:tcBorders>
+              <w:top w:val="single" w:color="000000" w:sz="4" w:space="0"/>
+              <w:left w:val="single" w:color="000000" w:sz="4" w:space="0"/>
+              <w:bottom w:val="single" w:color="000000" w:sz="4" w:space="0"/>
+              <w:right w:val="single" w:color="000000" w:sz="4" w:space="0"/>
+            </w:tcBorders>
+            <w:shd w:val="clear" w:color="auto" w:fill="FFFFFF"/>
+            <w:vAlign w:val="center"/>
+          </w:tcPr>
+          <w:p>
+            <w:pPr>
+              <w:keepNext w:val="0"/>
+              <w:keepLines w:val="0"/>
+              <w:widowControl/>
+              <w:suppressLineNumbers w:val="0"/>
+              <w:jc w:val="left"/>
+              <w:textAlignment w:val="center"/>
+              <w:rPr>
+                <w:rFonts w:hint="default" w:ascii="Times New Roman" w:hAnsi="Times New Roman" w:eastAsia="宋体" w:cs="Times New Roman"/>
+                <w:b w:val="0"/>
+                <w:bCs/>
+                <w:i w:val="0"/>
+                <w:iCs w:val="0"/>
+                <w:color w:val="000000"/>
+                <w:sz w:val="18"/>
+                <w:szCs w:val="18"/>
+                <w:u w:val="none"/>
+              </w:rPr>
+            </w:pPr>
+            <w:r>
+              <w:rPr>
+                <w:rFonts w:hint="default" w:ascii="Times New Roman" w:hAnsi="Times New Roman" w:eastAsia="宋体" w:cs="Times New Roman"/>
+                <w:b w:val="0"/>
+                <w:bCs/>
+                <w:i w:val="0"/>
+                <w:iCs w:val="0"/>
+                <w:color w:val="000000"/>
+                <w:kern w:val="0"/>
+                <w:sz w:val="18"/>
+                <w:szCs w:val="18"/>
+                <w:u w:val="none"/>
+                <w:lang w:val="en-US" w:eastAsia="zh-CN" w:bidi="ar"/>
+              </w:rPr>
+              <w:t>E20A20</w:t>
+            </w:r>
+          </w:p>
+        </w:tc>
+        <w:tc>
+          <w:tcPr>
+            <w:tcW w:w="630" w:type="pct"/>
+            <w:tcBorders>
+              <w:top w:val="single" w:color="000000" w:sz="4" w:space="0"/>
+              <w:left w:val="single" w:color="000000" w:sz="4" w:space="0"/>
+              <w:bottom w:val="single" w:color="000000" w:sz="4" w:space="0"/>
+              <w:right w:val="single" w:color="000000" w:sz="4" w:space="0"/>
+            </w:tcBorders>
+            <w:shd w:val="clear" w:color="auto" w:fill="FFFFFF"/>
+            <w:noWrap/>
+            <w:vAlign w:val="center"/>
+          </w:tcPr>
+          <w:p>
+            <w:pPr>
+              <w:keepNext w:val="0"/>
+              <w:keepLines w:val="0"/>
+              <w:widowControl/>
+              <w:suppressLineNumbers w:val="0"/>
+              <w:jc w:val="left"/>
+              <w:textAlignment w:val="center"/>
+              <w:rPr>
+                <w:rFonts w:hint="default" w:ascii="Times New Roman" w:hAnsi="Times New Roman" w:eastAsia="宋体" w:cs="Times New Roman"/>
+                <w:b w:val="0"/>
+                <w:bCs/>
+                <w:i w:val="0"/>
+                <w:iCs w:val="0"/>
+                <w:color w:val="000000"/>
+                <w:sz w:val="18"/>
+                <w:szCs w:val="18"/>
+                <w:u w:val="none"/>
+              </w:rPr>
+            </w:pPr>
+            <w:r>
+              <w:rPr>
+                <w:rFonts w:hint="default" w:ascii="Times New Roman" w:hAnsi="Times New Roman" w:eastAsia="宋体" w:cs="Times New Roman"/>
+                <w:b w:val="0"/>
+                <w:bCs/>
+                <w:i w:val="0"/>
+                <w:iCs w:val="0"/>
+                <w:color w:val="000000"/>
+                <w:kern w:val="0"/>
+                <w:sz w:val="18"/>
+                <w:szCs w:val="18"/>
+                <w:u w:val="none"/>
+                <w:lang w:val="en-US" w:eastAsia="zh-CN" w:bidi="ar"/>
+              </w:rPr>
+              <w:t>/</w:t>
+            </w:r>
+          </w:p>
+        </w:tc>
+      </w:tr>
+      <w:tr>
+        <w:tblPrEx>
+          <w:tblBorders>
+            <w:top w:val="none" w:color="auto" w:sz="0" w:space="0"/>
+            <w:left w:val="none" w:color="auto" w:sz="0" w:space="0"/>
+            <w:bottom w:val="none" w:color="auto" w:sz="0" w:space="0"/>
+            <w:right w:val="none" w:color="auto" w:sz="0" w:space="0"/>
+            <w:insideH w:val="none" w:color="auto" w:sz="0" w:space="0"/>
+            <w:insideV w:val="none" w:color="auto" w:sz="0" w:space="0"/>
+          </w:tblBorders>
+          <w:shd w:val="clear" w:color="auto" w:fill="auto"/>
+          <w:tblCellMar>
+            <w:top w:w="0" w:type="dxa"/>
+            <w:left w:w="108" w:type="dxa"/>
+            <w:bottom w:w="0" w:type="dxa"/>
+            <w:right w:w="108" w:type="dxa"/>
+          </w:tblCellMar>
+        </w:tblPrEx>
+        <w:trPr>
+          <w:trHeight w:val="300" w:hRule="atLeast"/>
+        </w:trPr>
+        <w:tc>
+          <w:tcPr>
+            <w:tcW w:w="699" w:type="pct"/>
+            <w:vMerge w:val="continue"/>
+            <w:tcBorders>
+              <w:top w:val="single" w:color="FFFFFF" w:sz="8" w:space="0"/>
+              <w:left w:val="single" w:color="FFFFFF" w:sz="8" w:space="0"/>
+              <w:bottom w:val="single" w:color="FFFFFF" w:sz="8" w:space="0"/>
+              <w:right w:val="single" w:color="FFFFFF" w:sz="8" w:space="0"/>
+            </w:tcBorders>
+            <w:shd w:val="clear" w:color="auto" w:fill="1F3864"/>
+            <w:vAlign w:val="center"/>
+          </w:tcPr>
+          <w:p>
+            <w:pPr>
+              <w:jc w:val="left"/>
+              <w:rPr>
+                <w:rFonts w:hint="default" w:ascii="Times New Roman" w:hAnsi="Times New Roman" w:eastAsia="宋体" w:cs="Times New Roman"/>
+                <w:b/>
+                <w:bCs w:val="0"/>
+                <w:i w:val="0"/>
+                <w:iCs w:val="0"/>
+                <w:color w:val="FFFFFF" w:themeColor="background1"/>
+                <w:sz w:val="18"/>
+                <w:szCs w:val="18"/>
+                <w:u w:val="none"/>
+                <w14:textFill>
+                  <w14:solidFill>
+                    <w14:schemeClr w14:val="bg1"/>
+                  </w14:solidFill>
+                </w14:textFill>
+              </w:rPr>
+            </w:pPr>
+          </w:p>
+        </w:tc>
+        <w:tc>
+          <w:tcPr>
+            <w:tcW w:w="435" w:type="pct"/>
+            <w:tcBorders>
+              <w:top w:val="single" w:color="000000" w:sz="4" w:space="0"/>
+              <w:left w:val="single" w:color="FFFFFF" w:sz="8" w:space="0"/>
+              <w:bottom w:val="single" w:color="000000" w:sz="4" w:space="0"/>
+              <w:right w:val="single" w:color="000000" w:sz="4" w:space="0"/>
+            </w:tcBorders>
+            <w:shd w:val="clear" w:color="auto" w:fill="FFFFFF"/>
+            <w:noWrap/>
+            <w:vAlign w:val="center"/>
+          </w:tcPr>
+          <w:p>
+            <w:pPr>
+              <w:keepNext w:val="0"/>
+              <w:keepLines w:val="0"/>
+              <w:widowControl/>
+              <w:suppressLineNumbers w:val="0"/>
+              <w:jc w:val="left"/>
+              <w:textAlignment w:val="center"/>
+              <w:rPr>
+                <w:rFonts w:hint="default" w:ascii="Times New Roman" w:hAnsi="Times New Roman" w:eastAsia="宋体" w:cs="Times New Roman"/>
+                <w:b w:val="0"/>
+                <w:bCs/>
+                <w:i w:val="0"/>
+                <w:iCs w:val="0"/>
+                <w:color w:val="000000"/>
+                <w:sz w:val="18"/>
+                <w:szCs w:val="18"/>
+                <w:u w:val="none"/>
+              </w:rPr>
+            </w:pPr>
+            <w:r>
+              <w:rPr>
+                <w:rFonts w:hint="default" w:ascii="Times New Roman" w:hAnsi="Times New Roman" w:eastAsia="宋体" w:cs="Times New Roman"/>
+                <w:b w:val="0"/>
+                <w:bCs/>
+                <w:i w:val="0"/>
+                <w:iCs w:val="0"/>
+                <w:color w:val="000000"/>
+                <w:kern w:val="0"/>
+                <w:sz w:val="18"/>
+                <w:szCs w:val="18"/>
+                <w:u w:val="none"/>
+                <w:lang w:val="en-US" w:eastAsia="zh-CN" w:bidi="ar"/>
+              </w:rPr>
+              <w:t>/</w:t>
+            </w:r>
+          </w:p>
+        </w:tc>
+        <w:tc>
+          <w:tcPr>
+            <w:tcW w:w="1643" w:type="pct"/>
+            <w:tcBorders>
+              <w:top w:val="single" w:color="000000" w:sz="4" w:space="0"/>
+              <w:left w:val="single" w:color="000000" w:sz="4" w:space="0"/>
+              <w:bottom w:val="single" w:color="000000" w:sz="4" w:space="0"/>
+              <w:right w:val="single" w:color="000000" w:sz="4" w:space="0"/>
+            </w:tcBorders>
+            <w:shd w:val="clear" w:color="auto" w:fill="FFFFFF"/>
+            <w:vAlign w:val="center"/>
+          </w:tcPr>
+          <w:p>
+            <w:pPr>
+              <w:keepNext w:val="0"/>
+              <w:keepLines w:val="0"/>
+              <w:widowControl/>
+              <w:suppressLineNumbers w:val="0"/>
+              <w:jc w:val="left"/>
+              <w:textAlignment w:val="center"/>
+              <w:rPr>
+                <w:rFonts w:hint="default" w:ascii="Times New Roman" w:hAnsi="Times New Roman" w:eastAsia="宋体" w:cs="Times New Roman"/>
+                <w:b w:val="0"/>
+                <w:bCs/>
+                <w:i w:val="0"/>
+                <w:iCs w:val="0"/>
+                <w:color w:val="000000"/>
+                <w:sz w:val="18"/>
+                <w:szCs w:val="18"/>
+                <w:u w:val="none"/>
+              </w:rPr>
+            </w:pPr>
+            <w:r>
+              <w:rPr>
+                <w:rFonts w:hint="default" w:ascii="Times New Roman" w:hAnsi="Times New Roman" w:eastAsia="宋体" w:cs="Times New Roman"/>
+                <w:b w:val="0"/>
+                <w:bCs/>
+                <w:i w:val="0"/>
+                <w:iCs w:val="0"/>
+                <w:color w:val="000000"/>
+                <w:kern w:val="0"/>
+                <w:sz w:val="18"/>
+                <w:szCs w:val="18"/>
+                <w:u w:val="none"/>
+                <w:lang w:val="en-US" w:eastAsia="zh-CN" w:bidi="ar"/>
+              </w:rPr>
+              <w:t>EML4-ALK</w:t>
+            </w:r>
+          </w:p>
+        </w:tc>
+        <w:tc>
+          <w:tcPr>
+            <w:tcW w:w="1591" w:type="pct"/>
+            <w:tcBorders>
+              <w:top w:val="single" w:color="000000" w:sz="4" w:space="0"/>
+              <w:left w:val="single" w:color="000000" w:sz="4" w:space="0"/>
+              <w:bottom w:val="single" w:color="000000" w:sz="4" w:space="0"/>
+              <w:right w:val="single" w:color="000000" w:sz="4" w:space="0"/>
+            </w:tcBorders>
+            <w:shd w:val="clear" w:color="auto" w:fill="FFFFFF"/>
+            <w:vAlign w:val="center"/>
+          </w:tcPr>
+          <w:p>
+            <w:pPr>
+              <w:keepNext w:val="0"/>
+              <w:keepLines w:val="0"/>
+              <w:widowControl/>
+              <w:suppressLineNumbers w:val="0"/>
+              <w:jc w:val="left"/>
+              <w:textAlignment w:val="center"/>
+              <w:rPr>
+                <w:rFonts w:hint="default" w:ascii="Times New Roman" w:hAnsi="Times New Roman" w:eastAsia="宋体" w:cs="Times New Roman"/>
+                <w:b w:val="0"/>
+                <w:bCs/>
+                <w:i w:val="0"/>
+                <w:iCs w:val="0"/>
+                <w:color w:val="000000"/>
+                <w:sz w:val="18"/>
+                <w:szCs w:val="18"/>
+                <w:u w:val="none"/>
+              </w:rPr>
+            </w:pPr>
+            <w:r>
+              <w:rPr>
+                <w:rFonts w:hint="default" w:ascii="Times New Roman" w:hAnsi="Times New Roman" w:eastAsia="宋体" w:cs="Times New Roman"/>
+                <w:b w:val="0"/>
+                <w:bCs/>
+                <w:i w:val="0"/>
+                <w:iCs w:val="0"/>
+                <w:color w:val="000000"/>
+                <w:kern w:val="0"/>
+                <w:sz w:val="18"/>
+                <w:szCs w:val="18"/>
+                <w:u w:val="none"/>
+                <w:lang w:val="en-US" w:eastAsia="zh-CN" w:bidi="ar"/>
+              </w:rPr>
+              <w:t>E6aA20</w:t>
+            </w:r>
+          </w:p>
+        </w:tc>
+        <w:tc>
+          <w:tcPr>
+            <w:tcW w:w="630" w:type="pct"/>
+            <w:tcBorders>
+              <w:top w:val="single" w:color="000000" w:sz="4" w:space="0"/>
+              <w:left w:val="single" w:color="000000" w:sz="4" w:space="0"/>
+              <w:bottom w:val="single" w:color="000000" w:sz="4" w:space="0"/>
+              <w:right w:val="single" w:color="000000" w:sz="4" w:space="0"/>
+            </w:tcBorders>
+            <w:shd w:val="clear" w:color="auto" w:fill="FFFFFF"/>
+            <w:noWrap/>
+            <w:vAlign w:val="center"/>
+          </w:tcPr>
+          <w:p>
+            <w:pPr>
+              <w:keepNext w:val="0"/>
+              <w:keepLines w:val="0"/>
+              <w:widowControl/>
+              <w:suppressLineNumbers w:val="0"/>
+              <w:jc w:val="left"/>
+              <w:textAlignment w:val="center"/>
+              <w:rPr>
+                <w:rFonts w:hint="default" w:ascii="Times New Roman" w:hAnsi="Times New Roman" w:eastAsia="宋体" w:cs="Times New Roman"/>
+                <w:b w:val="0"/>
+                <w:bCs/>
+                <w:i w:val="0"/>
+                <w:iCs w:val="0"/>
+                <w:color w:val="000000"/>
+                <w:sz w:val="18"/>
+                <w:szCs w:val="18"/>
+                <w:u w:val="none"/>
+              </w:rPr>
+            </w:pPr>
+            <w:r>
+              <w:rPr>
+                <w:rFonts w:hint="default" w:ascii="Times New Roman" w:hAnsi="Times New Roman" w:eastAsia="宋体" w:cs="Times New Roman"/>
+                <w:b w:val="0"/>
+                <w:bCs/>
+                <w:i w:val="0"/>
+                <w:iCs w:val="0"/>
+                <w:color w:val="000000"/>
+                <w:kern w:val="0"/>
+                <w:sz w:val="18"/>
+                <w:szCs w:val="18"/>
+                <w:u w:val="none"/>
+                <w:lang w:val="en-US" w:eastAsia="zh-CN" w:bidi="ar"/>
+              </w:rPr>
+              <w:t>/</w:t>
+            </w:r>
+          </w:p>
+        </w:tc>
+      </w:tr>
+      <w:tr>
+        <w:tblPrEx>
+          <w:tblBorders>
+            <w:top w:val="none" w:color="auto" w:sz="0" w:space="0"/>
+            <w:left w:val="none" w:color="auto" w:sz="0" w:space="0"/>
+            <w:bottom w:val="none" w:color="auto" w:sz="0" w:space="0"/>
+            <w:right w:val="none" w:color="auto" w:sz="0" w:space="0"/>
+            <w:insideH w:val="none" w:color="auto" w:sz="0" w:space="0"/>
+            <w:insideV w:val="none" w:color="auto" w:sz="0" w:space="0"/>
+          </w:tblBorders>
+          <w:tblCellMar>
+            <w:top w:w="0" w:type="dxa"/>
+            <w:left w:w="108" w:type="dxa"/>
+            <w:bottom w:w="0" w:type="dxa"/>
+            <w:right w:w="108" w:type="dxa"/>
+          </w:tblCellMar>
+        </w:tblPrEx>
+        <w:trPr>
+          <w:trHeight w:val="300" w:hRule="atLeast"/>
+        </w:trPr>
+        <w:tc>
+          <w:tcPr>
+            <w:tcW w:w="699" w:type="pct"/>
+            <w:vMerge w:val="continue"/>
+            <w:tcBorders>
+              <w:top w:val="single" w:color="FFFFFF" w:sz="8" w:space="0"/>
+              <w:left w:val="single" w:color="FFFFFF" w:sz="8" w:space="0"/>
+              <w:bottom w:val="single" w:color="FFFFFF" w:sz="8" w:space="0"/>
+              <w:right w:val="single" w:color="FFFFFF" w:sz="8" w:space="0"/>
+            </w:tcBorders>
+            <w:shd w:val="clear" w:color="auto" w:fill="1F3864"/>
+            <w:vAlign w:val="center"/>
+          </w:tcPr>
+          <w:p>
+            <w:pPr>
+              <w:jc w:val="left"/>
+              <w:rPr>
+                <w:rFonts w:hint="default" w:ascii="Times New Roman" w:hAnsi="Times New Roman" w:eastAsia="宋体" w:cs="Times New Roman"/>
+                <w:b/>
+                <w:bCs w:val="0"/>
+                <w:i w:val="0"/>
+                <w:iCs w:val="0"/>
+                <w:color w:val="FFFFFF" w:themeColor="background1"/>
+                <w:sz w:val="18"/>
+                <w:szCs w:val="18"/>
+                <w:u w:val="none"/>
+                <w14:textFill>
+                  <w14:solidFill>
+                    <w14:schemeClr w14:val="bg1"/>
+                  </w14:solidFill>
+                </w14:textFill>
+              </w:rPr>
+            </w:pPr>
+          </w:p>
+        </w:tc>
+        <w:tc>
+          <w:tcPr>
+            <w:tcW w:w="435" w:type="pct"/>
+            <w:tcBorders>
+              <w:top w:val="single" w:color="000000" w:sz="4" w:space="0"/>
+              <w:left w:val="single" w:color="FFFFFF" w:sz="8" w:space="0"/>
+              <w:bottom w:val="single" w:color="000000" w:sz="4" w:space="0"/>
+              <w:right w:val="single" w:color="000000" w:sz="4" w:space="0"/>
+            </w:tcBorders>
+            <w:shd w:val="clear" w:color="auto" w:fill="FFFFFF"/>
+            <w:noWrap/>
+            <w:vAlign w:val="center"/>
+          </w:tcPr>
+          <w:p>
+            <w:pPr>
+              <w:keepNext w:val="0"/>
+              <w:keepLines w:val="0"/>
+              <w:widowControl/>
+              <w:suppressLineNumbers w:val="0"/>
+              <w:jc w:val="left"/>
+              <w:textAlignment w:val="center"/>
+              <w:rPr>
+                <w:rFonts w:hint="default" w:ascii="Times New Roman" w:hAnsi="Times New Roman" w:eastAsia="宋体" w:cs="Times New Roman"/>
+                <w:b w:val="0"/>
+                <w:bCs/>
+                <w:i w:val="0"/>
+                <w:iCs w:val="0"/>
+                <w:color w:val="000000"/>
+                <w:sz w:val="18"/>
+                <w:szCs w:val="18"/>
+                <w:u w:val="none"/>
+              </w:rPr>
+            </w:pPr>
+            <w:r>
+              <w:rPr>
+                <w:rFonts w:hint="default" w:ascii="Times New Roman" w:hAnsi="Times New Roman" w:eastAsia="宋体" w:cs="Times New Roman"/>
+                <w:b w:val="0"/>
+                <w:bCs/>
+                <w:i w:val="0"/>
+                <w:iCs w:val="0"/>
+                <w:color w:val="000000"/>
+                <w:kern w:val="0"/>
+                <w:sz w:val="18"/>
+                <w:szCs w:val="18"/>
+                <w:u w:val="none"/>
+                <w:lang w:val="en-US" w:eastAsia="zh-CN" w:bidi="ar"/>
+              </w:rPr>
+              <w:t>/</w:t>
+            </w:r>
+          </w:p>
+        </w:tc>
+        <w:tc>
+          <w:tcPr>
+            <w:tcW w:w="1643" w:type="pct"/>
+            <w:tcBorders>
+              <w:top w:val="single" w:color="000000" w:sz="4" w:space="0"/>
+              <w:left w:val="single" w:color="000000" w:sz="4" w:space="0"/>
+              <w:bottom w:val="single" w:color="000000" w:sz="4" w:space="0"/>
+              <w:right w:val="single" w:color="000000" w:sz="4" w:space="0"/>
+            </w:tcBorders>
+            <w:shd w:val="clear" w:color="auto" w:fill="FFFFFF"/>
+            <w:vAlign w:val="center"/>
+          </w:tcPr>
+          <w:p>
+            <w:pPr>
+              <w:keepNext w:val="0"/>
+              <w:keepLines w:val="0"/>
+              <w:widowControl/>
+              <w:suppressLineNumbers w:val="0"/>
+              <w:jc w:val="left"/>
+              <w:textAlignment w:val="center"/>
+              <w:rPr>
+                <w:rFonts w:hint="default" w:ascii="Times New Roman" w:hAnsi="Times New Roman" w:eastAsia="宋体" w:cs="Times New Roman"/>
+                <w:b w:val="0"/>
+                <w:bCs/>
+                <w:i w:val="0"/>
+                <w:iCs w:val="0"/>
+                <w:color w:val="000000"/>
+                <w:sz w:val="18"/>
+                <w:szCs w:val="18"/>
+                <w:u w:val="none"/>
+              </w:rPr>
+            </w:pPr>
+            <w:r>
+              <w:rPr>
+                <w:rFonts w:hint="default" w:ascii="Times New Roman" w:hAnsi="Times New Roman" w:eastAsia="宋体" w:cs="Times New Roman"/>
+                <w:b w:val="0"/>
+                <w:bCs/>
+                <w:i w:val="0"/>
+                <w:iCs w:val="0"/>
+                <w:color w:val="000000"/>
+                <w:kern w:val="0"/>
+                <w:sz w:val="18"/>
+                <w:szCs w:val="18"/>
+                <w:u w:val="none"/>
+                <w:lang w:val="en-US" w:eastAsia="zh-CN" w:bidi="ar"/>
+              </w:rPr>
+              <w:t>EML4-ALK</w:t>
+            </w:r>
+          </w:p>
+        </w:tc>
+        <w:tc>
+          <w:tcPr>
+            <w:tcW w:w="1591" w:type="pct"/>
+            <w:tcBorders>
+              <w:top w:val="single" w:color="000000" w:sz="4" w:space="0"/>
+              <w:left w:val="single" w:color="000000" w:sz="4" w:space="0"/>
+              <w:bottom w:val="single" w:color="000000" w:sz="4" w:space="0"/>
+              <w:right w:val="single" w:color="000000" w:sz="4" w:space="0"/>
+            </w:tcBorders>
+            <w:shd w:val="clear" w:color="auto" w:fill="FFFFFF"/>
+            <w:vAlign w:val="center"/>
+          </w:tcPr>
+          <w:p>
+            <w:pPr>
+              <w:keepNext w:val="0"/>
+              <w:keepLines w:val="0"/>
+              <w:widowControl/>
+              <w:suppressLineNumbers w:val="0"/>
+              <w:jc w:val="left"/>
+              <w:textAlignment w:val="center"/>
+              <w:rPr>
+                <w:rFonts w:hint="default" w:ascii="Times New Roman" w:hAnsi="Times New Roman" w:eastAsia="宋体" w:cs="Times New Roman"/>
+                <w:b w:val="0"/>
+                <w:bCs/>
+                <w:i w:val="0"/>
+                <w:iCs w:val="0"/>
+                <w:color w:val="000000"/>
+                <w:sz w:val="18"/>
+                <w:szCs w:val="18"/>
+                <w:u w:val="none"/>
+              </w:rPr>
+            </w:pPr>
+            <w:r>
+              <w:rPr>
+                <w:rFonts w:hint="default" w:ascii="Times New Roman" w:hAnsi="Times New Roman" w:eastAsia="宋体" w:cs="Times New Roman"/>
+                <w:b w:val="0"/>
+                <w:bCs/>
+                <w:i w:val="0"/>
+                <w:iCs w:val="0"/>
+                <w:color w:val="000000"/>
+                <w:kern w:val="0"/>
+                <w:sz w:val="18"/>
+                <w:szCs w:val="18"/>
+                <w:u w:val="none"/>
+                <w:lang w:val="en-US" w:eastAsia="zh-CN" w:bidi="ar"/>
+              </w:rPr>
+              <w:t>E6bA20</w:t>
+            </w:r>
+          </w:p>
+        </w:tc>
+        <w:tc>
+          <w:tcPr>
+            <w:tcW w:w="630" w:type="pct"/>
+            <w:tcBorders>
+              <w:top w:val="single" w:color="000000" w:sz="4" w:space="0"/>
+              <w:left w:val="single" w:color="000000" w:sz="4" w:space="0"/>
+              <w:bottom w:val="single" w:color="000000" w:sz="4" w:space="0"/>
+              <w:right w:val="single" w:color="000000" w:sz="4" w:space="0"/>
+            </w:tcBorders>
+            <w:shd w:val="clear" w:color="auto" w:fill="FFFFFF"/>
+            <w:noWrap/>
+            <w:vAlign w:val="center"/>
+          </w:tcPr>
+          <w:p>
+            <w:pPr>
+              <w:keepNext w:val="0"/>
+              <w:keepLines w:val="0"/>
+              <w:widowControl/>
+              <w:suppressLineNumbers w:val="0"/>
+              <w:jc w:val="left"/>
+              <w:textAlignment w:val="center"/>
+              <w:rPr>
+                <w:rFonts w:hint="default" w:ascii="Times New Roman" w:hAnsi="Times New Roman" w:eastAsia="宋体" w:cs="Times New Roman"/>
+                <w:b w:val="0"/>
+                <w:bCs/>
+                <w:i w:val="0"/>
+                <w:iCs w:val="0"/>
+                <w:color w:val="000000"/>
+                <w:sz w:val="18"/>
+                <w:szCs w:val="18"/>
+                <w:u w:val="none"/>
+              </w:rPr>
+            </w:pPr>
+            <w:r>
+              <w:rPr>
+                <w:rFonts w:hint="default" w:ascii="Times New Roman" w:hAnsi="Times New Roman" w:eastAsia="宋体" w:cs="Times New Roman"/>
+                <w:b w:val="0"/>
+                <w:bCs/>
+                <w:i w:val="0"/>
+                <w:iCs w:val="0"/>
+                <w:color w:val="000000"/>
+                <w:kern w:val="0"/>
+                <w:sz w:val="18"/>
+                <w:szCs w:val="18"/>
+                <w:u w:val="none"/>
+                <w:lang w:val="en-US" w:eastAsia="zh-CN" w:bidi="ar"/>
+              </w:rPr>
+              <w:t>/</w:t>
+            </w:r>
+          </w:p>
+        </w:tc>
+      </w:tr>
+      <w:tr>
+        <w:tblPrEx>
+          <w:tblBorders>
+            <w:top w:val="none" w:color="auto" w:sz="0" w:space="0"/>
+            <w:left w:val="none" w:color="auto" w:sz="0" w:space="0"/>
+            <w:bottom w:val="none" w:color="auto" w:sz="0" w:space="0"/>
+            <w:right w:val="none" w:color="auto" w:sz="0" w:space="0"/>
+            <w:insideH w:val="none" w:color="auto" w:sz="0" w:space="0"/>
+            <w:insideV w:val="none" w:color="auto" w:sz="0" w:space="0"/>
+          </w:tblBorders>
+          <w:tblCellMar>
+            <w:top w:w="0" w:type="dxa"/>
+            <w:left w:w="108" w:type="dxa"/>
+            <w:bottom w:w="0" w:type="dxa"/>
+            <w:right w:w="108" w:type="dxa"/>
+          </w:tblCellMar>
+        </w:tblPrEx>
+        <w:trPr>
+          <w:trHeight w:val="300" w:hRule="atLeast"/>
+        </w:trPr>
+        <w:tc>
+          <w:tcPr>
+            <w:tcW w:w="699" w:type="pct"/>
+            <w:vMerge w:val="restart"/>
+            <w:tcBorders>
+              <w:top w:val="single" w:color="FFFFFF" w:sz="8" w:space="0"/>
+              <w:left w:val="single" w:color="FFFFFF" w:sz="8" w:space="0"/>
+              <w:bottom w:val="single" w:color="FFFFFF" w:sz="8" w:space="0"/>
+              <w:right w:val="single" w:color="FFFFFF" w:sz="8" w:space="0"/>
+            </w:tcBorders>
+            <w:shd w:val="clear" w:color="auto" w:fill="1F3864"/>
+            <w:vAlign w:val="center"/>
+          </w:tcPr>
+          <w:p>
+            <w:pPr>
+              <w:keepNext w:val="0"/>
+              <w:keepLines w:val="0"/>
+              <w:widowControl/>
+              <w:suppressLineNumbers w:val="0"/>
+              <w:jc w:val="left"/>
+              <w:textAlignment w:val="center"/>
+              <w:rPr>
+                <w:rFonts w:hint="default" w:ascii="Times New Roman" w:hAnsi="Times New Roman" w:eastAsia="宋体" w:cs="Times New Roman"/>
+                <w:b/>
+                <w:bCs w:val="0"/>
+                <w:i w:val="0"/>
+                <w:iCs w:val="0"/>
+                <w:color w:val="FFFFFF" w:themeColor="background1"/>
+                <w:sz w:val="18"/>
+                <w:szCs w:val="18"/>
+                <w:u w:val="none"/>
+                <w14:textFill>
+                  <w14:solidFill>
+                    <w14:schemeClr w14:val="bg1"/>
+                  </w14:solidFill>
+                </w14:textFill>
+              </w:rPr>
+            </w:pPr>
+            <w:r>
+              <w:rPr>
+                <w:rFonts w:hint="default" w:ascii="Times New Roman" w:hAnsi="Times New Roman" w:eastAsia="宋体" w:cs="Times New Roman"/>
+                <w:b/>
+                <w:bCs w:val="0"/>
+                <w:i w:val="0"/>
+                <w:iCs w:val="0"/>
+                <w:color w:val="FFFFFF" w:themeColor="background1"/>
+                <w:kern w:val="0"/>
+                <w:sz w:val="18"/>
+                <w:szCs w:val="18"/>
+                <w:u w:val="none"/>
+                <w:lang w:val="en-US" w:eastAsia="zh-CN" w:bidi="ar"/>
+                <w14:textFill>
+                  <w14:solidFill>
+                    <w14:schemeClr w14:val="bg1"/>
+                  </w14:solidFill>
+                </w14:textFill>
+              </w:rPr>
+              <w:t>ROS1</w:t>
+            </w:r>
+          </w:p>
+        </w:tc>
+        <w:tc>
+          <w:tcPr>
+            <w:tcW w:w="435" w:type="pct"/>
+            <w:tcBorders>
+              <w:top w:val="single" w:color="000000" w:sz="4" w:space="0"/>
+              <w:left w:val="single" w:color="FFFFFF" w:sz="8" w:space="0"/>
+              <w:bottom w:val="single" w:color="000000" w:sz="4" w:space="0"/>
+              <w:right w:val="single" w:color="000000" w:sz="4" w:space="0"/>
+            </w:tcBorders>
+            <w:shd w:val="clear" w:color="auto" w:fill="FFFFFF"/>
+            <w:noWrap/>
+            <w:vAlign w:val="center"/>
+          </w:tcPr>
+          <w:p>
+            <w:pPr>
+              <w:keepNext w:val="0"/>
+              <w:keepLines w:val="0"/>
+              <w:widowControl/>
+              <w:suppressLineNumbers w:val="0"/>
+              <w:jc w:val="left"/>
+              <w:textAlignment w:val="center"/>
+              <w:rPr>
+                <w:rFonts w:hint="default" w:ascii="Times New Roman" w:hAnsi="Times New Roman" w:eastAsia="宋体" w:cs="Times New Roman"/>
+                <w:b w:val="0"/>
+                <w:bCs/>
+                <w:i w:val="0"/>
+                <w:iCs w:val="0"/>
+                <w:color w:val="000000"/>
+                <w:sz w:val="18"/>
+                <w:szCs w:val="18"/>
+                <w:u w:val="none"/>
+              </w:rPr>
+            </w:pPr>
+            <w:r>
+              <w:rPr>
+                <w:rFonts w:hint="default" w:ascii="Times New Roman" w:hAnsi="Times New Roman" w:eastAsia="宋体" w:cs="Times New Roman"/>
+                <w:b w:val="0"/>
+                <w:bCs/>
+                <w:i w:val="0"/>
+                <w:iCs w:val="0"/>
+                <w:color w:val="000000"/>
+                <w:kern w:val="0"/>
+                <w:sz w:val="18"/>
+                <w:szCs w:val="18"/>
+                <w:u w:val="none"/>
+                <w:lang w:val="en-US" w:eastAsia="zh-CN" w:bidi="ar"/>
+              </w:rPr>
+              <w:t>/</w:t>
+            </w:r>
+          </w:p>
+        </w:tc>
+        <w:tc>
+          <w:tcPr>
+            <w:tcW w:w="1643" w:type="pct"/>
+            <w:tcBorders>
+              <w:top w:val="single" w:color="000000" w:sz="4" w:space="0"/>
+              <w:left w:val="single" w:color="000000" w:sz="4" w:space="0"/>
+              <w:bottom w:val="single" w:color="000000" w:sz="4" w:space="0"/>
+              <w:right w:val="single" w:color="000000" w:sz="4" w:space="0"/>
+            </w:tcBorders>
+            <w:shd w:val="clear" w:color="auto" w:fill="FFFFFF"/>
+            <w:vAlign w:val="center"/>
+          </w:tcPr>
+          <w:p>
+            <w:pPr>
+              <w:keepNext w:val="0"/>
+              <w:keepLines w:val="0"/>
+              <w:widowControl/>
+              <w:suppressLineNumbers w:val="0"/>
+              <w:jc w:val="left"/>
+              <w:textAlignment w:val="center"/>
+              <w:rPr>
+                <w:rFonts w:hint="default" w:ascii="Times New Roman" w:hAnsi="Times New Roman" w:eastAsia="宋体" w:cs="Times New Roman"/>
+                <w:b w:val="0"/>
+                <w:bCs/>
+                <w:i w:val="0"/>
+                <w:iCs w:val="0"/>
+                <w:color w:val="000000"/>
+                <w:sz w:val="18"/>
+                <w:szCs w:val="18"/>
+                <w:u w:val="none"/>
+              </w:rPr>
+            </w:pPr>
+            <w:r>
+              <w:rPr>
+                <w:rFonts w:hint="default" w:ascii="Times New Roman" w:hAnsi="Times New Roman" w:eastAsia="宋体" w:cs="Times New Roman"/>
+                <w:b w:val="0"/>
+                <w:bCs/>
+                <w:i w:val="0"/>
+                <w:iCs w:val="0"/>
+                <w:color w:val="000000"/>
+                <w:kern w:val="0"/>
+                <w:sz w:val="18"/>
+                <w:szCs w:val="18"/>
+                <w:u w:val="none"/>
+                <w:lang w:val="en-US" w:eastAsia="zh-CN" w:bidi="ar"/>
+              </w:rPr>
+              <w:t>SLC34A2-ROS1</w:t>
+            </w:r>
+          </w:p>
+        </w:tc>
+        <w:tc>
+          <w:tcPr>
+            <w:tcW w:w="1591" w:type="pct"/>
+            <w:tcBorders>
+              <w:top w:val="single" w:color="000000" w:sz="4" w:space="0"/>
+              <w:left w:val="single" w:color="000000" w:sz="4" w:space="0"/>
+              <w:bottom w:val="single" w:color="000000" w:sz="4" w:space="0"/>
+              <w:right w:val="single" w:color="000000" w:sz="4" w:space="0"/>
+            </w:tcBorders>
+            <w:shd w:val="clear" w:color="auto" w:fill="FFFFFF"/>
+            <w:vAlign w:val="center"/>
+          </w:tcPr>
+          <w:p>
+            <w:pPr>
+              <w:keepNext w:val="0"/>
+              <w:keepLines w:val="0"/>
+              <w:widowControl/>
+              <w:suppressLineNumbers w:val="0"/>
+              <w:jc w:val="left"/>
+              <w:textAlignment w:val="center"/>
+              <w:rPr>
+                <w:rFonts w:hint="default" w:ascii="Times New Roman" w:hAnsi="Times New Roman" w:eastAsia="宋体" w:cs="Times New Roman"/>
+                <w:b w:val="0"/>
+                <w:bCs/>
+                <w:i w:val="0"/>
+                <w:iCs w:val="0"/>
+                <w:color w:val="000000"/>
+                <w:sz w:val="18"/>
+                <w:szCs w:val="18"/>
+                <w:u w:val="none"/>
+              </w:rPr>
+            </w:pPr>
+            <w:r>
+              <w:rPr>
+                <w:rFonts w:hint="default" w:ascii="Times New Roman" w:hAnsi="Times New Roman" w:eastAsia="宋体" w:cs="Times New Roman"/>
+                <w:b w:val="0"/>
+                <w:bCs/>
+                <w:i w:val="0"/>
+                <w:iCs w:val="0"/>
+                <w:color w:val="000000"/>
+                <w:kern w:val="0"/>
+                <w:sz w:val="18"/>
+                <w:szCs w:val="18"/>
+                <w:u w:val="none"/>
+                <w:lang w:val="en-US" w:eastAsia="zh-CN" w:bidi="ar"/>
+              </w:rPr>
+              <w:t>S4R32</w:t>
+            </w:r>
+          </w:p>
+        </w:tc>
+        <w:tc>
+          <w:tcPr>
+            <w:tcW w:w="630" w:type="pct"/>
+            <w:tcBorders>
+              <w:top w:val="single" w:color="000000" w:sz="4" w:space="0"/>
+              <w:left w:val="single" w:color="000000" w:sz="4" w:space="0"/>
+              <w:bottom w:val="single" w:color="000000" w:sz="4" w:space="0"/>
+              <w:right w:val="single" w:color="000000" w:sz="4" w:space="0"/>
+            </w:tcBorders>
+            <w:shd w:val="clear" w:color="auto" w:fill="FFFFFF"/>
+            <w:noWrap/>
+            <w:vAlign w:val="center"/>
+          </w:tcPr>
+          <w:p>
+            <w:pPr>
+              <w:keepNext w:val="0"/>
+              <w:keepLines w:val="0"/>
+              <w:widowControl/>
+              <w:suppressLineNumbers w:val="0"/>
+              <w:jc w:val="left"/>
+              <w:textAlignment w:val="center"/>
+              <w:rPr>
+                <w:rFonts w:hint="default" w:ascii="Times New Roman" w:hAnsi="Times New Roman" w:eastAsia="宋体" w:cs="Times New Roman"/>
+                <w:b w:val="0"/>
+                <w:bCs/>
+                <w:i w:val="0"/>
+                <w:iCs w:val="0"/>
+                <w:color w:val="000000"/>
+                <w:sz w:val="18"/>
+                <w:szCs w:val="18"/>
+                <w:u w:val="none"/>
+              </w:rPr>
+            </w:pPr>
+            <w:r>
+              <w:rPr>
+                <w:rFonts w:hint="default" w:ascii="Times New Roman" w:hAnsi="Times New Roman" w:eastAsia="宋体" w:cs="Times New Roman"/>
+                <w:b w:val="0"/>
+                <w:bCs/>
+                <w:i w:val="0"/>
+                <w:iCs w:val="0"/>
+                <w:color w:val="000000"/>
+                <w:kern w:val="0"/>
+                <w:sz w:val="18"/>
+                <w:szCs w:val="18"/>
+                <w:u w:val="none"/>
+                <w:lang w:val="en-US" w:eastAsia="zh-CN" w:bidi="ar"/>
+              </w:rPr>
+              <w:t>/</w:t>
+            </w:r>
+          </w:p>
+        </w:tc>
+      </w:tr>
+      <w:tr>
+        <w:tblPrEx>
+          <w:tblBorders>
+            <w:top w:val="none" w:color="auto" w:sz="0" w:space="0"/>
+            <w:left w:val="none" w:color="auto" w:sz="0" w:space="0"/>
+            <w:bottom w:val="none" w:color="auto" w:sz="0" w:space="0"/>
+            <w:right w:val="none" w:color="auto" w:sz="0" w:space="0"/>
+            <w:insideH w:val="none" w:color="auto" w:sz="0" w:space="0"/>
+            <w:insideV w:val="none" w:color="auto" w:sz="0" w:space="0"/>
+          </w:tblBorders>
+          <w:shd w:val="clear" w:color="auto" w:fill="auto"/>
           <w:tblCellMar>
             <w:top w:w="0" w:type="dxa"/>
             <w:left w:w="108" w:type="dxa"/>
